--- a/simulation/paper/split/03_tables.docx
+++ b/simulation/paper/split/03_tables.docx
@@ -2503,7 +2503,7 @@
                 <w:b w:val="0"/>
                 <w:sz w:val="22"/>
               </w:rPr>
-              <w:t>Sapouna 2010 worst case</w:t>
+              <w:t>Conservative cross-cultural worst case</w:t>
             </w:r>
           </w:p>
         </w:tc>
@@ -2580,7 +2580,7 @@
                 <w:b w:val="0"/>
                 <w:sz w:val="22"/>
               </w:rPr>
-              <w:t>Nielsen 2017 expected</w:t>
+              <w:t>Nielsen, Glasø, &amp; Einarsen 2017 expected</w:t>
             </w:r>
           </w:p>
         </w:tc>

--- a/simulation/paper/split/03_tables.docx
+++ b/simulation/paper/split/03_tables.docx
@@ -13,7 +13,7 @@
           <w:b/>
           <w:sz w:val="24"/>
         </w:rPr>
-        <w:t>Personality Interventions Don't Work; Structural Ones Do: Counterfactual Evidence from a HEXACO 7-Typology Workplace Harassment Microsimulation in Japan</w:t>
+        <w:t>Person-Level versus System-Level Anti-Harassment Interventions: HEXACO 7-Typology Evidence That Structure Dominates Personality in Japanese Workplaces</w:t>
       </w:r>
     </w:p>
     <w:p>
@@ -58,7 +58,7 @@
           <w:rFonts w:ascii="Times New Roman" w:hAnsi="Times New Roman" w:eastAsia="Times New Roman"/>
           <w:sz w:val="24"/>
         </w:rPr>
-        <w:t>*Note*. Predicted values are computed via 14-cell HEXACO 7-typology × gender propensity weighted by MHLW Labor Force Survey 2022 marginals. Bootstrap 95% CIs use B = 10,000 cell-stratified resamples (Methods Clarification m3). Tier classification per pre-registered four-tier hierarchy (v2.0 Section 5.4).</w:t>
+        <w:t>*Note*. Predicted values are computed via 14-cell HEXACO 7-typology × gender propensity weighted by Statistics Bureau (MIC) Labor Force Survey 2022 marginals. Bootstrap 95% CIs use B = 10,000 cell-stratified resamples (Methods Clarification m3). Tier classification per pre-registered four-tier hierarchy (v2.0 Section 5.4).</w:t>
       </w:r>
     </w:p>
     <w:tbl>
@@ -437,7 +437,7 @@
                 <w:b w:val="0"/>
                 <w:sz w:val="22"/>
               </w:rPr>
-              <w:t>Strict SUCCESS</w:t>
+              <w:t>Standard SUCCESS</w:t>
             </w:r>
           </w:p>
         </w:tc>
@@ -1726,7 +1726,7 @@
                 <w:b w:val="0"/>
                 <w:sz w:val="22"/>
               </w:rPr>
-              <w:t>[0.0, 0.0]</w:t>
+              <w:t>[0.00, 0.00]</w:t>
             </w:r>
           </w:p>
         </w:tc>
@@ -1773,7 +1773,7 @@
                 <w:b w:val="0"/>
                 <w:sz w:val="22"/>
               </w:rPr>
-              <w:t>45.35%</w:t>
+              <w:t>46.02%</w:t>
             </w:r>
           </w:p>
         </w:tc>
@@ -1788,7 +1788,7 @@
                 <w:b w:val="0"/>
                 <w:sz w:val="22"/>
               </w:rPr>
-              <w:t>[45.4, 45.4]</w:t>
+              <w:t>[46.02, 46.02]</w:t>
             </w:r>
           </w:p>
         </w:tc>
@@ -1835,7 +1835,7 @@
                 <w:b w:val="0"/>
                 <w:sz w:val="22"/>
               </w:rPr>
-              <w:t>44.24%</w:t>
+              <w:t>43.98%</w:t>
             </w:r>
           </w:p>
         </w:tc>
@@ -1850,7 +1850,7 @@
                 <w:b w:val="0"/>
                 <w:sz w:val="22"/>
               </w:rPr>
-              <w:t>[40.6, 47.7]</w:t>
+              <w:t>[40.33, 47.35]</w:t>
             </w:r>
           </w:p>
         </w:tc>
@@ -1897,7 +1897,7 @@
                 <w:b w:val="0"/>
                 <w:sz w:val="22"/>
               </w:rPr>
-              <w:t>45.51%</w:t>
+              <w:t>46.34%</w:t>
             </w:r>
           </w:p>
         </w:tc>
@@ -1912,7 +1912,7 @@
                 <w:b w:val="0"/>
                 <w:sz w:val="22"/>
               </w:rPr>
-              <w:t>[45.5, 45.5]</w:t>
+              <w:t>[46.34, 46.34]</w:t>
             </w:r>
           </w:p>
         </w:tc>
@@ -1959,7 +1959,7 @@
                 <w:b w:val="0"/>
                 <w:sz w:val="22"/>
               </w:rPr>
-              <w:t>46.30%</w:t>
+              <w:t>47.04%</w:t>
             </w:r>
           </w:p>
         </w:tc>
@@ -1974,7 +1974,7 @@
                 <w:b w:val="0"/>
                 <w:sz w:val="22"/>
               </w:rPr>
-              <w:t>[44.2, 48.5]</w:t>
+              <w:t>[45.02, 49.05]</w:t>
             </w:r>
           </w:p>
         </w:tc>
@@ -2008,7 +2008,7 @@
           <w:rFonts w:ascii="Times New Roman" w:hAnsi="Times New Roman" w:eastAsia="Times New Roman"/>
           <w:sz w:val="24"/>
         </w:rPr>
-        <w:t>*Note*. Counterfactual operationalization per pre-registered v2.0 Section 5.7. Positive ΔP indicates *reduction* in prevalence (sign convention). Bootstrap CIs use B = 2,000 cell-stratified resamples. The H7 IUT (Berger &amp; Hsu, 1996) computes one-sided 95% lower bounds L_BA and L_BC; classification: REVERSAL = L_BC &lt; 0 AND L_BA ≥ 0.</w:t>
+        <w:t>*Note*. Counterfactual operationalization per pre-registered v2.0 Section 5.7. Positive ΔP indicates *reduction* in prevalence (sign convention). Bootstrap CIs use B = 2,000 cell-stratified resamples. The H7 IUT (Berger &amp; Hsu, 1996) computes one-sided 95% lower bounds L_BA and L_BC. Classification follows the m7 priority cascade implemented in `code/stage7_counterfactual.py:h7_iut`: REVERSAL (priority 1) is triggered when point ΔP_B &lt; ΔP_A OR point ΔP_B &lt; ΔP_C; CONFIRMED requires L_BA &gt; 0 AND L_BC &gt; 0; PARTIAL requires exactly one of L_BA, L_BC &gt; 0; AMBIGUOUS otherwise.</w:t>
       </w:r>
     </w:p>
     <w:tbl>
@@ -2157,7 +2157,7 @@
                 <w:b w:val="0"/>
                 <w:sz w:val="22"/>
               </w:rPr>
-              <w:t>[−0.0199, +0.0054]</w:t>
+              <w:t>[−0.0207, +0.0062]</w:t>
             </w:r>
           </w:p>
         </w:tc>
@@ -2189,7 +2189,7 @@
                 <w:b w:val="0"/>
                 <w:sz w:val="22"/>
               </w:rPr>
-              <w:t>B (cluster reassignment)</w:t>
+              <w:t>B (targeted HH+ on low-prev clusters)</w:t>
             </w:r>
           </w:p>
         </w:tc>
@@ -2204,7 +2204,7 @@
                 <w:b w:val="0"/>
                 <w:sz w:val="22"/>
               </w:rPr>
-              <w:t>do(cluster ∈ {0, 4, 6})</w:t>
+              <w:t>do(HH := HH + 0.40σ_HH) for individuals whose baseline cluster ∈ {0, 4, 6}</w:t>
             </w:r>
           </w:p>
         </w:tc>
@@ -2219,7 +2219,7 @@
                 <w:b w:val="0"/>
                 <w:sz w:val="22"/>
               </w:rPr>
-              <w:t>−0.0058</w:t>
+              <w:t>−0.0059</w:t>
             </w:r>
           </w:p>
         </w:tc>
@@ -2234,7 +2234,7 @@
                 <w:b w:val="0"/>
                 <w:sz w:val="22"/>
               </w:rPr>
-              <w:t>[−0.0199, +0.0056]</w:t>
+              <w:t>[−0.0207, +0.0066]</w:t>
             </w:r>
           </w:p>
         </w:tc>
@@ -2296,7 +2296,7 @@
                 <w:b w:val="0"/>
                 <w:sz w:val="22"/>
               </w:rPr>
-              <w:t>+0.0354</w:t>
+              <w:t>+0.0349</w:t>
             </w:r>
           </w:p>
         </w:tc>
@@ -2311,7 +2311,7 @@
                 <w:b w:val="0"/>
                 <w:sz w:val="22"/>
               </w:rPr>
-              <w:t>[+0.0266, +0.0445]</w:t>
+              <w:t>[+0.0264, +0.0435]</w:t>
             </w:r>
           </w:p>
         </w:tc>
@@ -2346,7 +2346,7 @@
           <w:rFonts w:ascii="Times New Roman" w:hAnsi="Times New Roman" w:eastAsia="Times New Roman"/>
           <w:sz w:val="24"/>
         </w:rPr>
-        <w:t>**H7 IUT:** L_BA = 0.0003, L_BC = −0.0413 → **REVERSAL**</w:t>
+        <w:t>**H7 IUT:** L_BA = −0.0011, L_BC = −0.0544; point ΔP_B &lt; point ΔP_C triggers m7 priority-1 → **REVERSAL**</w:t>
       </w:r>
     </w:p>
     <w:p>
@@ -2358,7 +2358,7 @@
           <w:rFonts w:ascii="Times New Roman" w:hAnsi="Times New Roman" w:eastAsia="Times New Roman"/>
           <w:sz w:val="24"/>
         </w:rPr>
-        <w:t>**Positivity diagnostic (Methods Clarification m5):** Counterfactual A and C trivially preserve positivity. Counterfactual B's flagged-weight share = 45.8%; m5 downgrade rule triggered. We interpret B's null finding as exploratory rather than confirmatory.</w:t>
+        <w:t>**Positivity diagnostic (Methods Clarification m5):** Counterfactual A and C trivially preserve positivity. Counterfactual B's flagged-weight share = 44.5%; m5 downgrade rule triggered. We interpret B's null finding as exploratory rather than confirmatory.</w:t>
       </w:r>
     </w:p>
     <w:p>
@@ -2533,7 +2533,7 @@
                 <w:b w:val="0"/>
                 <w:sz w:val="22"/>
               </w:rPr>
-              <w:t>+0.0106</w:t>
+              <w:t>+0.0105</w:t>
             </w:r>
           </w:p>
         </w:tc>
@@ -2595,7 +2595,7 @@
                 <w:b w:val="0"/>
                 <w:sz w:val="22"/>
               </w:rPr>
-              <w:t>−0.0030</w:t>
+              <w:t>−0.0031</w:t>
             </w:r>
           </w:p>
         </w:tc>
@@ -2610,7 +2610,7 @@
                 <w:b w:val="0"/>
                 <w:sz w:val="22"/>
               </w:rPr>
-              <w:t>+0.0177</w:t>
+              <w:t>+0.0174</w:t>
             </w:r>
           </w:p>
         </w:tc>
@@ -2672,7 +2672,7 @@
                 <w:b w:val="0"/>
                 <w:sz w:val="22"/>
               </w:rPr>
-              <w:t>−0.0042</w:t>
+              <w:t>−0.0043</w:t>
             </w:r>
           </w:p>
         </w:tc>
@@ -2687,7 +2687,7 @@
                 <w:b w:val="0"/>
                 <w:sz w:val="22"/>
               </w:rPr>
-              <w:t>+0.0248</w:t>
+              <w:t>+0.0244</w:t>
             </w:r>
           </w:p>
         </w:tc>
@@ -2764,7 +2764,7 @@
                 <w:b w:val="0"/>
                 <w:sz w:val="22"/>
               </w:rPr>
-              <w:t>+0.0354</w:t>
+              <w:t>+0.0349</w:t>
             </w:r>
           </w:p>
         </w:tc>
@@ -3117,7 +3117,7 @@
                 <w:b w:val="0"/>
                 <w:sz w:val="22"/>
               </w:rPr>
-              <w:t>All 14 cells resolved at BCa</w:t>
+              <w:t>13/14 cells resolved at BCa; 1 (X=0) at Clopper-Pearson per M4 cascade</w:t>
             </w:r>
           </w:p>
         </w:tc>
@@ -3179,7 +3179,7 @@
                 <w:b w:val="0"/>
                 <w:sz w:val="22"/>
               </w:rPr>
-              <w:t>14-cell vs 28-cell stable</w:t>
+              <w:t>Spearman ρ(female, male) = 0.87 across 7 clusters (p = 0.01); 14-cell vs 28-cell stable</w:t>
             </w:r>
           </w:p>
         </w:tc>
@@ -3241,7 +3241,7 @@
                 <w:b w:val="0"/>
                 <w:sz w:val="22"/>
               </w:rPr>
-              <w:t>Spearman ρ &gt; 0.80</w:t>
+              <w:t>Spearman ρ = 0.04 (7-cluster) / 0.14 (14-cell), both p &gt; 0.6</w:t>
             </w:r>
           </w:p>
         </w:tc>
@@ -3256,7 +3256,7 @@
                 <w:b w:val="0"/>
                 <w:sz w:val="22"/>
               </w:rPr>
-              <w:t>CONFIRMED</w:t>
+              <w:t>REJECTED</w:t>
             </w:r>
           </w:p>
         </w:tc>

--- a/simulation/paper/split/03_tables.docx
+++ b/simulation/paper/split/03_tables.docx
@@ -3342,6 +3342,7 @@
       </w:r>
     </w:p>
     <w:sectPr>
+      <w:headerReference w:type="default" r:id="rId9"/>
       <w:pgSz w:w="12240" w:h="15840"/>
       <w:pgMar w:top="1440" w:right="1440" w:bottom="1440" w:left="1440" w:header="720" w:footer="720" w:gutter="0"/>
       <w:cols w:space="720"/>
@@ -3349,6 +3350,45 @@
     </w:sectPr>
   </w:body>
 </w:document>
+</file>
+
+<file path=word/header1.xml><?xml version="1.0" encoding="utf-8"?>
+<w:hdr xmlns:m="http://schemas.openxmlformats.org/officeDocument/2006/math" xmlns:mc="http://schemas.openxmlformats.org/markup-compatibility/2006" xmlns:mo="http://schemas.microsoft.com/office/mac/office/2008/main" xmlns:mv="urn:schemas-microsoft-com:mac:vml" xmlns:o="urn:schemas-microsoft-com:office:office" xmlns:r="http://schemas.openxmlformats.org/officeDocument/2006/relationships" xmlns:v="urn:schemas-microsoft-com:vml" xmlns:w10="urn:schemas-microsoft-com:office:word" xmlns:w14="http://schemas.microsoft.com/office/word/2010/wordml" xmlns:w="http://schemas.openxmlformats.org/wordprocessingml/2006/main" xmlns:wne="http://schemas.microsoft.com/office/word/2006/wordml" xmlns:wp14="http://schemas.microsoft.com/office/word/2010/wordprocessingDrawing" xmlns:wp="http://schemas.openxmlformats.org/drawingml/2006/wordprocessingDrawing" xmlns:wpc="http://schemas.microsoft.com/office/word/2010/wordprocessingCanvas" xmlns:wpg="http://schemas.microsoft.com/office/word/2010/wordprocessingGroup" xmlns:wpi="http://schemas.microsoft.com/office/word/2010/wordprocessingInk" xmlns:wps="http://schemas.microsoft.com/office/word/2010/wordprocessingShape" mc:Ignorable="w14 wp14">
+  <w:p>
+    <w:pPr>
+      <w:pStyle w:val="Header"/>
+      <w:tabs>
+        <w:tab w:pos="9360" w:val="right"/>
+      </w:tabs>
+      <w:jc w:val="left"/>
+    </w:pPr>
+    <w:r>
+      <w:rPr>
+        <w:rFonts w:ascii="Times New Roman" w:hAnsi="Times New Roman" w:eastAsia="Times New Roman"/>
+        <w:b w:val="0"/>
+        <w:sz w:val="24"/>
+      </w:rPr>
+      <w:t>STRUCTURE DOMINATES PERSONALITY</w:t>
+    </w:r>
+    <w:r>
+      <w:rPr>
+        <w:rFonts w:ascii="Times New Roman" w:hAnsi="Times New Roman" w:eastAsia="Times New Roman"/>
+        <w:sz w:val="24"/>
+      </w:rPr>
+      <w:tab/>
+    </w:r>
+    <w:r>
+      <w:rPr>
+        <w:rFonts w:ascii="Times New Roman" w:hAnsi="Times New Roman" w:eastAsia="Times New Roman"/>
+        <w:sz w:val="24"/>
+      </w:rPr>
+      <w:fldChar w:fldCharType="begin"/>
+      <w:instrText>PAGE</w:instrText>
+      <w:fldChar w:fldCharType="separate"/>
+      <w:fldChar w:fldCharType="end"/>
+    </w:r>
+  </w:p>
+</w:hdr>
 </file>
 
 <file path=word/numbering.xml><?xml version="1.0" encoding="utf-8"?>

--- a/simulation/paper/split/03_tables.docx
+++ b/simulation/paper/split/03_tables.docx
@@ -2580,7 +2580,7 @@
                 <w:b w:val="0"/>
                 <w:sz w:val="22"/>
               </w:rPr>
-              <w:t>Nielsen, Glasø, &amp; Einarsen 2017 expected</w:t>
+              <w:t>Nielsen et al., 2017 expected</w:t>
             </w:r>
           </w:p>
         </w:tc>

--- a/simulation/paper/split/03_tables.docx
+++ b/simulation/paper/split/03_tables.docx
@@ -56,9 +56,17 @@
       <w:r>
         <w:rPr>
           <w:rFonts w:ascii="Times New Roman" w:hAnsi="Times New Roman" w:eastAsia="Times New Roman"/>
+          <w:i/>
           <w:sz w:val="24"/>
         </w:rPr>
-        <w:t>*Note*. Predicted values are computed via 14-cell HEXACO 7-typology × gender propensity weighted by Statistics Bureau (MIC) Labor Force Survey 2022 marginals. Bootstrap 95% CIs use B = 10,000 cell-stratified resamples (Methods Clarification m3). Tier classification per pre-registered four-tier hierarchy (v2.0 Section 5.4).</w:t>
+        <w:t>Note</w:t>
+      </w:r>
+      <w:r>
+        <w:rPr>
+          <w:rFonts w:ascii="Times New Roman" w:hAnsi="Times New Roman" w:eastAsia="Times New Roman"/>
+          <w:sz w:val="24"/>
+        </w:rPr>
+        <w:t>. Predicted values are computed via 14-cell HEXACO 7-typology × gender propensity weighted by Statistics Bureau (MIC) Labor Force Survey 2022 marginals. Bootstrap 95% CIs use B = 10,000 cell-stratified resamples (Methods Clarification m3). Tier classification per pre-registered four-tier hierarchy (v2.0 Section 5.4).</w:t>
       </w:r>
     </w:p>
     <w:tbl>
@@ -469,9 +477,17 @@
       <w:r>
         <w:rPr>
           <w:rFonts w:ascii="Times New Roman" w:hAnsi="Times New Roman" w:eastAsia="Times New Roman"/>
+          <w:i/>
           <w:sz w:val="24"/>
         </w:rPr>
-        <w:t>*Note*. Each row varies the indicated parameter family while holding remaining parameters at the v2.0 main configuration. B = 2,000 percentile CIs reported on FY2016 MAPE.</w:t>
+        <w:t>Note</w:t>
+      </w:r>
+      <w:r>
+        <w:rPr>
+          <w:rFonts w:ascii="Times New Roman" w:hAnsi="Times New Roman" w:eastAsia="Times New Roman"/>
+          <w:sz w:val="24"/>
+        </w:rPr>
+        <w:t>. Each row varies the indicated parameter family while holding remaining parameters at the v2.0 main configuration. B = 2,000 percentile CIs reported on FY2016 MAPE.</w:t>
       </w:r>
     </w:p>
     <w:tbl>
@@ -1591,9 +1607,47 @@
       <w:r>
         <w:rPr>
           <w:rFonts w:ascii="Times New Roman" w:hAnsi="Times New Roman" w:eastAsia="Times New Roman"/>
+          <w:i/>
           <w:sz w:val="24"/>
         </w:rPr>
-        <w:t>*Note*. B0 trivially attains MAPE = 0 by construction (its prediction equals MHLW grand mean). H2 was tested via Bonferroni-Holm-corrected pairwise inequalities at one-sided α = 0.05 and Page's L (1963) ordinal trend test as auxiliary. **0 of 4 pairs were confirmed**; Page's L statistic *p* = 0.9757. H2 decision: ambiguous_or_reversed.</w:t>
+        <w:t>Note</w:t>
+      </w:r>
+      <w:r>
+        <w:rPr>
+          <w:rFonts w:ascii="Times New Roman" w:hAnsi="Times New Roman" w:eastAsia="Times New Roman"/>
+          <w:sz w:val="24"/>
+        </w:rPr>
+        <w:t xml:space="preserve">. B0 trivially attains MAPE = 0 by construction (its prediction equals MHLW grand mean). H2 was tested via Bonferroni-Holm-corrected pairwise inequalities at one-sided α = 0.05 and Page's L (1963) ordinal trend test as auxiliary. </w:t>
+      </w:r>
+      <w:r>
+        <w:rPr>
+          <w:rFonts w:ascii="Times New Roman" w:hAnsi="Times New Roman" w:eastAsia="Times New Roman"/>
+          <w:b/>
+          <w:sz w:val="24"/>
+        </w:rPr>
+        <w:t>0 of 4 pairs were confirmed</w:t>
+      </w:r>
+      <w:r>
+        <w:rPr>
+          <w:rFonts w:ascii="Times New Roman" w:hAnsi="Times New Roman" w:eastAsia="Times New Roman"/>
+          <w:sz w:val="24"/>
+        </w:rPr>
+        <w:t xml:space="preserve">; Page's L statistic </w:t>
+      </w:r>
+      <w:r>
+        <w:rPr>
+          <w:rFonts w:ascii="Times New Roman" w:hAnsi="Times New Roman" w:eastAsia="Times New Roman"/>
+          <w:i/>
+          <w:sz w:val="24"/>
+        </w:rPr>
+        <w:t>p</w:t>
+      </w:r>
+      <w:r>
+        <w:rPr>
+          <w:rFonts w:ascii="Times New Roman" w:hAnsi="Times New Roman" w:eastAsia="Times New Roman"/>
+          <w:sz w:val="24"/>
+        </w:rPr>
+        <w:t xml:space="preserve"> = 0.9757. H2 decision: ambiguous_or_reversed.</w:t>
       </w:r>
     </w:p>
     <w:tbl>
@@ -2006,9 +2060,46 @@
       <w:r>
         <w:rPr>
           <w:rFonts w:ascii="Times New Roman" w:hAnsi="Times New Roman" w:eastAsia="Times New Roman"/>
+          <w:i/>
           <w:sz w:val="24"/>
         </w:rPr>
-        <w:t>*Note*. Counterfactual operationalization per pre-registered v2.0 Section 5.7. Positive ΔP indicates *reduction* in prevalence (sign convention). Bootstrap CIs use B = 2,000 cell-stratified resamples. The H7 IUT (Berger &amp; Hsu, 1996) computes one-sided 95% lower bounds L_BA and L_BC. Classification follows the m7 priority cascade implemented in `code/stage7_counterfactual.py:h7_iut`: REVERSAL (priority 1) is triggered when point ΔP_B &lt; ΔP_A OR point ΔP_B &lt; ΔP_C; CONFIRMED requires L_BA &gt; 0 AND L_BC &gt; 0; PARTIAL requires exactly one of L_BA, L_BC &gt; 0; AMBIGUOUS otherwise.</w:t>
+        <w:t>Note</w:t>
+      </w:r>
+      <w:r>
+        <w:rPr>
+          <w:rFonts w:ascii="Times New Roman" w:hAnsi="Times New Roman" w:eastAsia="Times New Roman"/>
+          <w:sz w:val="24"/>
+        </w:rPr>
+        <w:t xml:space="preserve">. Counterfactual operationalization per pre-registered v2.0 Section 5.7. Positive ΔP indicates </w:t>
+      </w:r>
+      <w:r>
+        <w:rPr>
+          <w:rFonts w:ascii="Times New Roman" w:hAnsi="Times New Roman" w:eastAsia="Times New Roman"/>
+          <w:i/>
+          <w:sz w:val="24"/>
+        </w:rPr>
+        <w:t>reduction</w:t>
+      </w:r>
+      <w:r>
+        <w:rPr>
+          <w:rFonts w:ascii="Times New Roman" w:hAnsi="Times New Roman" w:eastAsia="Times New Roman"/>
+          <w:sz w:val="24"/>
+        </w:rPr>
+        <w:t xml:space="preserve"> in prevalence (sign convention). Bootstrap CIs use B = 2,000 cell-stratified resamples. The H7 IUT (Berger &amp; Hsu, 1996) computes one-sided 95% lower bounds L_BA and L_BC. Classification follows the m7 priority cascade implemented in </w:t>
+      </w:r>
+      <w:r>
+        <w:rPr>
+          <w:rFonts w:ascii="Times New Roman" w:hAnsi="Times New Roman" w:eastAsia="Times New Roman"/>
+          <w:sz w:val="24"/>
+        </w:rPr>
+        <w:t>code/stage7_counterfactual.py:h7_iut</w:t>
+      </w:r>
+      <w:r>
+        <w:rPr>
+          <w:rFonts w:ascii="Times New Roman" w:hAnsi="Times New Roman" w:eastAsia="Times New Roman"/>
+          <w:sz w:val="24"/>
+        </w:rPr>
+        <w:t>: REVERSAL (priority 1) is triggered when point ΔP_B &lt; ΔP_A OR point ΔP_B &lt; ΔP_C; CONFIRMED requires L_BA &gt; 0 AND L_BC &gt; 0; PARTIAL requires exactly one of L_BA, L_BC &gt; 0; AMBIGUOUS otherwise.</w:t>
       </w:r>
     </w:p>
     <w:tbl>
@@ -2344,9 +2435,25 @@
       <w:r>
         <w:rPr>
           <w:rFonts w:ascii="Times New Roman" w:hAnsi="Times New Roman" w:eastAsia="Times New Roman"/>
+          <w:b/>
           <w:sz w:val="24"/>
         </w:rPr>
-        <w:t>**H7 IUT:** L_BA = −0.0011, L_BC = −0.0544; point ΔP_B &lt; point ΔP_C triggers m7 priority-1 → **REVERSAL**</w:t>
+        <w:t>H7 IUT:</w:t>
+      </w:r>
+      <w:r>
+        <w:rPr>
+          <w:rFonts w:ascii="Times New Roman" w:hAnsi="Times New Roman" w:eastAsia="Times New Roman"/>
+          <w:sz w:val="24"/>
+        </w:rPr>
+        <w:t xml:space="preserve"> L_BA = −0.0011, L_BC = −0.0544; point ΔP_B &lt; point ΔP_C triggers m7 priority-1 → </w:t>
+      </w:r>
+      <w:r>
+        <w:rPr>
+          <w:rFonts w:ascii="Times New Roman" w:hAnsi="Times New Roman" w:eastAsia="Times New Roman"/>
+          <w:b/>
+          <w:sz w:val="24"/>
+        </w:rPr>
+        <w:t>REVERSAL</w:t>
       </w:r>
     </w:p>
     <w:p>
@@ -2356,9 +2463,17 @@
       <w:r>
         <w:rPr>
           <w:rFonts w:ascii="Times New Roman" w:hAnsi="Times New Roman" w:eastAsia="Times New Roman"/>
+          <w:b/>
           <w:sz w:val="24"/>
         </w:rPr>
-        <w:t>**Positivity diagnostic (Methods Clarification m5):** Counterfactual A and C trivially preserve positivity. Counterfactual B's flagged-weight share = 44.5%; m5 downgrade rule triggered. We interpret B's null finding as exploratory rather than confirmatory.</w:t>
+        <w:t>Positivity diagnostic (Methods Clarification m5):</w:t>
+      </w:r>
+      <w:r>
+        <w:rPr>
+          <w:rFonts w:ascii="Times New Roman" w:hAnsi="Times New Roman" w:eastAsia="Times New Roman"/>
+          <w:sz w:val="24"/>
+        </w:rPr>
+        <w:t xml:space="preserve"> Counterfactual A and C trivially preserve positivity. Counterfactual B's flagged-weight share = 44.5%; m5 downgrade rule triggered. We interpret B's null finding as exploratory rather than confirmatory.</w:t>
       </w:r>
     </w:p>
     <w:p>
@@ -2382,9 +2497,17 @@
       <w:r>
         <w:rPr>
           <w:rFonts w:ascii="Times New Roman" w:hAnsi="Times New Roman" w:eastAsia="Times New Roman"/>
+          <w:i/>
           <w:sz w:val="24"/>
         </w:rPr>
-        <w:t>*Note*. Each row applies factor F multiplicatively to the bootstrap distribution of all three ΔP_x; H7 IUT is re-classified per attenuated factor.</w:t>
+        <w:t>Note</w:t>
+      </w:r>
+      <w:r>
+        <w:rPr>
+          <w:rFonts w:ascii="Times New Roman" w:hAnsi="Times New Roman" w:eastAsia="Times New Roman"/>
+          <w:sz w:val="24"/>
+        </w:rPr>
+        <w:t>. Each row applies factor F multiplicatively to the bootstrap distribution of all three ΔP_x; H7 IUT is re-classified per attenuated factor.</w:t>
       </w:r>
     </w:p>
     <w:tbl>
@@ -2811,9 +2934,17 @@
       <w:r>
         <w:rPr>
           <w:rFonts w:ascii="Times New Roman" w:hAnsi="Times New Roman" w:eastAsia="Times New Roman"/>
+          <w:i/>
           <w:sz w:val="24"/>
         </w:rPr>
-        <w:t>*Note*. Hypothesis classification per v2.0 pre-registration master Section 5.4 (H1) and Section 5.7 (H7).</w:t>
+        <w:t>Note</w:t>
+      </w:r>
+      <w:r>
+        <w:rPr>
+          <w:rFonts w:ascii="Times New Roman" w:hAnsi="Times New Roman" w:eastAsia="Times New Roman"/>
+          <w:sz w:val="24"/>
+        </w:rPr>
+        <w:t>. Hypothesis classification per v2.0 pre-registration master Section 5.4 (H1) and Section 5.7 (H7).</w:t>
       </w:r>
     </w:p>
     <w:tbl>
@@ -3338,7 +3469,35 @@
           <w:rFonts w:ascii="Times New Roman" w:hAnsi="Times New Roman" w:eastAsia="Times New Roman"/>
           <w:sz w:val="24"/>
         </w:rPr>
-        <w:t>All figures are saved at 300 DPI in PNG and PDF formats; vector versions (SVG) are also produced for journal submission. PNG embeds are used in `manuscript_preprint.docx` and `manuscript_journal.docx`; PDF/SVG accompany the journal submission as separate files (per RSOS Stage 2 RR submission requirements).</w:t>
+        <w:t xml:space="preserve">All figures are saved at 300 DPI in PNG and PDF formats; vector versions (SVG) are also produced for journal submission. PNG embeds are used in </w:t>
+      </w:r>
+      <w:r>
+        <w:rPr>
+          <w:rFonts w:ascii="Times New Roman" w:hAnsi="Times New Roman" w:eastAsia="Times New Roman"/>
+          <w:sz w:val="24"/>
+        </w:rPr>
+        <w:t>manuscript_preprint.docx</w:t>
+      </w:r>
+      <w:r>
+        <w:rPr>
+          <w:rFonts w:ascii="Times New Roman" w:hAnsi="Times New Roman" w:eastAsia="Times New Roman"/>
+          <w:sz w:val="24"/>
+        </w:rPr>
+        <w:t xml:space="preserve"> and </w:t>
+      </w:r>
+      <w:r>
+        <w:rPr>
+          <w:rFonts w:ascii="Times New Roman" w:hAnsi="Times New Roman" w:eastAsia="Times New Roman"/>
+          <w:sz w:val="24"/>
+        </w:rPr>
+        <w:t>manuscript_journal.docx</w:t>
+      </w:r>
+      <w:r>
+        <w:rPr>
+          <w:rFonts w:ascii="Times New Roman" w:hAnsi="Times New Roman" w:eastAsia="Times New Roman"/>
+          <w:sz w:val="24"/>
+        </w:rPr>
+        <w:t>; PDF/SVG accompany the journal submission as separate files (per RSOS Stage 2 RR submission requirements).</w:t>
       </w:r>
     </w:p>
     <w:sectPr>

--- a/simulation/paper/split/03_tables.docx
+++ b/simulation/paper/split/03_tables.docx
@@ -13,7 +13,7 @@
           <w:b/>
           <w:sz w:val="24"/>
         </w:rPr>
-        <w:t>Person-Level versus System-Level Anti-Harassment Interventions: HEXACO 7-Typology Evidence That Structure Dominates Personality in Japanese Workplaces</w:t>
+        <w:t>Person-Level versus System-Level Anti-Harassment Interventions: A HEXACO 7-Typology Counterfactual Microsimulation in Japanese Workplaces</w:t>
       </w:r>
     </w:p>
     <w:p>
@@ -3527,7 +3527,7 @@
         <w:b w:val="0"/>
         <w:sz w:val="24"/>
       </w:rPr>
-      <w:t>STRUCTURE DOMINATES PERSONALITY</w:t>
+      <w:t>HEXACO COUNTERFACTUAL MICROSIMULATION</w:t>
     </w:r>
     <w:r>
       <w:rPr>

--- a/simulation/paper/split/03_tables.docx
+++ b/simulation/paper/split/03_tables.docx
@@ -1647,7 +1647,7 @@
           <w:rFonts w:ascii="Times New Roman" w:hAnsi="Times New Roman" w:eastAsia="Times New Roman"/>
           <w:sz w:val="24"/>
         </w:rPr>
-        <w:t xml:space="preserve"> = 0.9757. H2 decision: ambiguous_or_reversed.</w:t>
+        <w:t xml:space="preserve"> = 0.9757. H2 decision: ambiguous_or_reversed. Baselines B0, B1, and B3 are deterministic functions of the realized cell counts under the cell-stratified bootstrap (their aggregation rules are closed-form given the cell partitions) and therefore yield zero-width bootstrap CIs by construction; B2 and B4 re-fit logistic-regression coefficients within each bootstrap replicate and accordingly show non-degenerate CIs.</w:t>
       </w:r>
     </w:p>
     <w:tbl>
@@ -1780,7 +1780,7 @@
                 <w:b w:val="0"/>
                 <w:sz w:val="22"/>
               </w:rPr>
-              <w:t>[0.00, 0.00]</w:t>
+              <w:t>[0.00, 0.00] (deterministic)</w:t>
             </w:r>
           </w:p>
         </w:tc>
@@ -1842,7 +1842,7 @@
                 <w:b w:val="0"/>
                 <w:sz w:val="22"/>
               </w:rPr>
-              <w:t>[46.02, 46.02]</w:t>
+              <w:t>[46.02, 46.02] (deterministic)</w:t>
             </w:r>
           </w:p>
         </w:tc>
@@ -1966,7 +1966,7 @@
                 <w:b w:val="0"/>
                 <w:sz w:val="22"/>
               </w:rPr>
-              <w:t>[46.34, 46.34]</w:t>
+              <w:t>[46.34, 46.34] (deterministic)</w:t>
             </w:r>
           </w:p>
         </w:tc>
@@ -3186,7 +3186,7 @@
                 <w:b w:val="0"/>
                 <w:sz w:val="22"/>
               </w:rPr>
-              <w:t>Verified in centroid study</w:t>
+              <w:t>Externally validated in Tokiwa (2026, IEEE Access) on the N=13,668 source sample; not separately re-tested in the present N=354 pipeline</w:t>
             </w:r>
           </w:p>
         </w:tc>
@@ -3201,7 +3201,7 @@
                 <w:b w:val="0"/>
                 <w:sz w:val="22"/>
               </w:rPr>
-              <w:t>CONFIRMED</w:t>
+              <w:t>EXTERNALLY CONFIRMED</w:t>
             </w:r>
           </w:p>
         </w:tc>
@@ -3310,7 +3310,7 @@
                 <w:b w:val="0"/>
                 <w:sz w:val="22"/>
               </w:rPr>
-              <w:t>Spearman ρ(female, male) = 0.87 across 7 clusters (p = 0.01); 14-cell vs 28-cell stable</w:t>
+              <w:t>Spearman ρ(female, male) = 0.87 across 7 clusters (p = 0.01). The 14-cell vs 28-cell sensitivity (28-cell adds × 2 roles, not a re-split of gender) is reported as a robustness check on role-stratification stability rather than as a re-test of gender invariance.</w:t>
             </w:r>
           </w:p>
         </w:tc>

--- a/simulation/paper/split/03_tables.docx
+++ b/simulation/paper/split/03_tables.docx
@@ -66,7 +66,7 @@
           <w:rFonts w:ascii="Times New Roman" w:hAnsi="Times New Roman" w:eastAsia="Times New Roman"/>
           <w:sz w:val="24"/>
         </w:rPr>
-        <w:t>. Predicted values are computed via 14-cell HEXACO 7-typology × gender propensity weighted by Statistics Bureau (MIC) Labor Force Survey 2022 marginals. Bootstrap 95% CIs use B = 10,000 cell-stratified resamples (Methods Clarification m3). Tier classification per pre-registered four-tier hierarchy (v2.0 Section 5.4).</w:t>
+        <w:t>. Predicted values are computed via 14-cell HEXACO 7-typology × gender propensity weighted by Statistics Bureau (MIC) Labour Force Survey 2022 marginals. Bootstrap 95% CIs use B = 10,000 cell-stratified resamples per the pre-registered headline-bootstrap rule. Tier classification follows the pre-registered four-tier hierarchy.</w:t>
       </w:r>
     </w:p>
     <w:tbl>
@@ -2070,7 +2070,7 @@
           <w:rFonts w:ascii="Times New Roman" w:hAnsi="Times New Roman" w:eastAsia="Times New Roman"/>
           <w:sz w:val="24"/>
         </w:rPr>
-        <w:t xml:space="preserve">. Counterfactual operationalization per pre-registered v2.0 Section 5.7. Positive ΔP indicates </w:t>
+        <w:t xml:space="preserve">. Counterfactual operationalization follows the pre-registered specification. Positive ΔP indicates </w:t>
       </w:r>
       <w:r>
         <w:rPr>
@@ -2085,21 +2085,7 @@
           <w:rFonts w:ascii="Times New Roman" w:hAnsi="Times New Roman" w:eastAsia="Times New Roman"/>
           <w:sz w:val="24"/>
         </w:rPr>
-        <w:t xml:space="preserve"> in prevalence (sign convention). Bootstrap CIs use B = 2,000 cell-stratified resamples. The H7 IUT (Berger &amp; Hsu, 1996) computes one-sided 95% lower bounds L_BA and L_BC. Classification follows the m7 priority cascade implemented in </w:t>
-      </w:r>
-      <w:r>
-        <w:rPr>
-          <w:rFonts w:ascii="Times New Roman" w:hAnsi="Times New Roman" w:eastAsia="Times New Roman"/>
-          <w:sz w:val="24"/>
-        </w:rPr>
-        <w:t>code/stage7_counterfactual.py:h7_iut</w:t>
-      </w:r>
-      <w:r>
-        <w:rPr>
-          <w:rFonts w:ascii="Times New Roman" w:hAnsi="Times New Roman" w:eastAsia="Times New Roman"/>
-          <w:sz w:val="24"/>
-        </w:rPr>
-        <w:t>: REVERSAL (priority 1) is triggered when point ΔP_B &lt; ΔP_A OR point ΔP_B &lt; ΔP_C; CONFIRMED requires L_BA &gt; 0 AND L_BC &gt; 0; PARTIAL requires exactly one of L_BA, L_BC &gt; 0; AMBIGUOUS otherwise.</w:t>
+        <w:t xml:space="preserve"> in prevalence (sign convention). Bootstrap CIs use B = 2,000 cell-stratified resamples. The H7 IUT (Berger &amp; Hsu, 1996) computes one-sided 95% lower bounds L_BA and L_BC. Classification follows the pre-registered priority cascade: REVERSAL (priority 1) is triggered when point ΔP_B &lt; ΔP_A OR point ΔP_B &lt; ΔP_C; CONFIRMED requires L_BA &gt; 0 AND L_BC &gt; 0; PARTIAL requires exactly one of L_BA, L_BC &gt; 0; AMBIGUOUS otherwise.</w:t>
       </w:r>
     </w:p>
     <w:tbl>
@@ -2445,7 +2431,7 @@
           <w:rFonts w:ascii="Times New Roman" w:hAnsi="Times New Roman" w:eastAsia="Times New Roman"/>
           <w:sz w:val="24"/>
         </w:rPr>
-        <w:t xml:space="preserve"> L_BA = −0.0011, L_BC = −0.0544; point ΔP_B &lt; point ΔP_C triggers m7 priority-1 → </w:t>
+        <w:t xml:space="preserve"> L_BA = −0.0011, L_BC = −0.0544; point ΔP_B &lt; point ΔP_C triggers the pre-registered priority-1 condition → </w:t>
       </w:r>
       <w:r>
         <w:rPr>
@@ -2466,14 +2452,14 @@
           <w:b/>
           <w:sz w:val="24"/>
         </w:rPr>
-        <w:t>Positivity diagnostic (Methods Clarification m5):</w:t>
+        <w:t>Positivity diagnostic (per the pre-registered positivity rule):</w:t>
       </w:r>
       <w:r>
         <w:rPr>
           <w:rFonts w:ascii="Times New Roman" w:hAnsi="Times New Roman" w:eastAsia="Times New Roman"/>
           <w:sz w:val="24"/>
         </w:rPr>
-        <w:t xml:space="preserve"> Counterfactual A and C trivially preserve positivity. Counterfactual B's flagged-weight share = 44.5%; m5 downgrade rule triggered. We interpret B's null finding as exploratory rather than confirmatory.</w:t>
+        <w:t xml:space="preserve"> Counterfactual A and C trivially preserve positivity. Counterfactual B's flagged-weight share = 44.5%; the pre-registered downgrade rule is triggered. We interpret B's null finding as exploratory rather than confirmatory.</w:t>
       </w:r>
     </w:p>
     <w:p>
@@ -2944,7 +2930,7 @@
           <w:rFonts w:ascii="Times New Roman" w:hAnsi="Times New Roman" w:eastAsia="Times New Roman"/>
           <w:sz w:val="24"/>
         </w:rPr>
-        <w:t>. Hypothesis classification per v2.0 pre-registration master Section 5.4 (H1) and Section 5.7 (H7).</w:t>
+        <w:t>. Hypothesis classification follows the pre-registered specification (the four-tier hierarchy for H1 and the IUT priority cascade for H7).</w:t>
       </w:r>
     </w:p>
     <w:tbl>
@@ -3186,7 +3172,7 @@
                 <w:b w:val="0"/>
                 <w:sz w:val="22"/>
               </w:rPr>
-              <w:t>Externally validated in Tokiwa (2026, IEEE Access) on the N=13,668 source sample; not separately re-tested in the present N=354 pipeline</w:t>
+              <w:t>Externally validated in Tokiwa (2026) on the N=13,668 source sample; not separately re-tested in the present N=354 pipeline</w:t>
             </w:r>
           </w:p>
         </w:tc>
@@ -3248,7 +3234,7 @@
                 <w:b w:val="0"/>
                 <w:sz w:val="22"/>
               </w:rPr>
-              <w:t>13/14 cells resolved at BCa; 1 (X=0) at Clopper-Pearson per M4 cascade</w:t>
+              <w:t>13/14 cells resolved at BCa; 1 (X=0) at Clopper-Pearson per the pre-registered cascade</w:t>
             </w:r>
           </w:p>
         </w:tc>

--- a/simulation/paper/split/03_tables.docx
+++ b/simulation/paper/split/03_tables.docx
@@ -86,8 +86,19 @@
         <w:tc>
           <w:tcPr>
             <w:tcW w:type="dxa" w:w="1560"/>
+            <w:tcBorders>
+              <w:top w:val="single" w:sz="4" w:space="0" w:color="000000"/>
+              <w:left w:val="nil" w:sz="4" w:space="0" w:color="000000"/>
+              <w:bottom w:val="single" w:sz="4" w:space="0" w:color="000000"/>
+              <w:right w:val="nil" w:sz="4" w:space="0" w:color="000000"/>
+              <w:insideH w:val="nil" w:sz="4" w:space="0" w:color="000000"/>
+              <w:insideV w:val="nil" w:sz="4" w:space="0" w:color="000000"/>
+            </w:tcBorders>
           </w:tcPr>
           <w:p>
+            <w:pPr>
+              <w:jc w:val="center"/>
+            </w:pPr>
             <w:r>
               <w:rPr>
                 <w:rFonts w:ascii="Times New Roman" w:hAnsi="Times New Roman" w:eastAsia="Times New Roman"/>
@@ -101,8 +112,19 @@
         <w:tc>
           <w:tcPr>
             <w:tcW w:type="dxa" w:w="1560"/>
+            <w:tcBorders>
+              <w:top w:val="single" w:sz="4" w:space="0" w:color="000000"/>
+              <w:left w:val="nil" w:sz="4" w:space="0" w:color="000000"/>
+              <w:bottom w:val="single" w:sz="4" w:space="0" w:color="000000"/>
+              <w:right w:val="nil" w:sz="4" w:space="0" w:color="000000"/>
+              <w:insideH w:val="nil" w:sz="4" w:space="0" w:color="000000"/>
+              <w:insideV w:val="nil" w:sz="4" w:space="0" w:color="000000"/>
+            </w:tcBorders>
           </w:tcPr>
           <w:p>
+            <w:pPr>
+              <w:jc w:val="center"/>
+            </w:pPr>
             <w:r>
               <w:rPr>
                 <w:rFonts w:ascii="Times New Roman" w:hAnsi="Times New Roman" w:eastAsia="Times New Roman"/>
@@ -116,8 +138,19 @@
         <w:tc>
           <w:tcPr>
             <w:tcW w:type="dxa" w:w="1560"/>
+            <w:tcBorders>
+              <w:top w:val="single" w:sz="4" w:space="0" w:color="000000"/>
+              <w:left w:val="nil" w:sz="4" w:space="0" w:color="000000"/>
+              <w:bottom w:val="single" w:sz="4" w:space="0" w:color="000000"/>
+              <w:right w:val="nil" w:sz="4" w:space="0" w:color="000000"/>
+              <w:insideH w:val="nil" w:sz="4" w:space="0" w:color="000000"/>
+              <w:insideV w:val="nil" w:sz="4" w:space="0" w:color="000000"/>
+            </w:tcBorders>
           </w:tcPr>
           <w:p>
+            <w:pPr>
+              <w:jc w:val="center"/>
+            </w:pPr>
             <w:r>
               <w:rPr>
                 <w:rFonts w:ascii="Times New Roman" w:hAnsi="Times New Roman" w:eastAsia="Times New Roman"/>
@@ -131,8 +164,19 @@
         <w:tc>
           <w:tcPr>
             <w:tcW w:type="dxa" w:w="1560"/>
+            <w:tcBorders>
+              <w:top w:val="single" w:sz="4" w:space="0" w:color="000000"/>
+              <w:left w:val="nil" w:sz="4" w:space="0" w:color="000000"/>
+              <w:bottom w:val="single" w:sz="4" w:space="0" w:color="000000"/>
+              <w:right w:val="nil" w:sz="4" w:space="0" w:color="000000"/>
+              <w:insideH w:val="nil" w:sz="4" w:space="0" w:color="000000"/>
+              <w:insideV w:val="nil" w:sz="4" w:space="0" w:color="000000"/>
+            </w:tcBorders>
           </w:tcPr>
           <w:p>
+            <w:pPr>
+              <w:jc w:val="center"/>
+            </w:pPr>
             <w:r>
               <w:rPr>
                 <w:rFonts w:ascii="Times New Roman" w:hAnsi="Times New Roman" w:eastAsia="Times New Roman"/>
@@ -146,8 +190,19 @@
         <w:tc>
           <w:tcPr>
             <w:tcW w:type="dxa" w:w="1560"/>
+            <w:tcBorders>
+              <w:top w:val="single" w:sz="4" w:space="0" w:color="000000"/>
+              <w:left w:val="nil" w:sz="4" w:space="0" w:color="000000"/>
+              <w:bottom w:val="single" w:sz="4" w:space="0" w:color="000000"/>
+              <w:right w:val="nil" w:sz="4" w:space="0" w:color="000000"/>
+              <w:insideH w:val="nil" w:sz="4" w:space="0" w:color="000000"/>
+              <w:insideV w:val="nil" w:sz="4" w:space="0" w:color="000000"/>
+            </w:tcBorders>
           </w:tcPr>
           <w:p>
+            <w:pPr>
+              <w:jc w:val="center"/>
+            </w:pPr>
             <w:r>
               <w:rPr>
                 <w:rFonts w:ascii="Times New Roman" w:hAnsi="Times New Roman" w:eastAsia="Times New Roman"/>
@@ -161,8 +216,19 @@
         <w:tc>
           <w:tcPr>
             <w:tcW w:type="dxa" w:w="1560"/>
+            <w:tcBorders>
+              <w:top w:val="single" w:sz="4" w:space="0" w:color="000000"/>
+              <w:left w:val="nil" w:sz="4" w:space="0" w:color="000000"/>
+              <w:bottom w:val="single" w:sz="4" w:space="0" w:color="000000"/>
+              <w:right w:val="nil" w:sz="4" w:space="0" w:color="000000"/>
+              <w:insideH w:val="nil" w:sz="4" w:space="0" w:color="000000"/>
+              <w:insideV w:val="nil" w:sz="4" w:space="0" w:color="000000"/>
+            </w:tcBorders>
           </w:tcPr>
           <w:p>
+            <w:pPr>
+              <w:jc w:val="center"/>
+            </w:pPr>
             <w:r>
               <w:rPr>
                 <w:rFonts w:ascii="Times New Roman" w:hAnsi="Times New Roman" w:eastAsia="Times New Roman"/>
@@ -178,8 +244,19 @@
         <w:tc>
           <w:tcPr>
             <w:tcW w:type="dxa" w:w="1560"/>
+            <w:tcBorders>
+              <w:top w:val="nil" w:sz="4" w:space="0" w:color="000000"/>
+              <w:left w:val="nil" w:sz="4" w:space="0" w:color="000000"/>
+              <w:bottom w:val="nil" w:sz="4" w:space="0" w:color="000000"/>
+              <w:right w:val="nil" w:sz="4" w:space="0" w:color="000000"/>
+              <w:insideH w:val="nil" w:sz="4" w:space="0" w:color="000000"/>
+              <w:insideV w:val="nil" w:sz="4" w:space="0" w:color="000000"/>
+            </w:tcBorders>
           </w:tcPr>
           <w:p>
+            <w:pPr>
+              <w:jc w:val="left"/>
+            </w:pPr>
             <w:r>
               <w:rPr>
                 <w:rFonts w:ascii="Times New Roman" w:hAnsi="Times New Roman" w:eastAsia="Times New Roman"/>
@@ -193,8 +270,19 @@
         <w:tc>
           <w:tcPr>
             <w:tcW w:type="dxa" w:w="1560"/>
+            <w:tcBorders>
+              <w:top w:val="nil" w:sz="4" w:space="0" w:color="000000"/>
+              <w:left w:val="nil" w:sz="4" w:space="0" w:color="000000"/>
+              <w:bottom w:val="nil" w:sz="4" w:space="0" w:color="000000"/>
+              <w:right w:val="nil" w:sz="4" w:space="0" w:color="000000"/>
+              <w:insideH w:val="nil" w:sz="4" w:space="0" w:color="000000"/>
+              <w:insideV w:val="nil" w:sz="4" w:space="0" w:color="000000"/>
+            </w:tcBorders>
           </w:tcPr>
           <w:p>
+            <w:pPr>
+              <w:jc w:val="right"/>
+            </w:pPr>
             <w:r>
               <w:rPr>
                 <w:rFonts w:ascii="Times New Roman" w:hAnsi="Times New Roman" w:eastAsia="Times New Roman"/>
@@ -208,8 +296,19 @@
         <w:tc>
           <w:tcPr>
             <w:tcW w:type="dxa" w:w="1560"/>
+            <w:tcBorders>
+              <w:top w:val="nil" w:sz="4" w:space="0" w:color="000000"/>
+              <w:left w:val="nil" w:sz="4" w:space="0" w:color="000000"/>
+              <w:bottom w:val="nil" w:sz="4" w:space="0" w:color="000000"/>
+              <w:right w:val="nil" w:sz="4" w:space="0" w:color="000000"/>
+              <w:insideH w:val="nil" w:sz="4" w:space="0" w:color="000000"/>
+              <w:insideV w:val="nil" w:sz="4" w:space="0" w:color="000000"/>
+            </w:tcBorders>
           </w:tcPr>
           <w:p>
+            <w:pPr>
+              <w:jc w:val="right"/>
+            </w:pPr>
             <w:r>
               <w:rPr>
                 <w:rFonts w:ascii="Times New Roman" w:hAnsi="Times New Roman" w:eastAsia="Times New Roman"/>
@@ -223,8 +322,19 @@
         <w:tc>
           <w:tcPr>
             <w:tcW w:type="dxa" w:w="1560"/>
+            <w:tcBorders>
+              <w:top w:val="nil" w:sz="4" w:space="0" w:color="000000"/>
+              <w:left w:val="nil" w:sz="4" w:space="0" w:color="000000"/>
+              <w:bottom w:val="nil" w:sz="4" w:space="0" w:color="000000"/>
+              <w:right w:val="nil" w:sz="4" w:space="0" w:color="000000"/>
+              <w:insideH w:val="nil" w:sz="4" w:space="0" w:color="000000"/>
+              <w:insideV w:val="nil" w:sz="4" w:space="0" w:color="000000"/>
+            </w:tcBorders>
           </w:tcPr>
           <w:p>
+            <w:pPr>
+              <w:jc w:val="right"/>
+            </w:pPr>
             <w:r>
               <w:rPr>
                 <w:rFonts w:ascii="Times New Roman" w:hAnsi="Times New Roman" w:eastAsia="Times New Roman"/>
@@ -238,8 +348,19 @@
         <w:tc>
           <w:tcPr>
             <w:tcW w:type="dxa" w:w="1560"/>
+            <w:tcBorders>
+              <w:top w:val="nil" w:sz="4" w:space="0" w:color="000000"/>
+              <w:left w:val="nil" w:sz="4" w:space="0" w:color="000000"/>
+              <w:bottom w:val="nil" w:sz="4" w:space="0" w:color="000000"/>
+              <w:right w:val="nil" w:sz="4" w:space="0" w:color="000000"/>
+              <w:insideH w:val="nil" w:sz="4" w:space="0" w:color="000000"/>
+              <w:insideV w:val="nil" w:sz="4" w:space="0" w:color="000000"/>
+            </w:tcBorders>
           </w:tcPr>
           <w:p>
+            <w:pPr>
+              <w:jc w:val="left"/>
+            </w:pPr>
             <w:r>
               <w:rPr>
                 <w:rFonts w:ascii="Times New Roman" w:hAnsi="Times New Roman" w:eastAsia="Times New Roman"/>
@@ -253,8 +374,19 @@
         <w:tc>
           <w:tcPr>
             <w:tcW w:type="dxa" w:w="1560"/>
+            <w:tcBorders>
+              <w:top w:val="nil" w:sz="4" w:space="0" w:color="000000"/>
+              <w:left w:val="nil" w:sz="4" w:space="0" w:color="000000"/>
+              <w:bottom w:val="nil" w:sz="4" w:space="0" w:color="000000"/>
+              <w:right w:val="nil" w:sz="4" w:space="0" w:color="000000"/>
+              <w:insideH w:val="nil" w:sz="4" w:space="0" w:color="000000"/>
+              <w:insideV w:val="nil" w:sz="4" w:space="0" w:color="000000"/>
+            </w:tcBorders>
           </w:tcPr>
           <w:p>
+            <w:pPr>
+              <w:jc w:val="left"/>
+            </w:pPr>
             <w:r>
               <w:rPr>
                 <w:rFonts w:ascii="Times New Roman" w:hAnsi="Times New Roman" w:eastAsia="Times New Roman"/>
@@ -270,8 +402,19 @@
         <w:tc>
           <w:tcPr>
             <w:tcW w:type="dxa" w:w="1560"/>
+            <w:tcBorders>
+              <w:top w:val="nil" w:sz="4" w:space="0" w:color="000000"/>
+              <w:left w:val="nil" w:sz="4" w:space="0" w:color="000000"/>
+              <w:bottom w:val="nil" w:sz="4" w:space="0" w:color="000000"/>
+              <w:right w:val="nil" w:sz="4" w:space="0" w:color="000000"/>
+              <w:insideH w:val="nil" w:sz="4" w:space="0" w:color="000000"/>
+              <w:insideV w:val="nil" w:sz="4" w:space="0" w:color="000000"/>
+            </w:tcBorders>
           </w:tcPr>
           <w:p>
+            <w:pPr>
+              <w:jc w:val="left"/>
+            </w:pPr>
             <w:r>
               <w:rPr>
                 <w:rFonts w:ascii="Times New Roman" w:hAnsi="Times New Roman" w:eastAsia="Times New Roman"/>
@@ -285,8 +428,19 @@
         <w:tc>
           <w:tcPr>
             <w:tcW w:type="dxa" w:w="1560"/>
+            <w:tcBorders>
+              <w:top w:val="nil" w:sz="4" w:space="0" w:color="000000"/>
+              <w:left w:val="nil" w:sz="4" w:space="0" w:color="000000"/>
+              <w:bottom w:val="nil" w:sz="4" w:space="0" w:color="000000"/>
+              <w:right w:val="nil" w:sz="4" w:space="0" w:color="000000"/>
+              <w:insideH w:val="nil" w:sz="4" w:space="0" w:color="000000"/>
+              <w:insideV w:val="nil" w:sz="4" w:space="0" w:color="000000"/>
+            </w:tcBorders>
           </w:tcPr>
           <w:p>
+            <w:pPr>
+              <w:jc w:val="right"/>
+            </w:pPr>
             <w:r>
               <w:rPr>
                 <w:rFonts w:ascii="Times New Roman" w:hAnsi="Times New Roman" w:eastAsia="Times New Roman"/>
@@ -300,8 +454,19 @@
         <w:tc>
           <w:tcPr>
             <w:tcW w:type="dxa" w:w="1560"/>
+            <w:tcBorders>
+              <w:top w:val="nil" w:sz="4" w:space="0" w:color="000000"/>
+              <w:left w:val="nil" w:sz="4" w:space="0" w:color="000000"/>
+              <w:bottom w:val="nil" w:sz="4" w:space="0" w:color="000000"/>
+              <w:right w:val="nil" w:sz="4" w:space="0" w:color="000000"/>
+              <w:insideH w:val="nil" w:sz="4" w:space="0" w:color="000000"/>
+              <w:insideV w:val="nil" w:sz="4" w:space="0" w:color="000000"/>
+            </w:tcBorders>
           </w:tcPr>
           <w:p>
+            <w:pPr>
+              <w:jc w:val="right"/>
+            </w:pPr>
             <w:r>
               <w:rPr>
                 <w:rFonts w:ascii="Times New Roman" w:hAnsi="Times New Roman" w:eastAsia="Times New Roman"/>
@@ -315,8 +480,19 @@
         <w:tc>
           <w:tcPr>
             <w:tcW w:type="dxa" w:w="1560"/>
+            <w:tcBorders>
+              <w:top w:val="nil" w:sz="4" w:space="0" w:color="000000"/>
+              <w:left w:val="nil" w:sz="4" w:space="0" w:color="000000"/>
+              <w:bottom w:val="nil" w:sz="4" w:space="0" w:color="000000"/>
+              <w:right w:val="nil" w:sz="4" w:space="0" w:color="000000"/>
+              <w:insideH w:val="nil" w:sz="4" w:space="0" w:color="000000"/>
+              <w:insideV w:val="nil" w:sz="4" w:space="0" w:color="000000"/>
+            </w:tcBorders>
           </w:tcPr>
           <w:p>
+            <w:pPr>
+              <w:jc w:val="right"/>
+            </w:pPr>
             <w:r>
               <w:rPr>
                 <w:rFonts w:ascii="Times New Roman" w:hAnsi="Times New Roman" w:eastAsia="Times New Roman"/>
@@ -330,8 +506,19 @@
         <w:tc>
           <w:tcPr>
             <w:tcW w:type="dxa" w:w="1560"/>
+            <w:tcBorders>
+              <w:top w:val="nil" w:sz="4" w:space="0" w:color="000000"/>
+              <w:left w:val="nil" w:sz="4" w:space="0" w:color="000000"/>
+              <w:bottom w:val="nil" w:sz="4" w:space="0" w:color="000000"/>
+              <w:right w:val="nil" w:sz="4" w:space="0" w:color="000000"/>
+              <w:insideH w:val="nil" w:sz="4" w:space="0" w:color="000000"/>
+              <w:insideV w:val="nil" w:sz="4" w:space="0" w:color="000000"/>
+            </w:tcBorders>
           </w:tcPr>
           <w:p>
+            <w:pPr>
+              <w:jc w:val="left"/>
+            </w:pPr>
             <w:r>
               <w:rPr>
                 <w:rFonts w:ascii="Times New Roman" w:hAnsi="Times New Roman" w:eastAsia="Times New Roman"/>
@@ -345,8 +532,19 @@
         <w:tc>
           <w:tcPr>
             <w:tcW w:type="dxa" w:w="1560"/>
+            <w:tcBorders>
+              <w:top w:val="nil" w:sz="4" w:space="0" w:color="000000"/>
+              <w:left w:val="nil" w:sz="4" w:space="0" w:color="000000"/>
+              <w:bottom w:val="nil" w:sz="4" w:space="0" w:color="000000"/>
+              <w:right w:val="nil" w:sz="4" w:space="0" w:color="000000"/>
+              <w:insideH w:val="nil" w:sz="4" w:space="0" w:color="000000"/>
+              <w:insideV w:val="nil" w:sz="4" w:space="0" w:color="000000"/>
+            </w:tcBorders>
           </w:tcPr>
           <w:p>
+            <w:pPr>
+              <w:jc w:val="left"/>
+            </w:pPr>
             <w:r>
               <w:rPr>
                 <w:rFonts w:ascii="Times New Roman" w:hAnsi="Times New Roman" w:eastAsia="Times New Roman"/>
@@ -362,8 +560,19 @@
         <w:tc>
           <w:tcPr>
             <w:tcW w:type="dxa" w:w="1560"/>
+            <w:tcBorders>
+              <w:top w:val="nil" w:sz="4" w:space="0" w:color="000000"/>
+              <w:left w:val="nil" w:sz="4" w:space="0" w:color="000000"/>
+              <w:bottom w:val="single" w:sz="4" w:space="0" w:color="000000"/>
+              <w:right w:val="nil" w:sz="4" w:space="0" w:color="000000"/>
+              <w:insideH w:val="nil" w:sz="4" w:space="0" w:color="000000"/>
+              <w:insideV w:val="nil" w:sz="4" w:space="0" w:color="000000"/>
+            </w:tcBorders>
           </w:tcPr>
           <w:p>
+            <w:pPr>
+              <w:jc w:val="left"/>
+            </w:pPr>
             <w:r>
               <w:rPr>
                 <w:rFonts w:ascii="Times New Roman" w:hAnsi="Times New Roman" w:eastAsia="Times New Roman"/>
@@ -377,8 +586,19 @@
         <w:tc>
           <w:tcPr>
             <w:tcW w:type="dxa" w:w="1560"/>
+            <w:tcBorders>
+              <w:top w:val="nil" w:sz="4" w:space="0" w:color="000000"/>
+              <w:left w:val="nil" w:sz="4" w:space="0" w:color="000000"/>
+              <w:bottom w:val="single" w:sz="4" w:space="0" w:color="000000"/>
+              <w:right w:val="nil" w:sz="4" w:space="0" w:color="000000"/>
+              <w:insideH w:val="nil" w:sz="4" w:space="0" w:color="000000"/>
+              <w:insideV w:val="nil" w:sz="4" w:space="0" w:color="000000"/>
+            </w:tcBorders>
           </w:tcPr>
           <w:p>
+            <w:pPr>
+              <w:jc w:val="right"/>
+            </w:pPr>
             <w:r>
               <w:rPr>
                 <w:rFonts w:ascii="Times New Roman" w:hAnsi="Times New Roman" w:eastAsia="Times New Roman"/>
@@ -392,8 +612,19 @@
         <w:tc>
           <w:tcPr>
             <w:tcW w:type="dxa" w:w="1560"/>
+            <w:tcBorders>
+              <w:top w:val="nil" w:sz="4" w:space="0" w:color="000000"/>
+              <w:left w:val="nil" w:sz="4" w:space="0" w:color="000000"/>
+              <w:bottom w:val="single" w:sz="4" w:space="0" w:color="000000"/>
+              <w:right w:val="nil" w:sz="4" w:space="0" w:color="000000"/>
+              <w:insideH w:val="nil" w:sz="4" w:space="0" w:color="000000"/>
+              <w:insideV w:val="nil" w:sz="4" w:space="0" w:color="000000"/>
+            </w:tcBorders>
           </w:tcPr>
           <w:p>
+            <w:pPr>
+              <w:jc w:val="right"/>
+            </w:pPr>
             <w:r>
               <w:rPr>
                 <w:rFonts w:ascii="Times New Roman" w:hAnsi="Times New Roman" w:eastAsia="Times New Roman"/>
@@ -407,8 +638,19 @@
         <w:tc>
           <w:tcPr>
             <w:tcW w:type="dxa" w:w="1560"/>
+            <w:tcBorders>
+              <w:top w:val="nil" w:sz="4" w:space="0" w:color="000000"/>
+              <w:left w:val="nil" w:sz="4" w:space="0" w:color="000000"/>
+              <w:bottom w:val="single" w:sz="4" w:space="0" w:color="000000"/>
+              <w:right w:val="nil" w:sz="4" w:space="0" w:color="000000"/>
+              <w:insideH w:val="nil" w:sz="4" w:space="0" w:color="000000"/>
+              <w:insideV w:val="nil" w:sz="4" w:space="0" w:color="000000"/>
+            </w:tcBorders>
           </w:tcPr>
           <w:p>
+            <w:pPr>
+              <w:jc w:val="right"/>
+            </w:pPr>
             <w:r>
               <w:rPr>
                 <w:rFonts w:ascii="Times New Roman" w:hAnsi="Times New Roman" w:eastAsia="Times New Roman"/>
@@ -422,8 +664,19 @@
         <w:tc>
           <w:tcPr>
             <w:tcW w:type="dxa" w:w="1560"/>
+            <w:tcBorders>
+              <w:top w:val="nil" w:sz="4" w:space="0" w:color="000000"/>
+              <w:left w:val="nil" w:sz="4" w:space="0" w:color="000000"/>
+              <w:bottom w:val="single" w:sz="4" w:space="0" w:color="000000"/>
+              <w:right w:val="nil" w:sz="4" w:space="0" w:color="000000"/>
+              <w:insideH w:val="nil" w:sz="4" w:space="0" w:color="000000"/>
+              <w:insideV w:val="nil" w:sz="4" w:space="0" w:color="000000"/>
+            </w:tcBorders>
           </w:tcPr>
           <w:p>
+            <w:pPr>
+              <w:jc w:val="left"/>
+            </w:pPr>
             <w:r>
               <w:rPr>
                 <w:rFonts w:ascii="Times New Roman" w:hAnsi="Times New Roman" w:eastAsia="Times New Roman"/>
@@ -437,8 +690,19 @@
         <w:tc>
           <w:tcPr>
             <w:tcW w:type="dxa" w:w="1560"/>
+            <w:tcBorders>
+              <w:top w:val="nil" w:sz="4" w:space="0" w:color="000000"/>
+              <w:left w:val="nil" w:sz="4" w:space="0" w:color="000000"/>
+              <w:bottom w:val="single" w:sz="4" w:space="0" w:color="000000"/>
+              <w:right w:val="nil" w:sz="4" w:space="0" w:color="000000"/>
+              <w:insideH w:val="nil" w:sz="4" w:space="0" w:color="000000"/>
+              <w:insideV w:val="nil" w:sz="4" w:space="0" w:color="000000"/>
+            </w:tcBorders>
           </w:tcPr>
           <w:p>
+            <w:pPr>
+              <w:jc w:val="left"/>
+            </w:pPr>
             <w:r>
               <w:rPr>
                 <w:rFonts w:ascii="Times New Roman" w:hAnsi="Times New Roman" w:eastAsia="Times New Roman"/>
@@ -506,8 +770,19 @@
         <w:tc>
           <w:tcPr>
             <w:tcW w:type="dxa" w:w="1872"/>
+            <w:tcBorders>
+              <w:top w:val="single" w:sz="4" w:space="0" w:color="000000"/>
+              <w:left w:val="nil" w:sz="4" w:space="0" w:color="000000"/>
+              <w:bottom w:val="single" w:sz="4" w:space="0" w:color="000000"/>
+              <w:right w:val="nil" w:sz="4" w:space="0" w:color="000000"/>
+              <w:insideH w:val="nil" w:sz="4" w:space="0" w:color="000000"/>
+              <w:insideV w:val="nil" w:sz="4" w:space="0" w:color="000000"/>
+            </w:tcBorders>
           </w:tcPr>
           <w:p>
+            <w:pPr>
+              <w:jc w:val="center"/>
+            </w:pPr>
             <w:r>
               <w:rPr>
                 <w:rFonts w:ascii="Times New Roman" w:hAnsi="Times New Roman" w:eastAsia="Times New Roman"/>
@@ -521,8 +796,19 @@
         <w:tc>
           <w:tcPr>
             <w:tcW w:type="dxa" w:w="1872"/>
+            <w:tcBorders>
+              <w:top w:val="single" w:sz="4" w:space="0" w:color="000000"/>
+              <w:left w:val="nil" w:sz="4" w:space="0" w:color="000000"/>
+              <w:bottom w:val="single" w:sz="4" w:space="0" w:color="000000"/>
+              <w:right w:val="nil" w:sz="4" w:space="0" w:color="000000"/>
+              <w:insideH w:val="nil" w:sz="4" w:space="0" w:color="000000"/>
+              <w:insideV w:val="nil" w:sz="4" w:space="0" w:color="000000"/>
+            </w:tcBorders>
           </w:tcPr>
           <w:p>
+            <w:pPr>
+              <w:jc w:val="center"/>
+            </w:pPr>
             <w:r>
               <w:rPr>
                 <w:rFonts w:ascii="Times New Roman" w:hAnsi="Times New Roman" w:eastAsia="Times New Roman"/>
@@ -536,8 +822,19 @@
         <w:tc>
           <w:tcPr>
             <w:tcW w:type="dxa" w:w="1872"/>
+            <w:tcBorders>
+              <w:top w:val="single" w:sz="4" w:space="0" w:color="000000"/>
+              <w:left w:val="nil" w:sz="4" w:space="0" w:color="000000"/>
+              <w:bottom w:val="single" w:sz="4" w:space="0" w:color="000000"/>
+              <w:right w:val="nil" w:sz="4" w:space="0" w:color="000000"/>
+              <w:insideH w:val="nil" w:sz="4" w:space="0" w:color="000000"/>
+              <w:insideV w:val="nil" w:sz="4" w:space="0" w:color="000000"/>
+            </w:tcBorders>
           </w:tcPr>
           <w:p>
+            <w:pPr>
+              <w:jc w:val="center"/>
+            </w:pPr>
             <w:r>
               <w:rPr>
                 <w:rFonts w:ascii="Times New Roman" w:hAnsi="Times New Roman" w:eastAsia="Times New Roman"/>
@@ -551,8 +848,19 @@
         <w:tc>
           <w:tcPr>
             <w:tcW w:type="dxa" w:w="1872"/>
+            <w:tcBorders>
+              <w:top w:val="single" w:sz="4" w:space="0" w:color="000000"/>
+              <w:left w:val="nil" w:sz="4" w:space="0" w:color="000000"/>
+              <w:bottom w:val="single" w:sz="4" w:space="0" w:color="000000"/>
+              <w:right w:val="nil" w:sz="4" w:space="0" w:color="000000"/>
+              <w:insideH w:val="nil" w:sz="4" w:space="0" w:color="000000"/>
+              <w:insideV w:val="nil" w:sz="4" w:space="0" w:color="000000"/>
+            </w:tcBorders>
           </w:tcPr>
           <w:p>
+            <w:pPr>
+              <w:jc w:val="center"/>
+            </w:pPr>
             <w:r>
               <w:rPr>
                 <w:rFonts w:ascii="Times New Roman" w:hAnsi="Times New Roman" w:eastAsia="Times New Roman"/>
@@ -566,8 +874,19 @@
         <w:tc>
           <w:tcPr>
             <w:tcW w:type="dxa" w:w="1872"/>
+            <w:tcBorders>
+              <w:top w:val="single" w:sz="4" w:space="0" w:color="000000"/>
+              <w:left w:val="nil" w:sz="4" w:space="0" w:color="000000"/>
+              <w:bottom w:val="single" w:sz="4" w:space="0" w:color="000000"/>
+              <w:right w:val="nil" w:sz="4" w:space="0" w:color="000000"/>
+              <w:insideH w:val="nil" w:sz="4" w:space="0" w:color="000000"/>
+              <w:insideV w:val="nil" w:sz="4" w:space="0" w:color="000000"/>
+            </w:tcBorders>
           </w:tcPr>
           <w:p>
+            <w:pPr>
+              <w:jc w:val="center"/>
+            </w:pPr>
             <w:r>
               <w:rPr>
                 <w:rFonts w:ascii="Times New Roman" w:hAnsi="Times New Roman" w:eastAsia="Times New Roman"/>
@@ -583,8 +902,19 @@
         <w:tc>
           <w:tcPr>
             <w:tcW w:type="dxa" w:w="1872"/>
+            <w:tcBorders>
+              <w:top w:val="nil" w:sz="4" w:space="0" w:color="000000"/>
+              <w:left w:val="nil" w:sz="4" w:space="0" w:color="000000"/>
+              <w:bottom w:val="nil" w:sz="4" w:space="0" w:color="000000"/>
+              <w:right w:val="nil" w:sz="4" w:space="0" w:color="000000"/>
+              <w:insideH w:val="nil" w:sz="4" w:space="0" w:color="000000"/>
+              <w:insideV w:val="nil" w:sz="4" w:space="0" w:color="000000"/>
+            </w:tcBorders>
           </w:tcPr>
           <w:p>
+            <w:pPr>
+              <w:jc w:val="left"/>
+            </w:pPr>
             <w:r>
               <w:rPr>
                 <w:rFonts w:ascii="Times New Roman" w:hAnsi="Times New Roman" w:eastAsia="Times New Roman"/>
@@ -598,8 +928,19 @@
         <w:tc>
           <w:tcPr>
             <w:tcW w:type="dxa" w:w="1872"/>
+            <w:tcBorders>
+              <w:top w:val="nil" w:sz="4" w:space="0" w:color="000000"/>
+              <w:left w:val="nil" w:sz="4" w:space="0" w:color="000000"/>
+              <w:bottom w:val="nil" w:sz="4" w:space="0" w:color="000000"/>
+              <w:right w:val="nil" w:sz="4" w:space="0" w:color="000000"/>
+              <w:insideH w:val="nil" w:sz="4" w:space="0" w:color="000000"/>
+              <w:insideV w:val="nil" w:sz="4" w:space="0" w:color="000000"/>
+            </w:tcBorders>
           </w:tcPr>
           <w:p>
+            <w:pPr>
+              <w:jc w:val="left"/>
+            </w:pPr>
             <w:r>
               <w:rPr>
                 <w:rFonts w:ascii="Times New Roman" w:hAnsi="Times New Roman" w:eastAsia="Times New Roman"/>
@@ -613,8 +954,19 @@
         <w:tc>
           <w:tcPr>
             <w:tcW w:type="dxa" w:w="1872"/>
+            <w:tcBorders>
+              <w:top w:val="nil" w:sz="4" w:space="0" w:color="000000"/>
+              <w:left w:val="nil" w:sz="4" w:space="0" w:color="000000"/>
+              <w:bottom w:val="nil" w:sz="4" w:space="0" w:color="000000"/>
+              <w:right w:val="nil" w:sz="4" w:space="0" w:color="000000"/>
+              <w:insideH w:val="nil" w:sz="4" w:space="0" w:color="000000"/>
+              <w:insideV w:val="nil" w:sz="4" w:space="0" w:color="000000"/>
+            </w:tcBorders>
           </w:tcPr>
           <w:p>
+            <w:pPr>
+              <w:jc w:val="right"/>
+            </w:pPr>
             <w:r>
               <w:rPr>
                 <w:rFonts w:ascii="Times New Roman" w:hAnsi="Times New Roman" w:eastAsia="Times New Roman"/>
@@ -628,8 +980,19 @@
         <w:tc>
           <w:tcPr>
             <w:tcW w:type="dxa" w:w="1872"/>
+            <w:tcBorders>
+              <w:top w:val="nil" w:sz="4" w:space="0" w:color="000000"/>
+              <w:left w:val="nil" w:sz="4" w:space="0" w:color="000000"/>
+              <w:bottom w:val="nil" w:sz="4" w:space="0" w:color="000000"/>
+              <w:right w:val="nil" w:sz="4" w:space="0" w:color="000000"/>
+              <w:insideH w:val="nil" w:sz="4" w:space="0" w:color="000000"/>
+              <w:insideV w:val="nil" w:sz="4" w:space="0" w:color="000000"/>
+            </w:tcBorders>
           </w:tcPr>
           <w:p>
+            <w:pPr>
+              <w:jc w:val="left"/>
+            </w:pPr>
             <w:r>
               <w:rPr>
                 <w:rFonts w:ascii="Times New Roman" w:hAnsi="Times New Roman" w:eastAsia="Times New Roman"/>
@@ -643,8 +1006,19 @@
         <w:tc>
           <w:tcPr>
             <w:tcW w:type="dxa" w:w="1872"/>
+            <w:tcBorders>
+              <w:top w:val="nil" w:sz="4" w:space="0" w:color="000000"/>
+              <w:left w:val="nil" w:sz="4" w:space="0" w:color="000000"/>
+              <w:bottom w:val="nil" w:sz="4" w:space="0" w:color="000000"/>
+              <w:right w:val="nil" w:sz="4" w:space="0" w:color="000000"/>
+              <w:insideH w:val="nil" w:sz="4" w:space="0" w:color="000000"/>
+              <w:insideV w:val="nil" w:sz="4" w:space="0" w:color="000000"/>
+            </w:tcBorders>
           </w:tcPr>
           <w:p>
+            <w:pPr>
+              <w:jc w:val="left"/>
+            </w:pPr>
             <w:r>
               <w:rPr>
                 <w:rFonts w:ascii="Times New Roman" w:hAnsi="Times New Roman" w:eastAsia="Times New Roman"/>
@@ -660,8 +1034,19 @@
         <w:tc>
           <w:tcPr>
             <w:tcW w:type="dxa" w:w="1872"/>
+            <w:tcBorders>
+              <w:top w:val="nil" w:sz="4" w:space="0" w:color="000000"/>
+              <w:left w:val="nil" w:sz="4" w:space="0" w:color="000000"/>
+              <w:bottom w:val="nil" w:sz="4" w:space="0" w:color="000000"/>
+              <w:right w:val="nil" w:sz="4" w:space="0" w:color="000000"/>
+              <w:insideH w:val="nil" w:sz="4" w:space="0" w:color="000000"/>
+              <w:insideV w:val="nil" w:sz="4" w:space="0" w:color="000000"/>
+            </w:tcBorders>
           </w:tcPr>
           <w:p>
+            <w:pPr>
+              <w:jc w:val="left"/>
+            </w:pPr>
             <w:r>
               <w:rPr>
                 <w:rFonts w:ascii="Times New Roman" w:hAnsi="Times New Roman" w:eastAsia="Times New Roman"/>
@@ -675,8 +1060,19 @@
         <w:tc>
           <w:tcPr>
             <w:tcW w:type="dxa" w:w="1872"/>
+            <w:tcBorders>
+              <w:top w:val="nil" w:sz="4" w:space="0" w:color="000000"/>
+              <w:left w:val="nil" w:sz="4" w:space="0" w:color="000000"/>
+              <w:bottom w:val="nil" w:sz="4" w:space="0" w:color="000000"/>
+              <w:right w:val="nil" w:sz="4" w:space="0" w:color="000000"/>
+              <w:insideH w:val="nil" w:sz="4" w:space="0" w:color="000000"/>
+              <w:insideV w:val="nil" w:sz="4" w:space="0" w:color="000000"/>
+            </w:tcBorders>
           </w:tcPr>
           <w:p>
+            <w:pPr>
+              <w:jc w:val="left"/>
+            </w:pPr>
             <w:r>
               <w:rPr>
                 <w:rFonts w:ascii="Times New Roman" w:hAnsi="Times New Roman" w:eastAsia="Times New Roman"/>
@@ -690,8 +1086,19 @@
         <w:tc>
           <w:tcPr>
             <w:tcW w:type="dxa" w:w="1872"/>
+            <w:tcBorders>
+              <w:top w:val="nil" w:sz="4" w:space="0" w:color="000000"/>
+              <w:left w:val="nil" w:sz="4" w:space="0" w:color="000000"/>
+              <w:bottom w:val="nil" w:sz="4" w:space="0" w:color="000000"/>
+              <w:right w:val="nil" w:sz="4" w:space="0" w:color="000000"/>
+              <w:insideH w:val="nil" w:sz="4" w:space="0" w:color="000000"/>
+              <w:insideV w:val="nil" w:sz="4" w:space="0" w:color="000000"/>
+            </w:tcBorders>
           </w:tcPr>
           <w:p>
+            <w:pPr>
+              <w:jc w:val="right"/>
+            </w:pPr>
             <w:r>
               <w:rPr>
                 <w:rFonts w:ascii="Times New Roman" w:hAnsi="Times New Roman" w:eastAsia="Times New Roman"/>
@@ -705,8 +1112,19 @@
         <w:tc>
           <w:tcPr>
             <w:tcW w:type="dxa" w:w="1872"/>
+            <w:tcBorders>
+              <w:top w:val="nil" w:sz="4" w:space="0" w:color="000000"/>
+              <w:left w:val="nil" w:sz="4" w:space="0" w:color="000000"/>
+              <w:bottom w:val="nil" w:sz="4" w:space="0" w:color="000000"/>
+              <w:right w:val="nil" w:sz="4" w:space="0" w:color="000000"/>
+              <w:insideH w:val="nil" w:sz="4" w:space="0" w:color="000000"/>
+              <w:insideV w:val="nil" w:sz="4" w:space="0" w:color="000000"/>
+            </w:tcBorders>
           </w:tcPr>
           <w:p>
+            <w:pPr>
+              <w:jc w:val="left"/>
+            </w:pPr>
             <w:r>
               <w:rPr>
                 <w:rFonts w:ascii="Times New Roman" w:hAnsi="Times New Roman" w:eastAsia="Times New Roman"/>
@@ -720,8 +1138,19 @@
         <w:tc>
           <w:tcPr>
             <w:tcW w:type="dxa" w:w="1872"/>
+            <w:tcBorders>
+              <w:top w:val="nil" w:sz="4" w:space="0" w:color="000000"/>
+              <w:left w:val="nil" w:sz="4" w:space="0" w:color="000000"/>
+              <w:bottom w:val="nil" w:sz="4" w:space="0" w:color="000000"/>
+              <w:right w:val="nil" w:sz="4" w:space="0" w:color="000000"/>
+              <w:insideH w:val="nil" w:sz="4" w:space="0" w:color="000000"/>
+              <w:insideV w:val="nil" w:sz="4" w:space="0" w:color="000000"/>
+            </w:tcBorders>
           </w:tcPr>
           <w:p>
+            <w:pPr>
+              <w:jc w:val="left"/>
+            </w:pPr>
             <w:r>
               <w:rPr>
                 <w:rFonts w:ascii="Times New Roman" w:hAnsi="Times New Roman" w:eastAsia="Times New Roman"/>
@@ -737,8 +1166,19 @@
         <w:tc>
           <w:tcPr>
             <w:tcW w:type="dxa" w:w="1872"/>
+            <w:tcBorders>
+              <w:top w:val="nil" w:sz="4" w:space="0" w:color="000000"/>
+              <w:left w:val="nil" w:sz="4" w:space="0" w:color="000000"/>
+              <w:bottom w:val="nil" w:sz="4" w:space="0" w:color="000000"/>
+              <w:right w:val="nil" w:sz="4" w:space="0" w:color="000000"/>
+              <w:insideH w:val="nil" w:sz="4" w:space="0" w:color="000000"/>
+              <w:insideV w:val="nil" w:sz="4" w:space="0" w:color="000000"/>
+            </w:tcBorders>
           </w:tcPr>
           <w:p>
+            <w:pPr>
+              <w:jc w:val="left"/>
+            </w:pPr>
             <w:r>
               <w:rPr>
                 <w:rFonts w:ascii="Times New Roman" w:hAnsi="Times New Roman" w:eastAsia="Times New Roman"/>
@@ -752,8 +1192,19 @@
         <w:tc>
           <w:tcPr>
             <w:tcW w:type="dxa" w:w="1872"/>
+            <w:tcBorders>
+              <w:top w:val="nil" w:sz="4" w:space="0" w:color="000000"/>
+              <w:left w:val="nil" w:sz="4" w:space="0" w:color="000000"/>
+              <w:bottom w:val="nil" w:sz="4" w:space="0" w:color="000000"/>
+              <w:right w:val="nil" w:sz="4" w:space="0" w:color="000000"/>
+              <w:insideH w:val="nil" w:sz="4" w:space="0" w:color="000000"/>
+              <w:insideV w:val="nil" w:sz="4" w:space="0" w:color="000000"/>
+            </w:tcBorders>
           </w:tcPr>
           <w:p>
+            <w:pPr>
+              <w:jc w:val="left"/>
+            </w:pPr>
             <w:r>
               <w:rPr>
                 <w:rFonts w:ascii="Times New Roman" w:hAnsi="Times New Roman" w:eastAsia="Times New Roman"/>
@@ -767,8 +1218,19 @@
         <w:tc>
           <w:tcPr>
             <w:tcW w:type="dxa" w:w="1872"/>
+            <w:tcBorders>
+              <w:top w:val="nil" w:sz="4" w:space="0" w:color="000000"/>
+              <w:left w:val="nil" w:sz="4" w:space="0" w:color="000000"/>
+              <w:bottom w:val="nil" w:sz="4" w:space="0" w:color="000000"/>
+              <w:right w:val="nil" w:sz="4" w:space="0" w:color="000000"/>
+              <w:insideH w:val="nil" w:sz="4" w:space="0" w:color="000000"/>
+              <w:insideV w:val="nil" w:sz="4" w:space="0" w:color="000000"/>
+            </w:tcBorders>
           </w:tcPr>
           <w:p>
+            <w:pPr>
+              <w:jc w:val="right"/>
+            </w:pPr>
             <w:r>
               <w:rPr>
                 <w:rFonts w:ascii="Times New Roman" w:hAnsi="Times New Roman" w:eastAsia="Times New Roman"/>
@@ -782,8 +1244,19 @@
         <w:tc>
           <w:tcPr>
             <w:tcW w:type="dxa" w:w="1872"/>
+            <w:tcBorders>
+              <w:top w:val="nil" w:sz="4" w:space="0" w:color="000000"/>
+              <w:left w:val="nil" w:sz="4" w:space="0" w:color="000000"/>
+              <w:bottom w:val="nil" w:sz="4" w:space="0" w:color="000000"/>
+              <w:right w:val="nil" w:sz="4" w:space="0" w:color="000000"/>
+              <w:insideH w:val="nil" w:sz="4" w:space="0" w:color="000000"/>
+              <w:insideV w:val="nil" w:sz="4" w:space="0" w:color="000000"/>
+            </w:tcBorders>
           </w:tcPr>
           <w:p>
+            <w:pPr>
+              <w:jc w:val="left"/>
+            </w:pPr>
             <w:r>
               <w:rPr>
                 <w:rFonts w:ascii="Times New Roman" w:hAnsi="Times New Roman" w:eastAsia="Times New Roman"/>
@@ -797,8 +1270,19 @@
         <w:tc>
           <w:tcPr>
             <w:tcW w:type="dxa" w:w="1872"/>
+            <w:tcBorders>
+              <w:top w:val="nil" w:sz="4" w:space="0" w:color="000000"/>
+              <w:left w:val="nil" w:sz="4" w:space="0" w:color="000000"/>
+              <w:bottom w:val="nil" w:sz="4" w:space="0" w:color="000000"/>
+              <w:right w:val="nil" w:sz="4" w:space="0" w:color="000000"/>
+              <w:insideH w:val="nil" w:sz="4" w:space="0" w:color="000000"/>
+              <w:insideV w:val="nil" w:sz="4" w:space="0" w:color="000000"/>
+            </w:tcBorders>
           </w:tcPr>
           <w:p>
+            <w:pPr>
+              <w:jc w:val="left"/>
+            </w:pPr>
             <w:r>
               <w:rPr>
                 <w:rFonts w:ascii="Times New Roman" w:hAnsi="Times New Roman" w:eastAsia="Times New Roman"/>
@@ -814,8 +1298,19 @@
         <w:tc>
           <w:tcPr>
             <w:tcW w:type="dxa" w:w="1872"/>
+            <w:tcBorders>
+              <w:top w:val="nil" w:sz="4" w:space="0" w:color="000000"/>
+              <w:left w:val="nil" w:sz="4" w:space="0" w:color="000000"/>
+              <w:bottom w:val="nil" w:sz="4" w:space="0" w:color="000000"/>
+              <w:right w:val="nil" w:sz="4" w:space="0" w:color="000000"/>
+              <w:insideH w:val="nil" w:sz="4" w:space="0" w:color="000000"/>
+              <w:insideV w:val="nil" w:sz="4" w:space="0" w:color="000000"/>
+            </w:tcBorders>
           </w:tcPr>
           <w:p>
+            <w:pPr>
+              <w:jc w:val="left"/>
+            </w:pPr>
             <w:r>
               <w:rPr>
                 <w:rFonts w:ascii="Times New Roman" w:hAnsi="Times New Roman" w:eastAsia="Times New Roman"/>
@@ -829,8 +1324,19 @@
         <w:tc>
           <w:tcPr>
             <w:tcW w:type="dxa" w:w="1872"/>
+            <w:tcBorders>
+              <w:top w:val="nil" w:sz="4" w:space="0" w:color="000000"/>
+              <w:left w:val="nil" w:sz="4" w:space="0" w:color="000000"/>
+              <w:bottom w:val="nil" w:sz="4" w:space="0" w:color="000000"/>
+              <w:right w:val="nil" w:sz="4" w:space="0" w:color="000000"/>
+              <w:insideH w:val="nil" w:sz="4" w:space="0" w:color="000000"/>
+              <w:insideV w:val="nil" w:sz="4" w:space="0" w:color="000000"/>
+            </w:tcBorders>
           </w:tcPr>
           <w:p>
+            <w:pPr>
+              <w:jc w:val="left"/>
+            </w:pPr>
             <w:r>
               <w:rPr>
                 <w:rFonts w:ascii="Times New Roman" w:hAnsi="Times New Roman" w:eastAsia="Times New Roman"/>
@@ -844,8 +1350,19 @@
         <w:tc>
           <w:tcPr>
             <w:tcW w:type="dxa" w:w="1872"/>
+            <w:tcBorders>
+              <w:top w:val="nil" w:sz="4" w:space="0" w:color="000000"/>
+              <w:left w:val="nil" w:sz="4" w:space="0" w:color="000000"/>
+              <w:bottom w:val="nil" w:sz="4" w:space="0" w:color="000000"/>
+              <w:right w:val="nil" w:sz="4" w:space="0" w:color="000000"/>
+              <w:insideH w:val="nil" w:sz="4" w:space="0" w:color="000000"/>
+              <w:insideV w:val="nil" w:sz="4" w:space="0" w:color="000000"/>
+            </w:tcBorders>
           </w:tcPr>
           <w:p>
+            <w:pPr>
+              <w:jc w:val="right"/>
+            </w:pPr>
             <w:r>
               <w:rPr>
                 <w:rFonts w:ascii="Times New Roman" w:hAnsi="Times New Roman" w:eastAsia="Times New Roman"/>
@@ -859,8 +1376,19 @@
         <w:tc>
           <w:tcPr>
             <w:tcW w:type="dxa" w:w="1872"/>
+            <w:tcBorders>
+              <w:top w:val="nil" w:sz="4" w:space="0" w:color="000000"/>
+              <w:left w:val="nil" w:sz="4" w:space="0" w:color="000000"/>
+              <w:bottom w:val="nil" w:sz="4" w:space="0" w:color="000000"/>
+              <w:right w:val="nil" w:sz="4" w:space="0" w:color="000000"/>
+              <w:insideH w:val="nil" w:sz="4" w:space="0" w:color="000000"/>
+              <w:insideV w:val="nil" w:sz="4" w:space="0" w:color="000000"/>
+            </w:tcBorders>
           </w:tcPr>
           <w:p>
+            <w:pPr>
+              <w:jc w:val="left"/>
+            </w:pPr>
             <w:r>
               <w:rPr>
                 <w:rFonts w:ascii="Times New Roman" w:hAnsi="Times New Roman" w:eastAsia="Times New Roman"/>
@@ -874,8 +1402,19 @@
         <w:tc>
           <w:tcPr>
             <w:tcW w:type="dxa" w:w="1872"/>
+            <w:tcBorders>
+              <w:top w:val="nil" w:sz="4" w:space="0" w:color="000000"/>
+              <w:left w:val="nil" w:sz="4" w:space="0" w:color="000000"/>
+              <w:bottom w:val="nil" w:sz="4" w:space="0" w:color="000000"/>
+              <w:right w:val="nil" w:sz="4" w:space="0" w:color="000000"/>
+              <w:insideH w:val="nil" w:sz="4" w:space="0" w:color="000000"/>
+              <w:insideV w:val="nil" w:sz="4" w:space="0" w:color="000000"/>
+            </w:tcBorders>
           </w:tcPr>
           <w:p>
+            <w:pPr>
+              <w:jc w:val="left"/>
+            </w:pPr>
             <w:r>
               <w:rPr>
                 <w:rFonts w:ascii="Times New Roman" w:hAnsi="Times New Roman" w:eastAsia="Times New Roman"/>
@@ -891,8 +1430,19 @@
         <w:tc>
           <w:tcPr>
             <w:tcW w:type="dxa" w:w="1872"/>
+            <w:tcBorders>
+              <w:top w:val="nil" w:sz="4" w:space="0" w:color="000000"/>
+              <w:left w:val="nil" w:sz="4" w:space="0" w:color="000000"/>
+              <w:bottom w:val="nil" w:sz="4" w:space="0" w:color="000000"/>
+              <w:right w:val="nil" w:sz="4" w:space="0" w:color="000000"/>
+              <w:insideH w:val="nil" w:sz="4" w:space="0" w:color="000000"/>
+              <w:insideV w:val="nil" w:sz="4" w:space="0" w:color="000000"/>
+            </w:tcBorders>
           </w:tcPr>
           <w:p>
+            <w:pPr>
+              <w:jc w:val="left"/>
+            </w:pPr>
             <w:r>
               <w:rPr>
                 <w:rFonts w:ascii="Times New Roman" w:hAnsi="Times New Roman" w:eastAsia="Times New Roman"/>
@@ -906,8 +1456,19 @@
         <w:tc>
           <w:tcPr>
             <w:tcW w:type="dxa" w:w="1872"/>
+            <w:tcBorders>
+              <w:top w:val="nil" w:sz="4" w:space="0" w:color="000000"/>
+              <w:left w:val="nil" w:sz="4" w:space="0" w:color="000000"/>
+              <w:bottom w:val="nil" w:sz="4" w:space="0" w:color="000000"/>
+              <w:right w:val="nil" w:sz="4" w:space="0" w:color="000000"/>
+              <w:insideH w:val="nil" w:sz="4" w:space="0" w:color="000000"/>
+              <w:insideV w:val="nil" w:sz="4" w:space="0" w:color="000000"/>
+            </w:tcBorders>
           </w:tcPr>
           <w:p>
+            <w:pPr>
+              <w:jc w:val="left"/>
+            </w:pPr>
             <w:r>
               <w:rPr>
                 <w:rFonts w:ascii="Times New Roman" w:hAnsi="Times New Roman" w:eastAsia="Times New Roman"/>
@@ -921,8 +1482,19 @@
         <w:tc>
           <w:tcPr>
             <w:tcW w:type="dxa" w:w="1872"/>
+            <w:tcBorders>
+              <w:top w:val="nil" w:sz="4" w:space="0" w:color="000000"/>
+              <w:left w:val="nil" w:sz="4" w:space="0" w:color="000000"/>
+              <w:bottom w:val="nil" w:sz="4" w:space="0" w:color="000000"/>
+              <w:right w:val="nil" w:sz="4" w:space="0" w:color="000000"/>
+              <w:insideH w:val="nil" w:sz="4" w:space="0" w:color="000000"/>
+              <w:insideV w:val="nil" w:sz="4" w:space="0" w:color="000000"/>
+            </w:tcBorders>
           </w:tcPr>
           <w:p>
+            <w:pPr>
+              <w:jc w:val="right"/>
+            </w:pPr>
             <w:r>
               <w:rPr>
                 <w:rFonts w:ascii="Times New Roman" w:hAnsi="Times New Roman" w:eastAsia="Times New Roman"/>
@@ -936,8 +1508,19 @@
         <w:tc>
           <w:tcPr>
             <w:tcW w:type="dxa" w:w="1872"/>
+            <w:tcBorders>
+              <w:top w:val="nil" w:sz="4" w:space="0" w:color="000000"/>
+              <w:left w:val="nil" w:sz="4" w:space="0" w:color="000000"/>
+              <w:bottom w:val="nil" w:sz="4" w:space="0" w:color="000000"/>
+              <w:right w:val="nil" w:sz="4" w:space="0" w:color="000000"/>
+              <w:insideH w:val="nil" w:sz="4" w:space="0" w:color="000000"/>
+              <w:insideV w:val="nil" w:sz="4" w:space="0" w:color="000000"/>
+            </w:tcBorders>
           </w:tcPr>
           <w:p>
+            <w:pPr>
+              <w:jc w:val="left"/>
+            </w:pPr>
             <w:r>
               <w:rPr>
                 <w:rFonts w:ascii="Times New Roman" w:hAnsi="Times New Roman" w:eastAsia="Times New Roman"/>
@@ -951,8 +1534,19 @@
         <w:tc>
           <w:tcPr>
             <w:tcW w:type="dxa" w:w="1872"/>
+            <w:tcBorders>
+              <w:top w:val="nil" w:sz="4" w:space="0" w:color="000000"/>
+              <w:left w:val="nil" w:sz="4" w:space="0" w:color="000000"/>
+              <w:bottom w:val="nil" w:sz="4" w:space="0" w:color="000000"/>
+              <w:right w:val="nil" w:sz="4" w:space="0" w:color="000000"/>
+              <w:insideH w:val="nil" w:sz="4" w:space="0" w:color="000000"/>
+              <w:insideV w:val="nil" w:sz="4" w:space="0" w:color="000000"/>
+            </w:tcBorders>
           </w:tcPr>
           <w:p>
+            <w:pPr>
+              <w:jc w:val="left"/>
+            </w:pPr>
             <w:r>
               <w:rPr>
                 <w:rFonts w:ascii="Times New Roman" w:hAnsi="Times New Roman" w:eastAsia="Times New Roman"/>
@@ -968,8 +1562,19 @@
         <w:tc>
           <w:tcPr>
             <w:tcW w:type="dxa" w:w="1872"/>
+            <w:tcBorders>
+              <w:top w:val="nil" w:sz="4" w:space="0" w:color="000000"/>
+              <w:left w:val="nil" w:sz="4" w:space="0" w:color="000000"/>
+              <w:bottom w:val="nil" w:sz="4" w:space="0" w:color="000000"/>
+              <w:right w:val="nil" w:sz="4" w:space="0" w:color="000000"/>
+              <w:insideH w:val="nil" w:sz="4" w:space="0" w:color="000000"/>
+              <w:insideV w:val="nil" w:sz="4" w:space="0" w:color="000000"/>
+            </w:tcBorders>
           </w:tcPr>
           <w:p>
+            <w:pPr>
+              <w:jc w:val="left"/>
+            </w:pPr>
             <w:r>
               <w:rPr>
                 <w:rFonts w:ascii="Times New Roman" w:hAnsi="Times New Roman" w:eastAsia="Times New Roman"/>
@@ -983,8 +1588,19 @@
         <w:tc>
           <w:tcPr>
             <w:tcW w:type="dxa" w:w="1872"/>
+            <w:tcBorders>
+              <w:top w:val="nil" w:sz="4" w:space="0" w:color="000000"/>
+              <w:left w:val="nil" w:sz="4" w:space="0" w:color="000000"/>
+              <w:bottom w:val="nil" w:sz="4" w:space="0" w:color="000000"/>
+              <w:right w:val="nil" w:sz="4" w:space="0" w:color="000000"/>
+              <w:insideH w:val="nil" w:sz="4" w:space="0" w:color="000000"/>
+              <w:insideV w:val="nil" w:sz="4" w:space="0" w:color="000000"/>
+            </w:tcBorders>
           </w:tcPr>
           <w:p>
+            <w:pPr>
+              <w:jc w:val="left"/>
+            </w:pPr>
             <w:r>
               <w:rPr>
                 <w:rFonts w:ascii="Times New Roman" w:hAnsi="Times New Roman" w:eastAsia="Times New Roman"/>
@@ -998,8 +1614,19 @@
         <w:tc>
           <w:tcPr>
             <w:tcW w:type="dxa" w:w="1872"/>
+            <w:tcBorders>
+              <w:top w:val="nil" w:sz="4" w:space="0" w:color="000000"/>
+              <w:left w:val="nil" w:sz="4" w:space="0" w:color="000000"/>
+              <w:bottom w:val="nil" w:sz="4" w:space="0" w:color="000000"/>
+              <w:right w:val="nil" w:sz="4" w:space="0" w:color="000000"/>
+              <w:insideH w:val="nil" w:sz="4" w:space="0" w:color="000000"/>
+              <w:insideV w:val="nil" w:sz="4" w:space="0" w:color="000000"/>
+            </w:tcBorders>
           </w:tcPr>
           <w:p>
+            <w:pPr>
+              <w:jc w:val="right"/>
+            </w:pPr>
             <w:r>
               <w:rPr>
                 <w:rFonts w:ascii="Times New Roman" w:hAnsi="Times New Roman" w:eastAsia="Times New Roman"/>
@@ -1013,8 +1640,19 @@
         <w:tc>
           <w:tcPr>
             <w:tcW w:type="dxa" w:w="1872"/>
+            <w:tcBorders>
+              <w:top w:val="nil" w:sz="4" w:space="0" w:color="000000"/>
+              <w:left w:val="nil" w:sz="4" w:space="0" w:color="000000"/>
+              <w:bottom w:val="nil" w:sz="4" w:space="0" w:color="000000"/>
+              <w:right w:val="nil" w:sz="4" w:space="0" w:color="000000"/>
+              <w:insideH w:val="nil" w:sz="4" w:space="0" w:color="000000"/>
+              <w:insideV w:val="nil" w:sz="4" w:space="0" w:color="000000"/>
+            </w:tcBorders>
           </w:tcPr>
           <w:p>
+            <w:pPr>
+              <w:jc w:val="left"/>
+            </w:pPr>
             <w:r>
               <w:rPr>
                 <w:rFonts w:ascii="Times New Roman" w:hAnsi="Times New Roman" w:eastAsia="Times New Roman"/>
@@ -1028,8 +1666,19 @@
         <w:tc>
           <w:tcPr>
             <w:tcW w:type="dxa" w:w="1872"/>
+            <w:tcBorders>
+              <w:top w:val="nil" w:sz="4" w:space="0" w:color="000000"/>
+              <w:left w:val="nil" w:sz="4" w:space="0" w:color="000000"/>
+              <w:bottom w:val="nil" w:sz="4" w:space="0" w:color="000000"/>
+              <w:right w:val="nil" w:sz="4" w:space="0" w:color="000000"/>
+              <w:insideH w:val="nil" w:sz="4" w:space="0" w:color="000000"/>
+              <w:insideV w:val="nil" w:sz="4" w:space="0" w:color="000000"/>
+            </w:tcBorders>
           </w:tcPr>
           <w:p>
+            <w:pPr>
+              <w:jc w:val="left"/>
+            </w:pPr>
             <w:r>
               <w:rPr>
                 <w:rFonts w:ascii="Times New Roman" w:hAnsi="Times New Roman" w:eastAsia="Times New Roman"/>
@@ -1045,8 +1694,19 @@
         <w:tc>
           <w:tcPr>
             <w:tcW w:type="dxa" w:w="1872"/>
+            <w:tcBorders>
+              <w:top w:val="nil" w:sz="4" w:space="0" w:color="000000"/>
+              <w:left w:val="nil" w:sz="4" w:space="0" w:color="000000"/>
+              <w:bottom w:val="nil" w:sz="4" w:space="0" w:color="000000"/>
+              <w:right w:val="nil" w:sz="4" w:space="0" w:color="000000"/>
+              <w:insideH w:val="nil" w:sz="4" w:space="0" w:color="000000"/>
+              <w:insideV w:val="nil" w:sz="4" w:space="0" w:color="000000"/>
+            </w:tcBorders>
           </w:tcPr>
           <w:p>
+            <w:pPr>
+              <w:jc w:val="left"/>
+            </w:pPr>
             <w:r>
               <w:rPr>
                 <w:rFonts w:ascii="Times New Roman" w:hAnsi="Times New Roman" w:eastAsia="Times New Roman"/>
@@ -1060,8 +1720,19 @@
         <w:tc>
           <w:tcPr>
             <w:tcW w:type="dxa" w:w="1872"/>
+            <w:tcBorders>
+              <w:top w:val="nil" w:sz="4" w:space="0" w:color="000000"/>
+              <w:left w:val="nil" w:sz="4" w:space="0" w:color="000000"/>
+              <w:bottom w:val="nil" w:sz="4" w:space="0" w:color="000000"/>
+              <w:right w:val="nil" w:sz="4" w:space="0" w:color="000000"/>
+              <w:insideH w:val="nil" w:sz="4" w:space="0" w:color="000000"/>
+              <w:insideV w:val="nil" w:sz="4" w:space="0" w:color="000000"/>
+            </w:tcBorders>
           </w:tcPr>
           <w:p>
+            <w:pPr>
+              <w:jc w:val="left"/>
+            </w:pPr>
             <w:r>
               <w:rPr>
                 <w:rFonts w:ascii="Times New Roman" w:hAnsi="Times New Roman" w:eastAsia="Times New Roman"/>
@@ -1075,8 +1746,19 @@
         <w:tc>
           <w:tcPr>
             <w:tcW w:type="dxa" w:w="1872"/>
+            <w:tcBorders>
+              <w:top w:val="nil" w:sz="4" w:space="0" w:color="000000"/>
+              <w:left w:val="nil" w:sz="4" w:space="0" w:color="000000"/>
+              <w:bottom w:val="nil" w:sz="4" w:space="0" w:color="000000"/>
+              <w:right w:val="nil" w:sz="4" w:space="0" w:color="000000"/>
+              <w:insideH w:val="nil" w:sz="4" w:space="0" w:color="000000"/>
+              <w:insideV w:val="nil" w:sz="4" w:space="0" w:color="000000"/>
+            </w:tcBorders>
           </w:tcPr>
           <w:p>
+            <w:pPr>
+              <w:jc w:val="right"/>
+            </w:pPr>
             <w:r>
               <w:rPr>
                 <w:rFonts w:ascii="Times New Roman" w:hAnsi="Times New Roman" w:eastAsia="Times New Roman"/>
@@ -1090,8 +1772,19 @@
         <w:tc>
           <w:tcPr>
             <w:tcW w:type="dxa" w:w="1872"/>
+            <w:tcBorders>
+              <w:top w:val="nil" w:sz="4" w:space="0" w:color="000000"/>
+              <w:left w:val="nil" w:sz="4" w:space="0" w:color="000000"/>
+              <w:bottom w:val="nil" w:sz="4" w:space="0" w:color="000000"/>
+              <w:right w:val="nil" w:sz="4" w:space="0" w:color="000000"/>
+              <w:insideH w:val="nil" w:sz="4" w:space="0" w:color="000000"/>
+              <w:insideV w:val="nil" w:sz="4" w:space="0" w:color="000000"/>
+            </w:tcBorders>
           </w:tcPr>
           <w:p>
+            <w:pPr>
+              <w:jc w:val="left"/>
+            </w:pPr>
             <w:r>
               <w:rPr>
                 <w:rFonts w:ascii="Times New Roman" w:hAnsi="Times New Roman" w:eastAsia="Times New Roman"/>
@@ -1105,8 +1798,19 @@
         <w:tc>
           <w:tcPr>
             <w:tcW w:type="dxa" w:w="1872"/>
+            <w:tcBorders>
+              <w:top w:val="nil" w:sz="4" w:space="0" w:color="000000"/>
+              <w:left w:val="nil" w:sz="4" w:space="0" w:color="000000"/>
+              <w:bottom w:val="nil" w:sz="4" w:space="0" w:color="000000"/>
+              <w:right w:val="nil" w:sz="4" w:space="0" w:color="000000"/>
+              <w:insideH w:val="nil" w:sz="4" w:space="0" w:color="000000"/>
+              <w:insideV w:val="nil" w:sz="4" w:space="0" w:color="000000"/>
+            </w:tcBorders>
           </w:tcPr>
           <w:p>
+            <w:pPr>
+              <w:jc w:val="left"/>
+            </w:pPr>
             <w:r>
               <w:rPr>
                 <w:rFonts w:ascii="Times New Roman" w:hAnsi="Times New Roman" w:eastAsia="Times New Roman"/>
@@ -1122,8 +1826,19 @@
         <w:tc>
           <w:tcPr>
             <w:tcW w:type="dxa" w:w="1872"/>
+            <w:tcBorders>
+              <w:top w:val="nil" w:sz="4" w:space="0" w:color="000000"/>
+              <w:left w:val="nil" w:sz="4" w:space="0" w:color="000000"/>
+              <w:bottom w:val="nil" w:sz="4" w:space="0" w:color="000000"/>
+              <w:right w:val="nil" w:sz="4" w:space="0" w:color="000000"/>
+              <w:insideH w:val="nil" w:sz="4" w:space="0" w:color="000000"/>
+              <w:insideV w:val="nil" w:sz="4" w:space="0" w:color="000000"/>
+            </w:tcBorders>
           </w:tcPr>
           <w:p>
+            <w:pPr>
+              <w:jc w:val="left"/>
+            </w:pPr>
             <w:r>
               <w:rPr>
                 <w:rFonts w:ascii="Times New Roman" w:hAnsi="Times New Roman" w:eastAsia="Times New Roman"/>
@@ -1137,8 +1852,19 @@
         <w:tc>
           <w:tcPr>
             <w:tcW w:type="dxa" w:w="1872"/>
+            <w:tcBorders>
+              <w:top w:val="nil" w:sz="4" w:space="0" w:color="000000"/>
+              <w:left w:val="nil" w:sz="4" w:space="0" w:color="000000"/>
+              <w:bottom w:val="nil" w:sz="4" w:space="0" w:color="000000"/>
+              <w:right w:val="nil" w:sz="4" w:space="0" w:color="000000"/>
+              <w:insideH w:val="nil" w:sz="4" w:space="0" w:color="000000"/>
+              <w:insideV w:val="nil" w:sz="4" w:space="0" w:color="000000"/>
+            </w:tcBorders>
           </w:tcPr>
           <w:p>
+            <w:pPr>
+              <w:jc w:val="left"/>
+            </w:pPr>
             <w:r>
               <w:rPr>
                 <w:rFonts w:ascii="Times New Roman" w:hAnsi="Times New Roman" w:eastAsia="Times New Roman"/>
@@ -1152,8 +1878,19 @@
         <w:tc>
           <w:tcPr>
             <w:tcW w:type="dxa" w:w="1872"/>
+            <w:tcBorders>
+              <w:top w:val="nil" w:sz="4" w:space="0" w:color="000000"/>
+              <w:left w:val="nil" w:sz="4" w:space="0" w:color="000000"/>
+              <w:bottom w:val="nil" w:sz="4" w:space="0" w:color="000000"/>
+              <w:right w:val="nil" w:sz="4" w:space="0" w:color="000000"/>
+              <w:insideH w:val="nil" w:sz="4" w:space="0" w:color="000000"/>
+              <w:insideV w:val="nil" w:sz="4" w:space="0" w:color="000000"/>
+            </w:tcBorders>
           </w:tcPr>
           <w:p>
+            <w:pPr>
+              <w:jc w:val="right"/>
+            </w:pPr>
             <w:r>
               <w:rPr>
                 <w:rFonts w:ascii="Times New Roman" w:hAnsi="Times New Roman" w:eastAsia="Times New Roman"/>
@@ -1167,8 +1904,19 @@
         <w:tc>
           <w:tcPr>
             <w:tcW w:type="dxa" w:w="1872"/>
+            <w:tcBorders>
+              <w:top w:val="nil" w:sz="4" w:space="0" w:color="000000"/>
+              <w:left w:val="nil" w:sz="4" w:space="0" w:color="000000"/>
+              <w:bottom w:val="nil" w:sz="4" w:space="0" w:color="000000"/>
+              <w:right w:val="nil" w:sz="4" w:space="0" w:color="000000"/>
+              <w:insideH w:val="nil" w:sz="4" w:space="0" w:color="000000"/>
+              <w:insideV w:val="nil" w:sz="4" w:space="0" w:color="000000"/>
+            </w:tcBorders>
           </w:tcPr>
           <w:p>
+            <w:pPr>
+              <w:jc w:val="left"/>
+            </w:pPr>
             <w:r>
               <w:rPr>
                 <w:rFonts w:ascii="Times New Roman" w:hAnsi="Times New Roman" w:eastAsia="Times New Roman"/>
@@ -1182,8 +1930,19 @@
         <w:tc>
           <w:tcPr>
             <w:tcW w:type="dxa" w:w="1872"/>
+            <w:tcBorders>
+              <w:top w:val="nil" w:sz="4" w:space="0" w:color="000000"/>
+              <w:left w:val="nil" w:sz="4" w:space="0" w:color="000000"/>
+              <w:bottom w:val="nil" w:sz="4" w:space="0" w:color="000000"/>
+              <w:right w:val="nil" w:sz="4" w:space="0" w:color="000000"/>
+              <w:insideH w:val="nil" w:sz="4" w:space="0" w:color="000000"/>
+              <w:insideV w:val="nil" w:sz="4" w:space="0" w:color="000000"/>
+            </w:tcBorders>
           </w:tcPr>
           <w:p>
+            <w:pPr>
+              <w:jc w:val="left"/>
+            </w:pPr>
             <w:r>
               <w:rPr>
                 <w:rFonts w:ascii="Times New Roman" w:hAnsi="Times New Roman" w:eastAsia="Times New Roman"/>
@@ -1199,8 +1958,19 @@
         <w:tc>
           <w:tcPr>
             <w:tcW w:type="dxa" w:w="1872"/>
+            <w:tcBorders>
+              <w:top w:val="nil" w:sz="4" w:space="0" w:color="000000"/>
+              <w:left w:val="nil" w:sz="4" w:space="0" w:color="000000"/>
+              <w:bottom w:val="nil" w:sz="4" w:space="0" w:color="000000"/>
+              <w:right w:val="nil" w:sz="4" w:space="0" w:color="000000"/>
+              <w:insideH w:val="nil" w:sz="4" w:space="0" w:color="000000"/>
+              <w:insideV w:val="nil" w:sz="4" w:space="0" w:color="000000"/>
+            </w:tcBorders>
           </w:tcPr>
           <w:p>
+            <w:pPr>
+              <w:jc w:val="left"/>
+            </w:pPr>
             <w:r>
               <w:rPr>
                 <w:rFonts w:ascii="Times New Roman" w:hAnsi="Times New Roman" w:eastAsia="Times New Roman"/>
@@ -1214,8 +1984,19 @@
         <w:tc>
           <w:tcPr>
             <w:tcW w:type="dxa" w:w="1872"/>
+            <w:tcBorders>
+              <w:top w:val="nil" w:sz="4" w:space="0" w:color="000000"/>
+              <w:left w:val="nil" w:sz="4" w:space="0" w:color="000000"/>
+              <w:bottom w:val="nil" w:sz="4" w:space="0" w:color="000000"/>
+              <w:right w:val="nil" w:sz="4" w:space="0" w:color="000000"/>
+              <w:insideH w:val="nil" w:sz="4" w:space="0" w:color="000000"/>
+              <w:insideV w:val="nil" w:sz="4" w:space="0" w:color="000000"/>
+            </w:tcBorders>
           </w:tcPr>
           <w:p>
+            <w:pPr>
+              <w:jc w:val="left"/>
+            </w:pPr>
             <w:r>
               <w:rPr>
                 <w:rFonts w:ascii="Times New Roman" w:hAnsi="Times New Roman" w:eastAsia="Times New Roman"/>
@@ -1229,8 +2010,19 @@
         <w:tc>
           <w:tcPr>
             <w:tcW w:type="dxa" w:w="1872"/>
+            <w:tcBorders>
+              <w:top w:val="nil" w:sz="4" w:space="0" w:color="000000"/>
+              <w:left w:val="nil" w:sz="4" w:space="0" w:color="000000"/>
+              <w:bottom w:val="nil" w:sz="4" w:space="0" w:color="000000"/>
+              <w:right w:val="nil" w:sz="4" w:space="0" w:color="000000"/>
+              <w:insideH w:val="nil" w:sz="4" w:space="0" w:color="000000"/>
+              <w:insideV w:val="nil" w:sz="4" w:space="0" w:color="000000"/>
+            </w:tcBorders>
           </w:tcPr>
           <w:p>
+            <w:pPr>
+              <w:jc w:val="right"/>
+            </w:pPr>
             <w:r>
               <w:rPr>
                 <w:rFonts w:ascii="Times New Roman" w:hAnsi="Times New Roman" w:eastAsia="Times New Roman"/>
@@ -1244,8 +2036,19 @@
         <w:tc>
           <w:tcPr>
             <w:tcW w:type="dxa" w:w="1872"/>
+            <w:tcBorders>
+              <w:top w:val="nil" w:sz="4" w:space="0" w:color="000000"/>
+              <w:left w:val="nil" w:sz="4" w:space="0" w:color="000000"/>
+              <w:bottom w:val="nil" w:sz="4" w:space="0" w:color="000000"/>
+              <w:right w:val="nil" w:sz="4" w:space="0" w:color="000000"/>
+              <w:insideH w:val="nil" w:sz="4" w:space="0" w:color="000000"/>
+              <w:insideV w:val="nil" w:sz="4" w:space="0" w:color="000000"/>
+            </w:tcBorders>
           </w:tcPr>
           <w:p>
+            <w:pPr>
+              <w:jc w:val="left"/>
+            </w:pPr>
             <w:r>
               <w:rPr>
                 <w:rFonts w:ascii="Times New Roman" w:hAnsi="Times New Roman" w:eastAsia="Times New Roman"/>
@@ -1259,8 +2062,19 @@
         <w:tc>
           <w:tcPr>
             <w:tcW w:type="dxa" w:w="1872"/>
+            <w:tcBorders>
+              <w:top w:val="nil" w:sz="4" w:space="0" w:color="000000"/>
+              <w:left w:val="nil" w:sz="4" w:space="0" w:color="000000"/>
+              <w:bottom w:val="nil" w:sz="4" w:space="0" w:color="000000"/>
+              <w:right w:val="nil" w:sz="4" w:space="0" w:color="000000"/>
+              <w:insideH w:val="nil" w:sz="4" w:space="0" w:color="000000"/>
+              <w:insideV w:val="nil" w:sz="4" w:space="0" w:color="000000"/>
+            </w:tcBorders>
           </w:tcPr>
           <w:p>
+            <w:pPr>
+              <w:jc w:val="left"/>
+            </w:pPr>
             <w:r>
               <w:rPr>
                 <w:rFonts w:ascii="Times New Roman" w:hAnsi="Times New Roman" w:eastAsia="Times New Roman"/>
@@ -1276,8 +2090,19 @@
         <w:tc>
           <w:tcPr>
             <w:tcW w:type="dxa" w:w="1872"/>
+            <w:tcBorders>
+              <w:top w:val="nil" w:sz="4" w:space="0" w:color="000000"/>
+              <w:left w:val="nil" w:sz="4" w:space="0" w:color="000000"/>
+              <w:bottom w:val="nil" w:sz="4" w:space="0" w:color="000000"/>
+              <w:right w:val="nil" w:sz="4" w:space="0" w:color="000000"/>
+              <w:insideH w:val="nil" w:sz="4" w:space="0" w:color="000000"/>
+              <w:insideV w:val="nil" w:sz="4" w:space="0" w:color="000000"/>
+            </w:tcBorders>
           </w:tcPr>
           <w:p>
+            <w:pPr>
+              <w:jc w:val="left"/>
+            </w:pPr>
             <w:r>
               <w:rPr>
                 <w:rFonts w:ascii="Times New Roman" w:hAnsi="Times New Roman" w:eastAsia="Times New Roman"/>
@@ -1291,8 +2116,19 @@
         <w:tc>
           <w:tcPr>
             <w:tcW w:type="dxa" w:w="1872"/>
+            <w:tcBorders>
+              <w:top w:val="nil" w:sz="4" w:space="0" w:color="000000"/>
+              <w:left w:val="nil" w:sz="4" w:space="0" w:color="000000"/>
+              <w:bottom w:val="nil" w:sz="4" w:space="0" w:color="000000"/>
+              <w:right w:val="nil" w:sz="4" w:space="0" w:color="000000"/>
+              <w:insideH w:val="nil" w:sz="4" w:space="0" w:color="000000"/>
+              <w:insideV w:val="nil" w:sz="4" w:space="0" w:color="000000"/>
+            </w:tcBorders>
           </w:tcPr>
           <w:p>
+            <w:pPr>
+              <w:jc w:val="left"/>
+            </w:pPr>
             <w:r>
               <w:rPr>
                 <w:rFonts w:ascii="Times New Roman" w:hAnsi="Times New Roman" w:eastAsia="Times New Roman"/>
@@ -1306,8 +2142,19 @@
         <w:tc>
           <w:tcPr>
             <w:tcW w:type="dxa" w:w="1872"/>
+            <w:tcBorders>
+              <w:top w:val="nil" w:sz="4" w:space="0" w:color="000000"/>
+              <w:left w:val="nil" w:sz="4" w:space="0" w:color="000000"/>
+              <w:bottom w:val="nil" w:sz="4" w:space="0" w:color="000000"/>
+              <w:right w:val="nil" w:sz="4" w:space="0" w:color="000000"/>
+              <w:insideH w:val="nil" w:sz="4" w:space="0" w:color="000000"/>
+              <w:insideV w:val="nil" w:sz="4" w:space="0" w:color="000000"/>
+            </w:tcBorders>
           </w:tcPr>
           <w:p>
+            <w:pPr>
+              <w:jc w:val="right"/>
+            </w:pPr>
             <w:r>
               <w:rPr>
                 <w:rFonts w:ascii="Times New Roman" w:hAnsi="Times New Roman" w:eastAsia="Times New Roman"/>
@@ -1321,8 +2168,19 @@
         <w:tc>
           <w:tcPr>
             <w:tcW w:type="dxa" w:w="1872"/>
+            <w:tcBorders>
+              <w:top w:val="nil" w:sz="4" w:space="0" w:color="000000"/>
+              <w:left w:val="nil" w:sz="4" w:space="0" w:color="000000"/>
+              <w:bottom w:val="nil" w:sz="4" w:space="0" w:color="000000"/>
+              <w:right w:val="nil" w:sz="4" w:space="0" w:color="000000"/>
+              <w:insideH w:val="nil" w:sz="4" w:space="0" w:color="000000"/>
+              <w:insideV w:val="nil" w:sz="4" w:space="0" w:color="000000"/>
+            </w:tcBorders>
           </w:tcPr>
           <w:p>
+            <w:pPr>
+              <w:jc w:val="left"/>
+            </w:pPr>
             <w:r>
               <w:rPr>
                 <w:rFonts w:ascii="Times New Roman" w:hAnsi="Times New Roman" w:eastAsia="Times New Roman"/>
@@ -1336,8 +2194,19 @@
         <w:tc>
           <w:tcPr>
             <w:tcW w:type="dxa" w:w="1872"/>
+            <w:tcBorders>
+              <w:top w:val="nil" w:sz="4" w:space="0" w:color="000000"/>
+              <w:left w:val="nil" w:sz="4" w:space="0" w:color="000000"/>
+              <w:bottom w:val="nil" w:sz="4" w:space="0" w:color="000000"/>
+              <w:right w:val="nil" w:sz="4" w:space="0" w:color="000000"/>
+              <w:insideH w:val="nil" w:sz="4" w:space="0" w:color="000000"/>
+              <w:insideV w:val="nil" w:sz="4" w:space="0" w:color="000000"/>
+            </w:tcBorders>
           </w:tcPr>
           <w:p>
+            <w:pPr>
+              <w:jc w:val="left"/>
+            </w:pPr>
             <w:r>
               <w:rPr>
                 <w:rFonts w:ascii="Times New Roman" w:hAnsi="Times New Roman" w:eastAsia="Times New Roman"/>
@@ -1353,8 +2222,19 @@
         <w:tc>
           <w:tcPr>
             <w:tcW w:type="dxa" w:w="1872"/>
+            <w:tcBorders>
+              <w:top w:val="nil" w:sz="4" w:space="0" w:color="000000"/>
+              <w:left w:val="nil" w:sz="4" w:space="0" w:color="000000"/>
+              <w:bottom w:val="nil" w:sz="4" w:space="0" w:color="000000"/>
+              <w:right w:val="nil" w:sz="4" w:space="0" w:color="000000"/>
+              <w:insideH w:val="nil" w:sz="4" w:space="0" w:color="000000"/>
+              <w:insideV w:val="nil" w:sz="4" w:space="0" w:color="000000"/>
+            </w:tcBorders>
           </w:tcPr>
           <w:p>
+            <w:pPr>
+              <w:jc w:val="left"/>
+            </w:pPr>
             <w:r>
               <w:rPr>
                 <w:rFonts w:ascii="Times New Roman" w:hAnsi="Times New Roman" w:eastAsia="Times New Roman"/>
@@ -1368,8 +2248,19 @@
         <w:tc>
           <w:tcPr>
             <w:tcW w:type="dxa" w:w="1872"/>
+            <w:tcBorders>
+              <w:top w:val="nil" w:sz="4" w:space="0" w:color="000000"/>
+              <w:left w:val="nil" w:sz="4" w:space="0" w:color="000000"/>
+              <w:bottom w:val="nil" w:sz="4" w:space="0" w:color="000000"/>
+              <w:right w:val="nil" w:sz="4" w:space="0" w:color="000000"/>
+              <w:insideH w:val="nil" w:sz="4" w:space="0" w:color="000000"/>
+              <w:insideV w:val="nil" w:sz="4" w:space="0" w:color="000000"/>
+            </w:tcBorders>
           </w:tcPr>
           <w:p>
+            <w:pPr>
+              <w:jc w:val="left"/>
+            </w:pPr>
             <w:r>
               <w:rPr>
                 <w:rFonts w:ascii="Times New Roman" w:hAnsi="Times New Roman" w:eastAsia="Times New Roman"/>
@@ -1383,8 +2274,19 @@
         <w:tc>
           <w:tcPr>
             <w:tcW w:type="dxa" w:w="1872"/>
+            <w:tcBorders>
+              <w:top w:val="nil" w:sz="4" w:space="0" w:color="000000"/>
+              <w:left w:val="nil" w:sz="4" w:space="0" w:color="000000"/>
+              <w:bottom w:val="nil" w:sz="4" w:space="0" w:color="000000"/>
+              <w:right w:val="nil" w:sz="4" w:space="0" w:color="000000"/>
+              <w:insideH w:val="nil" w:sz="4" w:space="0" w:color="000000"/>
+              <w:insideV w:val="nil" w:sz="4" w:space="0" w:color="000000"/>
+            </w:tcBorders>
           </w:tcPr>
           <w:p>
+            <w:pPr>
+              <w:jc w:val="right"/>
+            </w:pPr>
             <w:r>
               <w:rPr>
                 <w:rFonts w:ascii="Times New Roman" w:hAnsi="Times New Roman" w:eastAsia="Times New Roman"/>
@@ -1398,8 +2300,19 @@
         <w:tc>
           <w:tcPr>
             <w:tcW w:type="dxa" w:w="1872"/>
+            <w:tcBorders>
+              <w:top w:val="nil" w:sz="4" w:space="0" w:color="000000"/>
+              <w:left w:val="nil" w:sz="4" w:space="0" w:color="000000"/>
+              <w:bottom w:val="nil" w:sz="4" w:space="0" w:color="000000"/>
+              <w:right w:val="nil" w:sz="4" w:space="0" w:color="000000"/>
+              <w:insideH w:val="nil" w:sz="4" w:space="0" w:color="000000"/>
+              <w:insideV w:val="nil" w:sz="4" w:space="0" w:color="000000"/>
+            </w:tcBorders>
           </w:tcPr>
           <w:p>
+            <w:pPr>
+              <w:jc w:val="left"/>
+            </w:pPr>
             <w:r>
               <w:rPr>
                 <w:rFonts w:ascii="Times New Roman" w:hAnsi="Times New Roman" w:eastAsia="Times New Roman"/>
@@ -1413,8 +2326,19 @@
         <w:tc>
           <w:tcPr>
             <w:tcW w:type="dxa" w:w="1872"/>
+            <w:tcBorders>
+              <w:top w:val="nil" w:sz="4" w:space="0" w:color="000000"/>
+              <w:left w:val="nil" w:sz="4" w:space="0" w:color="000000"/>
+              <w:bottom w:val="nil" w:sz="4" w:space="0" w:color="000000"/>
+              <w:right w:val="nil" w:sz="4" w:space="0" w:color="000000"/>
+              <w:insideH w:val="nil" w:sz="4" w:space="0" w:color="000000"/>
+              <w:insideV w:val="nil" w:sz="4" w:space="0" w:color="000000"/>
+            </w:tcBorders>
           </w:tcPr>
           <w:p>
+            <w:pPr>
+              <w:jc w:val="left"/>
+            </w:pPr>
             <w:r>
               <w:rPr>
                 <w:rFonts w:ascii="Times New Roman" w:hAnsi="Times New Roman" w:eastAsia="Times New Roman"/>
@@ -1430,8 +2354,19 @@
         <w:tc>
           <w:tcPr>
             <w:tcW w:type="dxa" w:w="1872"/>
+            <w:tcBorders>
+              <w:top w:val="nil" w:sz="4" w:space="0" w:color="000000"/>
+              <w:left w:val="nil" w:sz="4" w:space="0" w:color="000000"/>
+              <w:bottom w:val="nil" w:sz="4" w:space="0" w:color="000000"/>
+              <w:right w:val="nil" w:sz="4" w:space="0" w:color="000000"/>
+              <w:insideH w:val="nil" w:sz="4" w:space="0" w:color="000000"/>
+              <w:insideV w:val="nil" w:sz="4" w:space="0" w:color="000000"/>
+            </w:tcBorders>
           </w:tcPr>
           <w:p>
+            <w:pPr>
+              <w:jc w:val="left"/>
+            </w:pPr>
             <w:r>
               <w:rPr>
                 <w:rFonts w:ascii="Times New Roman" w:hAnsi="Times New Roman" w:eastAsia="Times New Roman"/>
@@ -1445,8 +2380,19 @@
         <w:tc>
           <w:tcPr>
             <w:tcW w:type="dxa" w:w="1872"/>
+            <w:tcBorders>
+              <w:top w:val="nil" w:sz="4" w:space="0" w:color="000000"/>
+              <w:left w:val="nil" w:sz="4" w:space="0" w:color="000000"/>
+              <w:bottom w:val="nil" w:sz="4" w:space="0" w:color="000000"/>
+              <w:right w:val="nil" w:sz="4" w:space="0" w:color="000000"/>
+              <w:insideH w:val="nil" w:sz="4" w:space="0" w:color="000000"/>
+              <w:insideV w:val="nil" w:sz="4" w:space="0" w:color="000000"/>
+            </w:tcBorders>
           </w:tcPr>
           <w:p>
+            <w:pPr>
+              <w:jc w:val="left"/>
+            </w:pPr>
             <w:r>
               <w:rPr>
                 <w:rFonts w:ascii="Times New Roman" w:hAnsi="Times New Roman" w:eastAsia="Times New Roman"/>
@@ -1460,8 +2406,19 @@
         <w:tc>
           <w:tcPr>
             <w:tcW w:type="dxa" w:w="1872"/>
+            <w:tcBorders>
+              <w:top w:val="nil" w:sz="4" w:space="0" w:color="000000"/>
+              <w:left w:val="nil" w:sz="4" w:space="0" w:color="000000"/>
+              <w:bottom w:val="nil" w:sz="4" w:space="0" w:color="000000"/>
+              <w:right w:val="nil" w:sz="4" w:space="0" w:color="000000"/>
+              <w:insideH w:val="nil" w:sz="4" w:space="0" w:color="000000"/>
+              <w:insideV w:val="nil" w:sz="4" w:space="0" w:color="000000"/>
+            </w:tcBorders>
           </w:tcPr>
           <w:p>
+            <w:pPr>
+              <w:jc w:val="right"/>
+            </w:pPr>
             <w:r>
               <w:rPr>
                 <w:rFonts w:ascii="Times New Roman" w:hAnsi="Times New Roman" w:eastAsia="Times New Roman"/>
@@ -1475,8 +2432,19 @@
         <w:tc>
           <w:tcPr>
             <w:tcW w:type="dxa" w:w="1872"/>
+            <w:tcBorders>
+              <w:top w:val="nil" w:sz="4" w:space="0" w:color="000000"/>
+              <w:left w:val="nil" w:sz="4" w:space="0" w:color="000000"/>
+              <w:bottom w:val="nil" w:sz="4" w:space="0" w:color="000000"/>
+              <w:right w:val="nil" w:sz="4" w:space="0" w:color="000000"/>
+              <w:insideH w:val="nil" w:sz="4" w:space="0" w:color="000000"/>
+              <w:insideV w:val="nil" w:sz="4" w:space="0" w:color="000000"/>
+            </w:tcBorders>
           </w:tcPr>
           <w:p>
+            <w:pPr>
+              <w:jc w:val="left"/>
+            </w:pPr>
             <w:r>
               <w:rPr>
                 <w:rFonts w:ascii="Times New Roman" w:hAnsi="Times New Roman" w:eastAsia="Times New Roman"/>
@@ -1490,8 +2458,19 @@
         <w:tc>
           <w:tcPr>
             <w:tcW w:type="dxa" w:w="1872"/>
+            <w:tcBorders>
+              <w:top w:val="nil" w:sz="4" w:space="0" w:color="000000"/>
+              <w:left w:val="nil" w:sz="4" w:space="0" w:color="000000"/>
+              <w:bottom w:val="nil" w:sz="4" w:space="0" w:color="000000"/>
+              <w:right w:val="nil" w:sz="4" w:space="0" w:color="000000"/>
+              <w:insideH w:val="nil" w:sz="4" w:space="0" w:color="000000"/>
+              <w:insideV w:val="nil" w:sz="4" w:space="0" w:color="000000"/>
+            </w:tcBorders>
           </w:tcPr>
           <w:p>
+            <w:pPr>
+              <w:jc w:val="left"/>
+            </w:pPr>
             <w:r>
               <w:rPr>
                 <w:rFonts w:ascii="Times New Roman" w:hAnsi="Times New Roman" w:eastAsia="Times New Roman"/>
@@ -1507,8 +2486,19 @@
         <w:tc>
           <w:tcPr>
             <w:tcW w:type="dxa" w:w="1872"/>
+            <w:tcBorders>
+              <w:top w:val="nil" w:sz="4" w:space="0" w:color="000000"/>
+              <w:left w:val="nil" w:sz="4" w:space="0" w:color="000000"/>
+              <w:bottom w:val="single" w:sz="4" w:space="0" w:color="000000"/>
+              <w:right w:val="nil" w:sz="4" w:space="0" w:color="000000"/>
+              <w:insideH w:val="nil" w:sz="4" w:space="0" w:color="000000"/>
+              <w:insideV w:val="nil" w:sz="4" w:space="0" w:color="000000"/>
+            </w:tcBorders>
           </w:tcPr>
           <w:p>
+            <w:pPr>
+              <w:jc w:val="left"/>
+            </w:pPr>
             <w:r>
               <w:rPr>
                 <w:rFonts w:ascii="Times New Roman" w:hAnsi="Times New Roman" w:eastAsia="Times New Roman"/>
@@ -1522,8 +2512,19 @@
         <w:tc>
           <w:tcPr>
             <w:tcW w:type="dxa" w:w="1872"/>
+            <w:tcBorders>
+              <w:top w:val="nil" w:sz="4" w:space="0" w:color="000000"/>
+              <w:left w:val="nil" w:sz="4" w:space="0" w:color="000000"/>
+              <w:bottom w:val="single" w:sz="4" w:space="0" w:color="000000"/>
+              <w:right w:val="nil" w:sz="4" w:space="0" w:color="000000"/>
+              <w:insideH w:val="nil" w:sz="4" w:space="0" w:color="000000"/>
+              <w:insideV w:val="nil" w:sz="4" w:space="0" w:color="000000"/>
+            </w:tcBorders>
           </w:tcPr>
           <w:p>
+            <w:pPr>
+              <w:jc w:val="left"/>
+            </w:pPr>
             <w:r>
               <w:rPr>
                 <w:rFonts w:ascii="Times New Roman" w:hAnsi="Times New Roman" w:eastAsia="Times New Roman"/>
@@ -1537,8 +2538,19 @@
         <w:tc>
           <w:tcPr>
             <w:tcW w:type="dxa" w:w="1872"/>
+            <w:tcBorders>
+              <w:top w:val="nil" w:sz="4" w:space="0" w:color="000000"/>
+              <w:left w:val="nil" w:sz="4" w:space="0" w:color="000000"/>
+              <w:bottom w:val="single" w:sz="4" w:space="0" w:color="000000"/>
+              <w:right w:val="nil" w:sz="4" w:space="0" w:color="000000"/>
+              <w:insideH w:val="nil" w:sz="4" w:space="0" w:color="000000"/>
+              <w:insideV w:val="nil" w:sz="4" w:space="0" w:color="000000"/>
+            </w:tcBorders>
           </w:tcPr>
           <w:p>
+            <w:pPr>
+              <w:jc w:val="right"/>
+            </w:pPr>
             <w:r>
               <w:rPr>
                 <w:rFonts w:ascii="Times New Roman" w:hAnsi="Times New Roman" w:eastAsia="Times New Roman"/>
@@ -1552,8 +2564,19 @@
         <w:tc>
           <w:tcPr>
             <w:tcW w:type="dxa" w:w="1872"/>
+            <w:tcBorders>
+              <w:top w:val="nil" w:sz="4" w:space="0" w:color="000000"/>
+              <w:left w:val="nil" w:sz="4" w:space="0" w:color="000000"/>
+              <w:bottom w:val="single" w:sz="4" w:space="0" w:color="000000"/>
+              <w:right w:val="nil" w:sz="4" w:space="0" w:color="000000"/>
+              <w:insideH w:val="nil" w:sz="4" w:space="0" w:color="000000"/>
+              <w:insideV w:val="nil" w:sz="4" w:space="0" w:color="000000"/>
+            </w:tcBorders>
           </w:tcPr>
           <w:p>
+            <w:pPr>
+              <w:jc w:val="left"/>
+            </w:pPr>
             <w:r>
               <w:rPr>
                 <w:rFonts w:ascii="Times New Roman" w:hAnsi="Times New Roman" w:eastAsia="Times New Roman"/>
@@ -1567,8 +2590,19 @@
         <w:tc>
           <w:tcPr>
             <w:tcW w:type="dxa" w:w="1872"/>
+            <w:tcBorders>
+              <w:top w:val="nil" w:sz="4" w:space="0" w:color="000000"/>
+              <w:left w:val="nil" w:sz="4" w:space="0" w:color="000000"/>
+              <w:bottom w:val="single" w:sz="4" w:space="0" w:color="000000"/>
+              <w:right w:val="nil" w:sz="4" w:space="0" w:color="000000"/>
+              <w:insideH w:val="nil" w:sz="4" w:space="0" w:color="000000"/>
+              <w:insideV w:val="nil" w:sz="4" w:space="0" w:color="000000"/>
+            </w:tcBorders>
           </w:tcPr>
           <w:p>
+            <w:pPr>
+              <w:jc w:val="left"/>
+            </w:pPr>
             <w:r>
               <w:rPr>
                 <w:rFonts w:ascii="Times New Roman" w:hAnsi="Times New Roman" w:eastAsia="Times New Roman"/>
@@ -1665,8 +2699,19 @@
         <w:tc>
           <w:tcPr>
             <w:tcW w:type="dxa" w:w="2340"/>
+            <w:tcBorders>
+              <w:top w:val="single" w:sz="4" w:space="0" w:color="000000"/>
+              <w:left w:val="nil" w:sz="4" w:space="0" w:color="000000"/>
+              <w:bottom w:val="single" w:sz="4" w:space="0" w:color="000000"/>
+              <w:right w:val="nil" w:sz="4" w:space="0" w:color="000000"/>
+              <w:insideH w:val="nil" w:sz="4" w:space="0" w:color="000000"/>
+              <w:insideV w:val="nil" w:sz="4" w:space="0" w:color="000000"/>
+            </w:tcBorders>
           </w:tcPr>
           <w:p>
+            <w:pPr>
+              <w:jc w:val="center"/>
+            </w:pPr>
             <w:r>
               <w:rPr>
                 <w:rFonts w:ascii="Times New Roman" w:hAnsi="Times New Roman" w:eastAsia="Times New Roman"/>
@@ -1680,8 +2725,19 @@
         <w:tc>
           <w:tcPr>
             <w:tcW w:type="dxa" w:w="2340"/>
+            <w:tcBorders>
+              <w:top w:val="single" w:sz="4" w:space="0" w:color="000000"/>
+              <w:left w:val="nil" w:sz="4" w:space="0" w:color="000000"/>
+              <w:bottom w:val="single" w:sz="4" w:space="0" w:color="000000"/>
+              <w:right w:val="nil" w:sz="4" w:space="0" w:color="000000"/>
+              <w:insideH w:val="nil" w:sz="4" w:space="0" w:color="000000"/>
+              <w:insideV w:val="nil" w:sz="4" w:space="0" w:color="000000"/>
+            </w:tcBorders>
           </w:tcPr>
           <w:p>
+            <w:pPr>
+              <w:jc w:val="center"/>
+            </w:pPr>
             <w:r>
               <w:rPr>
                 <w:rFonts w:ascii="Times New Roman" w:hAnsi="Times New Roman" w:eastAsia="Times New Roman"/>
@@ -1695,8 +2751,19 @@
         <w:tc>
           <w:tcPr>
             <w:tcW w:type="dxa" w:w="2340"/>
+            <w:tcBorders>
+              <w:top w:val="single" w:sz="4" w:space="0" w:color="000000"/>
+              <w:left w:val="nil" w:sz="4" w:space="0" w:color="000000"/>
+              <w:bottom w:val="single" w:sz="4" w:space="0" w:color="000000"/>
+              <w:right w:val="nil" w:sz="4" w:space="0" w:color="000000"/>
+              <w:insideH w:val="nil" w:sz="4" w:space="0" w:color="000000"/>
+              <w:insideV w:val="nil" w:sz="4" w:space="0" w:color="000000"/>
+            </w:tcBorders>
           </w:tcPr>
           <w:p>
+            <w:pPr>
+              <w:jc w:val="center"/>
+            </w:pPr>
             <w:r>
               <w:rPr>
                 <w:rFonts w:ascii="Times New Roman" w:hAnsi="Times New Roman" w:eastAsia="Times New Roman"/>
@@ -1710,8 +2777,19 @@
         <w:tc>
           <w:tcPr>
             <w:tcW w:type="dxa" w:w="2340"/>
+            <w:tcBorders>
+              <w:top w:val="single" w:sz="4" w:space="0" w:color="000000"/>
+              <w:left w:val="nil" w:sz="4" w:space="0" w:color="000000"/>
+              <w:bottom w:val="single" w:sz="4" w:space="0" w:color="000000"/>
+              <w:right w:val="nil" w:sz="4" w:space="0" w:color="000000"/>
+              <w:insideH w:val="nil" w:sz="4" w:space="0" w:color="000000"/>
+              <w:insideV w:val="nil" w:sz="4" w:space="0" w:color="000000"/>
+            </w:tcBorders>
           </w:tcPr>
           <w:p>
+            <w:pPr>
+              <w:jc w:val="center"/>
+            </w:pPr>
             <w:r>
               <w:rPr>
                 <w:rFonts w:ascii="Times New Roman" w:hAnsi="Times New Roman" w:eastAsia="Times New Roman"/>
@@ -1727,8 +2805,19 @@
         <w:tc>
           <w:tcPr>
             <w:tcW w:type="dxa" w:w="2340"/>
+            <w:tcBorders>
+              <w:top w:val="nil" w:sz="4" w:space="0" w:color="000000"/>
+              <w:left w:val="nil" w:sz="4" w:space="0" w:color="000000"/>
+              <w:bottom w:val="nil" w:sz="4" w:space="0" w:color="000000"/>
+              <w:right w:val="nil" w:sz="4" w:space="0" w:color="000000"/>
+              <w:insideH w:val="nil" w:sz="4" w:space="0" w:color="000000"/>
+              <w:insideV w:val="nil" w:sz="4" w:space="0" w:color="000000"/>
+            </w:tcBorders>
           </w:tcPr>
           <w:p>
+            <w:pPr>
+              <w:jc w:val="left"/>
+            </w:pPr>
             <w:r>
               <w:rPr>
                 <w:rFonts w:ascii="Times New Roman" w:hAnsi="Times New Roman" w:eastAsia="Times New Roman"/>
@@ -1742,8 +2831,19 @@
         <w:tc>
           <w:tcPr>
             <w:tcW w:type="dxa" w:w="2340"/>
+            <w:tcBorders>
+              <w:top w:val="nil" w:sz="4" w:space="0" w:color="000000"/>
+              <w:left w:val="nil" w:sz="4" w:space="0" w:color="000000"/>
+              <w:bottom w:val="nil" w:sz="4" w:space="0" w:color="000000"/>
+              <w:right w:val="nil" w:sz="4" w:space="0" w:color="000000"/>
+              <w:insideH w:val="nil" w:sz="4" w:space="0" w:color="000000"/>
+              <w:insideV w:val="nil" w:sz="4" w:space="0" w:color="000000"/>
+            </w:tcBorders>
           </w:tcPr>
           <w:p>
+            <w:pPr>
+              <w:jc w:val="left"/>
+            </w:pPr>
             <w:r>
               <w:rPr>
                 <w:rFonts w:ascii="Times New Roman" w:hAnsi="Times New Roman" w:eastAsia="Times New Roman"/>
@@ -1757,8 +2857,19 @@
         <w:tc>
           <w:tcPr>
             <w:tcW w:type="dxa" w:w="2340"/>
+            <w:tcBorders>
+              <w:top w:val="nil" w:sz="4" w:space="0" w:color="000000"/>
+              <w:left w:val="nil" w:sz="4" w:space="0" w:color="000000"/>
+              <w:bottom w:val="nil" w:sz="4" w:space="0" w:color="000000"/>
+              <w:right w:val="nil" w:sz="4" w:space="0" w:color="000000"/>
+              <w:insideH w:val="nil" w:sz="4" w:space="0" w:color="000000"/>
+              <w:insideV w:val="nil" w:sz="4" w:space="0" w:color="000000"/>
+            </w:tcBorders>
           </w:tcPr>
           <w:p>
+            <w:pPr>
+              <w:jc w:val="right"/>
+            </w:pPr>
             <w:r>
               <w:rPr>
                 <w:rFonts w:ascii="Times New Roman" w:hAnsi="Times New Roman" w:eastAsia="Times New Roman"/>
@@ -1772,8 +2883,19 @@
         <w:tc>
           <w:tcPr>
             <w:tcW w:type="dxa" w:w="2340"/>
+            <w:tcBorders>
+              <w:top w:val="nil" w:sz="4" w:space="0" w:color="000000"/>
+              <w:left w:val="nil" w:sz="4" w:space="0" w:color="000000"/>
+              <w:bottom w:val="nil" w:sz="4" w:space="0" w:color="000000"/>
+              <w:right w:val="nil" w:sz="4" w:space="0" w:color="000000"/>
+              <w:insideH w:val="nil" w:sz="4" w:space="0" w:color="000000"/>
+              <w:insideV w:val="nil" w:sz="4" w:space="0" w:color="000000"/>
+            </w:tcBorders>
           </w:tcPr>
           <w:p>
+            <w:pPr>
+              <w:jc w:val="left"/>
+            </w:pPr>
             <w:r>
               <w:rPr>
                 <w:rFonts w:ascii="Times New Roman" w:hAnsi="Times New Roman" w:eastAsia="Times New Roman"/>
@@ -1789,8 +2911,19 @@
         <w:tc>
           <w:tcPr>
             <w:tcW w:type="dxa" w:w="2340"/>
+            <w:tcBorders>
+              <w:top w:val="nil" w:sz="4" w:space="0" w:color="000000"/>
+              <w:left w:val="nil" w:sz="4" w:space="0" w:color="000000"/>
+              <w:bottom w:val="nil" w:sz="4" w:space="0" w:color="000000"/>
+              <w:right w:val="nil" w:sz="4" w:space="0" w:color="000000"/>
+              <w:insideH w:val="nil" w:sz="4" w:space="0" w:color="000000"/>
+              <w:insideV w:val="nil" w:sz="4" w:space="0" w:color="000000"/>
+            </w:tcBorders>
           </w:tcPr>
           <w:p>
+            <w:pPr>
+              <w:jc w:val="left"/>
+            </w:pPr>
             <w:r>
               <w:rPr>
                 <w:rFonts w:ascii="Times New Roman" w:hAnsi="Times New Roman" w:eastAsia="Times New Roman"/>
@@ -1804,8 +2937,19 @@
         <w:tc>
           <w:tcPr>
             <w:tcW w:type="dxa" w:w="2340"/>
+            <w:tcBorders>
+              <w:top w:val="nil" w:sz="4" w:space="0" w:color="000000"/>
+              <w:left w:val="nil" w:sz="4" w:space="0" w:color="000000"/>
+              <w:bottom w:val="nil" w:sz="4" w:space="0" w:color="000000"/>
+              <w:right w:val="nil" w:sz="4" w:space="0" w:color="000000"/>
+              <w:insideH w:val="nil" w:sz="4" w:space="0" w:color="000000"/>
+              <w:insideV w:val="nil" w:sz="4" w:space="0" w:color="000000"/>
+            </w:tcBorders>
           </w:tcPr>
           <w:p>
+            <w:pPr>
+              <w:jc w:val="left"/>
+            </w:pPr>
             <w:r>
               <w:rPr>
                 <w:rFonts w:ascii="Times New Roman" w:hAnsi="Times New Roman" w:eastAsia="Times New Roman"/>
@@ -1819,8 +2963,19 @@
         <w:tc>
           <w:tcPr>
             <w:tcW w:type="dxa" w:w="2340"/>
+            <w:tcBorders>
+              <w:top w:val="nil" w:sz="4" w:space="0" w:color="000000"/>
+              <w:left w:val="nil" w:sz="4" w:space="0" w:color="000000"/>
+              <w:bottom w:val="nil" w:sz="4" w:space="0" w:color="000000"/>
+              <w:right w:val="nil" w:sz="4" w:space="0" w:color="000000"/>
+              <w:insideH w:val="nil" w:sz="4" w:space="0" w:color="000000"/>
+              <w:insideV w:val="nil" w:sz="4" w:space="0" w:color="000000"/>
+            </w:tcBorders>
           </w:tcPr>
           <w:p>
+            <w:pPr>
+              <w:jc w:val="right"/>
+            </w:pPr>
             <w:r>
               <w:rPr>
                 <w:rFonts w:ascii="Times New Roman" w:hAnsi="Times New Roman" w:eastAsia="Times New Roman"/>
@@ -1834,8 +2989,19 @@
         <w:tc>
           <w:tcPr>
             <w:tcW w:type="dxa" w:w="2340"/>
+            <w:tcBorders>
+              <w:top w:val="nil" w:sz="4" w:space="0" w:color="000000"/>
+              <w:left w:val="nil" w:sz="4" w:space="0" w:color="000000"/>
+              <w:bottom w:val="nil" w:sz="4" w:space="0" w:color="000000"/>
+              <w:right w:val="nil" w:sz="4" w:space="0" w:color="000000"/>
+              <w:insideH w:val="nil" w:sz="4" w:space="0" w:color="000000"/>
+              <w:insideV w:val="nil" w:sz="4" w:space="0" w:color="000000"/>
+            </w:tcBorders>
           </w:tcPr>
           <w:p>
+            <w:pPr>
+              <w:jc w:val="left"/>
+            </w:pPr>
             <w:r>
               <w:rPr>
                 <w:rFonts w:ascii="Times New Roman" w:hAnsi="Times New Roman" w:eastAsia="Times New Roman"/>
@@ -1851,8 +3017,19 @@
         <w:tc>
           <w:tcPr>
             <w:tcW w:type="dxa" w:w="2340"/>
+            <w:tcBorders>
+              <w:top w:val="nil" w:sz="4" w:space="0" w:color="000000"/>
+              <w:left w:val="nil" w:sz="4" w:space="0" w:color="000000"/>
+              <w:bottom w:val="nil" w:sz="4" w:space="0" w:color="000000"/>
+              <w:right w:val="nil" w:sz="4" w:space="0" w:color="000000"/>
+              <w:insideH w:val="nil" w:sz="4" w:space="0" w:color="000000"/>
+              <w:insideV w:val="nil" w:sz="4" w:space="0" w:color="000000"/>
+            </w:tcBorders>
           </w:tcPr>
           <w:p>
+            <w:pPr>
+              <w:jc w:val="left"/>
+            </w:pPr>
             <w:r>
               <w:rPr>
                 <w:rFonts w:ascii="Times New Roman" w:hAnsi="Times New Roman" w:eastAsia="Times New Roman"/>
@@ -1866,8 +3043,19 @@
         <w:tc>
           <w:tcPr>
             <w:tcW w:type="dxa" w:w="2340"/>
+            <w:tcBorders>
+              <w:top w:val="nil" w:sz="4" w:space="0" w:color="000000"/>
+              <w:left w:val="nil" w:sz="4" w:space="0" w:color="000000"/>
+              <w:bottom w:val="nil" w:sz="4" w:space="0" w:color="000000"/>
+              <w:right w:val="nil" w:sz="4" w:space="0" w:color="000000"/>
+              <w:insideH w:val="nil" w:sz="4" w:space="0" w:color="000000"/>
+              <w:insideV w:val="nil" w:sz="4" w:space="0" w:color="000000"/>
+            </w:tcBorders>
           </w:tcPr>
           <w:p>
+            <w:pPr>
+              <w:jc w:val="left"/>
+            </w:pPr>
             <w:r>
               <w:rPr>
                 <w:rFonts w:ascii="Times New Roman" w:hAnsi="Times New Roman" w:eastAsia="Times New Roman"/>
@@ -1881,8 +3069,19 @@
         <w:tc>
           <w:tcPr>
             <w:tcW w:type="dxa" w:w="2340"/>
+            <w:tcBorders>
+              <w:top w:val="nil" w:sz="4" w:space="0" w:color="000000"/>
+              <w:left w:val="nil" w:sz="4" w:space="0" w:color="000000"/>
+              <w:bottom w:val="nil" w:sz="4" w:space="0" w:color="000000"/>
+              <w:right w:val="nil" w:sz="4" w:space="0" w:color="000000"/>
+              <w:insideH w:val="nil" w:sz="4" w:space="0" w:color="000000"/>
+              <w:insideV w:val="nil" w:sz="4" w:space="0" w:color="000000"/>
+            </w:tcBorders>
           </w:tcPr>
           <w:p>
+            <w:pPr>
+              <w:jc w:val="right"/>
+            </w:pPr>
             <w:r>
               <w:rPr>
                 <w:rFonts w:ascii="Times New Roman" w:hAnsi="Times New Roman" w:eastAsia="Times New Roman"/>
@@ -1896,8 +3095,19 @@
         <w:tc>
           <w:tcPr>
             <w:tcW w:type="dxa" w:w="2340"/>
+            <w:tcBorders>
+              <w:top w:val="nil" w:sz="4" w:space="0" w:color="000000"/>
+              <w:left w:val="nil" w:sz="4" w:space="0" w:color="000000"/>
+              <w:bottom w:val="nil" w:sz="4" w:space="0" w:color="000000"/>
+              <w:right w:val="nil" w:sz="4" w:space="0" w:color="000000"/>
+              <w:insideH w:val="nil" w:sz="4" w:space="0" w:color="000000"/>
+              <w:insideV w:val="nil" w:sz="4" w:space="0" w:color="000000"/>
+            </w:tcBorders>
           </w:tcPr>
           <w:p>
+            <w:pPr>
+              <w:jc w:val="left"/>
+            </w:pPr>
             <w:r>
               <w:rPr>
                 <w:rFonts w:ascii="Times New Roman" w:hAnsi="Times New Roman" w:eastAsia="Times New Roman"/>
@@ -1913,8 +3123,19 @@
         <w:tc>
           <w:tcPr>
             <w:tcW w:type="dxa" w:w="2340"/>
+            <w:tcBorders>
+              <w:top w:val="nil" w:sz="4" w:space="0" w:color="000000"/>
+              <w:left w:val="nil" w:sz="4" w:space="0" w:color="000000"/>
+              <w:bottom w:val="nil" w:sz="4" w:space="0" w:color="000000"/>
+              <w:right w:val="nil" w:sz="4" w:space="0" w:color="000000"/>
+              <w:insideH w:val="nil" w:sz="4" w:space="0" w:color="000000"/>
+              <w:insideV w:val="nil" w:sz="4" w:space="0" w:color="000000"/>
+            </w:tcBorders>
           </w:tcPr>
           <w:p>
+            <w:pPr>
+              <w:jc w:val="left"/>
+            </w:pPr>
             <w:r>
               <w:rPr>
                 <w:rFonts w:ascii="Times New Roman" w:hAnsi="Times New Roman" w:eastAsia="Times New Roman"/>
@@ -1928,8 +3149,19 @@
         <w:tc>
           <w:tcPr>
             <w:tcW w:type="dxa" w:w="2340"/>
+            <w:tcBorders>
+              <w:top w:val="nil" w:sz="4" w:space="0" w:color="000000"/>
+              <w:left w:val="nil" w:sz="4" w:space="0" w:color="000000"/>
+              <w:bottom w:val="nil" w:sz="4" w:space="0" w:color="000000"/>
+              <w:right w:val="nil" w:sz="4" w:space="0" w:color="000000"/>
+              <w:insideH w:val="nil" w:sz="4" w:space="0" w:color="000000"/>
+              <w:insideV w:val="nil" w:sz="4" w:space="0" w:color="000000"/>
+            </w:tcBorders>
           </w:tcPr>
           <w:p>
+            <w:pPr>
+              <w:jc w:val="left"/>
+            </w:pPr>
             <w:r>
               <w:rPr>
                 <w:rFonts w:ascii="Times New Roman" w:hAnsi="Times New Roman" w:eastAsia="Times New Roman"/>
@@ -1943,8 +3175,19 @@
         <w:tc>
           <w:tcPr>
             <w:tcW w:type="dxa" w:w="2340"/>
+            <w:tcBorders>
+              <w:top w:val="nil" w:sz="4" w:space="0" w:color="000000"/>
+              <w:left w:val="nil" w:sz="4" w:space="0" w:color="000000"/>
+              <w:bottom w:val="nil" w:sz="4" w:space="0" w:color="000000"/>
+              <w:right w:val="nil" w:sz="4" w:space="0" w:color="000000"/>
+              <w:insideH w:val="nil" w:sz="4" w:space="0" w:color="000000"/>
+              <w:insideV w:val="nil" w:sz="4" w:space="0" w:color="000000"/>
+            </w:tcBorders>
           </w:tcPr>
           <w:p>
+            <w:pPr>
+              <w:jc w:val="right"/>
+            </w:pPr>
             <w:r>
               <w:rPr>
                 <w:rFonts w:ascii="Times New Roman" w:hAnsi="Times New Roman" w:eastAsia="Times New Roman"/>
@@ -1958,8 +3201,19 @@
         <w:tc>
           <w:tcPr>
             <w:tcW w:type="dxa" w:w="2340"/>
+            <w:tcBorders>
+              <w:top w:val="nil" w:sz="4" w:space="0" w:color="000000"/>
+              <w:left w:val="nil" w:sz="4" w:space="0" w:color="000000"/>
+              <w:bottom w:val="nil" w:sz="4" w:space="0" w:color="000000"/>
+              <w:right w:val="nil" w:sz="4" w:space="0" w:color="000000"/>
+              <w:insideH w:val="nil" w:sz="4" w:space="0" w:color="000000"/>
+              <w:insideV w:val="nil" w:sz="4" w:space="0" w:color="000000"/>
+            </w:tcBorders>
           </w:tcPr>
           <w:p>
+            <w:pPr>
+              <w:jc w:val="left"/>
+            </w:pPr>
             <w:r>
               <w:rPr>
                 <w:rFonts w:ascii="Times New Roman" w:hAnsi="Times New Roman" w:eastAsia="Times New Roman"/>
@@ -1975,8 +3229,19 @@
         <w:tc>
           <w:tcPr>
             <w:tcW w:type="dxa" w:w="2340"/>
+            <w:tcBorders>
+              <w:top w:val="nil" w:sz="4" w:space="0" w:color="000000"/>
+              <w:left w:val="nil" w:sz="4" w:space="0" w:color="000000"/>
+              <w:bottom w:val="single" w:sz="4" w:space="0" w:color="000000"/>
+              <w:right w:val="nil" w:sz="4" w:space="0" w:color="000000"/>
+              <w:insideH w:val="nil" w:sz="4" w:space="0" w:color="000000"/>
+              <w:insideV w:val="nil" w:sz="4" w:space="0" w:color="000000"/>
+            </w:tcBorders>
           </w:tcPr>
           <w:p>
+            <w:pPr>
+              <w:jc w:val="left"/>
+            </w:pPr>
             <w:r>
               <w:rPr>
                 <w:rFonts w:ascii="Times New Roman" w:hAnsi="Times New Roman" w:eastAsia="Times New Roman"/>
@@ -1990,8 +3255,19 @@
         <w:tc>
           <w:tcPr>
             <w:tcW w:type="dxa" w:w="2340"/>
+            <w:tcBorders>
+              <w:top w:val="nil" w:sz="4" w:space="0" w:color="000000"/>
+              <w:left w:val="nil" w:sz="4" w:space="0" w:color="000000"/>
+              <w:bottom w:val="single" w:sz="4" w:space="0" w:color="000000"/>
+              <w:right w:val="nil" w:sz="4" w:space="0" w:color="000000"/>
+              <w:insideH w:val="nil" w:sz="4" w:space="0" w:color="000000"/>
+              <w:insideV w:val="nil" w:sz="4" w:space="0" w:color="000000"/>
+            </w:tcBorders>
           </w:tcPr>
           <w:p>
+            <w:pPr>
+              <w:jc w:val="left"/>
+            </w:pPr>
             <w:r>
               <w:rPr>
                 <w:rFonts w:ascii="Times New Roman" w:hAnsi="Times New Roman" w:eastAsia="Times New Roman"/>
@@ -2005,8 +3281,19 @@
         <w:tc>
           <w:tcPr>
             <w:tcW w:type="dxa" w:w="2340"/>
+            <w:tcBorders>
+              <w:top w:val="nil" w:sz="4" w:space="0" w:color="000000"/>
+              <w:left w:val="nil" w:sz="4" w:space="0" w:color="000000"/>
+              <w:bottom w:val="single" w:sz="4" w:space="0" w:color="000000"/>
+              <w:right w:val="nil" w:sz="4" w:space="0" w:color="000000"/>
+              <w:insideH w:val="nil" w:sz="4" w:space="0" w:color="000000"/>
+              <w:insideV w:val="nil" w:sz="4" w:space="0" w:color="000000"/>
+            </w:tcBorders>
           </w:tcPr>
           <w:p>
+            <w:pPr>
+              <w:jc w:val="right"/>
+            </w:pPr>
             <w:r>
               <w:rPr>
                 <w:rFonts w:ascii="Times New Roman" w:hAnsi="Times New Roman" w:eastAsia="Times New Roman"/>
@@ -2020,8 +3307,19 @@
         <w:tc>
           <w:tcPr>
             <w:tcW w:type="dxa" w:w="2340"/>
+            <w:tcBorders>
+              <w:top w:val="nil" w:sz="4" w:space="0" w:color="000000"/>
+              <w:left w:val="nil" w:sz="4" w:space="0" w:color="000000"/>
+              <w:bottom w:val="single" w:sz="4" w:space="0" w:color="000000"/>
+              <w:right w:val="nil" w:sz="4" w:space="0" w:color="000000"/>
+              <w:insideH w:val="nil" w:sz="4" w:space="0" w:color="000000"/>
+              <w:insideV w:val="nil" w:sz="4" w:space="0" w:color="000000"/>
+            </w:tcBorders>
           </w:tcPr>
           <w:p>
+            <w:pPr>
+              <w:jc w:val="left"/>
+            </w:pPr>
             <w:r>
               <w:rPr>
                 <w:rFonts w:ascii="Times New Roman" w:hAnsi="Times New Roman" w:eastAsia="Times New Roman"/>
@@ -2104,8 +3402,19 @@
         <w:tc>
           <w:tcPr>
             <w:tcW w:type="dxa" w:w="1872"/>
+            <w:tcBorders>
+              <w:top w:val="single" w:sz="4" w:space="0" w:color="000000"/>
+              <w:left w:val="nil" w:sz="4" w:space="0" w:color="000000"/>
+              <w:bottom w:val="single" w:sz="4" w:space="0" w:color="000000"/>
+              <w:right w:val="nil" w:sz="4" w:space="0" w:color="000000"/>
+              <w:insideH w:val="nil" w:sz="4" w:space="0" w:color="000000"/>
+              <w:insideV w:val="nil" w:sz="4" w:space="0" w:color="000000"/>
+            </w:tcBorders>
           </w:tcPr>
           <w:p>
+            <w:pPr>
+              <w:jc w:val="center"/>
+            </w:pPr>
             <w:r>
               <w:rPr>
                 <w:rFonts w:ascii="Times New Roman" w:hAnsi="Times New Roman" w:eastAsia="Times New Roman"/>
@@ -2119,8 +3428,19 @@
         <w:tc>
           <w:tcPr>
             <w:tcW w:type="dxa" w:w="1872"/>
+            <w:tcBorders>
+              <w:top w:val="single" w:sz="4" w:space="0" w:color="000000"/>
+              <w:left w:val="nil" w:sz="4" w:space="0" w:color="000000"/>
+              <w:bottom w:val="single" w:sz="4" w:space="0" w:color="000000"/>
+              <w:right w:val="nil" w:sz="4" w:space="0" w:color="000000"/>
+              <w:insideH w:val="nil" w:sz="4" w:space="0" w:color="000000"/>
+              <w:insideV w:val="nil" w:sz="4" w:space="0" w:color="000000"/>
+            </w:tcBorders>
           </w:tcPr>
           <w:p>
+            <w:pPr>
+              <w:jc w:val="center"/>
+            </w:pPr>
             <w:r>
               <w:rPr>
                 <w:rFonts w:ascii="Times New Roman" w:hAnsi="Times New Roman" w:eastAsia="Times New Roman"/>
@@ -2134,8 +3454,19 @@
         <w:tc>
           <w:tcPr>
             <w:tcW w:type="dxa" w:w="1872"/>
+            <w:tcBorders>
+              <w:top w:val="single" w:sz="4" w:space="0" w:color="000000"/>
+              <w:left w:val="nil" w:sz="4" w:space="0" w:color="000000"/>
+              <w:bottom w:val="single" w:sz="4" w:space="0" w:color="000000"/>
+              <w:right w:val="nil" w:sz="4" w:space="0" w:color="000000"/>
+              <w:insideH w:val="nil" w:sz="4" w:space="0" w:color="000000"/>
+              <w:insideV w:val="nil" w:sz="4" w:space="0" w:color="000000"/>
+            </w:tcBorders>
           </w:tcPr>
           <w:p>
+            <w:pPr>
+              <w:jc w:val="center"/>
+            </w:pPr>
             <w:r>
               <w:rPr>
                 <w:rFonts w:ascii="Times New Roman" w:hAnsi="Times New Roman" w:eastAsia="Times New Roman"/>
@@ -2149,8 +3480,19 @@
         <w:tc>
           <w:tcPr>
             <w:tcW w:type="dxa" w:w="1872"/>
+            <w:tcBorders>
+              <w:top w:val="single" w:sz="4" w:space="0" w:color="000000"/>
+              <w:left w:val="nil" w:sz="4" w:space="0" w:color="000000"/>
+              <w:bottom w:val="single" w:sz="4" w:space="0" w:color="000000"/>
+              <w:right w:val="nil" w:sz="4" w:space="0" w:color="000000"/>
+              <w:insideH w:val="nil" w:sz="4" w:space="0" w:color="000000"/>
+              <w:insideV w:val="nil" w:sz="4" w:space="0" w:color="000000"/>
+            </w:tcBorders>
           </w:tcPr>
           <w:p>
+            <w:pPr>
+              <w:jc w:val="center"/>
+            </w:pPr>
             <w:r>
               <w:rPr>
                 <w:rFonts w:ascii="Times New Roman" w:hAnsi="Times New Roman" w:eastAsia="Times New Roman"/>
@@ -2164,8 +3506,19 @@
         <w:tc>
           <w:tcPr>
             <w:tcW w:type="dxa" w:w="1872"/>
+            <w:tcBorders>
+              <w:top w:val="single" w:sz="4" w:space="0" w:color="000000"/>
+              <w:left w:val="nil" w:sz="4" w:space="0" w:color="000000"/>
+              <w:bottom w:val="single" w:sz="4" w:space="0" w:color="000000"/>
+              <w:right w:val="nil" w:sz="4" w:space="0" w:color="000000"/>
+              <w:insideH w:val="nil" w:sz="4" w:space="0" w:color="000000"/>
+              <w:insideV w:val="nil" w:sz="4" w:space="0" w:color="000000"/>
+            </w:tcBorders>
           </w:tcPr>
           <w:p>
+            <w:pPr>
+              <w:jc w:val="center"/>
+            </w:pPr>
             <w:r>
               <w:rPr>
                 <w:rFonts w:ascii="Times New Roman" w:hAnsi="Times New Roman" w:eastAsia="Times New Roman"/>
@@ -2181,8 +3534,19 @@
         <w:tc>
           <w:tcPr>
             <w:tcW w:type="dxa" w:w="1872"/>
+            <w:tcBorders>
+              <w:top w:val="nil" w:sz="4" w:space="0" w:color="000000"/>
+              <w:left w:val="nil" w:sz="4" w:space="0" w:color="000000"/>
+              <w:bottom w:val="nil" w:sz="4" w:space="0" w:color="000000"/>
+              <w:right w:val="nil" w:sz="4" w:space="0" w:color="000000"/>
+              <w:insideH w:val="nil" w:sz="4" w:space="0" w:color="000000"/>
+              <w:insideV w:val="nil" w:sz="4" w:space="0" w:color="000000"/>
+            </w:tcBorders>
           </w:tcPr>
           <w:p>
+            <w:pPr>
+              <w:jc w:val="left"/>
+            </w:pPr>
             <w:r>
               <w:rPr>
                 <w:rFonts w:ascii="Times New Roman" w:hAnsi="Times New Roman" w:eastAsia="Times New Roman"/>
@@ -2196,8 +3560,19 @@
         <w:tc>
           <w:tcPr>
             <w:tcW w:type="dxa" w:w="1872"/>
+            <w:tcBorders>
+              <w:top w:val="nil" w:sz="4" w:space="0" w:color="000000"/>
+              <w:left w:val="nil" w:sz="4" w:space="0" w:color="000000"/>
+              <w:bottom w:val="nil" w:sz="4" w:space="0" w:color="000000"/>
+              <w:right w:val="nil" w:sz="4" w:space="0" w:color="000000"/>
+              <w:insideH w:val="nil" w:sz="4" w:space="0" w:color="000000"/>
+              <w:insideV w:val="nil" w:sz="4" w:space="0" w:color="000000"/>
+            </w:tcBorders>
           </w:tcPr>
           <w:p>
+            <w:pPr>
+              <w:jc w:val="left"/>
+            </w:pPr>
             <w:r>
               <w:rPr>
                 <w:rFonts w:ascii="Times New Roman" w:hAnsi="Times New Roman" w:eastAsia="Times New Roman"/>
@@ -2211,8 +3586,19 @@
         <w:tc>
           <w:tcPr>
             <w:tcW w:type="dxa" w:w="1872"/>
+            <w:tcBorders>
+              <w:top w:val="nil" w:sz="4" w:space="0" w:color="000000"/>
+              <w:left w:val="nil" w:sz="4" w:space="0" w:color="000000"/>
+              <w:bottom w:val="nil" w:sz="4" w:space="0" w:color="000000"/>
+              <w:right w:val="nil" w:sz="4" w:space="0" w:color="000000"/>
+              <w:insideH w:val="nil" w:sz="4" w:space="0" w:color="000000"/>
+              <w:insideV w:val="nil" w:sz="4" w:space="0" w:color="000000"/>
+            </w:tcBorders>
           </w:tcPr>
           <w:p>
+            <w:pPr>
+              <w:jc w:val="right"/>
+            </w:pPr>
             <w:r>
               <w:rPr>
                 <w:rFonts w:ascii="Times New Roman" w:hAnsi="Times New Roman" w:eastAsia="Times New Roman"/>
@@ -2226,8 +3612,19 @@
         <w:tc>
           <w:tcPr>
             <w:tcW w:type="dxa" w:w="1872"/>
+            <w:tcBorders>
+              <w:top w:val="nil" w:sz="4" w:space="0" w:color="000000"/>
+              <w:left w:val="nil" w:sz="4" w:space="0" w:color="000000"/>
+              <w:bottom w:val="nil" w:sz="4" w:space="0" w:color="000000"/>
+              <w:right w:val="nil" w:sz="4" w:space="0" w:color="000000"/>
+              <w:insideH w:val="nil" w:sz="4" w:space="0" w:color="000000"/>
+              <w:insideV w:val="nil" w:sz="4" w:space="0" w:color="000000"/>
+            </w:tcBorders>
           </w:tcPr>
           <w:p>
+            <w:pPr>
+              <w:jc w:val="left"/>
+            </w:pPr>
             <w:r>
               <w:rPr>
                 <w:rFonts w:ascii="Times New Roman" w:hAnsi="Times New Roman" w:eastAsia="Times New Roman"/>
@@ -2241,8 +3638,19 @@
         <w:tc>
           <w:tcPr>
             <w:tcW w:type="dxa" w:w="1872"/>
+            <w:tcBorders>
+              <w:top w:val="nil" w:sz="4" w:space="0" w:color="000000"/>
+              <w:left w:val="nil" w:sz="4" w:space="0" w:color="000000"/>
+              <w:bottom w:val="nil" w:sz="4" w:space="0" w:color="000000"/>
+              <w:right w:val="nil" w:sz="4" w:space="0" w:color="000000"/>
+              <w:insideH w:val="nil" w:sz="4" w:space="0" w:color="000000"/>
+              <w:insideV w:val="nil" w:sz="4" w:space="0" w:color="000000"/>
+            </w:tcBorders>
           </w:tcPr>
           <w:p>
+            <w:pPr>
+              <w:jc w:val="left"/>
+            </w:pPr>
             <w:r>
               <w:rPr>
                 <w:rFonts w:ascii="Times New Roman" w:hAnsi="Times New Roman" w:eastAsia="Times New Roman"/>
@@ -2258,8 +3666,19 @@
         <w:tc>
           <w:tcPr>
             <w:tcW w:type="dxa" w:w="1872"/>
+            <w:tcBorders>
+              <w:top w:val="nil" w:sz="4" w:space="0" w:color="000000"/>
+              <w:left w:val="nil" w:sz="4" w:space="0" w:color="000000"/>
+              <w:bottom w:val="nil" w:sz="4" w:space="0" w:color="000000"/>
+              <w:right w:val="nil" w:sz="4" w:space="0" w:color="000000"/>
+              <w:insideH w:val="nil" w:sz="4" w:space="0" w:color="000000"/>
+              <w:insideV w:val="nil" w:sz="4" w:space="0" w:color="000000"/>
+            </w:tcBorders>
           </w:tcPr>
           <w:p>
+            <w:pPr>
+              <w:jc w:val="left"/>
+            </w:pPr>
             <w:r>
               <w:rPr>
                 <w:rFonts w:ascii="Times New Roman" w:hAnsi="Times New Roman" w:eastAsia="Times New Roman"/>
@@ -2273,8 +3692,19 @@
         <w:tc>
           <w:tcPr>
             <w:tcW w:type="dxa" w:w="1872"/>
+            <w:tcBorders>
+              <w:top w:val="nil" w:sz="4" w:space="0" w:color="000000"/>
+              <w:left w:val="nil" w:sz="4" w:space="0" w:color="000000"/>
+              <w:bottom w:val="nil" w:sz="4" w:space="0" w:color="000000"/>
+              <w:right w:val="nil" w:sz="4" w:space="0" w:color="000000"/>
+              <w:insideH w:val="nil" w:sz="4" w:space="0" w:color="000000"/>
+              <w:insideV w:val="nil" w:sz="4" w:space="0" w:color="000000"/>
+            </w:tcBorders>
           </w:tcPr>
           <w:p>
+            <w:pPr>
+              <w:jc w:val="left"/>
+            </w:pPr>
             <w:r>
               <w:rPr>
                 <w:rFonts w:ascii="Times New Roman" w:hAnsi="Times New Roman" w:eastAsia="Times New Roman"/>
@@ -2288,8 +3718,19 @@
         <w:tc>
           <w:tcPr>
             <w:tcW w:type="dxa" w:w="1872"/>
+            <w:tcBorders>
+              <w:top w:val="nil" w:sz="4" w:space="0" w:color="000000"/>
+              <w:left w:val="nil" w:sz="4" w:space="0" w:color="000000"/>
+              <w:bottom w:val="nil" w:sz="4" w:space="0" w:color="000000"/>
+              <w:right w:val="nil" w:sz="4" w:space="0" w:color="000000"/>
+              <w:insideH w:val="nil" w:sz="4" w:space="0" w:color="000000"/>
+              <w:insideV w:val="nil" w:sz="4" w:space="0" w:color="000000"/>
+            </w:tcBorders>
           </w:tcPr>
           <w:p>
+            <w:pPr>
+              <w:jc w:val="right"/>
+            </w:pPr>
             <w:r>
               <w:rPr>
                 <w:rFonts w:ascii="Times New Roman" w:hAnsi="Times New Roman" w:eastAsia="Times New Roman"/>
@@ -2303,8 +3744,19 @@
         <w:tc>
           <w:tcPr>
             <w:tcW w:type="dxa" w:w="1872"/>
+            <w:tcBorders>
+              <w:top w:val="nil" w:sz="4" w:space="0" w:color="000000"/>
+              <w:left w:val="nil" w:sz="4" w:space="0" w:color="000000"/>
+              <w:bottom w:val="nil" w:sz="4" w:space="0" w:color="000000"/>
+              <w:right w:val="nil" w:sz="4" w:space="0" w:color="000000"/>
+              <w:insideH w:val="nil" w:sz="4" w:space="0" w:color="000000"/>
+              <w:insideV w:val="nil" w:sz="4" w:space="0" w:color="000000"/>
+            </w:tcBorders>
           </w:tcPr>
           <w:p>
+            <w:pPr>
+              <w:jc w:val="left"/>
+            </w:pPr>
             <w:r>
               <w:rPr>
                 <w:rFonts w:ascii="Times New Roman" w:hAnsi="Times New Roman" w:eastAsia="Times New Roman"/>
@@ -2318,8 +3770,19 @@
         <w:tc>
           <w:tcPr>
             <w:tcW w:type="dxa" w:w="1872"/>
+            <w:tcBorders>
+              <w:top w:val="nil" w:sz="4" w:space="0" w:color="000000"/>
+              <w:left w:val="nil" w:sz="4" w:space="0" w:color="000000"/>
+              <w:bottom w:val="nil" w:sz="4" w:space="0" w:color="000000"/>
+              <w:right w:val="nil" w:sz="4" w:space="0" w:color="000000"/>
+              <w:insideH w:val="nil" w:sz="4" w:space="0" w:color="000000"/>
+              <w:insideV w:val="nil" w:sz="4" w:space="0" w:color="000000"/>
+            </w:tcBorders>
           </w:tcPr>
           <w:p>
+            <w:pPr>
+              <w:jc w:val="left"/>
+            </w:pPr>
             <w:r>
               <w:rPr>
                 <w:rFonts w:ascii="Times New Roman" w:hAnsi="Times New Roman" w:eastAsia="Times New Roman"/>
@@ -2335,8 +3798,19 @@
         <w:tc>
           <w:tcPr>
             <w:tcW w:type="dxa" w:w="1872"/>
+            <w:tcBorders>
+              <w:top w:val="nil" w:sz="4" w:space="0" w:color="000000"/>
+              <w:left w:val="nil" w:sz="4" w:space="0" w:color="000000"/>
+              <w:bottom w:val="single" w:sz="4" w:space="0" w:color="000000"/>
+              <w:right w:val="nil" w:sz="4" w:space="0" w:color="000000"/>
+              <w:insideH w:val="nil" w:sz="4" w:space="0" w:color="000000"/>
+              <w:insideV w:val="nil" w:sz="4" w:space="0" w:color="000000"/>
+            </w:tcBorders>
           </w:tcPr>
           <w:p>
+            <w:pPr>
+              <w:jc w:val="left"/>
+            </w:pPr>
             <w:r>
               <w:rPr>
                 <w:rFonts w:ascii="Times New Roman" w:hAnsi="Times New Roman" w:eastAsia="Times New Roman"/>
@@ -2350,8 +3824,19 @@
         <w:tc>
           <w:tcPr>
             <w:tcW w:type="dxa" w:w="1872"/>
+            <w:tcBorders>
+              <w:top w:val="nil" w:sz="4" w:space="0" w:color="000000"/>
+              <w:left w:val="nil" w:sz="4" w:space="0" w:color="000000"/>
+              <w:bottom w:val="single" w:sz="4" w:space="0" w:color="000000"/>
+              <w:right w:val="nil" w:sz="4" w:space="0" w:color="000000"/>
+              <w:insideH w:val="nil" w:sz="4" w:space="0" w:color="000000"/>
+              <w:insideV w:val="nil" w:sz="4" w:space="0" w:color="000000"/>
+            </w:tcBorders>
           </w:tcPr>
           <w:p>
+            <w:pPr>
+              <w:jc w:val="left"/>
+            </w:pPr>
             <w:r>
               <w:rPr>
                 <w:rFonts w:ascii="Times New Roman" w:hAnsi="Times New Roman" w:eastAsia="Times New Roman"/>
@@ -2365,8 +3850,19 @@
         <w:tc>
           <w:tcPr>
             <w:tcW w:type="dxa" w:w="1872"/>
+            <w:tcBorders>
+              <w:top w:val="nil" w:sz="4" w:space="0" w:color="000000"/>
+              <w:left w:val="nil" w:sz="4" w:space="0" w:color="000000"/>
+              <w:bottom w:val="single" w:sz="4" w:space="0" w:color="000000"/>
+              <w:right w:val="nil" w:sz="4" w:space="0" w:color="000000"/>
+              <w:insideH w:val="nil" w:sz="4" w:space="0" w:color="000000"/>
+              <w:insideV w:val="nil" w:sz="4" w:space="0" w:color="000000"/>
+            </w:tcBorders>
           </w:tcPr>
           <w:p>
+            <w:pPr>
+              <w:jc w:val="right"/>
+            </w:pPr>
             <w:r>
               <w:rPr>
                 <w:rFonts w:ascii="Times New Roman" w:hAnsi="Times New Roman" w:eastAsia="Times New Roman"/>
@@ -2380,8 +3876,19 @@
         <w:tc>
           <w:tcPr>
             <w:tcW w:type="dxa" w:w="1872"/>
+            <w:tcBorders>
+              <w:top w:val="nil" w:sz="4" w:space="0" w:color="000000"/>
+              <w:left w:val="nil" w:sz="4" w:space="0" w:color="000000"/>
+              <w:bottom w:val="single" w:sz="4" w:space="0" w:color="000000"/>
+              <w:right w:val="nil" w:sz="4" w:space="0" w:color="000000"/>
+              <w:insideH w:val="nil" w:sz="4" w:space="0" w:color="000000"/>
+              <w:insideV w:val="nil" w:sz="4" w:space="0" w:color="000000"/>
+            </w:tcBorders>
           </w:tcPr>
           <w:p>
+            <w:pPr>
+              <w:jc w:val="left"/>
+            </w:pPr>
             <w:r>
               <w:rPr>
                 <w:rFonts w:ascii="Times New Roman" w:hAnsi="Times New Roman" w:eastAsia="Times New Roman"/>
@@ -2395,8 +3902,19 @@
         <w:tc>
           <w:tcPr>
             <w:tcW w:type="dxa" w:w="1872"/>
+            <w:tcBorders>
+              <w:top w:val="nil" w:sz="4" w:space="0" w:color="000000"/>
+              <w:left w:val="nil" w:sz="4" w:space="0" w:color="000000"/>
+              <w:bottom w:val="single" w:sz="4" w:space="0" w:color="000000"/>
+              <w:right w:val="nil" w:sz="4" w:space="0" w:color="000000"/>
+              <w:insideH w:val="nil" w:sz="4" w:space="0" w:color="000000"/>
+              <w:insideV w:val="nil" w:sz="4" w:space="0" w:color="000000"/>
+            </w:tcBorders>
           </w:tcPr>
           <w:p>
+            <w:pPr>
+              <w:jc w:val="left"/>
+            </w:pPr>
             <w:r>
               <w:rPr>
                 <w:rFonts w:ascii="Times New Roman" w:hAnsi="Times New Roman" w:eastAsia="Times New Roman"/>
@@ -2512,8 +4030,19 @@
         <w:tc>
           <w:tcPr>
             <w:tcW w:type="dxa" w:w="1872"/>
+            <w:tcBorders>
+              <w:top w:val="single" w:sz="4" w:space="0" w:color="000000"/>
+              <w:left w:val="nil" w:sz="4" w:space="0" w:color="000000"/>
+              <w:bottom w:val="single" w:sz="4" w:space="0" w:color="000000"/>
+              <w:right w:val="nil" w:sz="4" w:space="0" w:color="000000"/>
+              <w:insideH w:val="nil" w:sz="4" w:space="0" w:color="000000"/>
+              <w:insideV w:val="nil" w:sz="4" w:space="0" w:color="000000"/>
+            </w:tcBorders>
           </w:tcPr>
           <w:p>
+            <w:pPr>
+              <w:jc w:val="center"/>
+            </w:pPr>
             <w:r>
               <w:rPr>
                 <w:rFonts w:ascii="Times New Roman" w:hAnsi="Times New Roman" w:eastAsia="Times New Roman"/>
@@ -2527,8 +4056,19 @@
         <w:tc>
           <w:tcPr>
             <w:tcW w:type="dxa" w:w="1872"/>
+            <w:tcBorders>
+              <w:top w:val="single" w:sz="4" w:space="0" w:color="000000"/>
+              <w:left w:val="nil" w:sz="4" w:space="0" w:color="000000"/>
+              <w:bottom w:val="single" w:sz="4" w:space="0" w:color="000000"/>
+              <w:right w:val="nil" w:sz="4" w:space="0" w:color="000000"/>
+              <w:insideH w:val="nil" w:sz="4" w:space="0" w:color="000000"/>
+              <w:insideV w:val="nil" w:sz="4" w:space="0" w:color="000000"/>
+            </w:tcBorders>
           </w:tcPr>
           <w:p>
+            <w:pPr>
+              <w:jc w:val="center"/>
+            </w:pPr>
             <w:r>
               <w:rPr>
                 <w:rFonts w:ascii="Times New Roman" w:hAnsi="Times New Roman" w:eastAsia="Times New Roman"/>
@@ -2542,8 +4082,19 @@
         <w:tc>
           <w:tcPr>
             <w:tcW w:type="dxa" w:w="1872"/>
+            <w:tcBorders>
+              <w:top w:val="single" w:sz="4" w:space="0" w:color="000000"/>
+              <w:left w:val="nil" w:sz="4" w:space="0" w:color="000000"/>
+              <w:bottom w:val="single" w:sz="4" w:space="0" w:color="000000"/>
+              <w:right w:val="nil" w:sz="4" w:space="0" w:color="000000"/>
+              <w:insideH w:val="nil" w:sz="4" w:space="0" w:color="000000"/>
+              <w:insideV w:val="nil" w:sz="4" w:space="0" w:color="000000"/>
+            </w:tcBorders>
           </w:tcPr>
           <w:p>
+            <w:pPr>
+              <w:jc w:val="center"/>
+            </w:pPr>
             <w:r>
               <w:rPr>
                 <w:rFonts w:ascii="Times New Roman" w:hAnsi="Times New Roman" w:eastAsia="Times New Roman"/>
@@ -2557,8 +4108,19 @@
         <w:tc>
           <w:tcPr>
             <w:tcW w:type="dxa" w:w="1872"/>
+            <w:tcBorders>
+              <w:top w:val="single" w:sz="4" w:space="0" w:color="000000"/>
+              <w:left w:val="nil" w:sz="4" w:space="0" w:color="000000"/>
+              <w:bottom w:val="single" w:sz="4" w:space="0" w:color="000000"/>
+              <w:right w:val="nil" w:sz="4" w:space="0" w:color="000000"/>
+              <w:insideH w:val="nil" w:sz="4" w:space="0" w:color="000000"/>
+              <w:insideV w:val="nil" w:sz="4" w:space="0" w:color="000000"/>
+            </w:tcBorders>
           </w:tcPr>
           <w:p>
+            <w:pPr>
+              <w:jc w:val="center"/>
+            </w:pPr>
             <w:r>
               <w:rPr>
                 <w:rFonts w:ascii="Times New Roman" w:hAnsi="Times New Roman" w:eastAsia="Times New Roman"/>
@@ -2572,8 +4134,19 @@
         <w:tc>
           <w:tcPr>
             <w:tcW w:type="dxa" w:w="1872"/>
+            <w:tcBorders>
+              <w:top w:val="single" w:sz="4" w:space="0" w:color="000000"/>
+              <w:left w:val="nil" w:sz="4" w:space="0" w:color="000000"/>
+              <w:bottom w:val="single" w:sz="4" w:space="0" w:color="000000"/>
+              <w:right w:val="nil" w:sz="4" w:space="0" w:color="000000"/>
+              <w:insideH w:val="nil" w:sz="4" w:space="0" w:color="000000"/>
+              <w:insideV w:val="nil" w:sz="4" w:space="0" w:color="000000"/>
+            </w:tcBorders>
           </w:tcPr>
           <w:p>
+            <w:pPr>
+              <w:jc w:val="center"/>
+            </w:pPr>
             <w:r>
               <w:rPr>
                 <w:rFonts w:ascii="Times New Roman" w:hAnsi="Times New Roman" w:eastAsia="Times New Roman"/>
@@ -2589,8 +4162,19 @@
         <w:tc>
           <w:tcPr>
             <w:tcW w:type="dxa" w:w="1872"/>
+            <w:tcBorders>
+              <w:top w:val="nil" w:sz="4" w:space="0" w:color="000000"/>
+              <w:left w:val="nil" w:sz="4" w:space="0" w:color="000000"/>
+              <w:bottom w:val="nil" w:sz="4" w:space="0" w:color="000000"/>
+              <w:right w:val="nil" w:sz="4" w:space="0" w:color="000000"/>
+              <w:insideH w:val="nil" w:sz="4" w:space="0" w:color="000000"/>
+              <w:insideV w:val="nil" w:sz="4" w:space="0" w:color="000000"/>
+            </w:tcBorders>
           </w:tcPr>
           <w:p>
+            <w:pPr>
+              <w:jc w:val="left"/>
+            </w:pPr>
             <w:r>
               <w:rPr>
                 <w:rFonts w:ascii="Times New Roman" w:hAnsi="Times New Roman" w:eastAsia="Times New Roman"/>
@@ -2604,8 +4188,19 @@
         <w:tc>
           <w:tcPr>
             <w:tcW w:type="dxa" w:w="1872"/>
+            <w:tcBorders>
+              <w:top w:val="nil" w:sz="4" w:space="0" w:color="000000"/>
+              <w:left w:val="nil" w:sz="4" w:space="0" w:color="000000"/>
+              <w:bottom w:val="nil" w:sz="4" w:space="0" w:color="000000"/>
+              <w:right w:val="nil" w:sz="4" w:space="0" w:color="000000"/>
+              <w:insideH w:val="nil" w:sz="4" w:space="0" w:color="000000"/>
+              <w:insideV w:val="nil" w:sz="4" w:space="0" w:color="000000"/>
+            </w:tcBorders>
           </w:tcPr>
           <w:p>
+            <w:pPr>
+              <w:jc w:val="left"/>
+            </w:pPr>
             <w:r>
               <w:rPr>
                 <w:rFonts w:ascii="Times New Roman" w:hAnsi="Times New Roman" w:eastAsia="Times New Roman"/>
@@ -2619,8 +4214,19 @@
         <w:tc>
           <w:tcPr>
             <w:tcW w:type="dxa" w:w="1872"/>
+            <w:tcBorders>
+              <w:top w:val="nil" w:sz="4" w:space="0" w:color="000000"/>
+              <w:left w:val="nil" w:sz="4" w:space="0" w:color="000000"/>
+              <w:bottom w:val="nil" w:sz="4" w:space="0" w:color="000000"/>
+              <w:right w:val="nil" w:sz="4" w:space="0" w:color="000000"/>
+              <w:insideH w:val="nil" w:sz="4" w:space="0" w:color="000000"/>
+              <w:insideV w:val="nil" w:sz="4" w:space="0" w:color="000000"/>
+            </w:tcBorders>
           </w:tcPr>
           <w:p>
+            <w:pPr>
+              <w:jc w:val="right"/>
+            </w:pPr>
             <w:r>
               <w:rPr>
                 <w:rFonts w:ascii="Times New Roman" w:hAnsi="Times New Roman" w:eastAsia="Times New Roman"/>
@@ -2634,8 +4240,19 @@
         <w:tc>
           <w:tcPr>
             <w:tcW w:type="dxa" w:w="1872"/>
+            <w:tcBorders>
+              <w:top w:val="nil" w:sz="4" w:space="0" w:color="000000"/>
+              <w:left w:val="nil" w:sz="4" w:space="0" w:color="000000"/>
+              <w:bottom w:val="nil" w:sz="4" w:space="0" w:color="000000"/>
+              <w:right w:val="nil" w:sz="4" w:space="0" w:color="000000"/>
+              <w:insideH w:val="nil" w:sz="4" w:space="0" w:color="000000"/>
+              <w:insideV w:val="nil" w:sz="4" w:space="0" w:color="000000"/>
+            </w:tcBorders>
           </w:tcPr>
           <w:p>
+            <w:pPr>
+              <w:jc w:val="right"/>
+            </w:pPr>
             <w:r>
               <w:rPr>
                 <w:rFonts w:ascii="Times New Roman" w:hAnsi="Times New Roman" w:eastAsia="Times New Roman"/>
@@ -2649,8 +4266,19 @@
         <w:tc>
           <w:tcPr>
             <w:tcW w:type="dxa" w:w="1872"/>
+            <w:tcBorders>
+              <w:top w:val="nil" w:sz="4" w:space="0" w:color="000000"/>
+              <w:left w:val="nil" w:sz="4" w:space="0" w:color="000000"/>
+              <w:bottom w:val="nil" w:sz="4" w:space="0" w:color="000000"/>
+              <w:right w:val="nil" w:sz="4" w:space="0" w:color="000000"/>
+              <w:insideH w:val="nil" w:sz="4" w:space="0" w:color="000000"/>
+              <w:insideV w:val="nil" w:sz="4" w:space="0" w:color="000000"/>
+            </w:tcBorders>
           </w:tcPr>
           <w:p>
+            <w:pPr>
+              <w:jc w:val="left"/>
+            </w:pPr>
             <w:r>
               <w:rPr>
                 <w:rFonts w:ascii="Times New Roman" w:hAnsi="Times New Roman" w:eastAsia="Times New Roman"/>
@@ -2666,8 +4294,19 @@
         <w:tc>
           <w:tcPr>
             <w:tcW w:type="dxa" w:w="1872"/>
+            <w:tcBorders>
+              <w:top w:val="nil" w:sz="4" w:space="0" w:color="000000"/>
+              <w:left w:val="nil" w:sz="4" w:space="0" w:color="000000"/>
+              <w:bottom w:val="nil" w:sz="4" w:space="0" w:color="000000"/>
+              <w:right w:val="nil" w:sz="4" w:space="0" w:color="000000"/>
+              <w:insideH w:val="nil" w:sz="4" w:space="0" w:color="000000"/>
+              <w:insideV w:val="nil" w:sz="4" w:space="0" w:color="000000"/>
+            </w:tcBorders>
           </w:tcPr>
           <w:p>
+            <w:pPr>
+              <w:jc w:val="left"/>
+            </w:pPr>
             <w:r>
               <w:rPr>
                 <w:rFonts w:ascii="Times New Roman" w:hAnsi="Times New Roman" w:eastAsia="Times New Roman"/>
@@ -2681,8 +4320,19 @@
         <w:tc>
           <w:tcPr>
             <w:tcW w:type="dxa" w:w="1872"/>
+            <w:tcBorders>
+              <w:top w:val="nil" w:sz="4" w:space="0" w:color="000000"/>
+              <w:left w:val="nil" w:sz="4" w:space="0" w:color="000000"/>
+              <w:bottom w:val="nil" w:sz="4" w:space="0" w:color="000000"/>
+              <w:right w:val="nil" w:sz="4" w:space="0" w:color="000000"/>
+              <w:insideH w:val="nil" w:sz="4" w:space="0" w:color="000000"/>
+              <w:insideV w:val="nil" w:sz="4" w:space="0" w:color="000000"/>
+            </w:tcBorders>
           </w:tcPr>
           <w:p>
+            <w:pPr>
+              <w:jc w:val="left"/>
+            </w:pPr>
             <w:r>
               <w:rPr>
                 <w:rFonts w:ascii="Times New Roman" w:hAnsi="Times New Roman" w:eastAsia="Times New Roman"/>
@@ -2696,8 +4346,19 @@
         <w:tc>
           <w:tcPr>
             <w:tcW w:type="dxa" w:w="1872"/>
+            <w:tcBorders>
+              <w:top w:val="nil" w:sz="4" w:space="0" w:color="000000"/>
+              <w:left w:val="nil" w:sz="4" w:space="0" w:color="000000"/>
+              <w:bottom w:val="nil" w:sz="4" w:space="0" w:color="000000"/>
+              <w:right w:val="nil" w:sz="4" w:space="0" w:color="000000"/>
+              <w:insideH w:val="nil" w:sz="4" w:space="0" w:color="000000"/>
+              <w:insideV w:val="nil" w:sz="4" w:space="0" w:color="000000"/>
+            </w:tcBorders>
           </w:tcPr>
           <w:p>
+            <w:pPr>
+              <w:jc w:val="right"/>
+            </w:pPr>
             <w:r>
               <w:rPr>
                 <w:rFonts w:ascii="Times New Roman" w:hAnsi="Times New Roman" w:eastAsia="Times New Roman"/>
@@ -2711,8 +4372,19 @@
         <w:tc>
           <w:tcPr>
             <w:tcW w:type="dxa" w:w="1872"/>
+            <w:tcBorders>
+              <w:top w:val="nil" w:sz="4" w:space="0" w:color="000000"/>
+              <w:left w:val="nil" w:sz="4" w:space="0" w:color="000000"/>
+              <w:bottom w:val="nil" w:sz="4" w:space="0" w:color="000000"/>
+              <w:right w:val="nil" w:sz="4" w:space="0" w:color="000000"/>
+              <w:insideH w:val="nil" w:sz="4" w:space="0" w:color="000000"/>
+              <w:insideV w:val="nil" w:sz="4" w:space="0" w:color="000000"/>
+            </w:tcBorders>
           </w:tcPr>
           <w:p>
+            <w:pPr>
+              <w:jc w:val="right"/>
+            </w:pPr>
             <w:r>
               <w:rPr>
                 <w:rFonts w:ascii="Times New Roman" w:hAnsi="Times New Roman" w:eastAsia="Times New Roman"/>
@@ -2726,8 +4398,19 @@
         <w:tc>
           <w:tcPr>
             <w:tcW w:type="dxa" w:w="1872"/>
+            <w:tcBorders>
+              <w:top w:val="nil" w:sz="4" w:space="0" w:color="000000"/>
+              <w:left w:val="nil" w:sz="4" w:space="0" w:color="000000"/>
+              <w:bottom w:val="nil" w:sz="4" w:space="0" w:color="000000"/>
+              <w:right w:val="nil" w:sz="4" w:space="0" w:color="000000"/>
+              <w:insideH w:val="nil" w:sz="4" w:space="0" w:color="000000"/>
+              <w:insideV w:val="nil" w:sz="4" w:space="0" w:color="000000"/>
+            </w:tcBorders>
           </w:tcPr>
           <w:p>
+            <w:pPr>
+              <w:jc w:val="left"/>
+            </w:pPr>
             <w:r>
               <w:rPr>
                 <w:rFonts w:ascii="Times New Roman" w:hAnsi="Times New Roman" w:eastAsia="Times New Roman"/>
@@ -2743,8 +4426,19 @@
         <w:tc>
           <w:tcPr>
             <w:tcW w:type="dxa" w:w="1872"/>
+            <w:tcBorders>
+              <w:top w:val="nil" w:sz="4" w:space="0" w:color="000000"/>
+              <w:left w:val="nil" w:sz="4" w:space="0" w:color="000000"/>
+              <w:bottom w:val="nil" w:sz="4" w:space="0" w:color="000000"/>
+              <w:right w:val="nil" w:sz="4" w:space="0" w:color="000000"/>
+              <w:insideH w:val="nil" w:sz="4" w:space="0" w:color="000000"/>
+              <w:insideV w:val="nil" w:sz="4" w:space="0" w:color="000000"/>
+            </w:tcBorders>
           </w:tcPr>
           <w:p>
+            <w:pPr>
+              <w:jc w:val="left"/>
+            </w:pPr>
             <w:r>
               <w:rPr>
                 <w:rFonts w:ascii="Times New Roman" w:hAnsi="Times New Roman" w:eastAsia="Times New Roman"/>
@@ -2758,8 +4452,19 @@
         <w:tc>
           <w:tcPr>
             <w:tcW w:type="dxa" w:w="1872"/>
+            <w:tcBorders>
+              <w:top w:val="nil" w:sz="4" w:space="0" w:color="000000"/>
+              <w:left w:val="nil" w:sz="4" w:space="0" w:color="000000"/>
+              <w:bottom w:val="nil" w:sz="4" w:space="0" w:color="000000"/>
+              <w:right w:val="nil" w:sz="4" w:space="0" w:color="000000"/>
+              <w:insideH w:val="nil" w:sz="4" w:space="0" w:color="000000"/>
+              <w:insideV w:val="nil" w:sz="4" w:space="0" w:color="000000"/>
+            </w:tcBorders>
           </w:tcPr>
           <w:p>
+            <w:pPr>
+              <w:jc w:val="left"/>
+            </w:pPr>
             <w:r>
               <w:rPr>
                 <w:rFonts w:ascii="Times New Roman" w:hAnsi="Times New Roman" w:eastAsia="Times New Roman"/>
@@ -2773,8 +4478,19 @@
         <w:tc>
           <w:tcPr>
             <w:tcW w:type="dxa" w:w="1872"/>
+            <w:tcBorders>
+              <w:top w:val="nil" w:sz="4" w:space="0" w:color="000000"/>
+              <w:left w:val="nil" w:sz="4" w:space="0" w:color="000000"/>
+              <w:bottom w:val="nil" w:sz="4" w:space="0" w:color="000000"/>
+              <w:right w:val="nil" w:sz="4" w:space="0" w:color="000000"/>
+              <w:insideH w:val="nil" w:sz="4" w:space="0" w:color="000000"/>
+              <w:insideV w:val="nil" w:sz="4" w:space="0" w:color="000000"/>
+            </w:tcBorders>
           </w:tcPr>
           <w:p>
+            <w:pPr>
+              <w:jc w:val="right"/>
+            </w:pPr>
             <w:r>
               <w:rPr>
                 <w:rFonts w:ascii="Times New Roman" w:hAnsi="Times New Roman" w:eastAsia="Times New Roman"/>
@@ -2788,8 +4504,19 @@
         <w:tc>
           <w:tcPr>
             <w:tcW w:type="dxa" w:w="1872"/>
+            <w:tcBorders>
+              <w:top w:val="nil" w:sz="4" w:space="0" w:color="000000"/>
+              <w:left w:val="nil" w:sz="4" w:space="0" w:color="000000"/>
+              <w:bottom w:val="nil" w:sz="4" w:space="0" w:color="000000"/>
+              <w:right w:val="nil" w:sz="4" w:space="0" w:color="000000"/>
+              <w:insideH w:val="nil" w:sz="4" w:space="0" w:color="000000"/>
+              <w:insideV w:val="nil" w:sz="4" w:space="0" w:color="000000"/>
+            </w:tcBorders>
           </w:tcPr>
           <w:p>
+            <w:pPr>
+              <w:jc w:val="right"/>
+            </w:pPr>
             <w:r>
               <w:rPr>
                 <w:rFonts w:ascii="Times New Roman" w:hAnsi="Times New Roman" w:eastAsia="Times New Roman"/>
@@ -2803,8 +4530,19 @@
         <w:tc>
           <w:tcPr>
             <w:tcW w:type="dxa" w:w="1872"/>
+            <w:tcBorders>
+              <w:top w:val="nil" w:sz="4" w:space="0" w:color="000000"/>
+              <w:left w:val="nil" w:sz="4" w:space="0" w:color="000000"/>
+              <w:bottom w:val="nil" w:sz="4" w:space="0" w:color="000000"/>
+              <w:right w:val="nil" w:sz="4" w:space="0" w:color="000000"/>
+              <w:insideH w:val="nil" w:sz="4" w:space="0" w:color="000000"/>
+              <w:insideV w:val="nil" w:sz="4" w:space="0" w:color="000000"/>
+            </w:tcBorders>
           </w:tcPr>
           <w:p>
+            <w:pPr>
+              <w:jc w:val="left"/>
+            </w:pPr>
             <w:r>
               <w:rPr>
                 <w:rFonts w:ascii="Times New Roman" w:hAnsi="Times New Roman" w:eastAsia="Times New Roman"/>
@@ -2820,8 +4558,19 @@
         <w:tc>
           <w:tcPr>
             <w:tcW w:type="dxa" w:w="1872"/>
+            <w:tcBorders>
+              <w:top w:val="nil" w:sz="4" w:space="0" w:color="000000"/>
+              <w:left w:val="nil" w:sz="4" w:space="0" w:color="000000"/>
+              <w:bottom w:val="single" w:sz="4" w:space="0" w:color="000000"/>
+              <w:right w:val="nil" w:sz="4" w:space="0" w:color="000000"/>
+              <w:insideH w:val="nil" w:sz="4" w:space="0" w:color="000000"/>
+              <w:insideV w:val="nil" w:sz="4" w:space="0" w:color="000000"/>
+            </w:tcBorders>
           </w:tcPr>
           <w:p>
+            <w:pPr>
+              <w:jc w:val="left"/>
+            </w:pPr>
             <w:r>
               <w:rPr>
                 <w:rFonts w:ascii="Times New Roman" w:hAnsi="Times New Roman" w:eastAsia="Times New Roman"/>
@@ -2835,8 +4584,19 @@
         <w:tc>
           <w:tcPr>
             <w:tcW w:type="dxa" w:w="1872"/>
+            <w:tcBorders>
+              <w:top w:val="nil" w:sz="4" w:space="0" w:color="000000"/>
+              <w:left w:val="nil" w:sz="4" w:space="0" w:color="000000"/>
+              <w:bottom w:val="single" w:sz="4" w:space="0" w:color="000000"/>
+              <w:right w:val="nil" w:sz="4" w:space="0" w:color="000000"/>
+              <w:insideH w:val="nil" w:sz="4" w:space="0" w:color="000000"/>
+              <w:insideV w:val="nil" w:sz="4" w:space="0" w:color="000000"/>
+            </w:tcBorders>
           </w:tcPr>
           <w:p>
+            <w:pPr>
+              <w:jc w:val="left"/>
+            </w:pPr>
             <w:r>
               <w:rPr>
                 <w:rFonts w:ascii="Times New Roman" w:hAnsi="Times New Roman" w:eastAsia="Times New Roman"/>
@@ -2850,8 +4610,19 @@
         <w:tc>
           <w:tcPr>
             <w:tcW w:type="dxa" w:w="1872"/>
+            <w:tcBorders>
+              <w:top w:val="nil" w:sz="4" w:space="0" w:color="000000"/>
+              <w:left w:val="nil" w:sz="4" w:space="0" w:color="000000"/>
+              <w:bottom w:val="single" w:sz="4" w:space="0" w:color="000000"/>
+              <w:right w:val="nil" w:sz="4" w:space="0" w:color="000000"/>
+              <w:insideH w:val="nil" w:sz="4" w:space="0" w:color="000000"/>
+              <w:insideV w:val="nil" w:sz="4" w:space="0" w:color="000000"/>
+            </w:tcBorders>
           </w:tcPr>
           <w:p>
+            <w:pPr>
+              <w:jc w:val="right"/>
+            </w:pPr>
             <w:r>
               <w:rPr>
                 <w:rFonts w:ascii="Times New Roman" w:hAnsi="Times New Roman" w:eastAsia="Times New Roman"/>
@@ -2865,8 +4636,19 @@
         <w:tc>
           <w:tcPr>
             <w:tcW w:type="dxa" w:w="1872"/>
+            <w:tcBorders>
+              <w:top w:val="nil" w:sz="4" w:space="0" w:color="000000"/>
+              <w:left w:val="nil" w:sz="4" w:space="0" w:color="000000"/>
+              <w:bottom w:val="single" w:sz="4" w:space="0" w:color="000000"/>
+              <w:right w:val="nil" w:sz="4" w:space="0" w:color="000000"/>
+              <w:insideH w:val="nil" w:sz="4" w:space="0" w:color="000000"/>
+              <w:insideV w:val="nil" w:sz="4" w:space="0" w:color="000000"/>
+            </w:tcBorders>
           </w:tcPr>
           <w:p>
+            <w:pPr>
+              <w:jc w:val="right"/>
+            </w:pPr>
             <w:r>
               <w:rPr>
                 <w:rFonts w:ascii="Times New Roman" w:hAnsi="Times New Roman" w:eastAsia="Times New Roman"/>
@@ -2880,8 +4662,19 @@
         <w:tc>
           <w:tcPr>
             <w:tcW w:type="dxa" w:w="1872"/>
+            <w:tcBorders>
+              <w:top w:val="nil" w:sz="4" w:space="0" w:color="000000"/>
+              <w:left w:val="nil" w:sz="4" w:space="0" w:color="000000"/>
+              <w:bottom w:val="single" w:sz="4" w:space="0" w:color="000000"/>
+              <w:right w:val="nil" w:sz="4" w:space="0" w:color="000000"/>
+              <w:insideH w:val="nil" w:sz="4" w:space="0" w:color="000000"/>
+              <w:insideV w:val="nil" w:sz="4" w:space="0" w:color="000000"/>
+            </w:tcBorders>
           </w:tcPr>
           <w:p>
+            <w:pPr>
+              <w:jc w:val="left"/>
+            </w:pPr>
             <w:r>
               <w:rPr>
                 <w:rFonts w:ascii="Times New Roman" w:hAnsi="Times New Roman" w:eastAsia="Times New Roman"/>
@@ -2948,8 +4741,19 @@
         <w:tc>
           <w:tcPr>
             <w:tcW w:type="dxa" w:w="2340"/>
+            <w:tcBorders>
+              <w:top w:val="single" w:sz="4" w:space="0" w:color="000000"/>
+              <w:left w:val="nil" w:sz="4" w:space="0" w:color="000000"/>
+              <w:bottom w:val="single" w:sz="4" w:space="0" w:color="000000"/>
+              <w:right w:val="nil" w:sz="4" w:space="0" w:color="000000"/>
+              <w:insideH w:val="nil" w:sz="4" w:space="0" w:color="000000"/>
+              <w:insideV w:val="nil" w:sz="4" w:space="0" w:color="000000"/>
+            </w:tcBorders>
           </w:tcPr>
           <w:p>
+            <w:pPr>
+              <w:jc w:val="center"/>
+            </w:pPr>
             <w:r>
               <w:rPr>
                 <w:rFonts w:ascii="Times New Roman" w:hAnsi="Times New Roman" w:eastAsia="Times New Roman"/>
@@ -2963,8 +4767,19 @@
         <w:tc>
           <w:tcPr>
             <w:tcW w:type="dxa" w:w="2340"/>
+            <w:tcBorders>
+              <w:top w:val="single" w:sz="4" w:space="0" w:color="000000"/>
+              <w:left w:val="nil" w:sz="4" w:space="0" w:color="000000"/>
+              <w:bottom w:val="single" w:sz="4" w:space="0" w:color="000000"/>
+              <w:right w:val="nil" w:sz="4" w:space="0" w:color="000000"/>
+              <w:insideH w:val="nil" w:sz="4" w:space="0" w:color="000000"/>
+              <w:insideV w:val="nil" w:sz="4" w:space="0" w:color="000000"/>
+            </w:tcBorders>
           </w:tcPr>
           <w:p>
+            <w:pPr>
+              <w:jc w:val="center"/>
+            </w:pPr>
             <w:r>
               <w:rPr>
                 <w:rFonts w:ascii="Times New Roman" w:hAnsi="Times New Roman" w:eastAsia="Times New Roman"/>
@@ -2978,8 +4793,19 @@
         <w:tc>
           <w:tcPr>
             <w:tcW w:type="dxa" w:w="2340"/>
+            <w:tcBorders>
+              <w:top w:val="single" w:sz="4" w:space="0" w:color="000000"/>
+              <w:left w:val="nil" w:sz="4" w:space="0" w:color="000000"/>
+              <w:bottom w:val="single" w:sz="4" w:space="0" w:color="000000"/>
+              <w:right w:val="nil" w:sz="4" w:space="0" w:color="000000"/>
+              <w:insideH w:val="nil" w:sz="4" w:space="0" w:color="000000"/>
+              <w:insideV w:val="nil" w:sz="4" w:space="0" w:color="000000"/>
+            </w:tcBorders>
           </w:tcPr>
           <w:p>
+            <w:pPr>
+              <w:jc w:val="center"/>
+            </w:pPr>
             <w:r>
               <w:rPr>
                 <w:rFonts w:ascii="Times New Roman" w:hAnsi="Times New Roman" w:eastAsia="Times New Roman"/>
@@ -2993,8 +4819,19 @@
         <w:tc>
           <w:tcPr>
             <w:tcW w:type="dxa" w:w="2340"/>
+            <w:tcBorders>
+              <w:top w:val="single" w:sz="4" w:space="0" w:color="000000"/>
+              <w:left w:val="nil" w:sz="4" w:space="0" w:color="000000"/>
+              <w:bottom w:val="single" w:sz="4" w:space="0" w:color="000000"/>
+              <w:right w:val="nil" w:sz="4" w:space="0" w:color="000000"/>
+              <w:insideH w:val="nil" w:sz="4" w:space="0" w:color="000000"/>
+              <w:insideV w:val="nil" w:sz="4" w:space="0" w:color="000000"/>
+            </w:tcBorders>
           </w:tcPr>
           <w:p>
+            <w:pPr>
+              <w:jc w:val="center"/>
+            </w:pPr>
             <w:r>
               <w:rPr>
                 <w:rFonts w:ascii="Times New Roman" w:hAnsi="Times New Roman" w:eastAsia="Times New Roman"/>
@@ -3010,8 +4847,19 @@
         <w:tc>
           <w:tcPr>
             <w:tcW w:type="dxa" w:w="2340"/>
+            <w:tcBorders>
+              <w:top w:val="nil" w:sz="4" w:space="0" w:color="000000"/>
+              <w:left w:val="nil" w:sz="4" w:space="0" w:color="000000"/>
+              <w:bottom w:val="nil" w:sz="4" w:space="0" w:color="000000"/>
+              <w:right w:val="nil" w:sz="4" w:space="0" w:color="000000"/>
+              <w:insideH w:val="nil" w:sz="4" w:space="0" w:color="000000"/>
+              <w:insideV w:val="nil" w:sz="4" w:space="0" w:color="000000"/>
+            </w:tcBorders>
           </w:tcPr>
           <w:p>
+            <w:pPr>
+              <w:jc w:val="left"/>
+            </w:pPr>
             <w:r>
               <w:rPr>
                 <w:rFonts w:ascii="Times New Roman" w:hAnsi="Times New Roman" w:eastAsia="Times New Roman"/>
@@ -3025,8 +4873,19 @@
         <w:tc>
           <w:tcPr>
             <w:tcW w:type="dxa" w:w="2340"/>
+            <w:tcBorders>
+              <w:top w:val="nil" w:sz="4" w:space="0" w:color="000000"/>
+              <w:left w:val="nil" w:sz="4" w:space="0" w:color="000000"/>
+              <w:bottom w:val="nil" w:sz="4" w:space="0" w:color="000000"/>
+              <w:right w:val="nil" w:sz="4" w:space="0" w:color="000000"/>
+              <w:insideH w:val="nil" w:sz="4" w:space="0" w:color="000000"/>
+              <w:insideV w:val="nil" w:sz="4" w:space="0" w:color="000000"/>
+            </w:tcBorders>
           </w:tcPr>
           <w:p>
+            <w:pPr>
+              <w:jc w:val="left"/>
+            </w:pPr>
             <w:r>
               <w:rPr>
                 <w:rFonts w:ascii="Times New Roman" w:hAnsi="Times New Roman" w:eastAsia="Times New Roman"/>
@@ -3040,8 +4899,19 @@
         <w:tc>
           <w:tcPr>
             <w:tcW w:type="dxa" w:w="2340"/>
+            <w:tcBorders>
+              <w:top w:val="nil" w:sz="4" w:space="0" w:color="000000"/>
+              <w:left w:val="nil" w:sz="4" w:space="0" w:color="000000"/>
+              <w:bottom w:val="nil" w:sz="4" w:space="0" w:color="000000"/>
+              <w:right w:val="nil" w:sz="4" w:space="0" w:color="000000"/>
+              <w:insideH w:val="nil" w:sz="4" w:space="0" w:color="000000"/>
+              <w:insideV w:val="nil" w:sz="4" w:space="0" w:color="000000"/>
+            </w:tcBorders>
           </w:tcPr>
           <w:p>
+            <w:pPr>
+              <w:jc w:val="left"/>
+            </w:pPr>
             <w:r>
               <w:rPr>
                 <w:rFonts w:ascii="Times New Roman" w:hAnsi="Times New Roman" w:eastAsia="Times New Roman"/>
@@ -3055,8 +4925,19 @@
         <w:tc>
           <w:tcPr>
             <w:tcW w:type="dxa" w:w="2340"/>
+            <w:tcBorders>
+              <w:top w:val="nil" w:sz="4" w:space="0" w:color="000000"/>
+              <w:left w:val="nil" w:sz="4" w:space="0" w:color="000000"/>
+              <w:bottom w:val="nil" w:sz="4" w:space="0" w:color="000000"/>
+              <w:right w:val="nil" w:sz="4" w:space="0" w:color="000000"/>
+              <w:insideH w:val="nil" w:sz="4" w:space="0" w:color="000000"/>
+              <w:insideV w:val="nil" w:sz="4" w:space="0" w:color="000000"/>
+            </w:tcBorders>
           </w:tcPr>
           <w:p>
+            <w:pPr>
+              <w:jc w:val="left"/>
+            </w:pPr>
             <w:r>
               <w:rPr>
                 <w:rFonts w:ascii="Times New Roman" w:hAnsi="Times New Roman" w:eastAsia="Times New Roman"/>
@@ -3072,8 +4953,19 @@
         <w:tc>
           <w:tcPr>
             <w:tcW w:type="dxa" w:w="2340"/>
+            <w:tcBorders>
+              <w:top w:val="nil" w:sz="4" w:space="0" w:color="000000"/>
+              <w:left w:val="nil" w:sz="4" w:space="0" w:color="000000"/>
+              <w:bottom w:val="nil" w:sz="4" w:space="0" w:color="000000"/>
+              <w:right w:val="nil" w:sz="4" w:space="0" w:color="000000"/>
+              <w:insideH w:val="nil" w:sz="4" w:space="0" w:color="000000"/>
+              <w:insideV w:val="nil" w:sz="4" w:space="0" w:color="000000"/>
+            </w:tcBorders>
           </w:tcPr>
           <w:p>
+            <w:pPr>
+              <w:jc w:val="left"/>
+            </w:pPr>
             <w:r>
               <w:rPr>
                 <w:rFonts w:ascii="Times New Roman" w:hAnsi="Times New Roman" w:eastAsia="Times New Roman"/>
@@ -3087,8 +4979,19 @@
         <w:tc>
           <w:tcPr>
             <w:tcW w:type="dxa" w:w="2340"/>
+            <w:tcBorders>
+              <w:top w:val="nil" w:sz="4" w:space="0" w:color="000000"/>
+              <w:left w:val="nil" w:sz="4" w:space="0" w:color="000000"/>
+              <w:bottom w:val="nil" w:sz="4" w:space="0" w:color="000000"/>
+              <w:right w:val="nil" w:sz="4" w:space="0" w:color="000000"/>
+              <w:insideH w:val="nil" w:sz="4" w:space="0" w:color="000000"/>
+              <w:insideV w:val="nil" w:sz="4" w:space="0" w:color="000000"/>
+            </w:tcBorders>
           </w:tcPr>
           <w:p>
+            <w:pPr>
+              <w:jc w:val="left"/>
+            </w:pPr>
             <w:r>
               <w:rPr>
                 <w:rFonts w:ascii="Times New Roman" w:hAnsi="Times New Roman" w:eastAsia="Times New Roman"/>
@@ -3102,8 +5005,19 @@
         <w:tc>
           <w:tcPr>
             <w:tcW w:type="dxa" w:w="2340"/>
+            <w:tcBorders>
+              <w:top w:val="nil" w:sz="4" w:space="0" w:color="000000"/>
+              <w:left w:val="nil" w:sz="4" w:space="0" w:color="000000"/>
+              <w:bottom w:val="nil" w:sz="4" w:space="0" w:color="000000"/>
+              <w:right w:val="nil" w:sz="4" w:space="0" w:color="000000"/>
+              <w:insideH w:val="nil" w:sz="4" w:space="0" w:color="000000"/>
+              <w:insideV w:val="nil" w:sz="4" w:space="0" w:color="000000"/>
+            </w:tcBorders>
           </w:tcPr>
           <w:p>
+            <w:pPr>
+              <w:jc w:val="left"/>
+            </w:pPr>
             <w:r>
               <w:rPr>
                 <w:rFonts w:ascii="Times New Roman" w:hAnsi="Times New Roman" w:eastAsia="Times New Roman"/>
@@ -3117,8 +5031,19 @@
         <w:tc>
           <w:tcPr>
             <w:tcW w:type="dxa" w:w="2340"/>
+            <w:tcBorders>
+              <w:top w:val="nil" w:sz="4" w:space="0" w:color="000000"/>
+              <w:left w:val="nil" w:sz="4" w:space="0" w:color="000000"/>
+              <w:bottom w:val="nil" w:sz="4" w:space="0" w:color="000000"/>
+              <w:right w:val="nil" w:sz="4" w:space="0" w:color="000000"/>
+              <w:insideH w:val="nil" w:sz="4" w:space="0" w:color="000000"/>
+              <w:insideV w:val="nil" w:sz="4" w:space="0" w:color="000000"/>
+            </w:tcBorders>
           </w:tcPr>
           <w:p>
+            <w:pPr>
+              <w:jc w:val="left"/>
+            </w:pPr>
             <w:r>
               <w:rPr>
                 <w:rFonts w:ascii="Times New Roman" w:hAnsi="Times New Roman" w:eastAsia="Times New Roman"/>
@@ -3134,8 +5059,19 @@
         <w:tc>
           <w:tcPr>
             <w:tcW w:type="dxa" w:w="2340"/>
+            <w:tcBorders>
+              <w:top w:val="nil" w:sz="4" w:space="0" w:color="000000"/>
+              <w:left w:val="nil" w:sz="4" w:space="0" w:color="000000"/>
+              <w:bottom w:val="nil" w:sz="4" w:space="0" w:color="000000"/>
+              <w:right w:val="nil" w:sz="4" w:space="0" w:color="000000"/>
+              <w:insideH w:val="nil" w:sz="4" w:space="0" w:color="000000"/>
+              <w:insideV w:val="nil" w:sz="4" w:space="0" w:color="000000"/>
+            </w:tcBorders>
           </w:tcPr>
           <w:p>
+            <w:pPr>
+              <w:jc w:val="left"/>
+            </w:pPr>
             <w:r>
               <w:rPr>
                 <w:rFonts w:ascii="Times New Roman" w:hAnsi="Times New Roman" w:eastAsia="Times New Roman"/>
@@ -3149,8 +5085,19 @@
         <w:tc>
           <w:tcPr>
             <w:tcW w:type="dxa" w:w="2340"/>
+            <w:tcBorders>
+              <w:top w:val="nil" w:sz="4" w:space="0" w:color="000000"/>
+              <w:left w:val="nil" w:sz="4" w:space="0" w:color="000000"/>
+              <w:bottom w:val="nil" w:sz="4" w:space="0" w:color="000000"/>
+              <w:right w:val="nil" w:sz="4" w:space="0" w:color="000000"/>
+              <w:insideH w:val="nil" w:sz="4" w:space="0" w:color="000000"/>
+              <w:insideV w:val="nil" w:sz="4" w:space="0" w:color="000000"/>
+            </w:tcBorders>
           </w:tcPr>
           <w:p>
+            <w:pPr>
+              <w:jc w:val="left"/>
+            </w:pPr>
             <w:r>
               <w:rPr>
                 <w:rFonts w:ascii="Times New Roman" w:hAnsi="Times New Roman" w:eastAsia="Times New Roman"/>
@@ -3164,8 +5111,19 @@
         <w:tc>
           <w:tcPr>
             <w:tcW w:type="dxa" w:w="2340"/>
+            <w:tcBorders>
+              <w:top w:val="nil" w:sz="4" w:space="0" w:color="000000"/>
+              <w:left w:val="nil" w:sz="4" w:space="0" w:color="000000"/>
+              <w:bottom w:val="nil" w:sz="4" w:space="0" w:color="000000"/>
+              <w:right w:val="nil" w:sz="4" w:space="0" w:color="000000"/>
+              <w:insideH w:val="nil" w:sz="4" w:space="0" w:color="000000"/>
+              <w:insideV w:val="nil" w:sz="4" w:space="0" w:color="000000"/>
+            </w:tcBorders>
           </w:tcPr>
           <w:p>
+            <w:pPr>
+              <w:jc w:val="left"/>
+            </w:pPr>
             <w:r>
               <w:rPr>
                 <w:rFonts w:ascii="Times New Roman" w:hAnsi="Times New Roman" w:eastAsia="Times New Roman"/>
@@ -3179,8 +5137,19 @@
         <w:tc>
           <w:tcPr>
             <w:tcW w:type="dxa" w:w="2340"/>
+            <w:tcBorders>
+              <w:top w:val="nil" w:sz="4" w:space="0" w:color="000000"/>
+              <w:left w:val="nil" w:sz="4" w:space="0" w:color="000000"/>
+              <w:bottom w:val="nil" w:sz="4" w:space="0" w:color="000000"/>
+              <w:right w:val="nil" w:sz="4" w:space="0" w:color="000000"/>
+              <w:insideH w:val="nil" w:sz="4" w:space="0" w:color="000000"/>
+              <w:insideV w:val="nil" w:sz="4" w:space="0" w:color="000000"/>
+            </w:tcBorders>
           </w:tcPr>
           <w:p>
+            <w:pPr>
+              <w:jc w:val="left"/>
+            </w:pPr>
             <w:r>
               <w:rPr>
                 <w:rFonts w:ascii="Times New Roman" w:hAnsi="Times New Roman" w:eastAsia="Times New Roman"/>
@@ -3196,8 +5165,19 @@
         <w:tc>
           <w:tcPr>
             <w:tcW w:type="dxa" w:w="2340"/>
+            <w:tcBorders>
+              <w:top w:val="nil" w:sz="4" w:space="0" w:color="000000"/>
+              <w:left w:val="nil" w:sz="4" w:space="0" w:color="000000"/>
+              <w:bottom w:val="nil" w:sz="4" w:space="0" w:color="000000"/>
+              <w:right w:val="nil" w:sz="4" w:space="0" w:color="000000"/>
+              <w:insideH w:val="nil" w:sz="4" w:space="0" w:color="000000"/>
+              <w:insideV w:val="nil" w:sz="4" w:space="0" w:color="000000"/>
+            </w:tcBorders>
           </w:tcPr>
           <w:p>
+            <w:pPr>
+              <w:jc w:val="left"/>
+            </w:pPr>
             <w:r>
               <w:rPr>
                 <w:rFonts w:ascii="Times New Roman" w:hAnsi="Times New Roman" w:eastAsia="Times New Roman"/>
@@ -3211,8 +5191,19 @@
         <w:tc>
           <w:tcPr>
             <w:tcW w:type="dxa" w:w="2340"/>
+            <w:tcBorders>
+              <w:top w:val="nil" w:sz="4" w:space="0" w:color="000000"/>
+              <w:left w:val="nil" w:sz="4" w:space="0" w:color="000000"/>
+              <w:bottom w:val="nil" w:sz="4" w:space="0" w:color="000000"/>
+              <w:right w:val="nil" w:sz="4" w:space="0" w:color="000000"/>
+              <w:insideH w:val="nil" w:sz="4" w:space="0" w:color="000000"/>
+              <w:insideV w:val="nil" w:sz="4" w:space="0" w:color="000000"/>
+            </w:tcBorders>
           </w:tcPr>
           <w:p>
+            <w:pPr>
+              <w:jc w:val="left"/>
+            </w:pPr>
             <w:r>
               <w:rPr>
                 <w:rFonts w:ascii="Times New Roman" w:hAnsi="Times New Roman" w:eastAsia="Times New Roman"/>
@@ -3226,8 +5217,19 @@
         <w:tc>
           <w:tcPr>
             <w:tcW w:type="dxa" w:w="2340"/>
+            <w:tcBorders>
+              <w:top w:val="nil" w:sz="4" w:space="0" w:color="000000"/>
+              <w:left w:val="nil" w:sz="4" w:space="0" w:color="000000"/>
+              <w:bottom w:val="nil" w:sz="4" w:space="0" w:color="000000"/>
+              <w:right w:val="nil" w:sz="4" w:space="0" w:color="000000"/>
+              <w:insideH w:val="nil" w:sz="4" w:space="0" w:color="000000"/>
+              <w:insideV w:val="nil" w:sz="4" w:space="0" w:color="000000"/>
+            </w:tcBorders>
           </w:tcPr>
           <w:p>
+            <w:pPr>
+              <w:jc w:val="left"/>
+            </w:pPr>
             <w:r>
               <w:rPr>
                 <w:rFonts w:ascii="Times New Roman" w:hAnsi="Times New Roman" w:eastAsia="Times New Roman"/>
@@ -3241,8 +5243,19 @@
         <w:tc>
           <w:tcPr>
             <w:tcW w:type="dxa" w:w="2340"/>
+            <w:tcBorders>
+              <w:top w:val="nil" w:sz="4" w:space="0" w:color="000000"/>
+              <w:left w:val="nil" w:sz="4" w:space="0" w:color="000000"/>
+              <w:bottom w:val="nil" w:sz="4" w:space="0" w:color="000000"/>
+              <w:right w:val="nil" w:sz="4" w:space="0" w:color="000000"/>
+              <w:insideH w:val="nil" w:sz="4" w:space="0" w:color="000000"/>
+              <w:insideV w:val="nil" w:sz="4" w:space="0" w:color="000000"/>
+            </w:tcBorders>
           </w:tcPr>
           <w:p>
+            <w:pPr>
+              <w:jc w:val="left"/>
+            </w:pPr>
             <w:r>
               <w:rPr>
                 <w:rFonts w:ascii="Times New Roman" w:hAnsi="Times New Roman" w:eastAsia="Times New Roman"/>
@@ -3258,8 +5271,19 @@
         <w:tc>
           <w:tcPr>
             <w:tcW w:type="dxa" w:w="2340"/>
+            <w:tcBorders>
+              <w:top w:val="nil" w:sz="4" w:space="0" w:color="000000"/>
+              <w:left w:val="nil" w:sz="4" w:space="0" w:color="000000"/>
+              <w:bottom w:val="nil" w:sz="4" w:space="0" w:color="000000"/>
+              <w:right w:val="nil" w:sz="4" w:space="0" w:color="000000"/>
+              <w:insideH w:val="nil" w:sz="4" w:space="0" w:color="000000"/>
+              <w:insideV w:val="nil" w:sz="4" w:space="0" w:color="000000"/>
+            </w:tcBorders>
           </w:tcPr>
           <w:p>
+            <w:pPr>
+              <w:jc w:val="left"/>
+            </w:pPr>
             <w:r>
               <w:rPr>
                 <w:rFonts w:ascii="Times New Roman" w:hAnsi="Times New Roman" w:eastAsia="Times New Roman"/>
@@ -3273,8 +5297,19 @@
         <w:tc>
           <w:tcPr>
             <w:tcW w:type="dxa" w:w="2340"/>
+            <w:tcBorders>
+              <w:top w:val="nil" w:sz="4" w:space="0" w:color="000000"/>
+              <w:left w:val="nil" w:sz="4" w:space="0" w:color="000000"/>
+              <w:bottom w:val="nil" w:sz="4" w:space="0" w:color="000000"/>
+              <w:right w:val="nil" w:sz="4" w:space="0" w:color="000000"/>
+              <w:insideH w:val="nil" w:sz="4" w:space="0" w:color="000000"/>
+              <w:insideV w:val="nil" w:sz="4" w:space="0" w:color="000000"/>
+            </w:tcBorders>
           </w:tcPr>
           <w:p>
+            <w:pPr>
+              <w:jc w:val="left"/>
+            </w:pPr>
             <w:r>
               <w:rPr>
                 <w:rFonts w:ascii="Times New Roman" w:hAnsi="Times New Roman" w:eastAsia="Times New Roman"/>
@@ -3288,8 +5323,19 @@
         <w:tc>
           <w:tcPr>
             <w:tcW w:type="dxa" w:w="2340"/>
+            <w:tcBorders>
+              <w:top w:val="nil" w:sz="4" w:space="0" w:color="000000"/>
+              <w:left w:val="nil" w:sz="4" w:space="0" w:color="000000"/>
+              <w:bottom w:val="nil" w:sz="4" w:space="0" w:color="000000"/>
+              <w:right w:val="nil" w:sz="4" w:space="0" w:color="000000"/>
+              <w:insideH w:val="nil" w:sz="4" w:space="0" w:color="000000"/>
+              <w:insideV w:val="nil" w:sz="4" w:space="0" w:color="000000"/>
+            </w:tcBorders>
           </w:tcPr>
           <w:p>
+            <w:pPr>
+              <w:jc w:val="left"/>
+            </w:pPr>
             <w:r>
               <w:rPr>
                 <w:rFonts w:ascii="Times New Roman" w:hAnsi="Times New Roman" w:eastAsia="Times New Roman"/>
@@ -3303,8 +5349,19 @@
         <w:tc>
           <w:tcPr>
             <w:tcW w:type="dxa" w:w="2340"/>
+            <w:tcBorders>
+              <w:top w:val="nil" w:sz="4" w:space="0" w:color="000000"/>
+              <w:left w:val="nil" w:sz="4" w:space="0" w:color="000000"/>
+              <w:bottom w:val="nil" w:sz="4" w:space="0" w:color="000000"/>
+              <w:right w:val="nil" w:sz="4" w:space="0" w:color="000000"/>
+              <w:insideH w:val="nil" w:sz="4" w:space="0" w:color="000000"/>
+              <w:insideV w:val="nil" w:sz="4" w:space="0" w:color="000000"/>
+            </w:tcBorders>
           </w:tcPr>
           <w:p>
+            <w:pPr>
+              <w:jc w:val="left"/>
+            </w:pPr>
             <w:r>
               <w:rPr>
                 <w:rFonts w:ascii="Times New Roman" w:hAnsi="Times New Roman" w:eastAsia="Times New Roman"/>
@@ -3320,8 +5377,19 @@
         <w:tc>
           <w:tcPr>
             <w:tcW w:type="dxa" w:w="2340"/>
+            <w:tcBorders>
+              <w:top w:val="nil" w:sz="4" w:space="0" w:color="000000"/>
+              <w:left w:val="nil" w:sz="4" w:space="0" w:color="000000"/>
+              <w:bottom w:val="nil" w:sz="4" w:space="0" w:color="000000"/>
+              <w:right w:val="nil" w:sz="4" w:space="0" w:color="000000"/>
+              <w:insideH w:val="nil" w:sz="4" w:space="0" w:color="000000"/>
+              <w:insideV w:val="nil" w:sz="4" w:space="0" w:color="000000"/>
+            </w:tcBorders>
           </w:tcPr>
           <w:p>
+            <w:pPr>
+              <w:jc w:val="left"/>
+            </w:pPr>
             <w:r>
               <w:rPr>
                 <w:rFonts w:ascii="Times New Roman" w:hAnsi="Times New Roman" w:eastAsia="Times New Roman"/>
@@ -3335,8 +5403,19 @@
         <w:tc>
           <w:tcPr>
             <w:tcW w:type="dxa" w:w="2340"/>
+            <w:tcBorders>
+              <w:top w:val="nil" w:sz="4" w:space="0" w:color="000000"/>
+              <w:left w:val="nil" w:sz="4" w:space="0" w:color="000000"/>
+              <w:bottom w:val="nil" w:sz="4" w:space="0" w:color="000000"/>
+              <w:right w:val="nil" w:sz="4" w:space="0" w:color="000000"/>
+              <w:insideH w:val="nil" w:sz="4" w:space="0" w:color="000000"/>
+              <w:insideV w:val="nil" w:sz="4" w:space="0" w:color="000000"/>
+            </w:tcBorders>
           </w:tcPr>
           <w:p>
+            <w:pPr>
+              <w:jc w:val="left"/>
+            </w:pPr>
             <w:r>
               <w:rPr>
                 <w:rFonts w:ascii="Times New Roman" w:hAnsi="Times New Roman" w:eastAsia="Times New Roman"/>
@@ -3350,8 +5429,19 @@
         <w:tc>
           <w:tcPr>
             <w:tcW w:type="dxa" w:w="2340"/>
+            <w:tcBorders>
+              <w:top w:val="nil" w:sz="4" w:space="0" w:color="000000"/>
+              <w:left w:val="nil" w:sz="4" w:space="0" w:color="000000"/>
+              <w:bottom w:val="nil" w:sz="4" w:space="0" w:color="000000"/>
+              <w:right w:val="nil" w:sz="4" w:space="0" w:color="000000"/>
+              <w:insideH w:val="nil" w:sz="4" w:space="0" w:color="000000"/>
+              <w:insideV w:val="nil" w:sz="4" w:space="0" w:color="000000"/>
+            </w:tcBorders>
           </w:tcPr>
           <w:p>
+            <w:pPr>
+              <w:jc w:val="left"/>
+            </w:pPr>
             <w:r>
               <w:rPr>
                 <w:rFonts w:ascii="Times New Roman" w:hAnsi="Times New Roman" w:eastAsia="Times New Roman"/>
@@ -3365,8 +5455,19 @@
         <w:tc>
           <w:tcPr>
             <w:tcW w:type="dxa" w:w="2340"/>
+            <w:tcBorders>
+              <w:top w:val="nil" w:sz="4" w:space="0" w:color="000000"/>
+              <w:left w:val="nil" w:sz="4" w:space="0" w:color="000000"/>
+              <w:bottom w:val="nil" w:sz="4" w:space="0" w:color="000000"/>
+              <w:right w:val="nil" w:sz="4" w:space="0" w:color="000000"/>
+              <w:insideH w:val="nil" w:sz="4" w:space="0" w:color="000000"/>
+              <w:insideV w:val="nil" w:sz="4" w:space="0" w:color="000000"/>
+            </w:tcBorders>
           </w:tcPr>
           <w:p>
+            <w:pPr>
+              <w:jc w:val="left"/>
+            </w:pPr>
             <w:r>
               <w:rPr>
                 <w:rFonts w:ascii="Times New Roman" w:hAnsi="Times New Roman" w:eastAsia="Times New Roman"/>
@@ -3382,8 +5483,19 @@
         <w:tc>
           <w:tcPr>
             <w:tcW w:type="dxa" w:w="2340"/>
+            <w:tcBorders>
+              <w:top w:val="nil" w:sz="4" w:space="0" w:color="000000"/>
+              <w:left w:val="nil" w:sz="4" w:space="0" w:color="000000"/>
+              <w:bottom w:val="single" w:sz="4" w:space="0" w:color="000000"/>
+              <w:right w:val="nil" w:sz="4" w:space="0" w:color="000000"/>
+              <w:insideH w:val="nil" w:sz="4" w:space="0" w:color="000000"/>
+              <w:insideV w:val="nil" w:sz="4" w:space="0" w:color="000000"/>
+            </w:tcBorders>
           </w:tcPr>
           <w:p>
+            <w:pPr>
+              <w:jc w:val="left"/>
+            </w:pPr>
             <w:r>
               <w:rPr>
                 <w:rFonts w:ascii="Times New Roman" w:hAnsi="Times New Roman" w:eastAsia="Times New Roman"/>
@@ -3397,8 +5509,19 @@
         <w:tc>
           <w:tcPr>
             <w:tcW w:type="dxa" w:w="2340"/>
+            <w:tcBorders>
+              <w:top w:val="nil" w:sz="4" w:space="0" w:color="000000"/>
+              <w:left w:val="nil" w:sz="4" w:space="0" w:color="000000"/>
+              <w:bottom w:val="single" w:sz="4" w:space="0" w:color="000000"/>
+              <w:right w:val="nil" w:sz="4" w:space="0" w:color="000000"/>
+              <w:insideH w:val="nil" w:sz="4" w:space="0" w:color="000000"/>
+              <w:insideV w:val="nil" w:sz="4" w:space="0" w:color="000000"/>
+            </w:tcBorders>
           </w:tcPr>
           <w:p>
+            <w:pPr>
+              <w:jc w:val="left"/>
+            </w:pPr>
             <w:r>
               <w:rPr>
                 <w:rFonts w:ascii="Times New Roman" w:hAnsi="Times New Roman" w:eastAsia="Times New Roman"/>
@@ -3412,8 +5535,19 @@
         <w:tc>
           <w:tcPr>
             <w:tcW w:type="dxa" w:w="2340"/>
+            <w:tcBorders>
+              <w:top w:val="nil" w:sz="4" w:space="0" w:color="000000"/>
+              <w:left w:val="nil" w:sz="4" w:space="0" w:color="000000"/>
+              <w:bottom w:val="single" w:sz="4" w:space="0" w:color="000000"/>
+              <w:right w:val="nil" w:sz="4" w:space="0" w:color="000000"/>
+              <w:insideH w:val="nil" w:sz="4" w:space="0" w:color="000000"/>
+              <w:insideV w:val="nil" w:sz="4" w:space="0" w:color="000000"/>
+            </w:tcBorders>
           </w:tcPr>
           <w:p>
+            <w:pPr>
+              <w:jc w:val="left"/>
+            </w:pPr>
             <w:r>
               <w:rPr>
                 <w:rFonts w:ascii="Times New Roman" w:hAnsi="Times New Roman" w:eastAsia="Times New Roman"/>
@@ -3427,8 +5561,19 @@
         <w:tc>
           <w:tcPr>
             <w:tcW w:type="dxa" w:w="2340"/>
+            <w:tcBorders>
+              <w:top w:val="nil" w:sz="4" w:space="0" w:color="000000"/>
+              <w:left w:val="nil" w:sz="4" w:space="0" w:color="000000"/>
+              <w:bottom w:val="single" w:sz="4" w:space="0" w:color="000000"/>
+              <w:right w:val="nil" w:sz="4" w:space="0" w:color="000000"/>
+              <w:insideH w:val="nil" w:sz="4" w:space="0" w:color="000000"/>
+              <w:insideV w:val="nil" w:sz="4" w:space="0" w:color="000000"/>
+            </w:tcBorders>
           </w:tcPr>
           <w:p>
+            <w:pPr>
+              <w:jc w:val="left"/>
+            </w:pPr>
             <w:r>
               <w:rPr>
                 <w:rFonts w:ascii="Times New Roman" w:hAnsi="Times New Roman" w:eastAsia="Times New Roman"/>

--- a/simulation/paper/split/03_tables.docx
+++ b/simulation/paper/split/03_tables.docx
@@ -86,19 +86,8 @@
         <w:tc>
           <w:tcPr>
             <w:tcW w:type="dxa" w:w="1560"/>
-            <w:tcBorders>
-              <w:top w:val="single" w:sz="4" w:space="0" w:color="000000"/>
-              <w:left w:val="nil" w:sz="4" w:space="0" w:color="000000"/>
-              <w:bottom w:val="single" w:sz="4" w:space="0" w:color="000000"/>
-              <w:right w:val="nil" w:sz="4" w:space="0" w:color="000000"/>
-              <w:insideH w:val="nil" w:sz="4" w:space="0" w:color="000000"/>
-              <w:insideV w:val="nil" w:sz="4" w:space="0" w:color="000000"/>
-            </w:tcBorders>
           </w:tcPr>
           <w:p>
-            <w:pPr>
-              <w:jc w:val="center"/>
-            </w:pPr>
             <w:r>
               <w:rPr>
                 <w:rFonts w:ascii="Times New Roman" w:hAnsi="Times New Roman" w:eastAsia="Times New Roman"/>
@@ -112,19 +101,8 @@
         <w:tc>
           <w:tcPr>
             <w:tcW w:type="dxa" w:w="1560"/>
-            <w:tcBorders>
-              <w:top w:val="single" w:sz="4" w:space="0" w:color="000000"/>
-              <w:left w:val="nil" w:sz="4" w:space="0" w:color="000000"/>
-              <w:bottom w:val="single" w:sz="4" w:space="0" w:color="000000"/>
-              <w:right w:val="nil" w:sz="4" w:space="0" w:color="000000"/>
-              <w:insideH w:val="nil" w:sz="4" w:space="0" w:color="000000"/>
-              <w:insideV w:val="nil" w:sz="4" w:space="0" w:color="000000"/>
-            </w:tcBorders>
           </w:tcPr>
           <w:p>
-            <w:pPr>
-              <w:jc w:val="center"/>
-            </w:pPr>
             <w:r>
               <w:rPr>
                 <w:rFonts w:ascii="Times New Roman" w:hAnsi="Times New Roman" w:eastAsia="Times New Roman"/>
@@ -138,19 +116,8 @@
         <w:tc>
           <w:tcPr>
             <w:tcW w:type="dxa" w:w="1560"/>
-            <w:tcBorders>
-              <w:top w:val="single" w:sz="4" w:space="0" w:color="000000"/>
-              <w:left w:val="nil" w:sz="4" w:space="0" w:color="000000"/>
-              <w:bottom w:val="single" w:sz="4" w:space="0" w:color="000000"/>
-              <w:right w:val="nil" w:sz="4" w:space="0" w:color="000000"/>
-              <w:insideH w:val="nil" w:sz="4" w:space="0" w:color="000000"/>
-              <w:insideV w:val="nil" w:sz="4" w:space="0" w:color="000000"/>
-            </w:tcBorders>
           </w:tcPr>
           <w:p>
-            <w:pPr>
-              <w:jc w:val="center"/>
-            </w:pPr>
             <w:r>
               <w:rPr>
                 <w:rFonts w:ascii="Times New Roman" w:hAnsi="Times New Roman" w:eastAsia="Times New Roman"/>
@@ -164,19 +131,8 @@
         <w:tc>
           <w:tcPr>
             <w:tcW w:type="dxa" w:w="1560"/>
-            <w:tcBorders>
-              <w:top w:val="single" w:sz="4" w:space="0" w:color="000000"/>
-              <w:left w:val="nil" w:sz="4" w:space="0" w:color="000000"/>
-              <w:bottom w:val="single" w:sz="4" w:space="0" w:color="000000"/>
-              <w:right w:val="nil" w:sz="4" w:space="0" w:color="000000"/>
-              <w:insideH w:val="nil" w:sz="4" w:space="0" w:color="000000"/>
-              <w:insideV w:val="nil" w:sz="4" w:space="0" w:color="000000"/>
-            </w:tcBorders>
           </w:tcPr>
           <w:p>
-            <w:pPr>
-              <w:jc w:val="center"/>
-            </w:pPr>
             <w:r>
               <w:rPr>
                 <w:rFonts w:ascii="Times New Roman" w:hAnsi="Times New Roman" w:eastAsia="Times New Roman"/>
@@ -190,19 +146,8 @@
         <w:tc>
           <w:tcPr>
             <w:tcW w:type="dxa" w:w="1560"/>
-            <w:tcBorders>
-              <w:top w:val="single" w:sz="4" w:space="0" w:color="000000"/>
-              <w:left w:val="nil" w:sz="4" w:space="0" w:color="000000"/>
-              <w:bottom w:val="single" w:sz="4" w:space="0" w:color="000000"/>
-              <w:right w:val="nil" w:sz="4" w:space="0" w:color="000000"/>
-              <w:insideH w:val="nil" w:sz="4" w:space="0" w:color="000000"/>
-              <w:insideV w:val="nil" w:sz="4" w:space="0" w:color="000000"/>
-            </w:tcBorders>
           </w:tcPr>
           <w:p>
-            <w:pPr>
-              <w:jc w:val="center"/>
-            </w:pPr>
             <w:r>
               <w:rPr>
                 <w:rFonts w:ascii="Times New Roman" w:hAnsi="Times New Roman" w:eastAsia="Times New Roman"/>
@@ -216,19 +161,8 @@
         <w:tc>
           <w:tcPr>
             <w:tcW w:type="dxa" w:w="1560"/>
-            <w:tcBorders>
-              <w:top w:val="single" w:sz="4" w:space="0" w:color="000000"/>
-              <w:left w:val="nil" w:sz="4" w:space="0" w:color="000000"/>
-              <w:bottom w:val="single" w:sz="4" w:space="0" w:color="000000"/>
-              <w:right w:val="nil" w:sz="4" w:space="0" w:color="000000"/>
-              <w:insideH w:val="nil" w:sz="4" w:space="0" w:color="000000"/>
-              <w:insideV w:val="nil" w:sz="4" w:space="0" w:color="000000"/>
-            </w:tcBorders>
           </w:tcPr>
           <w:p>
-            <w:pPr>
-              <w:jc w:val="center"/>
-            </w:pPr>
             <w:r>
               <w:rPr>
                 <w:rFonts w:ascii="Times New Roman" w:hAnsi="Times New Roman" w:eastAsia="Times New Roman"/>
@@ -244,19 +178,8 @@
         <w:tc>
           <w:tcPr>
             <w:tcW w:type="dxa" w:w="1560"/>
-            <w:tcBorders>
-              <w:top w:val="nil" w:sz="4" w:space="0" w:color="000000"/>
-              <w:left w:val="nil" w:sz="4" w:space="0" w:color="000000"/>
-              <w:bottom w:val="nil" w:sz="4" w:space="0" w:color="000000"/>
-              <w:right w:val="nil" w:sz="4" w:space="0" w:color="000000"/>
-              <w:insideH w:val="nil" w:sz="4" w:space="0" w:color="000000"/>
-              <w:insideV w:val="nil" w:sz="4" w:space="0" w:color="000000"/>
-            </w:tcBorders>
           </w:tcPr>
           <w:p>
-            <w:pPr>
-              <w:jc w:val="left"/>
-            </w:pPr>
             <w:r>
               <w:rPr>
                 <w:rFonts w:ascii="Times New Roman" w:hAnsi="Times New Roman" w:eastAsia="Times New Roman"/>
@@ -270,19 +193,8 @@
         <w:tc>
           <w:tcPr>
             <w:tcW w:type="dxa" w:w="1560"/>
-            <w:tcBorders>
-              <w:top w:val="nil" w:sz="4" w:space="0" w:color="000000"/>
-              <w:left w:val="nil" w:sz="4" w:space="0" w:color="000000"/>
-              <w:bottom w:val="nil" w:sz="4" w:space="0" w:color="000000"/>
-              <w:right w:val="nil" w:sz="4" w:space="0" w:color="000000"/>
-              <w:insideH w:val="nil" w:sz="4" w:space="0" w:color="000000"/>
-              <w:insideV w:val="nil" w:sz="4" w:space="0" w:color="000000"/>
-            </w:tcBorders>
           </w:tcPr>
           <w:p>
-            <w:pPr>
-              <w:jc w:val="right"/>
-            </w:pPr>
             <w:r>
               <w:rPr>
                 <w:rFonts w:ascii="Times New Roman" w:hAnsi="Times New Roman" w:eastAsia="Times New Roman"/>
@@ -296,19 +208,8 @@
         <w:tc>
           <w:tcPr>
             <w:tcW w:type="dxa" w:w="1560"/>
-            <w:tcBorders>
-              <w:top w:val="nil" w:sz="4" w:space="0" w:color="000000"/>
-              <w:left w:val="nil" w:sz="4" w:space="0" w:color="000000"/>
-              <w:bottom w:val="nil" w:sz="4" w:space="0" w:color="000000"/>
-              <w:right w:val="nil" w:sz="4" w:space="0" w:color="000000"/>
-              <w:insideH w:val="nil" w:sz="4" w:space="0" w:color="000000"/>
-              <w:insideV w:val="nil" w:sz="4" w:space="0" w:color="000000"/>
-            </w:tcBorders>
           </w:tcPr>
           <w:p>
-            <w:pPr>
-              <w:jc w:val="right"/>
-            </w:pPr>
             <w:r>
               <w:rPr>
                 <w:rFonts w:ascii="Times New Roman" w:hAnsi="Times New Roman" w:eastAsia="Times New Roman"/>
@@ -322,19 +223,8 @@
         <w:tc>
           <w:tcPr>
             <w:tcW w:type="dxa" w:w="1560"/>
-            <w:tcBorders>
-              <w:top w:val="nil" w:sz="4" w:space="0" w:color="000000"/>
-              <w:left w:val="nil" w:sz="4" w:space="0" w:color="000000"/>
-              <w:bottom w:val="nil" w:sz="4" w:space="0" w:color="000000"/>
-              <w:right w:val="nil" w:sz="4" w:space="0" w:color="000000"/>
-              <w:insideH w:val="nil" w:sz="4" w:space="0" w:color="000000"/>
-              <w:insideV w:val="nil" w:sz="4" w:space="0" w:color="000000"/>
-            </w:tcBorders>
           </w:tcPr>
           <w:p>
-            <w:pPr>
-              <w:jc w:val="right"/>
-            </w:pPr>
             <w:r>
               <w:rPr>
                 <w:rFonts w:ascii="Times New Roman" w:hAnsi="Times New Roman" w:eastAsia="Times New Roman"/>
@@ -348,19 +238,8 @@
         <w:tc>
           <w:tcPr>
             <w:tcW w:type="dxa" w:w="1560"/>
-            <w:tcBorders>
-              <w:top w:val="nil" w:sz="4" w:space="0" w:color="000000"/>
-              <w:left w:val="nil" w:sz="4" w:space="0" w:color="000000"/>
-              <w:bottom w:val="nil" w:sz="4" w:space="0" w:color="000000"/>
-              <w:right w:val="nil" w:sz="4" w:space="0" w:color="000000"/>
-              <w:insideH w:val="nil" w:sz="4" w:space="0" w:color="000000"/>
-              <w:insideV w:val="nil" w:sz="4" w:space="0" w:color="000000"/>
-            </w:tcBorders>
           </w:tcPr>
           <w:p>
-            <w:pPr>
-              <w:jc w:val="left"/>
-            </w:pPr>
             <w:r>
               <w:rPr>
                 <w:rFonts w:ascii="Times New Roman" w:hAnsi="Times New Roman" w:eastAsia="Times New Roman"/>
@@ -374,19 +253,8 @@
         <w:tc>
           <w:tcPr>
             <w:tcW w:type="dxa" w:w="1560"/>
-            <w:tcBorders>
-              <w:top w:val="nil" w:sz="4" w:space="0" w:color="000000"/>
-              <w:left w:val="nil" w:sz="4" w:space="0" w:color="000000"/>
-              <w:bottom w:val="nil" w:sz="4" w:space="0" w:color="000000"/>
-              <w:right w:val="nil" w:sz="4" w:space="0" w:color="000000"/>
-              <w:insideH w:val="nil" w:sz="4" w:space="0" w:color="000000"/>
-              <w:insideV w:val="nil" w:sz="4" w:space="0" w:color="000000"/>
-            </w:tcBorders>
           </w:tcPr>
           <w:p>
-            <w:pPr>
-              <w:jc w:val="left"/>
-            </w:pPr>
             <w:r>
               <w:rPr>
                 <w:rFonts w:ascii="Times New Roman" w:hAnsi="Times New Roman" w:eastAsia="Times New Roman"/>
@@ -402,19 +270,8 @@
         <w:tc>
           <w:tcPr>
             <w:tcW w:type="dxa" w:w="1560"/>
-            <w:tcBorders>
-              <w:top w:val="nil" w:sz="4" w:space="0" w:color="000000"/>
-              <w:left w:val="nil" w:sz="4" w:space="0" w:color="000000"/>
-              <w:bottom w:val="nil" w:sz="4" w:space="0" w:color="000000"/>
-              <w:right w:val="nil" w:sz="4" w:space="0" w:color="000000"/>
-              <w:insideH w:val="nil" w:sz="4" w:space="0" w:color="000000"/>
-              <w:insideV w:val="nil" w:sz="4" w:space="0" w:color="000000"/>
-            </w:tcBorders>
           </w:tcPr>
           <w:p>
-            <w:pPr>
-              <w:jc w:val="left"/>
-            </w:pPr>
             <w:r>
               <w:rPr>
                 <w:rFonts w:ascii="Times New Roman" w:hAnsi="Times New Roman" w:eastAsia="Times New Roman"/>
@@ -428,19 +285,8 @@
         <w:tc>
           <w:tcPr>
             <w:tcW w:type="dxa" w:w="1560"/>
-            <w:tcBorders>
-              <w:top w:val="nil" w:sz="4" w:space="0" w:color="000000"/>
-              <w:left w:val="nil" w:sz="4" w:space="0" w:color="000000"/>
-              <w:bottom w:val="nil" w:sz="4" w:space="0" w:color="000000"/>
-              <w:right w:val="nil" w:sz="4" w:space="0" w:color="000000"/>
-              <w:insideH w:val="nil" w:sz="4" w:space="0" w:color="000000"/>
-              <w:insideV w:val="nil" w:sz="4" w:space="0" w:color="000000"/>
-            </w:tcBorders>
           </w:tcPr>
           <w:p>
-            <w:pPr>
-              <w:jc w:val="right"/>
-            </w:pPr>
             <w:r>
               <w:rPr>
                 <w:rFonts w:ascii="Times New Roman" w:hAnsi="Times New Roman" w:eastAsia="Times New Roman"/>
@@ -454,19 +300,8 @@
         <w:tc>
           <w:tcPr>
             <w:tcW w:type="dxa" w:w="1560"/>
-            <w:tcBorders>
-              <w:top w:val="nil" w:sz="4" w:space="0" w:color="000000"/>
-              <w:left w:val="nil" w:sz="4" w:space="0" w:color="000000"/>
-              <w:bottom w:val="nil" w:sz="4" w:space="0" w:color="000000"/>
-              <w:right w:val="nil" w:sz="4" w:space="0" w:color="000000"/>
-              <w:insideH w:val="nil" w:sz="4" w:space="0" w:color="000000"/>
-              <w:insideV w:val="nil" w:sz="4" w:space="0" w:color="000000"/>
-            </w:tcBorders>
           </w:tcPr>
           <w:p>
-            <w:pPr>
-              <w:jc w:val="right"/>
-            </w:pPr>
             <w:r>
               <w:rPr>
                 <w:rFonts w:ascii="Times New Roman" w:hAnsi="Times New Roman" w:eastAsia="Times New Roman"/>
@@ -480,19 +315,8 @@
         <w:tc>
           <w:tcPr>
             <w:tcW w:type="dxa" w:w="1560"/>
-            <w:tcBorders>
-              <w:top w:val="nil" w:sz="4" w:space="0" w:color="000000"/>
-              <w:left w:val="nil" w:sz="4" w:space="0" w:color="000000"/>
-              <w:bottom w:val="nil" w:sz="4" w:space="0" w:color="000000"/>
-              <w:right w:val="nil" w:sz="4" w:space="0" w:color="000000"/>
-              <w:insideH w:val="nil" w:sz="4" w:space="0" w:color="000000"/>
-              <w:insideV w:val="nil" w:sz="4" w:space="0" w:color="000000"/>
-            </w:tcBorders>
           </w:tcPr>
           <w:p>
-            <w:pPr>
-              <w:jc w:val="right"/>
-            </w:pPr>
             <w:r>
               <w:rPr>
                 <w:rFonts w:ascii="Times New Roman" w:hAnsi="Times New Roman" w:eastAsia="Times New Roman"/>
@@ -506,19 +330,8 @@
         <w:tc>
           <w:tcPr>
             <w:tcW w:type="dxa" w:w="1560"/>
-            <w:tcBorders>
-              <w:top w:val="nil" w:sz="4" w:space="0" w:color="000000"/>
-              <w:left w:val="nil" w:sz="4" w:space="0" w:color="000000"/>
-              <w:bottom w:val="nil" w:sz="4" w:space="0" w:color="000000"/>
-              <w:right w:val="nil" w:sz="4" w:space="0" w:color="000000"/>
-              <w:insideH w:val="nil" w:sz="4" w:space="0" w:color="000000"/>
-              <w:insideV w:val="nil" w:sz="4" w:space="0" w:color="000000"/>
-            </w:tcBorders>
           </w:tcPr>
           <w:p>
-            <w:pPr>
-              <w:jc w:val="left"/>
-            </w:pPr>
             <w:r>
               <w:rPr>
                 <w:rFonts w:ascii="Times New Roman" w:hAnsi="Times New Roman" w:eastAsia="Times New Roman"/>
@@ -532,19 +345,8 @@
         <w:tc>
           <w:tcPr>
             <w:tcW w:type="dxa" w:w="1560"/>
-            <w:tcBorders>
-              <w:top w:val="nil" w:sz="4" w:space="0" w:color="000000"/>
-              <w:left w:val="nil" w:sz="4" w:space="0" w:color="000000"/>
-              <w:bottom w:val="nil" w:sz="4" w:space="0" w:color="000000"/>
-              <w:right w:val="nil" w:sz="4" w:space="0" w:color="000000"/>
-              <w:insideH w:val="nil" w:sz="4" w:space="0" w:color="000000"/>
-              <w:insideV w:val="nil" w:sz="4" w:space="0" w:color="000000"/>
-            </w:tcBorders>
           </w:tcPr>
           <w:p>
-            <w:pPr>
-              <w:jc w:val="left"/>
-            </w:pPr>
             <w:r>
               <w:rPr>
                 <w:rFonts w:ascii="Times New Roman" w:hAnsi="Times New Roman" w:eastAsia="Times New Roman"/>
@@ -560,19 +362,8 @@
         <w:tc>
           <w:tcPr>
             <w:tcW w:type="dxa" w:w="1560"/>
-            <w:tcBorders>
-              <w:top w:val="nil" w:sz="4" w:space="0" w:color="000000"/>
-              <w:left w:val="nil" w:sz="4" w:space="0" w:color="000000"/>
-              <w:bottom w:val="single" w:sz="4" w:space="0" w:color="000000"/>
-              <w:right w:val="nil" w:sz="4" w:space="0" w:color="000000"/>
-              <w:insideH w:val="nil" w:sz="4" w:space="0" w:color="000000"/>
-              <w:insideV w:val="nil" w:sz="4" w:space="0" w:color="000000"/>
-            </w:tcBorders>
           </w:tcPr>
           <w:p>
-            <w:pPr>
-              <w:jc w:val="left"/>
-            </w:pPr>
             <w:r>
               <w:rPr>
                 <w:rFonts w:ascii="Times New Roman" w:hAnsi="Times New Roman" w:eastAsia="Times New Roman"/>
@@ -586,19 +377,8 @@
         <w:tc>
           <w:tcPr>
             <w:tcW w:type="dxa" w:w="1560"/>
-            <w:tcBorders>
-              <w:top w:val="nil" w:sz="4" w:space="0" w:color="000000"/>
-              <w:left w:val="nil" w:sz="4" w:space="0" w:color="000000"/>
-              <w:bottom w:val="single" w:sz="4" w:space="0" w:color="000000"/>
-              <w:right w:val="nil" w:sz="4" w:space="0" w:color="000000"/>
-              <w:insideH w:val="nil" w:sz="4" w:space="0" w:color="000000"/>
-              <w:insideV w:val="nil" w:sz="4" w:space="0" w:color="000000"/>
-            </w:tcBorders>
           </w:tcPr>
           <w:p>
-            <w:pPr>
-              <w:jc w:val="right"/>
-            </w:pPr>
             <w:r>
               <w:rPr>
                 <w:rFonts w:ascii="Times New Roman" w:hAnsi="Times New Roman" w:eastAsia="Times New Roman"/>
@@ -612,19 +392,8 @@
         <w:tc>
           <w:tcPr>
             <w:tcW w:type="dxa" w:w="1560"/>
-            <w:tcBorders>
-              <w:top w:val="nil" w:sz="4" w:space="0" w:color="000000"/>
-              <w:left w:val="nil" w:sz="4" w:space="0" w:color="000000"/>
-              <w:bottom w:val="single" w:sz="4" w:space="0" w:color="000000"/>
-              <w:right w:val="nil" w:sz="4" w:space="0" w:color="000000"/>
-              <w:insideH w:val="nil" w:sz="4" w:space="0" w:color="000000"/>
-              <w:insideV w:val="nil" w:sz="4" w:space="0" w:color="000000"/>
-            </w:tcBorders>
           </w:tcPr>
           <w:p>
-            <w:pPr>
-              <w:jc w:val="right"/>
-            </w:pPr>
             <w:r>
               <w:rPr>
                 <w:rFonts w:ascii="Times New Roman" w:hAnsi="Times New Roman" w:eastAsia="Times New Roman"/>
@@ -638,19 +407,8 @@
         <w:tc>
           <w:tcPr>
             <w:tcW w:type="dxa" w:w="1560"/>
-            <w:tcBorders>
-              <w:top w:val="nil" w:sz="4" w:space="0" w:color="000000"/>
-              <w:left w:val="nil" w:sz="4" w:space="0" w:color="000000"/>
-              <w:bottom w:val="single" w:sz="4" w:space="0" w:color="000000"/>
-              <w:right w:val="nil" w:sz="4" w:space="0" w:color="000000"/>
-              <w:insideH w:val="nil" w:sz="4" w:space="0" w:color="000000"/>
-              <w:insideV w:val="nil" w:sz="4" w:space="0" w:color="000000"/>
-            </w:tcBorders>
           </w:tcPr>
           <w:p>
-            <w:pPr>
-              <w:jc w:val="right"/>
-            </w:pPr>
             <w:r>
               <w:rPr>
                 <w:rFonts w:ascii="Times New Roman" w:hAnsi="Times New Roman" w:eastAsia="Times New Roman"/>
@@ -664,19 +422,8 @@
         <w:tc>
           <w:tcPr>
             <w:tcW w:type="dxa" w:w="1560"/>
-            <w:tcBorders>
-              <w:top w:val="nil" w:sz="4" w:space="0" w:color="000000"/>
-              <w:left w:val="nil" w:sz="4" w:space="0" w:color="000000"/>
-              <w:bottom w:val="single" w:sz="4" w:space="0" w:color="000000"/>
-              <w:right w:val="nil" w:sz="4" w:space="0" w:color="000000"/>
-              <w:insideH w:val="nil" w:sz="4" w:space="0" w:color="000000"/>
-              <w:insideV w:val="nil" w:sz="4" w:space="0" w:color="000000"/>
-            </w:tcBorders>
           </w:tcPr>
           <w:p>
-            <w:pPr>
-              <w:jc w:val="left"/>
-            </w:pPr>
             <w:r>
               <w:rPr>
                 <w:rFonts w:ascii="Times New Roman" w:hAnsi="Times New Roman" w:eastAsia="Times New Roman"/>
@@ -690,19 +437,8 @@
         <w:tc>
           <w:tcPr>
             <w:tcW w:type="dxa" w:w="1560"/>
-            <w:tcBorders>
-              <w:top w:val="nil" w:sz="4" w:space="0" w:color="000000"/>
-              <w:left w:val="nil" w:sz="4" w:space="0" w:color="000000"/>
-              <w:bottom w:val="single" w:sz="4" w:space="0" w:color="000000"/>
-              <w:right w:val="nil" w:sz="4" w:space="0" w:color="000000"/>
-              <w:insideH w:val="nil" w:sz="4" w:space="0" w:color="000000"/>
-              <w:insideV w:val="nil" w:sz="4" w:space="0" w:color="000000"/>
-            </w:tcBorders>
           </w:tcPr>
           <w:p>
-            <w:pPr>
-              <w:jc w:val="left"/>
-            </w:pPr>
             <w:r>
               <w:rPr>
                 <w:rFonts w:ascii="Times New Roman" w:hAnsi="Times New Roman" w:eastAsia="Times New Roman"/>
@@ -770,19 +506,8 @@
         <w:tc>
           <w:tcPr>
             <w:tcW w:type="dxa" w:w="1872"/>
-            <w:tcBorders>
-              <w:top w:val="single" w:sz="4" w:space="0" w:color="000000"/>
-              <w:left w:val="nil" w:sz="4" w:space="0" w:color="000000"/>
-              <w:bottom w:val="single" w:sz="4" w:space="0" w:color="000000"/>
-              <w:right w:val="nil" w:sz="4" w:space="0" w:color="000000"/>
-              <w:insideH w:val="nil" w:sz="4" w:space="0" w:color="000000"/>
-              <w:insideV w:val="nil" w:sz="4" w:space="0" w:color="000000"/>
-            </w:tcBorders>
           </w:tcPr>
           <w:p>
-            <w:pPr>
-              <w:jc w:val="center"/>
-            </w:pPr>
             <w:r>
               <w:rPr>
                 <w:rFonts w:ascii="Times New Roman" w:hAnsi="Times New Roman" w:eastAsia="Times New Roman"/>
@@ -796,19 +521,8 @@
         <w:tc>
           <w:tcPr>
             <w:tcW w:type="dxa" w:w="1872"/>
-            <w:tcBorders>
-              <w:top w:val="single" w:sz="4" w:space="0" w:color="000000"/>
-              <w:left w:val="nil" w:sz="4" w:space="0" w:color="000000"/>
-              <w:bottom w:val="single" w:sz="4" w:space="0" w:color="000000"/>
-              <w:right w:val="nil" w:sz="4" w:space="0" w:color="000000"/>
-              <w:insideH w:val="nil" w:sz="4" w:space="0" w:color="000000"/>
-              <w:insideV w:val="nil" w:sz="4" w:space="0" w:color="000000"/>
-            </w:tcBorders>
           </w:tcPr>
           <w:p>
-            <w:pPr>
-              <w:jc w:val="center"/>
-            </w:pPr>
             <w:r>
               <w:rPr>
                 <w:rFonts w:ascii="Times New Roman" w:hAnsi="Times New Roman" w:eastAsia="Times New Roman"/>
@@ -822,19 +536,8 @@
         <w:tc>
           <w:tcPr>
             <w:tcW w:type="dxa" w:w="1872"/>
-            <w:tcBorders>
-              <w:top w:val="single" w:sz="4" w:space="0" w:color="000000"/>
-              <w:left w:val="nil" w:sz="4" w:space="0" w:color="000000"/>
-              <w:bottom w:val="single" w:sz="4" w:space="0" w:color="000000"/>
-              <w:right w:val="nil" w:sz="4" w:space="0" w:color="000000"/>
-              <w:insideH w:val="nil" w:sz="4" w:space="0" w:color="000000"/>
-              <w:insideV w:val="nil" w:sz="4" w:space="0" w:color="000000"/>
-            </w:tcBorders>
           </w:tcPr>
           <w:p>
-            <w:pPr>
-              <w:jc w:val="center"/>
-            </w:pPr>
             <w:r>
               <w:rPr>
                 <w:rFonts w:ascii="Times New Roman" w:hAnsi="Times New Roman" w:eastAsia="Times New Roman"/>
@@ -848,19 +551,8 @@
         <w:tc>
           <w:tcPr>
             <w:tcW w:type="dxa" w:w="1872"/>
-            <w:tcBorders>
-              <w:top w:val="single" w:sz="4" w:space="0" w:color="000000"/>
-              <w:left w:val="nil" w:sz="4" w:space="0" w:color="000000"/>
-              <w:bottom w:val="single" w:sz="4" w:space="0" w:color="000000"/>
-              <w:right w:val="nil" w:sz="4" w:space="0" w:color="000000"/>
-              <w:insideH w:val="nil" w:sz="4" w:space="0" w:color="000000"/>
-              <w:insideV w:val="nil" w:sz="4" w:space="0" w:color="000000"/>
-            </w:tcBorders>
           </w:tcPr>
           <w:p>
-            <w:pPr>
-              <w:jc w:val="center"/>
-            </w:pPr>
             <w:r>
               <w:rPr>
                 <w:rFonts w:ascii="Times New Roman" w:hAnsi="Times New Roman" w:eastAsia="Times New Roman"/>
@@ -874,19 +566,8 @@
         <w:tc>
           <w:tcPr>
             <w:tcW w:type="dxa" w:w="1872"/>
-            <w:tcBorders>
-              <w:top w:val="single" w:sz="4" w:space="0" w:color="000000"/>
-              <w:left w:val="nil" w:sz="4" w:space="0" w:color="000000"/>
-              <w:bottom w:val="single" w:sz="4" w:space="0" w:color="000000"/>
-              <w:right w:val="nil" w:sz="4" w:space="0" w:color="000000"/>
-              <w:insideH w:val="nil" w:sz="4" w:space="0" w:color="000000"/>
-              <w:insideV w:val="nil" w:sz="4" w:space="0" w:color="000000"/>
-            </w:tcBorders>
           </w:tcPr>
           <w:p>
-            <w:pPr>
-              <w:jc w:val="center"/>
-            </w:pPr>
             <w:r>
               <w:rPr>
                 <w:rFonts w:ascii="Times New Roman" w:hAnsi="Times New Roman" w:eastAsia="Times New Roman"/>
@@ -902,19 +583,8 @@
         <w:tc>
           <w:tcPr>
             <w:tcW w:type="dxa" w:w="1872"/>
-            <w:tcBorders>
-              <w:top w:val="nil" w:sz="4" w:space="0" w:color="000000"/>
-              <w:left w:val="nil" w:sz="4" w:space="0" w:color="000000"/>
-              <w:bottom w:val="nil" w:sz="4" w:space="0" w:color="000000"/>
-              <w:right w:val="nil" w:sz="4" w:space="0" w:color="000000"/>
-              <w:insideH w:val="nil" w:sz="4" w:space="0" w:color="000000"/>
-              <w:insideV w:val="nil" w:sz="4" w:space="0" w:color="000000"/>
-            </w:tcBorders>
           </w:tcPr>
           <w:p>
-            <w:pPr>
-              <w:jc w:val="left"/>
-            </w:pPr>
             <w:r>
               <w:rPr>
                 <w:rFonts w:ascii="Times New Roman" w:hAnsi="Times New Roman" w:eastAsia="Times New Roman"/>
@@ -928,19 +598,8 @@
         <w:tc>
           <w:tcPr>
             <w:tcW w:type="dxa" w:w="1872"/>
-            <w:tcBorders>
-              <w:top w:val="nil" w:sz="4" w:space="0" w:color="000000"/>
-              <w:left w:val="nil" w:sz="4" w:space="0" w:color="000000"/>
-              <w:bottom w:val="nil" w:sz="4" w:space="0" w:color="000000"/>
-              <w:right w:val="nil" w:sz="4" w:space="0" w:color="000000"/>
-              <w:insideH w:val="nil" w:sz="4" w:space="0" w:color="000000"/>
-              <w:insideV w:val="nil" w:sz="4" w:space="0" w:color="000000"/>
-            </w:tcBorders>
           </w:tcPr>
           <w:p>
-            <w:pPr>
-              <w:jc w:val="left"/>
-            </w:pPr>
             <w:r>
               <w:rPr>
                 <w:rFonts w:ascii="Times New Roman" w:hAnsi="Times New Roman" w:eastAsia="Times New Roman"/>
@@ -954,19 +613,8 @@
         <w:tc>
           <w:tcPr>
             <w:tcW w:type="dxa" w:w="1872"/>
-            <w:tcBorders>
-              <w:top w:val="nil" w:sz="4" w:space="0" w:color="000000"/>
-              <w:left w:val="nil" w:sz="4" w:space="0" w:color="000000"/>
-              <w:bottom w:val="nil" w:sz="4" w:space="0" w:color="000000"/>
-              <w:right w:val="nil" w:sz="4" w:space="0" w:color="000000"/>
-              <w:insideH w:val="nil" w:sz="4" w:space="0" w:color="000000"/>
-              <w:insideV w:val="nil" w:sz="4" w:space="0" w:color="000000"/>
-            </w:tcBorders>
           </w:tcPr>
           <w:p>
-            <w:pPr>
-              <w:jc w:val="right"/>
-            </w:pPr>
             <w:r>
               <w:rPr>
                 <w:rFonts w:ascii="Times New Roman" w:hAnsi="Times New Roman" w:eastAsia="Times New Roman"/>
@@ -980,19 +628,8 @@
         <w:tc>
           <w:tcPr>
             <w:tcW w:type="dxa" w:w="1872"/>
-            <w:tcBorders>
-              <w:top w:val="nil" w:sz="4" w:space="0" w:color="000000"/>
-              <w:left w:val="nil" w:sz="4" w:space="0" w:color="000000"/>
-              <w:bottom w:val="nil" w:sz="4" w:space="0" w:color="000000"/>
-              <w:right w:val="nil" w:sz="4" w:space="0" w:color="000000"/>
-              <w:insideH w:val="nil" w:sz="4" w:space="0" w:color="000000"/>
-              <w:insideV w:val="nil" w:sz="4" w:space="0" w:color="000000"/>
-            </w:tcBorders>
           </w:tcPr>
           <w:p>
-            <w:pPr>
-              <w:jc w:val="left"/>
-            </w:pPr>
             <w:r>
               <w:rPr>
                 <w:rFonts w:ascii="Times New Roman" w:hAnsi="Times New Roman" w:eastAsia="Times New Roman"/>
@@ -1006,19 +643,8 @@
         <w:tc>
           <w:tcPr>
             <w:tcW w:type="dxa" w:w="1872"/>
-            <w:tcBorders>
-              <w:top w:val="nil" w:sz="4" w:space="0" w:color="000000"/>
-              <w:left w:val="nil" w:sz="4" w:space="0" w:color="000000"/>
-              <w:bottom w:val="nil" w:sz="4" w:space="0" w:color="000000"/>
-              <w:right w:val="nil" w:sz="4" w:space="0" w:color="000000"/>
-              <w:insideH w:val="nil" w:sz="4" w:space="0" w:color="000000"/>
-              <w:insideV w:val="nil" w:sz="4" w:space="0" w:color="000000"/>
-            </w:tcBorders>
           </w:tcPr>
           <w:p>
-            <w:pPr>
-              <w:jc w:val="left"/>
-            </w:pPr>
             <w:r>
               <w:rPr>
                 <w:rFonts w:ascii="Times New Roman" w:hAnsi="Times New Roman" w:eastAsia="Times New Roman"/>
@@ -1034,19 +660,8 @@
         <w:tc>
           <w:tcPr>
             <w:tcW w:type="dxa" w:w="1872"/>
-            <w:tcBorders>
-              <w:top w:val="nil" w:sz="4" w:space="0" w:color="000000"/>
-              <w:left w:val="nil" w:sz="4" w:space="0" w:color="000000"/>
-              <w:bottom w:val="nil" w:sz="4" w:space="0" w:color="000000"/>
-              <w:right w:val="nil" w:sz="4" w:space="0" w:color="000000"/>
-              <w:insideH w:val="nil" w:sz="4" w:space="0" w:color="000000"/>
-              <w:insideV w:val="nil" w:sz="4" w:space="0" w:color="000000"/>
-            </w:tcBorders>
           </w:tcPr>
           <w:p>
-            <w:pPr>
-              <w:jc w:val="left"/>
-            </w:pPr>
             <w:r>
               <w:rPr>
                 <w:rFonts w:ascii="Times New Roman" w:hAnsi="Times New Roman" w:eastAsia="Times New Roman"/>
@@ -1060,19 +675,8 @@
         <w:tc>
           <w:tcPr>
             <w:tcW w:type="dxa" w:w="1872"/>
-            <w:tcBorders>
-              <w:top w:val="nil" w:sz="4" w:space="0" w:color="000000"/>
-              <w:left w:val="nil" w:sz="4" w:space="0" w:color="000000"/>
-              <w:bottom w:val="nil" w:sz="4" w:space="0" w:color="000000"/>
-              <w:right w:val="nil" w:sz="4" w:space="0" w:color="000000"/>
-              <w:insideH w:val="nil" w:sz="4" w:space="0" w:color="000000"/>
-              <w:insideV w:val="nil" w:sz="4" w:space="0" w:color="000000"/>
-            </w:tcBorders>
           </w:tcPr>
           <w:p>
-            <w:pPr>
-              <w:jc w:val="left"/>
-            </w:pPr>
             <w:r>
               <w:rPr>
                 <w:rFonts w:ascii="Times New Roman" w:hAnsi="Times New Roman" w:eastAsia="Times New Roman"/>
@@ -1086,19 +690,8 @@
         <w:tc>
           <w:tcPr>
             <w:tcW w:type="dxa" w:w="1872"/>
-            <w:tcBorders>
-              <w:top w:val="nil" w:sz="4" w:space="0" w:color="000000"/>
-              <w:left w:val="nil" w:sz="4" w:space="0" w:color="000000"/>
-              <w:bottom w:val="nil" w:sz="4" w:space="0" w:color="000000"/>
-              <w:right w:val="nil" w:sz="4" w:space="0" w:color="000000"/>
-              <w:insideH w:val="nil" w:sz="4" w:space="0" w:color="000000"/>
-              <w:insideV w:val="nil" w:sz="4" w:space="0" w:color="000000"/>
-            </w:tcBorders>
           </w:tcPr>
           <w:p>
-            <w:pPr>
-              <w:jc w:val="right"/>
-            </w:pPr>
             <w:r>
               <w:rPr>
                 <w:rFonts w:ascii="Times New Roman" w:hAnsi="Times New Roman" w:eastAsia="Times New Roman"/>
@@ -1112,19 +705,8 @@
         <w:tc>
           <w:tcPr>
             <w:tcW w:type="dxa" w:w="1872"/>
-            <w:tcBorders>
-              <w:top w:val="nil" w:sz="4" w:space="0" w:color="000000"/>
-              <w:left w:val="nil" w:sz="4" w:space="0" w:color="000000"/>
-              <w:bottom w:val="nil" w:sz="4" w:space="0" w:color="000000"/>
-              <w:right w:val="nil" w:sz="4" w:space="0" w:color="000000"/>
-              <w:insideH w:val="nil" w:sz="4" w:space="0" w:color="000000"/>
-              <w:insideV w:val="nil" w:sz="4" w:space="0" w:color="000000"/>
-            </w:tcBorders>
           </w:tcPr>
           <w:p>
-            <w:pPr>
-              <w:jc w:val="left"/>
-            </w:pPr>
             <w:r>
               <w:rPr>
                 <w:rFonts w:ascii="Times New Roman" w:hAnsi="Times New Roman" w:eastAsia="Times New Roman"/>
@@ -1138,19 +720,8 @@
         <w:tc>
           <w:tcPr>
             <w:tcW w:type="dxa" w:w="1872"/>
-            <w:tcBorders>
-              <w:top w:val="nil" w:sz="4" w:space="0" w:color="000000"/>
-              <w:left w:val="nil" w:sz="4" w:space="0" w:color="000000"/>
-              <w:bottom w:val="nil" w:sz="4" w:space="0" w:color="000000"/>
-              <w:right w:val="nil" w:sz="4" w:space="0" w:color="000000"/>
-              <w:insideH w:val="nil" w:sz="4" w:space="0" w:color="000000"/>
-              <w:insideV w:val="nil" w:sz="4" w:space="0" w:color="000000"/>
-            </w:tcBorders>
           </w:tcPr>
           <w:p>
-            <w:pPr>
-              <w:jc w:val="left"/>
-            </w:pPr>
             <w:r>
               <w:rPr>
                 <w:rFonts w:ascii="Times New Roman" w:hAnsi="Times New Roman" w:eastAsia="Times New Roman"/>
@@ -1166,19 +737,8 @@
         <w:tc>
           <w:tcPr>
             <w:tcW w:type="dxa" w:w="1872"/>
-            <w:tcBorders>
-              <w:top w:val="nil" w:sz="4" w:space="0" w:color="000000"/>
-              <w:left w:val="nil" w:sz="4" w:space="0" w:color="000000"/>
-              <w:bottom w:val="nil" w:sz="4" w:space="0" w:color="000000"/>
-              <w:right w:val="nil" w:sz="4" w:space="0" w:color="000000"/>
-              <w:insideH w:val="nil" w:sz="4" w:space="0" w:color="000000"/>
-              <w:insideV w:val="nil" w:sz="4" w:space="0" w:color="000000"/>
-            </w:tcBorders>
           </w:tcPr>
           <w:p>
-            <w:pPr>
-              <w:jc w:val="left"/>
-            </w:pPr>
             <w:r>
               <w:rPr>
                 <w:rFonts w:ascii="Times New Roman" w:hAnsi="Times New Roman" w:eastAsia="Times New Roman"/>
@@ -1192,19 +752,8 @@
         <w:tc>
           <w:tcPr>
             <w:tcW w:type="dxa" w:w="1872"/>
-            <w:tcBorders>
-              <w:top w:val="nil" w:sz="4" w:space="0" w:color="000000"/>
-              <w:left w:val="nil" w:sz="4" w:space="0" w:color="000000"/>
-              <w:bottom w:val="nil" w:sz="4" w:space="0" w:color="000000"/>
-              <w:right w:val="nil" w:sz="4" w:space="0" w:color="000000"/>
-              <w:insideH w:val="nil" w:sz="4" w:space="0" w:color="000000"/>
-              <w:insideV w:val="nil" w:sz="4" w:space="0" w:color="000000"/>
-            </w:tcBorders>
           </w:tcPr>
           <w:p>
-            <w:pPr>
-              <w:jc w:val="left"/>
-            </w:pPr>
             <w:r>
               <w:rPr>
                 <w:rFonts w:ascii="Times New Roman" w:hAnsi="Times New Roman" w:eastAsia="Times New Roman"/>
@@ -1218,19 +767,8 @@
         <w:tc>
           <w:tcPr>
             <w:tcW w:type="dxa" w:w="1872"/>
-            <w:tcBorders>
-              <w:top w:val="nil" w:sz="4" w:space="0" w:color="000000"/>
-              <w:left w:val="nil" w:sz="4" w:space="0" w:color="000000"/>
-              <w:bottom w:val="nil" w:sz="4" w:space="0" w:color="000000"/>
-              <w:right w:val="nil" w:sz="4" w:space="0" w:color="000000"/>
-              <w:insideH w:val="nil" w:sz="4" w:space="0" w:color="000000"/>
-              <w:insideV w:val="nil" w:sz="4" w:space="0" w:color="000000"/>
-            </w:tcBorders>
           </w:tcPr>
           <w:p>
-            <w:pPr>
-              <w:jc w:val="right"/>
-            </w:pPr>
             <w:r>
               <w:rPr>
                 <w:rFonts w:ascii="Times New Roman" w:hAnsi="Times New Roman" w:eastAsia="Times New Roman"/>
@@ -1244,19 +782,8 @@
         <w:tc>
           <w:tcPr>
             <w:tcW w:type="dxa" w:w="1872"/>
-            <w:tcBorders>
-              <w:top w:val="nil" w:sz="4" w:space="0" w:color="000000"/>
-              <w:left w:val="nil" w:sz="4" w:space="0" w:color="000000"/>
-              <w:bottom w:val="nil" w:sz="4" w:space="0" w:color="000000"/>
-              <w:right w:val="nil" w:sz="4" w:space="0" w:color="000000"/>
-              <w:insideH w:val="nil" w:sz="4" w:space="0" w:color="000000"/>
-              <w:insideV w:val="nil" w:sz="4" w:space="0" w:color="000000"/>
-            </w:tcBorders>
           </w:tcPr>
           <w:p>
-            <w:pPr>
-              <w:jc w:val="left"/>
-            </w:pPr>
             <w:r>
               <w:rPr>
                 <w:rFonts w:ascii="Times New Roman" w:hAnsi="Times New Roman" w:eastAsia="Times New Roman"/>
@@ -1270,19 +797,8 @@
         <w:tc>
           <w:tcPr>
             <w:tcW w:type="dxa" w:w="1872"/>
-            <w:tcBorders>
-              <w:top w:val="nil" w:sz="4" w:space="0" w:color="000000"/>
-              <w:left w:val="nil" w:sz="4" w:space="0" w:color="000000"/>
-              <w:bottom w:val="nil" w:sz="4" w:space="0" w:color="000000"/>
-              <w:right w:val="nil" w:sz="4" w:space="0" w:color="000000"/>
-              <w:insideH w:val="nil" w:sz="4" w:space="0" w:color="000000"/>
-              <w:insideV w:val="nil" w:sz="4" w:space="0" w:color="000000"/>
-            </w:tcBorders>
           </w:tcPr>
           <w:p>
-            <w:pPr>
-              <w:jc w:val="left"/>
-            </w:pPr>
             <w:r>
               <w:rPr>
                 <w:rFonts w:ascii="Times New Roman" w:hAnsi="Times New Roman" w:eastAsia="Times New Roman"/>
@@ -1298,19 +814,8 @@
         <w:tc>
           <w:tcPr>
             <w:tcW w:type="dxa" w:w="1872"/>
-            <w:tcBorders>
-              <w:top w:val="nil" w:sz="4" w:space="0" w:color="000000"/>
-              <w:left w:val="nil" w:sz="4" w:space="0" w:color="000000"/>
-              <w:bottom w:val="nil" w:sz="4" w:space="0" w:color="000000"/>
-              <w:right w:val="nil" w:sz="4" w:space="0" w:color="000000"/>
-              <w:insideH w:val="nil" w:sz="4" w:space="0" w:color="000000"/>
-              <w:insideV w:val="nil" w:sz="4" w:space="0" w:color="000000"/>
-            </w:tcBorders>
           </w:tcPr>
           <w:p>
-            <w:pPr>
-              <w:jc w:val="left"/>
-            </w:pPr>
             <w:r>
               <w:rPr>
                 <w:rFonts w:ascii="Times New Roman" w:hAnsi="Times New Roman" w:eastAsia="Times New Roman"/>
@@ -1324,19 +829,8 @@
         <w:tc>
           <w:tcPr>
             <w:tcW w:type="dxa" w:w="1872"/>
-            <w:tcBorders>
-              <w:top w:val="nil" w:sz="4" w:space="0" w:color="000000"/>
-              <w:left w:val="nil" w:sz="4" w:space="0" w:color="000000"/>
-              <w:bottom w:val="nil" w:sz="4" w:space="0" w:color="000000"/>
-              <w:right w:val="nil" w:sz="4" w:space="0" w:color="000000"/>
-              <w:insideH w:val="nil" w:sz="4" w:space="0" w:color="000000"/>
-              <w:insideV w:val="nil" w:sz="4" w:space="0" w:color="000000"/>
-            </w:tcBorders>
           </w:tcPr>
           <w:p>
-            <w:pPr>
-              <w:jc w:val="left"/>
-            </w:pPr>
             <w:r>
               <w:rPr>
                 <w:rFonts w:ascii="Times New Roman" w:hAnsi="Times New Roman" w:eastAsia="Times New Roman"/>
@@ -1350,19 +844,8 @@
         <w:tc>
           <w:tcPr>
             <w:tcW w:type="dxa" w:w="1872"/>
-            <w:tcBorders>
-              <w:top w:val="nil" w:sz="4" w:space="0" w:color="000000"/>
-              <w:left w:val="nil" w:sz="4" w:space="0" w:color="000000"/>
-              <w:bottom w:val="nil" w:sz="4" w:space="0" w:color="000000"/>
-              <w:right w:val="nil" w:sz="4" w:space="0" w:color="000000"/>
-              <w:insideH w:val="nil" w:sz="4" w:space="0" w:color="000000"/>
-              <w:insideV w:val="nil" w:sz="4" w:space="0" w:color="000000"/>
-            </w:tcBorders>
           </w:tcPr>
           <w:p>
-            <w:pPr>
-              <w:jc w:val="right"/>
-            </w:pPr>
             <w:r>
               <w:rPr>
                 <w:rFonts w:ascii="Times New Roman" w:hAnsi="Times New Roman" w:eastAsia="Times New Roman"/>
@@ -1376,19 +859,8 @@
         <w:tc>
           <w:tcPr>
             <w:tcW w:type="dxa" w:w="1872"/>
-            <w:tcBorders>
-              <w:top w:val="nil" w:sz="4" w:space="0" w:color="000000"/>
-              <w:left w:val="nil" w:sz="4" w:space="0" w:color="000000"/>
-              <w:bottom w:val="nil" w:sz="4" w:space="0" w:color="000000"/>
-              <w:right w:val="nil" w:sz="4" w:space="0" w:color="000000"/>
-              <w:insideH w:val="nil" w:sz="4" w:space="0" w:color="000000"/>
-              <w:insideV w:val="nil" w:sz="4" w:space="0" w:color="000000"/>
-            </w:tcBorders>
           </w:tcPr>
           <w:p>
-            <w:pPr>
-              <w:jc w:val="left"/>
-            </w:pPr>
             <w:r>
               <w:rPr>
                 <w:rFonts w:ascii="Times New Roman" w:hAnsi="Times New Roman" w:eastAsia="Times New Roman"/>
@@ -1402,19 +874,8 @@
         <w:tc>
           <w:tcPr>
             <w:tcW w:type="dxa" w:w="1872"/>
-            <w:tcBorders>
-              <w:top w:val="nil" w:sz="4" w:space="0" w:color="000000"/>
-              <w:left w:val="nil" w:sz="4" w:space="0" w:color="000000"/>
-              <w:bottom w:val="nil" w:sz="4" w:space="0" w:color="000000"/>
-              <w:right w:val="nil" w:sz="4" w:space="0" w:color="000000"/>
-              <w:insideH w:val="nil" w:sz="4" w:space="0" w:color="000000"/>
-              <w:insideV w:val="nil" w:sz="4" w:space="0" w:color="000000"/>
-            </w:tcBorders>
           </w:tcPr>
           <w:p>
-            <w:pPr>
-              <w:jc w:val="left"/>
-            </w:pPr>
             <w:r>
               <w:rPr>
                 <w:rFonts w:ascii="Times New Roman" w:hAnsi="Times New Roman" w:eastAsia="Times New Roman"/>
@@ -1430,19 +891,8 @@
         <w:tc>
           <w:tcPr>
             <w:tcW w:type="dxa" w:w="1872"/>
-            <w:tcBorders>
-              <w:top w:val="nil" w:sz="4" w:space="0" w:color="000000"/>
-              <w:left w:val="nil" w:sz="4" w:space="0" w:color="000000"/>
-              <w:bottom w:val="nil" w:sz="4" w:space="0" w:color="000000"/>
-              <w:right w:val="nil" w:sz="4" w:space="0" w:color="000000"/>
-              <w:insideH w:val="nil" w:sz="4" w:space="0" w:color="000000"/>
-              <w:insideV w:val="nil" w:sz="4" w:space="0" w:color="000000"/>
-            </w:tcBorders>
           </w:tcPr>
           <w:p>
-            <w:pPr>
-              <w:jc w:val="left"/>
-            </w:pPr>
             <w:r>
               <w:rPr>
                 <w:rFonts w:ascii="Times New Roman" w:hAnsi="Times New Roman" w:eastAsia="Times New Roman"/>
@@ -1456,19 +906,8 @@
         <w:tc>
           <w:tcPr>
             <w:tcW w:type="dxa" w:w="1872"/>
-            <w:tcBorders>
-              <w:top w:val="nil" w:sz="4" w:space="0" w:color="000000"/>
-              <w:left w:val="nil" w:sz="4" w:space="0" w:color="000000"/>
-              <w:bottom w:val="nil" w:sz="4" w:space="0" w:color="000000"/>
-              <w:right w:val="nil" w:sz="4" w:space="0" w:color="000000"/>
-              <w:insideH w:val="nil" w:sz="4" w:space="0" w:color="000000"/>
-              <w:insideV w:val="nil" w:sz="4" w:space="0" w:color="000000"/>
-            </w:tcBorders>
           </w:tcPr>
           <w:p>
-            <w:pPr>
-              <w:jc w:val="left"/>
-            </w:pPr>
             <w:r>
               <w:rPr>
                 <w:rFonts w:ascii="Times New Roman" w:hAnsi="Times New Roman" w:eastAsia="Times New Roman"/>
@@ -1482,19 +921,8 @@
         <w:tc>
           <w:tcPr>
             <w:tcW w:type="dxa" w:w="1872"/>
-            <w:tcBorders>
-              <w:top w:val="nil" w:sz="4" w:space="0" w:color="000000"/>
-              <w:left w:val="nil" w:sz="4" w:space="0" w:color="000000"/>
-              <w:bottom w:val="nil" w:sz="4" w:space="0" w:color="000000"/>
-              <w:right w:val="nil" w:sz="4" w:space="0" w:color="000000"/>
-              <w:insideH w:val="nil" w:sz="4" w:space="0" w:color="000000"/>
-              <w:insideV w:val="nil" w:sz="4" w:space="0" w:color="000000"/>
-            </w:tcBorders>
           </w:tcPr>
           <w:p>
-            <w:pPr>
-              <w:jc w:val="right"/>
-            </w:pPr>
             <w:r>
               <w:rPr>
                 <w:rFonts w:ascii="Times New Roman" w:hAnsi="Times New Roman" w:eastAsia="Times New Roman"/>
@@ -1508,19 +936,8 @@
         <w:tc>
           <w:tcPr>
             <w:tcW w:type="dxa" w:w="1872"/>
-            <w:tcBorders>
-              <w:top w:val="nil" w:sz="4" w:space="0" w:color="000000"/>
-              <w:left w:val="nil" w:sz="4" w:space="0" w:color="000000"/>
-              <w:bottom w:val="nil" w:sz="4" w:space="0" w:color="000000"/>
-              <w:right w:val="nil" w:sz="4" w:space="0" w:color="000000"/>
-              <w:insideH w:val="nil" w:sz="4" w:space="0" w:color="000000"/>
-              <w:insideV w:val="nil" w:sz="4" w:space="0" w:color="000000"/>
-            </w:tcBorders>
           </w:tcPr>
           <w:p>
-            <w:pPr>
-              <w:jc w:val="left"/>
-            </w:pPr>
             <w:r>
               <w:rPr>
                 <w:rFonts w:ascii="Times New Roman" w:hAnsi="Times New Roman" w:eastAsia="Times New Roman"/>
@@ -1534,19 +951,8 @@
         <w:tc>
           <w:tcPr>
             <w:tcW w:type="dxa" w:w="1872"/>
-            <w:tcBorders>
-              <w:top w:val="nil" w:sz="4" w:space="0" w:color="000000"/>
-              <w:left w:val="nil" w:sz="4" w:space="0" w:color="000000"/>
-              <w:bottom w:val="nil" w:sz="4" w:space="0" w:color="000000"/>
-              <w:right w:val="nil" w:sz="4" w:space="0" w:color="000000"/>
-              <w:insideH w:val="nil" w:sz="4" w:space="0" w:color="000000"/>
-              <w:insideV w:val="nil" w:sz="4" w:space="0" w:color="000000"/>
-            </w:tcBorders>
           </w:tcPr>
           <w:p>
-            <w:pPr>
-              <w:jc w:val="left"/>
-            </w:pPr>
             <w:r>
               <w:rPr>
                 <w:rFonts w:ascii="Times New Roman" w:hAnsi="Times New Roman" w:eastAsia="Times New Roman"/>
@@ -1562,19 +968,8 @@
         <w:tc>
           <w:tcPr>
             <w:tcW w:type="dxa" w:w="1872"/>
-            <w:tcBorders>
-              <w:top w:val="nil" w:sz="4" w:space="0" w:color="000000"/>
-              <w:left w:val="nil" w:sz="4" w:space="0" w:color="000000"/>
-              <w:bottom w:val="nil" w:sz="4" w:space="0" w:color="000000"/>
-              <w:right w:val="nil" w:sz="4" w:space="0" w:color="000000"/>
-              <w:insideH w:val="nil" w:sz="4" w:space="0" w:color="000000"/>
-              <w:insideV w:val="nil" w:sz="4" w:space="0" w:color="000000"/>
-            </w:tcBorders>
           </w:tcPr>
           <w:p>
-            <w:pPr>
-              <w:jc w:val="left"/>
-            </w:pPr>
             <w:r>
               <w:rPr>
                 <w:rFonts w:ascii="Times New Roman" w:hAnsi="Times New Roman" w:eastAsia="Times New Roman"/>
@@ -1588,19 +983,8 @@
         <w:tc>
           <w:tcPr>
             <w:tcW w:type="dxa" w:w="1872"/>
-            <w:tcBorders>
-              <w:top w:val="nil" w:sz="4" w:space="0" w:color="000000"/>
-              <w:left w:val="nil" w:sz="4" w:space="0" w:color="000000"/>
-              <w:bottom w:val="nil" w:sz="4" w:space="0" w:color="000000"/>
-              <w:right w:val="nil" w:sz="4" w:space="0" w:color="000000"/>
-              <w:insideH w:val="nil" w:sz="4" w:space="0" w:color="000000"/>
-              <w:insideV w:val="nil" w:sz="4" w:space="0" w:color="000000"/>
-            </w:tcBorders>
           </w:tcPr>
           <w:p>
-            <w:pPr>
-              <w:jc w:val="left"/>
-            </w:pPr>
             <w:r>
               <w:rPr>
                 <w:rFonts w:ascii="Times New Roman" w:hAnsi="Times New Roman" w:eastAsia="Times New Roman"/>
@@ -1614,19 +998,8 @@
         <w:tc>
           <w:tcPr>
             <w:tcW w:type="dxa" w:w="1872"/>
-            <w:tcBorders>
-              <w:top w:val="nil" w:sz="4" w:space="0" w:color="000000"/>
-              <w:left w:val="nil" w:sz="4" w:space="0" w:color="000000"/>
-              <w:bottom w:val="nil" w:sz="4" w:space="0" w:color="000000"/>
-              <w:right w:val="nil" w:sz="4" w:space="0" w:color="000000"/>
-              <w:insideH w:val="nil" w:sz="4" w:space="0" w:color="000000"/>
-              <w:insideV w:val="nil" w:sz="4" w:space="0" w:color="000000"/>
-            </w:tcBorders>
           </w:tcPr>
           <w:p>
-            <w:pPr>
-              <w:jc w:val="right"/>
-            </w:pPr>
             <w:r>
               <w:rPr>
                 <w:rFonts w:ascii="Times New Roman" w:hAnsi="Times New Roman" w:eastAsia="Times New Roman"/>
@@ -1640,19 +1013,8 @@
         <w:tc>
           <w:tcPr>
             <w:tcW w:type="dxa" w:w="1872"/>
-            <w:tcBorders>
-              <w:top w:val="nil" w:sz="4" w:space="0" w:color="000000"/>
-              <w:left w:val="nil" w:sz="4" w:space="0" w:color="000000"/>
-              <w:bottom w:val="nil" w:sz="4" w:space="0" w:color="000000"/>
-              <w:right w:val="nil" w:sz="4" w:space="0" w:color="000000"/>
-              <w:insideH w:val="nil" w:sz="4" w:space="0" w:color="000000"/>
-              <w:insideV w:val="nil" w:sz="4" w:space="0" w:color="000000"/>
-            </w:tcBorders>
           </w:tcPr>
           <w:p>
-            <w:pPr>
-              <w:jc w:val="left"/>
-            </w:pPr>
             <w:r>
               <w:rPr>
                 <w:rFonts w:ascii="Times New Roman" w:hAnsi="Times New Roman" w:eastAsia="Times New Roman"/>
@@ -1666,19 +1028,8 @@
         <w:tc>
           <w:tcPr>
             <w:tcW w:type="dxa" w:w="1872"/>
-            <w:tcBorders>
-              <w:top w:val="nil" w:sz="4" w:space="0" w:color="000000"/>
-              <w:left w:val="nil" w:sz="4" w:space="0" w:color="000000"/>
-              <w:bottom w:val="nil" w:sz="4" w:space="0" w:color="000000"/>
-              <w:right w:val="nil" w:sz="4" w:space="0" w:color="000000"/>
-              <w:insideH w:val="nil" w:sz="4" w:space="0" w:color="000000"/>
-              <w:insideV w:val="nil" w:sz="4" w:space="0" w:color="000000"/>
-            </w:tcBorders>
           </w:tcPr>
           <w:p>
-            <w:pPr>
-              <w:jc w:val="left"/>
-            </w:pPr>
             <w:r>
               <w:rPr>
                 <w:rFonts w:ascii="Times New Roman" w:hAnsi="Times New Roman" w:eastAsia="Times New Roman"/>
@@ -1694,19 +1045,8 @@
         <w:tc>
           <w:tcPr>
             <w:tcW w:type="dxa" w:w="1872"/>
-            <w:tcBorders>
-              <w:top w:val="nil" w:sz="4" w:space="0" w:color="000000"/>
-              <w:left w:val="nil" w:sz="4" w:space="0" w:color="000000"/>
-              <w:bottom w:val="nil" w:sz="4" w:space="0" w:color="000000"/>
-              <w:right w:val="nil" w:sz="4" w:space="0" w:color="000000"/>
-              <w:insideH w:val="nil" w:sz="4" w:space="0" w:color="000000"/>
-              <w:insideV w:val="nil" w:sz="4" w:space="0" w:color="000000"/>
-            </w:tcBorders>
           </w:tcPr>
           <w:p>
-            <w:pPr>
-              <w:jc w:val="left"/>
-            </w:pPr>
             <w:r>
               <w:rPr>
                 <w:rFonts w:ascii="Times New Roman" w:hAnsi="Times New Roman" w:eastAsia="Times New Roman"/>
@@ -1720,19 +1060,8 @@
         <w:tc>
           <w:tcPr>
             <w:tcW w:type="dxa" w:w="1872"/>
-            <w:tcBorders>
-              <w:top w:val="nil" w:sz="4" w:space="0" w:color="000000"/>
-              <w:left w:val="nil" w:sz="4" w:space="0" w:color="000000"/>
-              <w:bottom w:val="nil" w:sz="4" w:space="0" w:color="000000"/>
-              <w:right w:val="nil" w:sz="4" w:space="0" w:color="000000"/>
-              <w:insideH w:val="nil" w:sz="4" w:space="0" w:color="000000"/>
-              <w:insideV w:val="nil" w:sz="4" w:space="0" w:color="000000"/>
-            </w:tcBorders>
           </w:tcPr>
           <w:p>
-            <w:pPr>
-              <w:jc w:val="left"/>
-            </w:pPr>
             <w:r>
               <w:rPr>
                 <w:rFonts w:ascii="Times New Roman" w:hAnsi="Times New Roman" w:eastAsia="Times New Roman"/>
@@ -1746,19 +1075,8 @@
         <w:tc>
           <w:tcPr>
             <w:tcW w:type="dxa" w:w="1872"/>
-            <w:tcBorders>
-              <w:top w:val="nil" w:sz="4" w:space="0" w:color="000000"/>
-              <w:left w:val="nil" w:sz="4" w:space="0" w:color="000000"/>
-              <w:bottom w:val="nil" w:sz="4" w:space="0" w:color="000000"/>
-              <w:right w:val="nil" w:sz="4" w:space="0" w:color="000000"/>
-              <w:insideH w:val="nil" w:sz="4" w:space="0" w:color="000000"/>
-              <w:insideV w:val="nil" w:sz="4" w:space="0" w:color="000000"/>
-            </w:tcBorders>
           </w:tcPr>
           <w:p>
-            <w:pPr>
-              <w:jc w:val="right"/>
-            </w:pPr>
             <w:r>
               <w:rPr>
                 <w:rFonts w:ascii="Times New Roman" w:hAnsi="Times New Roman" w:eastAsia="Times New Roman"/>
@@ -1772,19 +1090,8 @@
         <w:tc>
           <w:tcPr>
             <w:tcW w:type="dxa" w:w="1872"/>
-            <w:tcBorders>
-              <w:top w:val="nil" w:sz="4" w:space="0" w:color="000000"/>
-              <w:left w:val="nil" w:sz="4" w:space="0" w:color="000000"/>
-              <w:bottom w:val="nil" w:sz="4" w:space="0" w:color="000000"/>
-              <w:right w:val="nil" w:sz="4" w:space="0" w:color="000000"/>
-              <w:insideH w:val="nil" w:sz="4" w:space="0" w:color="000000"/>
-              <w:insideV w:val="nil" w:sz="4" w:space="0" w:color="000000"/>
-            </w:tcBorders>
           </w:tcPr>
           <w:p>
-            <w:pPr>
-              <w:jc w:val="left"/>
-            </w:pPr>
             <w:r>
               <w:rPr>
                 <w:rFonts w:ascii="Times New Roman" w:hAnsi="Times New Roman" w:eastAsia="Times New Roman"/>
@@ -1798,19 +1105,8 @@
         <w:tc>
           <w:tcPr>
             <w:tcW w:type="dxa" w:w="1872"/>
-            <w:tcBorders>
-              <w:top w:val="nil" w:sz="4" w:space="0" w:color="000000"/>
-              <w:left w:val="nil" w:sz="4" w:space="0" w:color="000000"/>
-              <w:bottom w:val="nil" w:sz="4" w:space="0" w:color="000000"/>
-              <w:right w:val="nil" w:sz="4" w:space="0" w:color="000000"/>
-              <w:insideH w:val="nil" w:sz="4" w:space="0" w:color="000000"/>
-              <w:insideV w:val="nil" w:sz="4" w:space="0" w:color="000000"/>
-            </w:tcBorders>
           </w:tcPr>
           <w:p>
-            <w:pPr>
-              <w:jc w:val="left"/>
-            </w:pPr>
             <w:r>
               <w:rPr>
                 <w:rFonts w:ascii="Times New Roman" w:hAnsi="Times New Roman" w:eastAsia="Times New Roman"/>
@@ -1826,19 +1122,8 @@
         <w:tc>
           <w:tcPr>
             <w:tcW w:type="dxa" w:w="1872"/>
-            <w:tcBorders>
-              <w:top w:val="nil" w:sz="4" w:space="0" w:color="000000"/>
-              <w:left w:val="nil" w:sz="4" w:space="0" w:color="000000"/>
-              <w:bottom w:val="nil" w:sz="4" w:space="0" w:color="000000"/>
-              <w:right w:val="nil" w:sz="4" w:space="0" w:color="000000"/>
-              <w:insideH w:val="nil" w:sz="4" w:space="0" w:color="000000"/>
-              <w:insideV w:val="nil" w:sz="4" w:space="0" w:color="000000"/>
-            </w:tcBorders>
           </w:tcPr>
           <w:p>
-            <w:pPr>
-              <w:jc w:val="left"/>
-            </w:pPr>
             <w:r>
               <w:rPr>
                 <w:rFonts w:ascii="Times New Roman" w:hAnsi="Times New Roman" w:eastAsia="Times New Roman"/>
@@ -1852,19 +1137,8 @@
         <w:tc>
           <w:tcPr>
             <w:tcW w:type="dxa" w:w="1872"/>
-            <w:tcBorders>
-              <w:top w:val="nil" w:sz="4" w:space="0" w:color="000000"/>
-              <w:left w:val="nil" w:sz="4" w:space="0" w:color="000000"/>
-              <w:bottom w:val="nil" w:sz="4" w:space="0" w:color="000000"/>
-              <w:right w:val="nil" w:sz="4" w:space="0" w:color="000000"/>
-              <w:insideH w:val="nil" w:sz="4" w:space="0" w:color="000000"/>
-              <w:insideV w:val="nil" w:sz="4" w:space="0" w:color="000000"/>
-            </w:tcBorders>
           </w:tcPr>
           <w:p>
-            <w:pPr>
-              <w:jc w:val="left"/>
-            </w:pPr>
             <w:r>
               <w:rPr>
                 <w:rFonts w:ascii="Times New Roman" w:hAnsi="Times New Roman" w:eastAsia="Times New Roman"/>
@@ -1878,19 +1152,8 @@
         <w:tc>
           <w:tcPr>
             <w:tcW w:type="dxa" w:w="1872"/>
-            <w:tcBorders>
-              <w:top w:val="nil" w:sz="4" w:space="0" w:color="000000"/>
-              <w:left w:val="nil" w:sz="4" w:space="0" w:color="000000"/>
-              <w:bottom w:val="nil" w:sz="4" w:space="0" w:color="000000"/>
-              <w:right w:val="nil" w:sz="4" w:space="0" w:color="000000"/>
-              <w:insideH w:val="nil" w:sz="4" w:space="0" w:color="000000"/>
-              <w:insideV w:val="nil" w:sz="4" w:space="0" w:color="000000"/>
-            </w:tcBorders>
           </w:tcPr>
           <w:p>
-            <w:pPr>
-              <w:jc w:val="right"/>
-            </w:pPr>
             <w:r>
               <w:rPr>
                 <w:rFonts w:ascii="Times New Roman" w:hAnsi="Times New Roman" w:eastAsia="Times New Roman"/>
@@ -1904,19 +1167,8 @@
         <w:tc>
           <w:tcPr>
             <w:tcW w:type="dxa" w:w="1872"/>
-            <w:tcBorders>
-              <w:top w:val="nil" w:sz="4" w:space="0" w:color="000000"/>
-              <w:left w:val="nil" w:sz="4" w:space="0" w:color="000000"/>
-              <w:bottom w:val="nil" w:sz="4" w:space="0" w:color="000000"/>
-              <w:right w:val="nil" w:sz="4" w:space="0" w:color="000000"/>
-              <w:insideH w:val="nil" w:sz="4" w:space="0" w:color="000000"/>
-              <w:insideV w:val="nil" w:sz="4" w:space="0" w:color="000000"/>
-            </w:tcBorders>
           </w:tcPr>
           <w:p>
-            <w:pPr>
-              <w:jc w:val="left"/>
-            </w:pPr>
             <w:r>
               <w:rPr>
                 <w:rFonts w:ascii="Times New Roman" w:hAnsi="Times New Roman" w:eastAsia="Times New Roman"/>
@@ -1930,19 +1182,8 @@
         <w:tc>
           <w:tcPr>
             <w:tcW w:type="dxa" w:w="1872"/>
-            <w:tcBorders>
-              <w:top w:val="nil" w:sz="4" w:space="0" w:color="000000"/>
-              <w:left w:val="nil" w:sz="4" w:space="0" w:color="000000"/>
-              <w:bottom w:val="nil" w:sz="4" w:space="0" w:color="000000"/>
-              <w:right w:val="nil" w:sz="4" w:space="0" w:color="000000"/>
-              <w:insideH w:val="nil" w:sz="4" w:space="0" w:color="000000"/>
-              <w:insideV w:val="nil" w:sz="4" w:space="0" w:color="000000"/>
-            </w:tcBorders>
           </w:tcPr>
           <w:p>
-            <w:pPr>
-              <w:jc w:val="left"/>
-            </w:pPr>
             <w:r>
               <w:rPr>
                 <w:rFonts w:ascii="Times New Roman" w:hAnsi="Times New Roman" w:eastAsia="Times New Roman"/>
@@ -1958,19 +1199,8 @@
         <w:tc>
           <w:tcPr>
             <w:tcW w:type="dxa" w:w="1872"/>
-            <w:tcBorders>
-              <w:top w:val="nil" w:sz="4" w:space="0" w:color="000000"/>
-              <w:left w:val="nil" w:sz="4" w:space="0" w:color="000000"/>
-              <w:bottom w:val="nil" w:sz="4" w:space="0" w:color="000000"/>
-              <w:right w:val="nil" w:sz="4" w:space="0" w:color="000000"/>
-              <w:insideH w:val="nil" w:sz="4" w:space="0" w:color="000000"/>
-              <w:insideV w:val="nil" w:sz="4" w:space="0" w:color="000000"/>
-            </w:tcBorders>
           </w:tcPr>
           <w:p>
-            <w:pPr>
-              <w:jc w:val="left"/>
-            </w:pPr>
             <w:r>
               <w:rPr>
                 <w:rFonts w:ascii="Times New Roman" w:hAnsi="Times New Roman" w:eastAsia="Times New Roman"/>
@@ -1984,19 +1214,8 @@
         <w:tc>
           <w:tcPr>
             <w:tcW w:type="dxa" w:w="1872"/>
-            <w:tcBorders>
-              <w:top w:val="nil" w:sz="4" w:space="0" w:color="000000"/>
-              <w:left w:val="nil" w:sz="4" w:space="0" w:color="000000"/>
-              <w:bottom w:val="nil" w:sz="4" w:space="0" w:color="000000"/>
-              <w:right w:val="nil" w:sz="4" w:space="0" w:color="000000"/>
-              <w:insideH w:val="nil" w:sz="4" w:space="0" w:color="000000"/>
-              <w:insideV w:val="nil" w:sz="4" w:space="0" w:color="000000"/>
-            </w:tcBorders>
           </w:tcPr>
           <w:p>
-            <w:pPr>
-              <w:jc w:val="left"/>
-            </w:pPr>
             <w:r>
               <w:rPr>
                 <w:rFonts w:ascii="Times New Roman" w:hAnsi="Times New Roman" w:eastAsia="Times New Roman"/>
@@ -2010,19 +1229,8 @@
         <w:tc>
           <w:tcPr>
             <w:tcW w:type="dxa" w:w="1872"/>
-            <w:tcBorders>
-              <w:top w:val="nil" w:sz="4" w:space="0" w:color="000000"/>
-              <w:left w:val="nil" w:sz="4" w:space="0" w:color="000000"/>
-              <w:bottom w:val="nil" w:sz="4" w:space="0" w:color="000000"/>
-              <w:right w:val="nil" w:sz="4" w:space="0" w:color="000000"/>
-              <w:insideH w:val="nil" w:sz="4" w:space="0" w:color="000000"/>
-              <w:insideV w:val="nil" w:sz="4" w:space="0" w:color="000000"/>
-            </w:tcBorders>
           </w:tcPr>
           <w:p>
-            <w:pPr>
-              <w:jc w:val="right"/>
-            </w:pPr>
             <w:r>
               <w:rPr>
                 <w:rFonts w:ascii="Times New Roman" w:hAnsi="Times New Roman" w:eastAsia="Times New Roman"/>
@@ -2036,19 +1244,8 @@
         <w:tc>
           <w:tcPr>
             <w:tcW w:type="dxa" w:w="1872"/>
-            <w:tcBorders>
-              <w:top w:val="nil" w:sz="4" w:space="0" w:color="000000"/>
-              <w:left w:val="nil" w:sz="4" w:space="0" w:color="000000"/>
-              <w:bottom w:val="nil" w:sz="4" w:space="0" w:color="000000"/>
-              <w:right w:val="nil" w:sz="4" w:space="0" w:color="000000"/>
-              <w:insideH w:val="nil" w:sz="4" w:space="0" w:color="000000"/>
-              <w:insideV w:val="nil" w:sz="4" w:space="0" w:color="000000"/>
-            </w:tcBorders>
           </w:tcPr>
           <w:p>
-            <w:pPr>
-              <w:jc w:val="left"/>
-            </w:pPr>
             <w:r>
               <w:rPr>
                 <w:rFonts w:ascii="Times New Roman" w:hAnsi="Times New Roman" w:eastAsia="Times New Roman"/>
@@ -2062,19 +1259,8 @@
         <w:tc>
           <w:tcPr>
             <w:tcW w:type="dxa" w:w="1872"/>
-            <w:tcBorders>
-              <w:top w:val="nil" w:sz="4" w:space="0" w:color="000000"/>
-              <w:left w:val="nil" w:sz="4" w:space="0" w:color="000000"/>
-              <w:bottom w:val="nil" w:sz="4" w:space="0" w:color="000000"/>
-              <w:right w:val="nil" w:sz="4" w:space="0" w:color="000000"/>
-              <w:insideH w:val="nil" w:sz="4" w:space="0" w:color="000000"/>
-              <w:insideV w:val="nil" w:sz="4" w:space="0" w:color="000000"/>
-            </w:tcBorders>
           </w:tcPr>
           <w:p>
-            <w:pPr>
-              <w:jc w:val="left"/>
-            </w:pPr>
             <w:r>
               <w:rPr>
                 <w:rFonts w:ascii="Times New Roman" w:hAnsi="Times New Roman" w:eastAsia="Times New Roman"/>
@@ -2090,19 +1276,8 @@
         <w:tc>
           <w:tcPr>
             <w:tcW w:type="dxa" w:w="1872"/>
-            <w:tcBorders>
-              <w:top w:val="nil" w:sz="4" w:space="0" w:color="000000"/>
-              <w:left w:val="nil" w:sz="4" w:space="0" w:color="000000"/>
-              <w:bottom w:val="nil" w:sz="4" w:space="0" w:color="000000"/>
-              <w:right w:val="nil" w:sz="4" w:space="0" w:color="000000"/>
-              <w:insideH w:val="nil" w:sz="4" w:space="0" w:color="000000"/>
-              <w:insideV w:val="nil" w:sz="4" w:space="0" w:color="000000"/>
-            </w:tcBorders>
           </w:tcPr>
           <w:p>
-            <w:pPr>
-              <w:jc w:val="left"/>
-            </w:pPr>
             <w:r>
               <w:rPr>
                 <w:rFonts w:ascii="Times New Roman" w:hAnsi="Times New Roman" w:eastAsia="Times New Roman"/>
@@ -2116,19 +1291,8 @@
         <w:tc>
           <w:tcPr>
             <w:tcW w:type="dxa" w:w="1872"/>
-            <w:tcBorders>
-              <w:top w:val="nil" w:sz="4" w:space="0" w:color="000000"/>
-              <w:left w:val="nil" w:sz="4" w:space="0" w:color="000000"/>
-              <w:bottom w:val="nil" w:sz="4" w:space="0" w:color="000000"/>
-              <w:right w:val="nil" w:sz="4" w:space="0" w:color="000000"/>
-              <w:insideH w:val="nil" w:sz="4" w:space="0" w:color="000000"/>
-              <w:insideV w:val="nil" w:sz="4" w:space="0" w:color="000000"/>
-            </w:tcBorders>
           </w:tcPr>
           <w:p>
-            <w:pPr>
-              <w:jc w:val="left"/>
-            </w:pPr>
             <w:r>
               <w:rPr>
                 <w:rFonts w:ascii="Times New Roman" w:hAnsi="Times New Roman" w:eastAsia="Times New Roman"/>
@@ -2142,19 +1306,8 @@
         <w:tc>
           <w:tcPr>
             <w:tcW w:type="dxa" w:w="1872"/>
-            <w:tcBorders>
-              <w:top w:val="nil" w:sz="4" w:space="0" w:color="000000"/>
-              <w:left w:val="nil" w:sz="4" w:space="0" w:color="000000"/>
-              <w:bottom w:val="nil" w:sz="4" w:space="0" w:color="000000"/>
-              <w:right w:val="nil" w:sz="4" w:space="0" w:color="000000"/>
-              <w:insideH w:val="nil" w:sz="4" w:space="0" w:color="000000"/>
-              <w:insideV w:val="nil" w:sz="4" w:space="0" w:color="000000"/>
-            </w:tcBorders>
           </w:tcPr>
           <w:p>
-            <w:pPr>
-              <w:jc w:val="right"/>
-            </w:pPr>
             <w:r>
               <w:rPr>
                 <w:rFonts w:ascii="Times New Roman" w:hAnsi="Times New Roman" w:eastAsia="Times New Roman"/>
@@ -2168,19 +1321,8 @@
         <w:tc>
           <w:tcPr>
             <w:tcW w:type="dxa" w:w="1872"/>
-            <w:tcBorders>
-              <w:top w:val="nil" w:sz="4" w:space="0" w:color="000000"/>
-              <w:left w:val="nil" w:sz="4" w:space="0" w:color="000000"/>
-              <w:bottom w:val="nil" w:sz="4" w:space="0" w:color="000000"/>
-              <w:right w:val="nil" w:sz="4" w:space="0" w:color="000000"/>
-              <w:insideH w:val="nil" w:sz="4" w:space="0" w:color="000000"/>
-              <w:insideV w:val="nil" w:sz="4" w:space="0" w:color="000000"/>
-            </w:tcBorders>
           </w:tcPr>
           <w:p>
-            <w:pPr>
-              <w:jc w:val="left"/>
-            </w:pPr>
             <w:r>
               <w:rPr>
                 <w:rFonts w:ascii="Times New Roman" w:hAnsi="Times New Roman" w:eastAsia="Times New Roman"/>
@@ -2194,19 +1336,8 @@
         <w:tc>
           <w:tcPr>
             <w:tcW w:type="dxa" w:w="1872"/>
-            <w:tcBorders>
-              <w:top w:val="nil" w:sz="4" w:space="0" w:color="000000"/>
-              <w:left w:val="nil" w:sz="4" w:space="0" w:color="000000"/>
-              <w:bottom w:val="nil" w:sz="4" w:space="0" w:color="000000"/>
-              <w:right w:val="nil" w:sz="4" w:space="0" w:color="000000"/>
-              <w:insideH w:val="nil" w:sz="4" w:space="0" w:color="000000"/>
-              <w:insideV w:val="nil" w:sz="4" w:space="0" w:color="000000"/>
-            </w:tcBorders>
           </w:tcPr>
           <w:p>
-            <w:pPr>
-              <w:jc w:val="left"/>
-            </w:pPr>
             <w:r>
               <w:rPr>
                 <w:rFonts w:ascii="Times New Roman" w:hAnsi="Times New Roman" w:eastAsia="Times New Roman"/>
@@ -2222,19 +1353,8 @@
         <w:tc>
           <w:tcPr>
             <w:tcW w:type="dxa" w:w="1872"/>
-            <w:tcBorders>
-              <w:top w:val="nil" w:sz="4" w:space="0" w:color="000000"/>
-              <w:left w:val="nil" w:sz="4" w:space="0" w:color="000000"/>
-              <w:bottom w:val="nil" w:sz="4" w:space="0" w:color="000000"/>
-              <w:right w:val="nil" w:sz="4" w:space="0" w:color="000000"/>
-              <w:insideH w:val="nil" w:sz="4" w:space="0" w:color="000000"/>
-              <w:insideV w:val="nil" w:sz="4" w:space="0" w:color="000000"/>
-            </w:tcBorders>
           </w:tcPr>
           <w:p>
-            <w:pPr>
-              <w:jc w:val="left"/>
-            </w:pPr>
             <w:r>
               <w:rPr>
                 <w:rFonts w:ascii="Times New Roman" w:hAnsi="Times New Roman" w:eastAsia="Times New Roman"/>
@@ -2248,19 +1368,8 @@
         <w:tc>
           <w:tcPr>
             <w:tcW w:type="dxa" w:w="1872"/>
-            <w:tcBorders>
-              <w:top w:val="nil" w:sz="4" w:space="0" w:color="000000"/>
-              <w:left w:val="nil" w:sz="4" w:space="0" w:color="000000"/>
-              <w:bottom w:val="nil" w:sz="4" w:space="0" w:color="000000"/>
-              <w:right w:val="nil" w:sz="4" w:space="0" w:color="000000"/>
-              <w:insideH w:val="nil" w:sz="4" w:space="0" w:color="000000"/>
-              <w:insideV w:val="nil" w:sz="4" w:space="0" w:color="000000"/>
-            </w:tcBorders>
           </w:tcPr>
           <w:p>
-            <w:pPr>
-              <w:jc w:val="left"/>
-            </w:pPr>
             <w:r>
               <w:rPr>
                 <w:rFonts w:ascii="Times New Roman" w:hAnsi="Times New Roman" w:eastAsia="Times New Roman"/>
@@ -2274,19 +1383,8 @@
         <w:tc>
           <w:tcPr>
             <w:tcW w:type="dxa" w:w="1872"/>
-            <w:tcBorders>
-              <w:top w:val="nil" w:sz="4" w:space="0" w:color="000000"/>
-              <w:left w:val="nil" w:sz="4" w:space="0" w:color="000000"/>
-              <w:bottom w:val="nil" w:sz="4" w:space="0" w:color="000000"/>
-              <w:right w:val="nil" w:sz="4" w:space="0" w:color="000000"/>
-              <w:insideH w:val="nil" w:sz="4" w:space="0" w:color="000000"/>
-              <w:insideV w:val="nil" w:sz="4" w:space="0" w:color="000000"/>
-            </w:tcBorders>
           </w:tcPr>
           <w:p>
-            <w:pPr>
-              <w:jc w:val="right"/>
-            </w:pPr>
             <w:r>
               <w:rPr>
                 <w:rFonts w:ascii="Times New Roman" w:hAnsi="Times New Roman" w:eastAsia="Times New Roman"/>
@@ -2300,19 +1398,8 @@
         <w:tc>
           <w:tcPr>
             <w:tcW w:type="dxa" w:w="1872"/>
-            <w:tcBorders>
-              <w:top w:val="nil" w:sz="4" w:space="0" w:color="000000"/>
-              <w:left w:val="nil" w:sz="4" w:space="0" w:color="000000"/>
-              <w:bottom w:val="nil" w:sz="4" w:space="0" w:color="000000"/>
-              <w:right w:val="nil" w:sz="4" w:space="0" w:color="000000"/>
-              <w:insideH w:val="nil" w:sz="4" w:space="0" w:color="000000"/>
-              <w:insideV w:val="nil" w:sz="4" w:space="0" w:color="000000"/>
-            </w:tcBorders>
           </w:tcPr>
           <w:p>
-            <w:pPr>
-              <w:jc w:val="left"/>
-            </w:pPr>
             <w:r>
               <w:rPr>
                 <w:rFonts w:ascii="Times New Roman" w:hAnsi="Times New Roman" w:eastAsia="Times New Roman"/>
@@ -2326,19 +1413,8 @@
         <w:tc>
           <w:tcPr>
             <w:tcW w:type="dxa" w:w="1872"/>
-            <w:tcBorders>
-              <w:top w:val="nil" w:sz="4" w:space="0" w:color="000000"/>
-              <w:left w:val="nil" w:sz="4" w:space="0" w:color="000000"/>
-              <w:bottom w:val="nil" w:sz="4" w:space="0" w:color="000000"/>
-              <w:right w:val="nil" w:sz="4" w:space="0" w:color="000000"/>
-              <w:insideH w:val="nil" w:sz="4" w:space="0" w:color="000000"/>
-              <w:insideV w:val="nil" w:sz="4" w:space="0" w:color="000000"/>
-            </w:tcBorders>
           </w:tcPr>
           <w:p>
-            <w:pPr>
-              <w:jc w:val="left"/>
-            </w:pPr>
             <w:r>
               <w:rPr>
                 <w:rFonts w:ascii="Times New Roman" w:hAnsi="Times New Roman" w:eastAsia="Times New Roman"/>
@@ -2354,19 +1430,8 @@
         <w:tc>
           <w:tcPr>
             <w:tcW w:type="dxa" w:w="1872"/>
-            <w:tcBorders>
-              <w:top w:val="nil" w:sz="4" w:space="0" w:color="000000"/>
-              <w:left w:val="nil" w:sz="4" w:space="0" w:color="000000"/>
-              <w:bottom w:val="nil" w:sz="4" w:space="0" w:color="000000"/>
-              <w:right w:val="nil" w:sz="4" w:space="0" w:color="000000"/>
-              <w:insideH w:val="nil" w:sz="4" w:space="0" w:color="000000"/>
-              <w:insideV w:val="nil" w:sz="4" w:space="0" w:color="000000"/>
-            </w:tcBorders>
           </w:tcPr>
           <w:p>
-            <w:pPr>
-              <w:jc w:val="left"/>
-            </w:pPr>
             <w:r>
               <w:rPr>
                 <w:rFonts w:ascii="Times New Roman" w:hAnsi="Times New Roman" w:eastAsia="Times New Roman"/>
@@ -2380,19 +1445,8 @@
         <w:tc>
           <w:tcPr>
             <w:tcW w:type="dxa" w:w="1872"/>
-            <w:tcBorders>
-              <w:top w:val="nil" w:sz="4" w:space="0" w:color="000000"/>
-              <w:left w:val="nil" w:sz="4" w:space="0" w:color="000000"/>
-              <w:bottom w:val="nil" w:sz="4" w:space="0" w:color="000000"/>
-              <w:right w:val="nil" w:sz="4" w:space="0" w:color="000000"/>
-              <w:insideH w:val="nil" w:sz="4" w:space="0" w:color="000000"/>
-              <w:insideV w:val="nil" w:sz="4" w:space="0" w:color="000000"/>
-            </w:tcBorders>
           </w:tcPr>
           <w:p>
-            <w:pPr>
-              <w:jc w:val="left"/>
-            </w:pPr>
             <w:r>
               <w:rPr>
                 <w:rFonts w:ascii="Times New Roman" w:hAnsi="Times New Roman" w:eastAsia="Times New Roman"/>
@@ -2406,19 +1460,8 @@
         <w:tc>
           <w:tcPr>
             <w:tcW w:type="dxa" w:w="1872"/>
-            <w:tcBorders>
-              <w:top w:val="nil" w:sz="4" w:space="0" w:color="000000"/>
-              <w:left w:val="nil" w:sz="4" w:space="0" w:color="000000"/>
-              <w:bottom w:val="nil" w:sz="4" w:space="0" w:color="000000"/>
-              <w:right w:val="nil" w:sz="4" w:space="0" w:color="000000"/>
-              <w:insideH w:val="nil" w:sz="4" w:space="0" w:color="000000"/>
-              <w:insideV w:val="nil" w:sz="4" w:space="0" w:color="000000"/>
-            </w:tcBorders>
           </w:tcPr>
           <w:p>
-            <w:pPr>
-              <w:jc w:val="right"/>
-            </w:pPr>
             <w:r>
               <w:rPr>
                 <w:rFonts w:ascii="Times New Roman" w:hAnsi="Times New Roman" w:eastAsia="Times New Roman"/>
@@ -2432,19 +1475,8 @@
         <w:tc>
           <w:tcPr>
             <w:tcW w:type="dxa" w:w="1872"/>
-            <w:tcBorders>
-              <w:top w:val="nil" w:sz="4" w:space="0" w:color="000000"/>
-              <w:left w:val="nil" w:sz="4" w:space="0" w:color="000000"/>
-              <w:bottom w:val="nil" w:sz="4" w:space="0" w:color="000000"/>
-              <w:right w:val="nil" w:sz="4" w:space="0" w:color="000000"/>
-              <w:insideH w:val="nil" w:sz="4" w:space="0" w:color="000000"/>
-              <w:insideV w:val="nil" w:sz="4" w:space="0" w:color="000000"/>
-            </w:tcBorders>
           </w:tcPr>
           <w:p>
-            <w:pPr>
-              <w:jc w:val="left"/>
-            </w:pPr>
             <w:r>
               <w:rPr>
                 <w:rFonts w:ascii="Times New Roman" w:hAnsi="Times New Roman" w:eastAsia="Times New Roman"/>
@@ -2458,19 +1490,8 @@
         <w:tc>
           <w:tcPr>
             <w:tcW w:type="dxa" w:w="1872"/>
-            <w:tcBorders>
-              <w:top w:val="nil" w:sz="4" w:space="0" w:color="000000"/>
-              <w:left w:val="nil" w:sz="4" w:space="0" w:color="000000"/>
-              <w:bottom w:val="nil" w:sz="4" w:space="0" w:color="000000"/>
-              <w:right w:val="nil" w:sz="4" w:space="0" w:color="000000"/>
-              <w:insideH w:val="nil" w:sz="4" w:space="0" w:color="000000"/>
-              <w:insideV w:val="nil" w:sz="4" w:space="0" w:color="000000"/>
-            </w:tcBorders>
           </w:tcPr>
           <w:p>
-            <w:pPr>
-              <w:jc w:val="left"/>
-            </w:pPr>
             <w:r>
               <w:rPr>
                 <w:rFonts w:ascii="Times New Roman" w:hAnsi="Times New Roman" w:eastAsia="Times New Roman"/>
@@ -2486,19 +1507,8 @@
         <w:tc>
           <w:tcPr>
             <w:tcW w:type="dxa" w:w="1872"/>
-            <w:tcBorders>
-              <w:top w:val="nil" w:sz="4" w:space="0" w:color="000000"/>
-              <w:left w:val="nil" w:sz="4" w:space="0" w:color="000000"/>
-              <w:bottom w:val="single" w:sz="4" w:space="0" w:color="000000"/>
-              <w:right w:val="nil" w:sz="4" w:space="0" w:color="000000"/>
-              <w:insideH w:val="nil" w:sz="4" w:space="0" w:color="000000"/>
-              <w:insideV w:val="nil" w:sz="4" w:space="0" w:color="000000"/>
-            </w:tcBorders>
           </w:tcPr>
           <w:p>
-            <w:pPr>
-              <w:jc w:val="left"/>
-            </w:pPr>
             <w:r>
               <w:rPr>
                 <w:rFonts w:ascii="Times New Roman" w:hAnsi="Times New Roman" w:eastAsia="Times New Roman"/>
@@ -2512,19 +1522,8 @@
         <w:tc>
           <w:tcPr>
             <w:tcW w:type="dxa" w:w="1872"/>
-            <w:tcBorders>
-              <w:top w:val="nil" w:sz="4" w:space="0" w:color="000000"/>
-              <w:left w:val="nil" w:sz="4" w:space="0" w:color="000000"/>
-              <w:bottom w:val="single" w:sz="4" w:space="0" w:color="000000"/>
-              <w:right w:val="nil" w:sz="4" w:space="0" w:color="000000"/>
-              <w:insideH w:val="nil" w:sz="4" w:space="0" w:color="000000"/>
-              <w:insideV w:val="nil" w:sz="4" w:space="0" w:color="000000"/>
-            </w:tcBorders>
           </w:tcPr>
           <w:p>
-            <w:pPr>
-              <w:jc w:val="left"/>
-            </w:pPr>
             <w:r>
               <w:rPr>
                 <w:rFonts w:ascii="Times New Roman" w:hAnsi="Times New Roman" w:eastAsia="Times New Roman"/>
@@ -2538,19 +1537,8 @@
         <w:tc>
           <w:tcPr>
             <w:tcW w:type="dxa" w:w="1872"/>
-            <w:tcBorders>
-              <w:top w:val="nil" w:sz="4" w:space="0" w:color="000000"/>
-              <w:left w:val="nil" w:sz="4" w:space="0" w:color="000000"/>
-              <w:bottom w:val="single" w:sz="4" w:space="0" w:color="000000"/>
-              <w:right w:val="nil" w:sz="4" w:space="0" w:color="000000"/>
-              <w:insideH w:val="nil" w:sz="4" w:space="0" w:color="000000"/>
-              <w:insideV w:val="nil" w:sz="4" w:space="0" w:color="000000"/>
-            </w:tcBorders>
           </w:tcPr>
           <w:p>
-            <w:pPr>
-              <w:jc w:val="right"/>
-            </w:pPr>
             <w:r>
               <w:rPr>
                 <w:rFonts w:ascii="Times New Roman" w:hAnsi="Times New Roman" w:eastAsia="Times New Roman"/>
@@ -2564,19 +1552,8 @@
         <w:tc>
           <w:tcPr>
             <w:tcW w:type="dxa" w:w="1872"/>
-            <w:tcBorders>
-              <w:top w:val="nil" w:sz="4" w:space="0" w:color="000000"/>
-              <w:left w:val="nil" w:sz="4" w:space="0" w:color="000000"/>
-              <w:bottom w:val="single" w:sz="4" w:space="0" w:color="000000"/>
-              <w:right w:val="nil" w:sz="4" w:space="0" w:color="000000"/>
-              <w:insideH w:val="nil" w:sz="4" w:space="0" w:color="000000"/>
-              <w:insideV w:val="nil" w:sz="4" w:space="0" w:color="000000"/>
-            </w:tcBorders>
           </w:tcPr>
           <w:p>
-            <w:pPr>
-              <w:jc w:val="left"/>
-            </w:pPr>
             <w:r>
               <w:rPr>
                 <w:rFonts w:ascii="Times New Roman" w:hAnsi="Times New Roman" w:eastAsia="Times New Roman"/>
@@ -2590,19 +1567,8 @@
         <w:tc>
           <w:tcPr>
             <w:tcW w:type="dxa" w:w="1872"/>
-            <w:tcBorders>
-              <w:top w:val="nil" w:sz="4" w:space="0" w:color="000000"/>
-              <w:left w:val="nil" w:sz="4" w:space="0" w:color="000000"/>
-              <w:bottom w:val="single" w:sz="4" w:space="0" w:color="000000"/>
-              <w:right w:val="nil" w:sz="4" w:space="0" w:color="000000"/>
-              <w:insideH w:val="nil" w:sz="4" w:space="0" w:color="000000"/>
-              <w:insideV w:val="nil" w:sz="4" w:space="0" w:color="000000"/>
-            </w:tcBorders>
           </w:tcPr>
           <w:p>
-            <w:pPr>
-              <w:jc w:val="left"/>
-            </w:pPr>
             <w:r>
               <w:rPr>
                 <w:rFonts w:ascii="Times New Roman" w:hAnsi="Times New Roman" w:eastAsia="Times New Roman"/>
@@ -2699,19 +1665,8 @@
         <w:tc>
           <w:tcPr>
             <w:tcW w:type="dxa" w:w="2340"/>
-            <w:tcBorders>
-              <w:top w:val="single" w:sz="4" w:space="0" w:color="000000"/>
-              <w:left w:val="nil" w:sz="4" w:space="0" w:color="000000"/>
-              <w:bottom w:val="single" w:sz="4" w:space="0" w:color="000000"/>
-              <w:right w:val="nil" w:sz="4" w:space="0" w:color="000000"/>
-              <w:insideH w:val="nil" w:sz="4" w:space="0" w:color="000000"/>
-              <w:insideV w:val="nil" w:sz="4" w:space="0" w:color="000000"/>
-            </w:tcBorders>
           </w:tcPr>
           <w:p>
-            <w:pPr>
-              <w:jc w:val="center"/>
-            </w:pPr>
             <w:r>
               <w:rPr>
                 <w:rFonts w:ascii="Times New Roman" w:hAnsi="Times New Roman" w:eastAsia="Times New Roman"/>
@@ -2725,19 +1680,8 @@
         <w:tc>
           <w:tcPr>
             <w:tcW w:type="dxa" w:w="2340"/>
-            <w:tcBorders>
-              <w:top w:val="single" w:sz="4" w:space="0" w:color="000000"/>
-              <w:left w:val="nil" w:sz="4" w:space="0" w:color="000000"/>
-              <w:bottom w:val="single" w:sz="4" w:space="0" w:color="000000"/>
-              <w:right w:val="nil" w:sz="4" w:space="0" w:color="000000"/>
-              <w:insideH w:val="nil" w:sz="4" w:space="0" w:color="000000"/>
-              <w:insideV w:val="nil" w:sz="4" w:space="0" w:color="000000"/>
-            </w:tcBorders>
           </w:tcPr>
           <w:p>
-            <w:pPr>
-              <w:jc w:val="center"/>
-            </w:pPr>
             <w:r>
               <w:rPr>
                 <w:rFonts w:ascii="Times New Roman" w:hAnsi="Times New Roman" w:eastAsia="Times New Roman"/>
@@ -2751,19 +1695,8 @@
         <w:tc>
           <w:tcPr>
             <w:tcW w:type="dxa" w:w="2340"/>
-            <w:tcBorders>
-              <w:top w:val="single" w:sz="4" w:space="0" w:color="000000"/>
-              <w:left w:val="nil" w:sz="4" w:space="0" w:color="000000"/>
-              <w:bottom w:val="single" w:sz="4" w:space="0" w:color="000000"/>
-              <w:right w:val="nil" w:sz="4" w:space="0" w:color="000000"/>
-              <w:insideH w:val="nil" w:sz="4" w:space="0" w:color="000000"/>
-              <w:insideV w:val="nil" w:sz="4" w:space="0" w:color="000000"/>
-            </w:tcBorders>
           </w:tcPr>
           <w:p>
-            <w:pPr>
-              <w:jc w:val="center"/>
-            </w:pPr>
             <w:r>
               <w:rPr>
                 <w:rFonts w:ascii="Times New Roman" w:hAnsi="Times New Roman" w:eastAsia="Times New Roman"/>
@@ -2777,19 +1710,8 @@
         <w:tc>
           <w:tcPr>
             <w:tcW w:type="dxa" w:w="2340"/>
-            <w:tcBorders>
-              <w:top w:val="single" w:sz="4" w:space="0" w:color="000000"/>
-              <w:left w:val="nil" w:sz="4" w:space="0" w:color="000000"/>
-              <w:bottom w:val="single" w:sz="4" w:space="0" w:color="000000"/>
-              <w:right w:val="nil" w:sz="4" w:space="0" w:color="000000"/>
-              <w:insideH w:val="nil" w:sz="4" w:space="0" w:color="000000"/>
-              <w:insideV w:val="nil" w:sz="4" w:space="0" w:color="000000"/>
-            </w:tcBorders>
           </w:tcPr>
           <w:p>
-            <w:pPr>
-              <w:jc w:val="center"/>
-            </w:pPr>
             <w:r>
               <w:rPr>
                 <w:rFonts w:ascii="Times New Roman" w:hAnsi="Times New Roman" w:eastAsia="Times New Roman"/>
@@ -2805,19 +1727,8 @@
         <w:tc>
           <w:tcPr>
             <w:tcW w:type="dxa" w:w="2340"/>
-            <w:tcBorders>
-              <w:top w:val="nil" w:sz="4" w:space="0" w:color="000000"/>
-              <w:left w:val="nil" w:sz="4" w:space="0" w:color="000000"/>
-              <w:bottom w:val="nil" w:sz="4" w:space="0" w:color="000000"/>
-              <w:right w:val="nil" w:sz="4" w:space="0" w:color="000000"/>
-              <w:insideH w:val="nil" w:sz="4" w:space="0" w:color="000000"/>
-              <w:insideV w:val="nil" w:sz="4" w:space="0" w:color="000000"/>
-            </w:tcBorders>
           </w:tcPr>
           <w:p>
-            <w:pPr>
-              <w:jc w:val="left"/>
-            </w:pPr>
             <w:r>
               <w:rPr>
                 <w:rFonts w:ascii="Times New Roman" w:hAnsi="Times New Roman" w:eastAsia="Times New Roman"/>
@@ -2831,19 +1742,8 @@
         <w:tc>
           <w:tcPr>
             <w:tcW w:type="dxa" w:w="2340"/>
-            <w:tcBorders>
-              <w:top w:val="nil" w:sz="4" w:space="0" w:color="000000"/>
-              <w:left w:val="nil" w:sz="4" w:space="0" w:color="000000"/>
-              <w:bottom w:val="nil" w:sz="4" w:space="0" w:color="000000"/>
-              <w:right w:val="nil" w:sz="4" w:space="0" w:color="000000"/>
-              <w:insideH w:val="nil" w:sz="4" w:space="0" w:color="000000"/>
-              <w:insideV w:val="nil" w:sz="4" w:space="0" w:color="000000"/>
-            </w:tcBorders>
           </w:tcPr>
           <w:p>
-            <w:pPr>
-              <w:jc w:val="left"/>
-            </w:pPr>
             <w:r>
               <w:rPr>
                 <w:rFonts w:ascii="Times New Roman" w:hAnsi="Times New Roman" w:eastAsia="Times New Roman"/>
@@ -2857,19 +1757,8 @@
         <w:tc>
           <w:tcPr>
             <w:tcW w:type="dxa" w:w="2340"/>
-            <w:tcBorders>
-              <w:top w:val="nil" w:sz="4" w:space="0" w:color="000000"/>
-              <w:left w:val="nil" w:sz="4" w:space="0" w:color="000000"/>
-              <w:bottom w:val="nil" w:sz="4" w:space="0" w:color="000000"/>
-              <w:right w:val="nil" w:sz="4" w:space="0" w:color="000000"/>
-              <w:insideH w:val="nil" w:sz="4" w:space="0" w:color="000000"/>
-              <w:insideV w:val="nil" w:sz="4" w:space="0" w:color="000000"/>
-            </w:tcBorders>
           </w:tcPr>
           <w:p>
-            <w:pPr>
-              <w:jc w:val="right"/>
-            </w:pPr>
             <w:r>
               <w:rPr>
                 <w:rFonts w:ascii="Times New Roman" w:hAnsi="Times New Roman" w:eastAsia="Times New Roman"/>
@@ -2883,19 +1772,8 @@
         <w:tc>
           <w:tcPr>
             <w:tcW w:type="dxa" w:w="2340"/>
-            <w:tcBorders>
-              <w:top w:val="nil" w:sz="4" w:space="0" w:color="000000"/>
-              <w:left w:val="nil" w:sz="4" w:space="0" w:color="000000"/>
-              <w:bottom w:val="nil" w:sz="4" w:space="0" w:color="000000"/>
-              <w:right w:val="nil" w:sz="4" w:space="0" w:color="000000"/>
-              <w:insideH w:val="nil" w:sz="4" w:space="0" w:color="000000"/>
-              <w:insideV w:val="nil" w:sz="4" w:space="0" w:color="000000"/>
-            </w:tcBorders>
           </w:tcPr>
           <w:p>
-            <w:pPr>
-              <w:jc w:val="left"/>
-            </w:pPr>
             <w:r>
               <w:rPr>
                 <w:rFonts w:ascii="Times New Roman" w:hAnsi="Times New Roman" w:eastAsia="Times New Roman"/>
@@ -2911,19 +1789,8 @@
         <w:tc>
           <w:tcPr>
             <w:tcW w:type="dxa" w:w="2340"/>
-            <w:tcBorders>
-              <w:top w:val="nil" w:sz="4" w:space="0" w:color="000000"/>
-              <w:left w:val="nil" w:sz="4" w:space="0" w:color="000000"/>
-              <w:bottom w:val="nil" w:sz="4" w:space="0" w:color="000000"/>
-              <w:right w:val="nil" w:sz="4" w:space="0" w:color="000000"/>
-              <w:insideH w:val="nil" w:sz="4" w:space="0" w:color="000000"/>
-              <w:insideV w:val="nil" w:sz="4" w:space="0" w:color="000000"/>
-            </w:tcBorders>
           </w:tcPr>
           <w:p>
-            <w:pPr>
-              <w:jc w:val="left"/>
-            </w:pPr>
             <w:r>
               <w:rPr>
                 <w:rFonts w:ascii="Times New Roman" w:hAnsi="Times New Roman" w:eastAsia="Times New Roman"/>
@@ -2937,19 +1804,8 @@
         <w:tc>
           <w:tcPr>
             <w:tcW w:type="dxa" w:w="2340"/>
-            <w:tcBorders>
-              <w:top w:val="nil" w:sz="4" w:space="0" w:color="000000"/>
-              <w:left w:val="nil" w:sz="4" w:space="0" w:color="000000"/>
-              <w:bottom w:val="nil" w:sz="4" w:space="0" w:color="000000"/>
-              <w:right w:val="nil" w:sz="4" w:space="0" w:color="000000"/>
-              <w:insideH w:val="nil" w:sz="4" w:space="0" w:color="000000"/>
-              <w:insideV w:val="nil" w:sz="4" w:space="0" w:color="000000"/>
-            </w:tcBorders>
           </w:tcPr>
           <w:p>
-            <w:pPr>
-              <w:jc w:val="left"/>
-            </w:pPr>
             <w:r>
               <w:rPr>
                 <w:rFonts w:ascii="Times New Roman" w:hAnsi="Times New Roman" w:eastAsia="Times New Roman"/>
@@ -2963,19 +1819,8 @@
         <w:tc>
           <w:tcPr>
             <w:tcW w:type="dxa" w:w="2340"/>
-            <w:tcBorders>
-              <w:top w:val="nil" w:sz="4" w:space="0" w:color="000000"/>
-              <w:left w:val="nil" w:sz="4" w:space="0" w:color="000000"/>
-              <w:bottom w:val="nil" w:sz="4" w:space="0" w:color="000000"/>
-              <w:right w:val="nil" w:sz="4" w:space="0" w:color="000000"/>
-              <w:insideH w:val="nil" w:sz="4" w:space="0" w:color="000000"/>
-              <w:insideV w:val="nil" w:sz="4" w:space="0" w:color="000000"/>
-            </w:tcBorders>
           </w:tcPr>
           <w:p>
-            <w:pPr>
-              <w:jc w:val="right"/>
-            </w:pPr>
             <w:r>
               <w:rPr>
                 <w:rFonts w:ascii="Times New Roman" w:hAnsi="Times New Roman" w:eastAsia="Times New Roman"/>
@@ -2989,19 +1834,8 @@
         <w:tc>
           <w:tcPr>
             <w:tcW w:type="dxa" w:w="2340"/>
-            <w:tcBorders>
-              <w:top w:val="nil" w:sz="4" w:space="0" w:color="000000"/>
-              <w:left w:val="nil" w:sz="4" w:space="0" w:color="000000"/>
-              <w:bottom w:val="nil" w:sz="4" w:space="0" w:color="000000"/>
-              <w:right w:val="nil" w:sz="4" w:space="0" w:color="000000"/>
-              <w:insideH w:val="nil" w:sz="4" w:space="0" w:color="000000"/>
-              <w:insideV w:val="nil" w:sz="4" w:space="0" w:color="000000"/>
-            </w:tcBorders>
           </w:tcPr>
           <w:p>
-            <w:pPr>
-              <w:jc w:val="left"/>
-            </w:pPr>
             <w:r>
               <w:rPr>
                 <w:rFonts w:ascii="Times New Roman" w:hAnsi="Times New Roman" w:eastAsia="Times New Roman"/>
@@ -3017,19 +1851,8 @@
         <w:tc>
           <w:tcPr>
             <w:tcW w:type="dxa" w:w="2340"/>
-            <w:tcBorders>
-              <w:top w:val="nil" w:sz="4" w:space="0" w:color="000000"/>
-              <w:left w:val="nil" w:sz="4" w:space="0" w:color="000000"/>
-              <w:bottom w:val="nil" w:sz="4" w:space="0" w:color="000000"/>
-              <w:right w:val="nil" w:sz="4" w:space="0" w:color="000000"/>
-              <w:insideH w:val="nil" w:sz="4" w:space="0" w:color="000000"/>
-              <w:insideV w:val="nil" w:sz="4" w:space="0" w:color="000000"/>
-            </w:tcBorders>
           </w:tcPr>
           <w:p>
-            <w:pPr>
-              <w:jc w:val="left"/>
-            </w:pPr>
             <w:r>
               <w:rPr>
                 <w:rFonts w:ascii="Times New Roman" w:hAnsi="Times New Roman" w:eastAsia="Times New Roman"/>
@@ -3043,19 +1866,8 @@
         <w:tc>
           <w:tcPr>
             <w:tcW w:type="dxa" w:w="2340"/>
-            <w:tcBorders>
-              <w:top w:val="nil" w:sz="4" w:space="0" w:color="000000"/>
-              <w:left w:val="nil" w:sz="4" w:space="0" w:color="000000"/>
-              <w:bottom w:val="nil" w:sz="4" w:space="0" w:color="000000"/>
-              <w:right w:val="nil" w:sz="4" w:space="0" w:color="000000"/>
-              <w:insideH w:val="nil" w:sz="4" w:space="0" w:color="000000"/>
-              <w:insideV w:val="nil" w:sz="4" w:space="0" w:color="000000"/>
-            </w:tcBorders>
           </w:tcPr>
           <w:p>
-            <w:pPr>
-              <w:jc w:val="left"/>
-            </w:pPr>
             <w:r>
               <w:rPr>
                 <w:rFonts w:ascii="Times New Roman" w:hAnsi="Times New Roman" w:eastAsia="Times New Roman"/>
@@ -3069,19 +1881,8 @@
         <w:tc>
           <w:tcPr>
             <w:tcW w:type="dxa" w:w="2340"/>
-            <w:tcBorders>
-              <w:top w:val="nil" w:sz="4" w:space="0" w:color="000000"/>
-              <w:left w:val="nil" w:sz="4" w:space="0" w:color="000000"/>
-              <w:bottom w:val="nil" w:sz="4" w:space="0" w:color="000000"/>
-              <w:right w:val="nil" w:sz="4" w:space="0" w:color="000000"/>
-              <w:insideH w:val="nil" w:sz="4" w:space="0" w:color="000000"/>
-              <w:insideV w:val="nil" w:sz="4" w:space="0" w:color="000000"/>
-            </w:tcBorders>
           </w:tcPr>
           <w:p>
-            <w:pPr>
-              <w:jc w:val="right"/>
-            </w:pPr>
             <w:r>
               <w:rPr>
                 <w:rFonts w:ascii="Times New Roman" w:hAnsi="Times New Roman" w:eastAsia="Times New Roman"/>
@@ -3095,19 +1896,8 @@
         <w:tc>
           <w:tcPr>
             <w:tcW w:type="dxa" w:w="2340"/>
-            <w:tcBorders>
-              <w:top w:val="nil" w:sz="4" w:space="0" w:color="000000"/>
-              <w:left w:val="nil" w:sz="4" w:space="0" w:color="000000"/>
-              <w:bottom w:val="nil" w:sz="4" w:space="0" w:color="000000"/>
-              <w:right w:val="nil" w:sz="4" w:space="0" w:color="000000"/>
-              <w:insideH w:val="nil" w:sz="4" w:space="0" w:color="000000"/>
-              <w:insideV w:val="nil" w:sz="4" w:space="0" w:color="000000"/>
-            </w:tcBorders>
           </w:tcPr>
           <w:p>
-            <w:pPr>
-              <w:jc w:val="left"/>
-            </w:pPr>
             <w:r>
               <w:rPr>
                 <w:rFonts w:ascii="Times New Roman" w:hAnsi="Times New Roman" w:eastAsia="Times New Roman"/>
@@ -3123,19 +1913,8 @@
         <w:tc>
           <w:tcPr>
             <w:tcW w:type="dxa" w:w="2340"/>
-            <w:tcBorders>
-              <w:top w:val="nil" w:sz="4" w:space="0" w:color="000000"/>
-              <w:left w:val="nil" w:sz="4" w:space="0" w:color="000000"/>
-              <w:bottom w:val="nil" w:sz="4" w:space="0" w:color="000000"/>
-              <w:right w:val="nil" w:sz="4" w:space="0" w:color="000000"/>
-              <w:insideH w:val="nil" w:sz="4" w:space="0" w:color="000000"/>
-              <w:insideV w:val="nil" w:sz="4" w:space="0" w:color="000000"/>
-            </w:tcBorders>
           </w:tcPr>
           <w:p>
-            <w:pPr>
-              <w:jc w:val="left"/>
-            </w:pPr>
             <w:r>
               <w:rPr>
                 <w:rFonts w:ascii="Times New Roman" w:hAnsi="Times New Roman" w:eastAsia="Times New Roman"/>
@@ -3149,19 +1928,8 @@
         <w:tc>
           <w:tcPr>
             <w:tcW w:type="dxa" w:w="2340"/>
-            <w:tcBorders>
-              <w:top w:val="nil" w:sz="4" w:space="0" w:color="000000"/>
-              <w:left w:val="nil" w:sz="4" w:space="0" w:color="000000"/>
-              <w:bottom w:val="nil" w:sz="4" w:space="0" w:color="000000"/>
-              <w:right w:val="nil" w:sz="4" w:space="0" w:color="000000"/>
-              <w:insideH w:val="nil" w:sz="4" w:space="0" w:color="000000"/>
-              <w:insideV w:val="nil" w:sz="4" w:space="0" w:color="000000"/>
-            </w:tcBorders>
           </w:tcPr>
           <w:p>
-            <w:pPr>
-              <w:jc w:val="left"/>
-            </w:pPr>
             <w:r>
               <w:rPr>
                 <w:rFonts w:ascii="Times New Roman" w:hAnsi="Times New Roman" w:eastAsia="Times New Roman"/>
@@ -3175,19 +1943,8 @@
         <w:tc>
           <w:tcPr>
             <w:tcW w:type="dxa" w:w="2340"/>
-            <w:tcBorders>
-              <w:top w:val="nil" w:sz="4" w:space="0" w:color="000000"/>
-              <w:left w:val="nil" w:sz="4" w:space="0" w:color="000000"/>
-              <w:bottom w:val="nil" w:sz="4" w:space="0" w:color="000000"/>
-              <w:right w:val="nil" w:sz="4" w:space="0" w:color="000000"/>
-              <w:insideH w:val="nil" w:sz="4" w:space="0" w:color="000000"/>
-              <w:insideV w:val="nil" w:sz="4" w:space="0" w:color="000000"/>
-            </w:tcBorders>
           </w:tcPr>
           <w:p>
-            <w:pPr>
-              <w:jc w:val="right"/>
-            </w:pPr>
             <w:r>
               <w:rPr>
                 <w:rFonts w:ascii="Times New Roman" w:hAnsi="Times New Roman" w:eastAsia="Times New Roman"/>
@@ -3201,19 +1958,8 @@
         <w:tc>
           <w:tcPr>
             <w:tcW w:type="dxa" w:w="2340"/>
-            <w:tcBorders>
-              <w:top w:val="nil" w:sz="4" w:space="0" w:color="000000"/>
-              <w:left w:val="nil" w:sz="4" w:space="0" w:color="000000"/>
-              <w:bottom w:val="nil" w:sz="4" w:space="0" w:color="000000"/>
-              <w:right w:val="nil" w:sz="4" w:space="0" w:color="000000"/>
-              <w:insideH w:val="nil" w:sz="4" w:space="0" w:color="000000"/>
-              <w:insideV w:val="nil" w:sz="4" w:space="0" w:color="000000"/>
-            </w:tcBorders>
           </w:tcPr>
           <w:p>
-            <w:pPr>
-              <w:jc w:val="left"/>
-            </w:pPr>
             <w:r>
               <w:rPr>
                 <w:rFonts w:ascii="Times New Roman" w:hAnsi="Times New Roman" w:eastAsia="Times New Roman"/>
@@ -3229,19 +1975,8 @@
         <w:tc>
           <w:tcPr>
             <w:tcW w:type="dxa" w:w="2340"/>
-            <w:tcBorders>
-              <w:top w:val="nil" w:sz="4" w:space="0" w:color="000000"/>
-              <w:left w:val="nil" w:sz="4" w:space="0" w:color="000000"/>
-              <w:bottom w:val="single" w:sz="4" w:space="0" w:color="000000"/>
-              <w:right w:val="nil" w:sz="4" w:space="0" w:color="000000"/>
-              <w:insideH w:val="nil" w:sz="4" w:space="0" w:color="000000"/>
-              <w:insideV w:val="nil" w:sz="4" w:space="0" w:color="000000"/>
-            </w:tcBorders>
           </w:tcPr>
           <w:p>
-            <w:pPr>
-              <w:jc w:val="left"/>
-            </w:pPr>
             <w:r>
               <w:rPr>
                 <w:rFonts w:ascii="Times New Roman" w:hAnsi="Times New Roman" w:eastAsia="Times New Roman"/>
@@ -3255,19 +1990,8 @@
         <w:tc>
           <w:tcPr>
             <w:tcW w:type="dxa" w:w="2340"/>
-            <w:tcBorders>
-              <w:top w:val="nil" w:sz="4" w:space="0" w:color="000000"/>
-              <w:left w:val="nil" w:sz="4" w:space="0" w:color="000000"/>
-              <w:bottom w:val="single" w:sz="4" w:space="0" w:color="000000"/>
-              <w:right w:val="nil" w:sz="4" w:space="0" w:color="000000"/>
-              <w:insideH w:val="nil" w:sz="4" w:space="0" w:color="000000"/>
-              <w:insideV w:val="nil" w:sz="4" w:space="0" w:color="000000"/>
-            </w:tcBorders>
           </w:tcPr>
           <w:p>
-            <w:pPr>
-              <w:jc w:val="left"/>
-            </w:pPr>
             <w:r>
               <w:rPr>
                 <w:rFonts w:ascii="Times New Roman" w:hAnsi="Times New Roman" w:eastAsia="Times New Roman"/>
@@ -3281,19 +2005,8 @@
         <w:tc>
           <w:tcPr>
             <w:tcW w:type="dxa" w:w="2340"/>
-            <w:tcBorders>
-              <w:top w:val="nil" w:sz="4" w:space="0" w:color="000000"/>
-              <w:left w:val="nil" w:sz="4" w:space="0" w:color="000000"/>
-              <w:bottom w:val="single" w:sz="4" w:space="0" w:color="000000"/>
-              <w:right w:val="nil" w:sz="4" w:space="0" w:color="000000"/>
-              <w:insideH w:val="nil" w:sz="4" w:space="0" w:color="000000"/>
-              <w:insideV w:val="nil" w:sz="4" w:space="0" w:color="000000"/>
-            </w:tcBorders>
           </w:tcPr>
           <w:p>
-            <w:pPr>
-              <w:jc w:val="right"/>
-            </w:pPr>
             <w:r>
               <w:rPr>
                 <w:rFonts w:ascii="Times New Roman" w:hAnsi="Times New Roman" w:eastAsia="Times New Roman"/>
@@ -3307,19 +2020,8 @@
         <w:tc>
           <w:tcPr>
             <w:tcW w:type="dxa" w:w="2340"/>
-            <w:tcBorders>
-              <w:top w:val="nil" w:sz="4" w:space="0" w:color="000000"/>
-              <w:left w:val="nil" w:sz="4" w:space="0" w:color="000000"/>
-              <w:bottom w:val="single" w:sz="4" w:space="0" w:color="000000"/>
-              <w:right w:val="nil" w:sz="4" w:space="0" w:color="000000"/>
-              <w:insideH w:val="nil" w:sz="4" w:space="0" w:color="000000"/>
-              <w:insideV w:val="nil" w:sz="4" w:space="0" w:color="000000"/>
-            </w:tcBorders>
           </w:tcPr>
           <w:p>
-            <w:pPr>
-              <w:jc w:val="left"/>
-            </w:pPr>
             <w:r>
               <w:rPr>
                 <w:rFonts w:ascii="Times New Roman" w:hAnsi="Times New Roman" w:eastAsia="Times New Roman"/>
@@ -3402,19 +2104,8 @@
         <w:tc>
           <w:tcPr>
             <w:tcW w:type="dxa" w:w="1872"/>
-            <w:tcBorders>
-              <w:top w:val="single" w:sz="4" w:space="0" w:color="000000"/>
-              <w:left w:val="nil" w:sz="4" w:space="0" w:color="000000"/>
-              <w:bottom w:val="single" w:sz="4" w:space="0" w:color="000000"/>
-              <w:right w:val="nil" w:sz="4" w:space="0" w:color="000000"/>
-              <w:insideH w:val="nil" w:sz="4" w:space="0" w:color="000000"/>
-              <w:insideV w:val="nil" w:sz="4" w:space="0" w:color="000000"/>
-            </w:tcBorders>
           </w:tcPr>
           <w:p>
-            <w:pPr>
-              <w:jc w:val="center"/>
-            </w:pPr>
             <w:r>
               <w:rPr>
                 <w:rFonts w:ascii="Times New Roman" w:hAnsi="Times New Roman" w:eastAsia="Times New Roman"/>
@@ -3428,19 +2119,8 @@
         <w:tc>
           <w:tcPr>
             <w:tcW w:type="dxa" w:w="1872"/>
-            <w:tcBorders>
-              <w:top w:val="single" w:sz="4" w:space="0" w:color="000000"/>
-              <w:left w:val="nil" w:sz="4" w:space="0" w:color="000000"/>
-              <w:bottom w:val="single" w:sz="4" w:space="0" w:color="000000"/>
-              <w:right w:val="nil" w:sz="4" w:space="0" w:color="000000"/>
-              <w:insideH w:val="nil" w:sz="4" w:space="0" w:color="000000"/>
-              <w:insideV w:val="nil" w:sz="4" w:space="0" w:color="000000"/>
-            </w:tcBorders>
           </w:tcPr>
           <w:p>
-            <w:pPr>
-              <w:jc w:val="center"/>
-            </w:pPr>
             <w:r>
               <w:rPr>
                 <w:rFonts w:ascii="Times New Roman" w:hAnsi="Times New Roman" w:eastAsia="Times New Roman"/>
@@ -3454,19 +2134,8 @@
         <w:tc>
           <w:tcPr>
             <w:tcW w:type="dxa" w:w="1872"/>
-            <w:tcBorders>
-              <w:top w:val="single" w:sz="4" w:space="0" w:color="000000"/>
-              <w:left w:val="nil" w:sz="4" w:space="0" w:color="000000"/>
-              <w:bottom w:val="single" w:sz="4" w:space="0" w:color="000000"/>
-              <w:right w:val="nil" w:sz="4" w:space="0" w:color="000000"/>
-              <w:insideH w:val="nil" w:sz="4" w:space="0" w:color="000000"/>
-              <w:insideV w:val="nil" w:sz="4" w:space="0" w:color="000000"/>
-            </w:tcBorders>
           </w:tcPr>
           <w:p>
-            <w:pPr>
-              <w:jc w:val="center"/>
-            </w:pPr>
             <w:r>
               <w:rPr>
                 <w:rFonts w:ascii="Times New Roman" w:hAnsi="Times New Roman" w:eastAsia="Times New Roman"/>
@@ -3480,19 +2149,8 @@
         <w:tc>
           <w:tcPr>
             <w:tcW w:type="dxa" w:w="1872"/>
-            <w:tcBorders>
-              <w:top w:val="single" w:sz="4" w:space="0" w:color="000000"/>
-              <w:left w:val="nil" w:sz="4" w:space="0" w:color="000000"/>
-              <w:bottom w:val="single" w:sz="4" w:space="0" w:color="000000"/>
-              <w:right w:val="nil" w:sz="4" w:space="0" w:color="000000"/>
-              <w:insideH w:val="nil" w:sz="4" w:space="0" w:color="000000"/>
-              <w:insideV w:val="nil" w:sz="4" w:space="0" w:color="000000"/>
-            </w:tcBorders>
           </w:tcPr>
           <w:p>
-            <w:pPr>
-              <w:jc w:val="center"/>
-            </w:pPr>
             <w:r>
               <w:rPr>
                 <w:rFonts w:ascii="Times New Roman" w:hAnsi="Times New Roman" w:eastAsia="Times New Roman"/>
@@ -3506,19 +2164,8 @@
         <w:tc>
           <w:tcPr>
             <w:tcW w:type="dxa" w:w="1872"/>
-            <w:tcBorders>
-              <w:top w:val="single" w:sz="4" w:space="0" w:color="000000"/>
-              <w:left w:val="nil" w:sz="4" w:space="0" w:color="000000"/>
-              <w:bottom w:val="single" w:sz="4" w:space="0" w:color="000000"/>
-              <w:right w:val="nil" w:sz="4" w:space="0" w:color="000000"/>
-              <w:insideH w:val="nil" w:sz="4" w:space="0" w:color="000000"/>
-              <w:insideV w:val="nil" w:sz="4" w:space="0" w:color="000000"/>
-            </w:tcBorders>
           </w:tcPr>
           <w:p>
-            <w:pPr>
-              <w:jc w:val="center"/>
-            </w:pPr>
             <w:r>
               <w:rPr>
                 <w:rFonts w:ascii="Times New Roman" w:hAnsi="Times New Roman" w:eastAsia="Times New Roman"/>
@@ -3534,19 +2181,8 @@
         <w:tc>
           <w:tcPr>
             <w:tcW w:type="dxa" w:w="1872"/>
-            <w:tcBorders>
-              <w:top w:val="nil" w:sz="4" w:space="0" w:color="000000"/>
-              <w:left w:val="nil" w:sz="4" w:space="0" w:color="000000"/>
-              <w:bottom w:val="nil" w:sz="4" w:space="0" w:color="000000"/>
-              <w:right w:val="nil" w:sz="4" w:space="0" w:color="000000"/>
-              <w:insideH w:val="nil" w:sz="4" w:space="0" w:color="000000"/>
-              <w:insideV w:val="nil" w:sz="4" w:space="0" w:color="000000"/>
-            </w:tcBorders>
           </w:tcPr>
           <w:p>
-            <w:pPr>
-              <w:jc w:val="left"/>
-            </w:pPr>
             <w:r>
               <w:rPr>
                 <w:rFonts w:ascii="Times New Roman" w:hAnsi="Times New Roman" w:eastAsia="Times New Roman"/>
@@ -3560,19 +2196,8 @@
         <w:tc>
           <w:tcPr>
             <w:tcW w:type="dxa" w:w="1872"/>
-            <w:tcBorders>
-              <w:top w:val="nil" w:sz="4" w:space="0" w:color="000000"/>
-              <w:left w:val="nil" w:sz="4" w:space="0" w:color="000000"/>
-              <w:bottom w:val="nil" w:sz="4" w:space="0" w:color="000000"/>
-              <w:right w:val="nil" w:sz="4" w:space="0" w:color="000000"/>
-              <w:insideH w:val="nil" w:sz="4" w:space="0" w:color="000000"/>
-              <w:insideV w:val="nil" w:sz="4" w:space="0" w:color="000000"/>
-            </w:tcBorders>
           </w:tcPr>
           <w:p>
-            <w:pPr>
-              <w:jc w:val="left"/>
-            </w:pPr>
             <w:r>
               <w:rPr>
                 <w:rFonts w:ascii="Times New Roman" w:hAnsi="Times New Roman" w:eastAsia="Times New Roman"/>
@@ -3586,19 +2211,8 @@
         <w:tc>
           <w:tcPr>
             <w:tcW w:type="dxa" w:w="1872"/>
-            <w:tcBorders>
-              <w:top w:val="nil" w:sz="4" w:space="0" w:color="000000"/>
-              <w:left w:val="nil" w:sz="4" w:space="0" w:color="000000"/>
-              <w:bottom w:val="nil" w:sz="4" w:space="0" w:color="000000"/>
-              <w:right w:val="nil" w:sz="4" w:space="0" w:color="000000"/>
-              <w:insideH w:val="nil" w:sz="4" w:space="0" w:color="000000"/>
-              <w:insideV w:val="nil" w:sz="4" w:space="0" w:color="000000"/>
-            </w:tcBorders>
           </w:tcPr>
           <w:p>
-            <w:pPr>
-              <w:jc w:val="right"/>
-            </w:pPr>
             <w:r>
               <w:rPr>
                 <w:rFonts w:ascii="Times New Roman" w:hAnsi="Times New Roman" w:eastAsia="Times New Roman"/>
@@ -3612,19 +2226,8 @@
         <w:tc>
           <w:tcPr>
             <w:tcW w:type="dxa" w:w="1872"/>
-            <w:tcBorders>
-              <w:top w:val="nil" w:sz="4" w:space="0" w:color="000000"/>
-              <w:left w:val="nil" w:sz="4" w:space="0" w:color="000000"/>
-              <w:bottom w:val="nil" w:sz="4" w:space="0" w:color="000000"/>
-              <w:right w:val="nil" w:sz="4" w:space="0" w:color="000000"/>
-              <w:insideH w:val="nil" w:sz="4" w:space="0" w:color="000000"/>
-              <w:insideV w:val="nil" w:sz="4" w:space="0" w:color="000000"/>
-            </w:tcBorders>
           </w:tcPr>
           <w:p>
-            <w:pPr>
-              <w:jc w:val="left"/>
-            </w:pPr>
             <w:r>
               <w:rPr>
                 <w:rFonts w:ascii="Times New Roman" w:hAnsi="Times New Roman" w:eastAsia="Times New Roman"/>
@@ -3638,19 +2241,8 @@
         <w:tc>
           <w:tcPr>
             <w:tcW w:type="dxa" w:w="1872"/>
-            <w:tcBorders>
-              <w:top w:val="nil" w:sz="4" w:space="0" w:color="000000"/>
-              <w:left w:val="nil" w:sz="4" w:space="0" w:color="000000"/>
-              <w:bottom w:val="nil" w:sz="4" w:space="0" w:color="000000"/>
-              <w:right w:val="nil" w:sz="4" w:space="0" w:color="000000"/>
-              <w:insideH w:val="nil" w:sz="4" w:space="0" w:color="000000"/>
-              <w:insideV w:val="nil" w:sz="4" w:space="0" w:color="000000"/>
-            </w:tcBorders>
           </w:tcPr>
           <w:p>
-            <w:pPr>
-              <w:jc w:val="left"/>
-            </w:pPr>
             <w:r>
               <w:rPr>
                 <w:rFonts w:ascii="Times New Roman" w:hAnsi="Times New Roman" w:eastAsia="Times New Roman"/>
@@ -3666,19 +2258,8 @@
         <w:tc>
           <w:tcPr>
             <w:tcW w:type="dxa" w:w="1872"/>
-            <w:tcBorders>
-              <w:top w:val="nil" w:sz="4" w:space="0" w:color="000000"/>
-              <w:left w:val="nil" w:sz="4" w:space="0" w:color="000000"/>
-              <w:bottom w:val="nil" w:sz="4" w:space="0" w:color="000000"/>
-              <w:right w:val="nil" w:sz="4" w:space="0" w:color="000000"/>
-              <w:insideH w:val="nil" w:sz="4" w:space="0" w:color="000000"/>
-              <w:insideV w:val="nil" w:sz="4" w:space="0" w:color="000000"/>
-            </w:tcBorders>
           </w:tcPr>
           <w:p>
-            <w:pPr>
-              <w:jc w:val="left"/>
-            </w:pPr>
             <w:r>
               <w:rPr>
                 <w:rFonts w:ascii="Times New Roman" w:hAnsi="Times New Roman" w:eastAsia="Times New Roman"/>
@@ -3692,19 +2273,8 @@
         <w:tc>
           <w:tcPr>
             <w:tcW w:type="dxa" w:w="1872"/>
-            <w:tcBorders>
-              <w:top w:val="nil" w:sz="4" w:space="0" w:color="000000"/>
-              <w:left w:val="nil" w:sz="4" w:space="0" w:color="000000"/>
-              <w:bottom w:val="nil" w:sz="4" w:space="0" w:color="000000"/>
-              <w:right w:val="nil" w:sz="4" w:space="0" w:color="000000"/>
-              <w:insideH w:val="nil" w:sz="4" w:space="0" w:color="000000"/>
-              <w:insideV w:val="nil" w:sz="4" w:space="0" w:color="000000"/>
-            </w:tcBorders>
           </w:tcPr>
           <w:p>
-            <w:pPr>
-              <w:jc w:val="left"/>
-            </w:pPr>
             <w:r>
               <w:rPr>
                 <w:rFonts w:ascii="Times New Roman" w:hAnsi="Times New Roman" w:eastAsia="Times New Roman"/>
@@ -3718,19 +2288,8 @@
         <w:tc>
           <w:tcPr>
             <w:tcW w:type="dxa" w:w="1872"/>
-            <w:tcBorders>
-              <w:top w:val="nil" w:sz="4" w:space="0" w:color="000000"/>
-              <w:left w:val="nil" w:sz="4" w:space="0" w:color="000000"/>
-              <w:bottom w:val="nil" w:sz="4" w:space="0" w:color="000000"/>
-              <w:right w:val="nil" w:sz="4" w:space="0" w:color="000000"/>
-              <w:insideH w:val="nil" w:sz="4" w:space="0" w:color="000000"/>
-              <w:insideV w:val="nil" w:sz="4" w:space="0" w:color="000000"/>
-            </w:tcBorders>
           </w:tcPr>
           <w:p>
-            <w:pPr>
-              <w:jc w:val="right"/>
-            </w:pPr>
             <w:r>
               <w:rPr>
                 <w:rFonts w:ascii="Times New Roman" w:hAnsi="Times New Roman" w:eastAsia="Times New Roman"/>
@@ -3744,19 +2303,8 @@
         <w:tc>
           <w:tcPr>
             <w:tcW w:type="dxa" w:w="1872"/>
-            <w:tcBorders>
-              <w:top w:val="nil" w:sz="4" w:space="0" w:color="000000"/>
-              <w:left w:val="nil" w:sz="4" w:space="0" w:color="000000"/>
-              <w:bottom w:val="nil" w:sz="4" w:space="0" w:color="000000"/>
-              <w:right w:val="nil" w:sz="4" w:space="0" w:color="000000"/>
-              <w:insideH w:val="nil" w:sz="4" w:space="0" w:color="000000"/>
-              <w:insideV w:val="nil" w:sz="4" w:space="0" w:color="000000"/>
-            </w:tcBorders>
           </w:tcPr>
           <w:p>
-            <w:pPr>
-              <w:jc w:val="left"/>
-            </w:pPr>
             <w:r>
               <w:rPr>
                 <w:rFonts w:ascii="Times New Roman" w:hAnsi="Times New Roman" w:eastAsia="Times New Roman"/>
@@ -3770,19 +2318,8 @@
         <w:tc>
           <w:tcPr>
             <w:tcW w:type="dxa" w:w="1872"/>
-            <w:tcBorders>
-              <w:top w:val="nil" w:sz="4" w:space="0" w:color="000000"/>
-              <w:left w:val="nil" w:sz="4" w:space="0" w:color="000000"/>
-              <w:bottom w:val="nil" w:sz="4" w:space="0" w:color="000000"/>
-              <w:right w:val="nil" w:sz="4" w:space="0" w:color="000000"/>
-              <w:insideH w:val="nil" w:sz="4" w:space="0" w:color="000000"/>
-              <w:insideV w:val="nil" w:sz="4" w:space="0" w:color="000000"/>
-            </w:tcBorders>
           </w:tcPr>
           <w:p>
-            <w:pPr>
-              <w:jc w:val="left"/>
-            </w:pPr>
             <w:r>
               <w:rPr>
                 <w:rFonts w:ascii="Times New Roman" w:hAnsi="Times New Roman" w:eastAsia="Times New Roman"/>
@@ -3798,19 +2335,8 @@
         <w:tc>
           <w:tcPr>
             <w:tcW w:type="dxa" w:w="1872"/>
-            <w:tcBorders>
-              <w:top w:val="nil" w:sz="4" w:space="0" w:color="000000"/>
-              <w:left w:val="nil" w:sz="4" w:space="0" w:color="000000"/>
-              <w:bottom w:val="single" w:sz="4" w:space="0" w:color="000000"/>
-              <w:right w:val="nil" w:sz="4" w:space="0" w:color="000000"/>
-              <w:insideH w:val="nil" w:sz="4" w:space="0" w:color="000000"/>
-              <w:insideV w:val="nil" w:sz="4" w:space="0" w:color="000000"/>
-            </w:tcBorders>
           </w:tcPr>
           <w:p>
-            <w:pPr>
-              <w:jc w:val="left"/>
-            </w:pPr>
             <w:r>
               <w:rPr>
                 <w:rFonts w:ascii="Times New Roman" w:hAnsi="Times New Roman" w:eastAsia="Times New Roman"/>
@@ -3824,19 +2350,8 @@
         <w:tc>
           <w:tcPr>
             <w:tcW w:type="dxa" w:w="1872"/>
-            <w:tcBorders>
-              <w:top w:val="nil" w:sz="4" w:space="0" w:color="000000"/>
-              <w:left w:val="nil" w:sz="4" w:space="0" w:color="000000"/>
-              <w:bottom w:val="single" w:sz="4" w:space="0" w:color="000000"/>
-              <w:right w:val="nil" w:sz="4" w:space="0" w:color="000000"/>
-              <w:insideH w:val="nil" w:sz="4" w:space="0" w:color="000000"/>
-              <w:insideV w:val="nil" w:sz="4" w:space="0" w:color="000000"/>
-            </w:tcBorders>
           </w:tcPr>
           <w:p>
-            <w:pPr>
-              <w:jc w:val="left"/>
-            </w:pPr>
             <w:r>
               <w:rPr>
                 <w:rFonts w:ascii="Times New Roman" w:hAnsi="Times New Roman" w:eastAsia="Times New Roman"/>
@@ -3850,19 +2365,8 @@
         <w:tc>
           <w:tcPr>
             <w:tcW w:type="dxa" w:w="1872"/>
-            <w:tcBorders>
-              <w:top w:val="nil" w:sz="4" w:space="0" w:color="000000"/>
-              <w:left w:val="nil" w:sz="4" w:space="0" w:color="000000"/>
-              <w:bottom w:val="single" w:sz="4" w:space="0" w:color="000000"/>
-              <w:right w:val="nil" w:sz="4" w:space="0" w:color="000000"/>
-              <w:insideH w:val="nil" w:sz="4" w:space="0" w:color="000000"/>
-              <w:insideV w:val="nil" w:sz="4" w:space="0" w:color="000000"/>
-            </w:tcBorders>
           </w:tcPr>
           <w:p>
-            <w:pPr>
-              <w:jc w:val="right"/>
-            </w:pPr>
             <w:r>
               <w:rPr>
                 <w:rFonts w:ascii="Times New Roman" w:hAnsi="Times New Roman" w:eastAsia="Times New Roman"/>
@@ -3876,19 +2380,8 @@
         <w:tc>
           <w:tcPr>
             <w:tcW w:type="dxa" w:w="1872"/>
-            <w:tcBorders>
-              <w:top w:val="nil" w:sz="4" w:space="0" w:color="000000"/>
-              <w:left w:val="nil" w:sz="4" w:space="0" w:color="000000"/>
-              <w:bottom w:val="single" w:sz="4" w:space="0" w:color="000000"/>
-              <w:right w:val="nil" w:sz="4" w:space="0" w:color="000000"/>
-              <w:insideH w:val="nil" w:sz="4" w:space="0" w:color="000000"/>
-              <w:insideV w:val="nil" w:sz="4" w:space="0" w:color="000000"/>
-            </w:tcBorders>
           </w:tcPr>
           <w:p>
-            <w:pPr>
-              <w:jc w:val="left"/>
-            </w:pPr>
             <w:r>
               <w:rPr>
                 <w:rFonts w:ascii="Times New Roman" w:hAnsi="Times New Roman" w:eastAsia="Times New Roman"/>
@@ -3902,19 +2395,8 @@
         <w:tc>
           <w:tcPr>
             <w:tcW w:type="dxa" w:w="1872"/>
-            <w:tcBorders>
-              <w:top w:val="nil" w:sz="4" w:space="0" w:color="000000"/>
-              <w:left w:val="nil" w:sz="4" w:space="0" w:color="000000"/>
-              <w:bottom w:val="single" w:sz="4" w:space="0" w:color="000000"/>
-              <w:right w:val="nil" w:sz="4" w:space="0" w:color="000000"/>
-              <w:insideH w:val="nil" w:sz="4" w:space="0" w:color="000000"/>
-              <w:insideV w:val="nil" w:sz="4" w:space="0" w:color="000000"/>
-            </w:tcBorders>
           </w:tcPr>
           <w:p>
-            <w:pPr>
-              <w:jc w:val="left"/>
-            </w:pPr>
             <w:r>
               <w:rPr>
                 <w:rFonts w:ascii="Times New Roman" w:hAnsi="Times New Roman" w:eastAsia="Times New Roman"/>
@@ -4030,19 +2512,8 @@
         <w:tc>
           <w:tcPr>
             <w:tcW w:type="dxa" w:w="1872"/>
-            <w:tcBorders>
-              <w:top w:val="single" w:sz="4" w:space="0" w:color="000000"/>
-              <w:left w:val="nil" w:sz="4" w:space="0" w:color="000000"/>
-              <w:bottom w:val="single" w:sz="4" w:space="0" w:color="000000"/>
-              <w:right w:val="nil" w:sz="4" w:space="0" w:color="000000"/>
-              <w:insideH w:val="nil" w:sz="4" w:space="0" w:color="000000"/>
-              <w:insideV w:val="nil" w:sz="4" w:space="0" w:color="000000"/>
-            </w:tcBorders>
           </w:tcPr>
           <w:p>
-            <w:pPr>
-              <w:jc w:val="center"/>
-            </w:pPr>
             <w:r>
               <w:rPr>
                 <w:rFonts w:ascii="Times New Roman" w:hAnsi="Times New Roman" w:eastAsia="Times New Roman"/>
@@ -4056,19 +2527,8 @@
         <w:tc>
           <w:tcPr>
             <w:tcW w:type="dxa" w:w="1872"/>
-            <w:tcBorders>
-              <w:top w:val="single" w:sz="4" w:space="0" w:color="000000"/>
-              <w:left w:val="nil" w:sz="4" w:space="0" w:color="000000"/>
-              <w:bottom w:val="single" w:sz="4" w:space="0" w:color="000000"/>
-              <w:right w:val="nil" w:sz="4" w:space="0" w:color="000000"/>
-              <w:insideH w:val="nil" w:sz="4" w:space="0" w:color="000000"/>
-              <w:insideV w:val="nil" w:sz="4" w:space="0" w:color="000000"/>
-            </w:tcBorders>
           </w:tcPr>
           <w:p>
-            <w:pPr>
-              <w:jc w:val="center"/>
-            </w:pPr>
             <w:r>
               <w:rPr>
                 <w:rFonts w:ascii="Times New Roman" w:hAnsi="Times New Roman" w:eastAsia="Times New Roman"/>
@@ -4082,19 +2542,8 @@
         <w:tc>
           <w:tcPr>
             <w:tcW w:type="dxa" w:w="1872"/>
-            <w:tcBorders>
-              <w:top w:val="single" w:sz="4" w:space="0" w:color="000000"/>
-              <w:left w:val="nil" w:sz="4" w:space="0" w:color="000000"/>
-              <w:bottom w:val="single" w:sz="4" w:space="0" w:color="000000"/>
-              <w:right w:val="nil" w:sz="4" w:space="0" w:color="000000"/>
-              <w:insideH w:val="nil" w:sz="4" w:space="0" w:color="000000"/>
-              <w:insideV w:val="nil" w:sz="4" w:space="0" w:color="000000"/>
-            </w:tcBorders>
           </w:tcPr>
           <w:p>
-            <w:pPr>
-              <w:jc w:val="center"/>
-            </w:pPr>
             <w:r>
               <w:rPr>
                 <w:rFonts w:ascii="Times New Roman" w:hAnsi="Times New Roman" w:eastAsia="Times New Roman"/>
@@ -4108,19 +2557,8 @@
         <w:tc>
           <w:tcPr>
             <w:tcW w:type="dxa" w:w="1872"/>
-            <w:tcBorders>
-              <w:top w:val="single" w:sz="4" w:space="0" w:color="000000"/>
-              <w:left w:val="nil" w:sz="4" w:space="0" w:color="000000"/>
-              <w:bottom w:val="single" w:sz="4" w:space="0" w:color="000000"/>
-              <w:right w:val="nil" w:sz="4" w:space="0" w:color="000000"/>
-              <w:insideH w:val="nil" w:sz="4" w:space="0" w:color="000000"/>
-              <w:insideV w:val="nil" w:sz="4" w:space="0" w:color="000000"/>
-            </w:tcBorders>
           </w:tcPr>
           <w:p>
-            <w:pPr>
-              <w:jc w:val="center"/>
-            </w:pPr>
             <w:r>
               <w:rPr>
                 <w:rFonts w:ascii="Times New Roman" w:hAnsi="Times New Roman" w:eastAsia="Times New Roman"/>
@@ -4134,19 +2572,8 @@
         <w:tc>
           <w:tcPr>
             <w:tcW w:type="dxa" w:w="1872"/>
-            <w:tcBorders>
-              <w:top w:val="single" w:sz="4" w:space="0" w:color="000000"/>
-              <w:left w:val="nil" w:sz="4" w:space="0" w:color="000000"/>
-              <w:bottom w:val="single" w:sz="4" w:space="0" w:color="000000"/>
-              <w:right w:val="nil" w:sz="4" w:space="0" w:color="000000"/>
-              <w:insideH w:val="nil" w:sz="4" w:space="0" w:color="000000"/>
-              <w:insideV w:val="nil" w:sz="4" w:space="0" w:color="000000"/>
-            </w:tcBorders>
           </w:tcPr>
           <w:p>
-            <w:pPr>
-              <w:jc w:val="center"/>
-            </w:pPr>
             <w:r>
               <w:rPr>
                 <w:rFonts w:ascii="Times New Roman" w:hAnsi="Times New Roman" w:eastAsia="Times New Roman"/>
@@ -4162,19 +2589,8 @@
         <w:tc>
           <w:tcPr>
             <w:tcW w:type="dxa" w:w="1872"/>
-            <w:tcBorders>
-              <w:top w:val="nil" w:sz="4" w:space="0" w:color="000000"/>
-              <w:left w:val="nil" w:sz="4" w:space="0" w:color="000000"/>
-              <w:bottom w:val="nil" w:sz="4" w:space="0" w:color="000000"/>
-              <w:right w:val="nil" w:sz="4" w:space="0" w:color="000000"/>
-              <w:insideH w:val="nil" w:sz="4" w:space="0" w:color="000000"/>
-              <w:insideV w:val="nil" w:sz="4" w:space="0" w:color="000000"/>
-            </w:tcBorders>
           </w:tcPr>
           <w:p>
-            <w:pPr>
-              <w:jc w:val="left"/>
-            </w:pPr>
             <w:r>
               <w:rPr>
                 <w:rFonts w:ascii="Times New Roman" w:hAnsi="Times New Roman" w:eastAsia="Times New Roman"/>
@@ -4188,19 +2604,8 @@
         <w:tc>
           <w:tcPr>
             <w:tcW w:type="dxa" w:w="1872"/>
-            <w:tcBorders>
-              <w:top w:val="nil" w:sz="4" w:space="0" w:color="000000"/>
-              <w:left w:val="nil" w:sz="4" w:space="0" w:color="000000"/>
-              <w:bottom w:val="nil" w:sz="4" w:space="0" w:color="000000"/>
-              <w:right w:val="nil" w:sz="4" w:space="0" w:color="000000"/>
-              <w:insideH w:val="nil" w:sz="4" w:space="0" w:color="000000"/>
-              <w:insideV w:val="nil" w:sz="4" w:space="0" w:color="000000"/>
-            </w:tcBorders>
           </w:tcPr>
           <w:p>
-            <w:pPr>
-              <w:jc w:val="left"/>
-            </w:pPr>
             <w:r>
               <w:rPr>
                 <w:rFonts w:ascii="Times New Roman" w:hAnsi="Times New Roman" w:eastAsia="Times New Roman"/>
@@ -4214,19 +2619,8 @@
         <w:tc>
           <w:tcPr>
             <w:tcW w:type="dxa" w:w="1872"/>
-            <w:tcBorders>
-              <w:top w:val="nil" w:sz="4" w:space="0" w:color="000000"/>
-              <w:left w:val="nil" w:sz="4" w:space="0" w:color="000000"/>
-              <w:bottom w:val="nil" w:sz="4" w:space="0" w:color="000000"/>
-              <w:right w:val="nil" w:sz="4" w:space="0" w:color="000000"/>
-              <w:insideH w:val="nil" w:sz="4" w:space="0" w:color="000000"/>
-              <w:insideV w:val="nil" w:sz="4" w:space="0" w:color="000000"/>
-            </w:tcBorders>
           </w:tcPr>
           <w:p>
-            <w:pPr>
-              <w:jc w:val="right"/>
-            </w:pPr>
             <w:r>
               <w:rPr>
                 <w:rFonts w:ascii="Times New Roman" w:hAnsi="Times New Roman" w:eastAsia="Times New Roman"/>
@@ -4240,19 +2634,8 @@
         <w:tc>
           <w:tcPr>
             <w:tcW w:type="dxa" w:w="1872"/>
-            <w:tcBorders>
-              <w:top w:val="nil" w:sz="4" w:space="0" w:color="000000"/>
-              <w:left w:val="nil" w:sz="4" w:space="0" w:color="000000"/>
-              <w:bottom w:val="nil" w:sz="4" w:space="0" w:color="000000"/>
-              <w:right w:val="nil" w:sz="4" w:space="0" w:color="000000"/>
-              <w:insideH w:val="nil" w:sz="4" w:space="0" w:color="000000"/>
-              <w:insideV w:val="nil" w:sz="4" w:space="0" w:color="000000"/>
-            </w:tcBorders>
           </w:tcPr>
           <w:p>
-            <w:pPr>
-              <w:jc w:val="right"/>
-            </w:pPr>
             <w:r>
               <w:rPr>
                 <w:rFonts w:ascii="Times New Roman" w:hAnsi="Times New Roman" w:eastAsia="Times New Roman"/>
@@ -4266,19 +2649,8 @@
         <w:tc>
           <w:tcPr>
             <w:tcW w:type="dxa" w:w="1872"/>
-            <w:tcBorders>
-              <w:top w:val="nil" w:sz="4" w:space="0" w:color="000000"/>
-              <w:left w:val="nil" w:sz="4" w:space="0" w:color="000000"/>
-              <w:bottom w:val="nil" w:sz="4" w:space="0" w:color="000000"/>
-              <w:right w:val="nil" w:sz="4" w:space="0" w:color="000000"/>
-              <w:insideH w:val="nil" w:sz="4" w:space="0" w:color="000000"/>
-              <w:insideV w:val="nil" w:sz="4" w:space="0" w:color="000000"/>
-            </w:tcBorders>
           </w:tcPr>
           <w:p>
-            <w:pPr>
-              <w:jc w:val="left"/>
-            </w:pPr>
             <w:r>
               <w:rPr>
                 <w:rFonts w:ascii="Times New Roman" w:hAnsi="Times New Roman" w:eastAsia="Times New Roman"/>
@@ -4294,19 +2666,8 @@
         <w:tc>
           <w:tcPr>
             <w:tcW w:type="dxa" w:w="1872"/>
-            <w:tcBorders>
-              <w:top w:val="nil" w:sz="4" w:space="0" w:color="000000"/>
-              <w:left w:val="nil" w:sz="4" w:space="0" w:color="000000"/>
-              <w:bottom w:val="nil" w:sz="4" w:space="0" w:color="000000"/>
-              <w:right w:val="nil" w:sz="4" w:space="0" w:color="000000"/>
-              <w:insideH w:val="nil" w:sz="4" w:space="0" w:color="000000"/>
-              <w:insideV w:val="nil" w:sz="4" w:space="0" w:color="000000"/>
-            </w:tcBorders>
           </w:tcPr>
           <w:p>
-            <w:pPr>
-              <w:jc w:val="left"/>
-            </w:pPr>
             <w:r>
               <w:rPr>
                 <w:rFonts w:ascii="Times New Roman" w:hAnsi="Times New Roman" w:eastAsia="Times New Roman"/>
@@ -4320,19 +2681,8 @@
         <w:tc>
           <w:tcPr>
             <w:tcW w:type="dxa" w:w="1872"/>
-            <w:tcBorders>
-              <w:top w:val="nil" w:sz="4" w:space="0" w:color="000000"/>
-              <w:left w:val="nil" w:sz="4" w:space="0" w:color="000000"/>
-              <w:bottom w:val="nil" w:sz="4" w:space="0" w:color="000000"/>
-              <w:right w:val="nil" w:sz="4" w:space="0" w:color="000000"/>
-              <w:insideH w:val="nil" w:sz="4" w:space="0" w:color="000000"/>
-              <w:insideV w:val="nil" w:sz="4" w:space="0" w:color="000000"/>
-            </w:tcBorders>
           </w:tcPr>
           <w:p>
-            <w:pPr>
-              <w:jc w:val="left"/>
-            </w:pPr>
             <w:r>
               <w:rPr>
                 <w:rFonts w:ascii="Times New Roman" w:hAnsi="Times New Roman" w:eastAsia="Times New Roman"/>
@@ -4346,19 +2696,8 @@
         <w:tc>
           <w:tcPr>
             <w:tcW w:type="dxa" w:w="1872"/>
-            <w:tcBorders>
-              <w:top w:val="nil" w:sz="4" w:space="0" w:color="000000"/>
-              <w:left w:val="nil" w:sz="4" w:space="0" w:color="000000"/>
-              <w:bottom w:val="nil" w:sz="4" w:space="0" w:color="000000"/>
-              <w:right w:val="nil" w:sz="4" w:space="0" w:color="000000"/>
-              <w:insideH w:val="nil" w:sz="4" w:space="0" w:color="000000"/>
-              <w:insideV w:val="nil" w:sz="4" w:space="0" w:color="000000"/>
-            </w:tcBorders>
           </w:tcPr>
           <w:p>
-            <w:pPr>
-              <w:jc w:val="right"/>
-            </w:pPr>
             <w:r>
               <w:rPr>
                 <w:rFonts w:ascii="Times New Roman" w:hAnsi="Times New Roman" w:eastAsia="Times New Roman"/>
@@ -4372,19 +2711,8 @@
         <w:tc>
           <w:tcPr>
             <w:tcW w:type="dxa" w:w="1872"/>
-            <w:tcBorders>
-              <w:top w:val="nil" w:sz="4" w:space="0" w:color="000000"/>
-              <w:left w:val="nil" w:sz="4" w:space="0" w:color="000000"/>
-              <w:bottom w:val="nil" w:sz="4" w:space="0" w:color="000000"/>
-              <w:right w:val="nil" w:sz="4" w:space="0" w:color="000000"/>
-              <w:insideH w:val="nil" w:sz="4" w:space="0" w:color="000000"/>
-              <w:insideV w:val="nil" w:sz="4" w:space="0" w:color="000000"/>
-            </w:tcBorders>
           </w:tcPr>
           <w:p>
-            <w:pPr>
-              <w:jc w:val="right"/>
-            </w:pPr>
             <w:r>
               <w:rPr>
                 <w:rFonts w:ascii="Times New Roman" w:hAnsi="Times New Roman" w:eastAsia="Times New Roman"/>
@@ -4398,19 +2726,8 @@
         <w:tc>
           <w:tcPr>
             <w:tcW w:type="dxa" w:w="1872"/>
-            <w:tcBorders>
-              <w:top w:val="nil" w:sz="4" w:space="0" w:color="000000"/>
-              <w:left w:val="nil" w:sz="4" w:space="0" w:color="000000"/>
-              <w:bottom w:val="nil" w:sz="4" w:space="0" w:color="000000"/>
-              <w:right w:val="nil" w:sz="4" w:space="0" w:color="000000"/>
-              <w:insideH w:val="nil" w:sz="4" w:space="0" w:color="000000"/>
-              <w:insideV w:val="nil" w:sz="4" w:space="0" w:color="000000"/>
-            </w:tcBorders>
           </w:tcPr>
           <w:p>
-            <w:pPr>
-              <w:jc w:val="left"/>
-            </w:pPr>
             <w:r>
               <w:rPr>
                 <w:rFonts w:ascii="Times New Roman" w:hAnsi="Times New Roman" w:eastAsia="Times New Roman"/>
@@ -4426,19 +2743,8 @@
         <w:tc>
           <w:tcPr>
             <w:tcW w:type="dxa" w:w="1872"/>
-            <w:tcBorders>
-              <w:top w:val="nil" w:sz="4" w:space="0" w:color="000000"/>
-              <w:left w:val="nil" w:sz="4" w:space="0" w:color="000000"/>
-              <w:bottom w:val="nil" w:sz="4" w:space="0" w:color="000000"/>
-              <w:right w:val="nil" w:sz="4" w:space="0" w:color="000000"/>
-              <w:insideH w:val="nil" w:sz="4" w:space="0" w:color="000000"/>
-              <w:insideV w:val="nil" w:sz="4" w:space="0" w:color="000000"/>
-            </w:tcBorders>
           </w:tcPr>
           <w:p>
-            <w:pPr>
-              <w:jc w:val="left"/>
-            </w:pPr>
             <w:r>
               <w:rPr>
                 <w:rFonts w:ascii="Times New Roman" w:hAnsi="Times New Roman" w:eastAsia="Times New Roman"/>
@@ -4452,19 +2758,8 @@
         <w:tc>
           <w:tcPr>
             <w:tcW w:type="dxa" w:w="1872"/>
-            <w:tcBorders>
-              <w:top w:val="nil" w:sz="4" w:space="0" w:color="000000"/>
-              <w:left w:val="nil" w:sz="4" w:space="0" w:color="000000"/>
-              <w:bottom w:val="nil" w:sz="4" w:space="0" w:color="000000"/>
-              <w:right w:val="nil" w:sz="4" w:space="0" w:color="000000"/>
-              <w:insideH w:val="nil" w:sz="4" w:space="0" w:color="000000"/>
-              <w:insideV w:val="nil" w:sz="4" w:space="0" w:color="000000"/>
-            </w:tcBorders>
           </w:tcPr>
           <w:p>
-            <w:pPr>
-              <w:jc w:val="left"/>
-            </w:pPr>
             <w:r>
               <w:rPr>
                 <w:rFonts w:ascii="Times New Roman" w:hAnsi="Times New Roman" w:eastAsia="Times New Roman"/>
@@ -4478,19 +2773,8 @@
         <w:tc>
           <w:tcPr>
             <w:tcW w:type="dxa" w:w="1872"/>
-            <w:tcBorders>
-              <w:top w:val="nil" w:sz="4" w:space="0" w:color="000000"/>
-              <w:left w:val="nil" w:sz="4" w:space="0" w:color="000000"/>
-              <w:bottom w:val="nil" w:sz="4" w:space="0" w:color="000000"/>
-              <w:right w:val="nil" w:sz="4" w:space="0" w:color="000000"/>
-              <w:insideH w:val="nil" w:sz="4" w:space="0" w:color="000000"/>
-              <w:insideV w:val="nil" w:sz="4" w:space="0" w:color="000000"/>
-            </w:tcBorders>
           </w:tcPr>
           <w:p>
-            <w:pPr>
-              <w:jc w:val="right"/>
-            </w:pPr>
             <w:r>
               <w:rPr>
                 <w:rFonts w:ascii="Times New Roman" w:hAnsi="Times New Roman" w:eastAsia="Times New Roman"/>
@@ -4504,19 +2788,8 @@
         <w:tc>
           <w:tcPr>
             <w:tcW w:type="dxa" w:w="1872"/>
-            <w:tcBorders>
-              <w:top w:val="nil" w:sz="4" w:space="0" w:color="000000"/>
-              <w:left w:val="nil" w:sz="4" w:space="0" w:color="000000"/>
-              <w:bottom w:val="nil" w:sz="4" w:space="0" w:color="000000"/>
-              <w:right w:val="nil" w:sz="4" w:space="0" w:color="000000"/>
-              <w:insideH w:val="nil" w:sz="4" w:space="0" w:color="000000"/>
-              <w:insideV w:val="nil" w:sz="4" w:space="0" w:color="000000"/>
-            </w:tcBorders>
           </w:tcPr>
           <w:p>
-            <w:pPr>
-              <w:jc w:val="right"/>
-            </w:pPr>
             <w:r>
               <w:rPr>
                 <w:rFonts w:ascii="Times New Roman" w:hAnsi="Times New Roman" w:eastAsia="Times New Roman"/>
@@ -4530,19 +2803,8 @@
         <w:tc>
           <w:tcPr>
             <w:tcW w:type="dxa" w:w="1872"/>
-            <w:tcBorders>
-              <w:top w:val="nil" w:sz="4" w:space="0" w:color="000000"/>
-              <w:left w:val="nil" w:sz="4" w:space="0" w:color="000000"/>
-              <w:bottom w:val="nil" w:sz="4" w:space="0" w:color="000000"/>
-              <w:right w:val="nil" w:sz="4" w:space="0" w:color="000000"/>
-              <w:insideH w:val="nil" w:sz="4" w:space="0" w:color="000000"/>
-              <w:insideV w:val="nil" w:sz="4" w:space="0" w:color="000000"/>
-            </w:tcBorders>
           </w:tcPr>
           <w:p>
-            <w:pPr>
-              <w:jc w:val="left"/>
-            </w:pPr>
             <w:r>
               <w:rPr>
                 <w:rFonts w:ascii="Times New Roman" w:hAnsi="Times New Roman" w:eastAsia="Times New Roman"/>
@@ -4558,19 +2820,8 @@
         <w:tc>
           <w:tcPr>
             <w:tcW w:type="dxa" w:w="1872"/>
-            <w:tcBorders>
-              <w:top w:val="nil" w:sz="4" w:space="0" w:color="000000"/>
-              <w:left w:val="nil" w:sz="4" w:space="0" w:color="000000"/>
-              <w:bottom w:val="single" w:sz="4" w:space="0" w:color="000000"/>
-              <w:right w:val="nil" w:sz="4" w:space="0" w:color="000000"/>
-              <w:insideH w:val="nil" w:sz="4" w:space="0" w:color="000000"/>
-              <w:insideV w:val="nil" w:sz="4" w:space="0" w:color="000000"/>
-            </w:tcBorders>
           </w:tcPr>
           <w:p>
-            <w:pPr>
-              <w:jc w:val="left"/>
-            </w:pPr>
             <w:r>
               <w:rPr>
                 <w:rFonts w:ascii="Times New Roman" w:hAnsi="Times New Roman" w:eastAsia="Times New Roman"/>
@@ -4584,19 +2835,8 @@
         <w:tc>
           <w:tcPr>
             <w:tcW w:type="dxa" w:w="1872"/>
-            <w:tcBorders>
-              <w:top w:val="nil" w:sz="4" w:space="0" w:color="000000"/>
-              <w:left w:val="nil" w:sz="4" w:space="0" w:color="000000"/>
-              <w:bottom w:val="single" w:sz="4" w:space="0" w:color="000000"/>
-              <w:right w:val="nil" w:sz="4" w:space="0" w:color="000000"/>
-              <w:insideH w:val="nil" w:sz="4" w:space="0" w:color="000000"/>
-              <w:insideV w:val="nil" w:sz="4" w:space="0" w:color="000000"/>
-            </w:tcBorders>
           </w:tcPr>
           <w:p>
-            <w:pPr>
-              <w:jc w:val="left"/>
-            </w:pPr>
             <w:r>
               <w:rPr>
                 <w:rFonts w:ascii="Times New Roman" w:hAnsi="Times New Roman" w:eastAsia="Times New Roman"/>
@@ -4610,19 +2850,8 @@
         <w:tc>
           <w:tcPr>
             <w:tcW w:type="dxa" w:w="1872"/>
-            <w:tcBorders>
-              <w:top w:val="nil" w:sz="4" w:space="0" w:color="000000"/>
-              <w:left w:val="nil" w:sz="4" w:space="0" w:color="000000"/>
-              <w:bottom w:val="single" w:sz="4" w:space="0" w:color="000000"/>
-              <w:right w:val="nil" w:sz="4" w:space="0" w:color="000000"/>
-              <w:insideH w:val="nil" w:sz="4" w:space="0" w:color="000000"/>
-              <w:insideV w:val="nil" w:sz="4" w:space="0" w:color="000000"/>
-            </w:tcBorders>
           </w:tcPr>
           <w:p>
-            <w:pPr>
-              <w:jc w:val="right"/>
-            </w:pPr>
             <w:r>
               <w:rPr>
                 <w:rFonts w:ascii="Times New Roman" w:hAnsi="Times New Roman" w:eastAsia="Times New Roman"/>
@@ -4636,19 +2865,8 @@
         <w:tc>
           <w:tcPr>
             <w:tcW w:type="dxa" w:w="1872"/>
-            <w:tcBorders>
-              <w:top w:val="nil" w:sz="4" w:space="0" w:color="000000"/>
-              <w:left w:val="nil" w:sz="4" w:space="0" w:color="000000"/>
-              <w:bottom w:val="single" w:sz="4" w:space="0" w:color="000000"/>
-              <w:right w:val="nil" w:sz="4" w:space="0" w:color="000000"/>
-              <w:insideH w:val="nil" w:sz="4" w:space="0" w:color="000000"/>
-              <w:insideV w:val="nil" w:sz="4" w:space="0" w:color="000000"/>
-            </w:tcBorders>
           </w:tcPr>
           <w:p>
-            <w:pPr>
-              <w:jc w:val="right"/>
-            </w:pPr>
             <w:r>
               <w:rPr>
                 <w:rFonts w:ascii="Times New Roman" w:hAnsi="Times New Roman" w:eastAsia="Times New Roman"/>
@@ -4662,19 +2880,8 @@
         <w:tc>
           <w:tcPr>
             <w:tcW w:type="dxa" w:w="1872"/>
-            <w:tcBorders>
-              <w:top w:val="nil" w:sz="4" w:space="0" w:color="000000"/>
-              <w:left w:val="nil" w:sz="4" w:space="0" w:color="000000"/>
-              <w:bottom w:val="single" w:sz="4" w:space="0" w:color="000000"/>
-              <w:right w:val="nil" w:sz="4" w:space="0" w:color="000000"/>
-              <w:insideH w:val="nil" w:sz="4" w:space="0" w:color="000000"/>
-              <w:insideV w:val="nil" w:sz="4" w:space="0" w:color="000000"/>
-            </w:tcBorders>
           </w:tcPr>
           <w:p>
-            <w:pPr>
-              <w:jc w:val="left"/>
-            </w:pPr>
             <w:r>
               <w:rPr>
                 <w:rFonts w:ascii="Times New Roman" w:hAnsi="Times New Roman" w:eastAsia="Times New Roman"/>
@@ -4741,19 +2948,8 @@
         <w:tc>
           <w:tcPr>
             <w:tcW w:type="dxa" w:w="2340"/>
-            <w:tcBorders>
-              <w:top w:val="single" w:sz="4" w:space="0" w:color="000000"/>
-              <w:left w:val="nil" w:sz="4" w:space="0" w:color="000000"/>
-              <w:bottom w:val="single" w:sz="4" w:space="0" w:color="000000"/>
-              <w:right w:val="nil" w:sz="4" w:space="0" w:color="000000"/>
-              <w:insideH w:val="nil" w:sz="4" w:space="0" w:color="000000"/>
-              <w:insideV w:val="nil" w:sz="4" w:space="0" w:color="000000"/>
-            </w:tcBorders>
           </w:tcPr>
           <w:p>
-            <w:pPr>
-              <w:jc w:val="center"/>
-            </w:pPr>
             <w:r>
               <w:rPr>
                 <w:rFonts w:ascii="Times New Roman" w:hAnsi="Times New Roman" w:eastAsia="Times New Roman"/>
@@ -4767,19 +2963,8 @@
         <w:tc>
           <w:tcPr>
             <w:tcW w:type="dxa" w:w="2340"/>
-            <w:tcBorders>
-              <w:top w:val="single" w:sz="4" w:space="0" w:color="000000"/>
-              <w:left w:val="nil" w:sz="4" w:space="0" w:color="000000"/>
-              <w:bottom w:val="single" w:sz="4" w:space="0" w:color="000000"/>
-              <w:right w:val="nil" w:sz="4" w:space="0" w:color="000000"/>
-              <w:insideH w:val="nil" w:sz="4" w:space="0" w:color="000000"/>
-              <w:insideV w:val="nil" w:sz="4" w:space="0" w:color="000000"/>
-            </w:tcBorders>
           </w:tcPr>
           <w:p>
-            <w:pPr>
-              <w:jc w:val="center"/>
-            </w:pPr>
             <w:r>
               <w:rPr>
                 <w:rFonts w:ascii="Times New Roman" w:hAnsi="Times New Roman" w:eastAsia="Times New Roman"/>
@@ -4793,19 +2978,8 @@
         <w:tc>
           <w:tcPr>
             <w:tcW w:type="dxa" w:w="2340"/>
-            <w:tcBorders>
-              <w:top w:val="single" w:sz="4" w:space="0" w:color="000000"/>
-              <w:left w:val="nil" w:sz="4" w:space="0" w:color="000000"/>
-              <w:bottom w:val="single" w:sz="4" w:space="0" w:color="000000"/>
-              <w:right w:val="nil" w:sz="4" w:space="0" w:color="000000"/>
-              <w:insideH w:val="nil" w:sz="4" w:space="0" w:color="000000"/>
-              <w:insideV w:val="nil" w:sz="4" w:space="0" w:color="000000"/>
-            </w:tcBorders>
           </w:tcPr>
           <w:p>
-            <w:pPr>
-              <w:jc w:val="center"/>
-            </w:pPr>
             <w:r>
               <w:rPr>
                 <w:rFonts w:ascii="Times New Roman" w:hAnsi="Times New Roman" w:eastAsia="Times New Roman"/>
@@ -4819,19 +2993,8 @@
         <w:tc>
           <w:tcPr>
             <w:tcW w:type="dxa" w:w="2340"/>
-            <w:tcBorders>
-              <w:top w:val="single" w:sz="4" w:space="0" w:color="000000"/>
-              <w:left w:val="nil" w:sz="4" w:space="0" w:color="000000"/>
-              <w:bottom w:val="single" w:sz="4" w:space="0" w:color="000000"/>
-              <w:right w:val="nil" w:sz="4" w:space="0" w:color="000000"/>
-              <w:insideH w:val="nil" w:sz="4" w:space="0" w:color="000000"/>
-              <w:insideV w:val="nil" w:sz="4" w:space="0" w:color="000000"/>
-            </w:tcBorders>
           </w:tcPr>
           <w:p>
-            <w:pPr>
-              <w:jc w:val="center"/>
-            </w:pPr>
             <w:r>
               <w:rPr>
                 <w:rFonts w:ascii="Times New Roman" w:hAnsi="Times New Roman" w:eastAsia="Times New Roman"/>
@@ -4847,19 +3010,8 @@
         <w:tc>
           <w:tcPr>
             <w:tcW w:type="dxa" w:w="2340"/>
-            <w:tcBorders>
-              <w:top w:val="nil" w:sz="4" w:space="0" w:color="000000"/>
-              <w:left w:val="nil" w:sz="4" w:space="0" w:color="000000"/>
-              <w:bottom w:val="nil" w:sz="4" w:space="0" w:color="000000"/>
-              <w:right w:val="nil" w:sz="4" w:space="0" w:color="000000"/>
-              <w:insideH w:val="nil" w:sz="4" w:space="0" w:color="000000"/>
-              <w:insideV w:val="nil" w:sz="4" w:space="0" w:color="000000"/>
-            </w:tcBorders>
           </w:tcPr>
           <w:p>
-            <w:pPr>
-              <w:jc w:val="left"/>
-            </w:pPr>
             <w:r>
               <w:rPr>
                 <w:rFonts w:ascii="Times New Roman" w:hAnsi="Times New Roman" w:eastAsia="Times New Roman"/>
@@ -4873,19 +3025,8 @@
         <w:tc>
           <w:tcPr>
             <w:tcW w:type="dxa" w:w="2340"/>
-            <w:tcBorders>
-              <w:top w:val="nil" w:sz="4" w:space="0" w:color="000000"/>
-              <w:left w:val="nil" w:sz="4" w:space="0" w:color="000000"/>
-              <w:bottom w:val="nil" w:sz="4" w:space="0" w:color="000000"/>
-              <w:right w:val="nil" w:sz="4" w:space="0" w:color="000000"/>
-              <w:insideH w:val="nil" w:sz="4" w:space="0" w:color="000000"/>
-              <w:insideV w:val="nil" w:sz="4" w:space="0" w:color="000000"/>
-            </w:tcBorders>
           </w:tcPr>
           <w:p>
-            <w:pPr>
-              <w:jc w:val="left"/>
-            </w:pPr>
             <w:r>
               <w:rPr>
                 <w:rFonts w:ascii="Times New Roman" w:hAnsi="Times New Roman" w:eastAsia="Times New Roman"/>
@@ -4899,19 +3040,8 @@
         <w:tc>
           <w:tcPr>
             <w:tcW w:type="dxa" w:w="2340"/>
-            <w:tcBorders>
-              <w:top w:val="nil" w:sz="4" w:space="0" w:color="000000"/>
-              <w:left w:val="nil" w:sz="4" w:space="0" w:color="000000"/>
-              <w:bottom w:val="nil" w:sz="4" w:space="0" w:color="000000"/>
-              <w:right w:val="nil" w:sz="4" w:space="0" w:color="000000"/>
-              <w:insideH w:val="nil" w:sz="4" w:space="0" w:color="000000"/>
-              <w:insideV w:val="nil" w:sz="4" w:space="0" w:color="000000"/>
-            </w:tcBorders>
           </w:tcPr>
           <w:p>
-            <w:pPr>
-              <w:jc w:val="left"/>
-            </w:pPr>
             <w:r>
               <w:rPr>
                 <w:rFonts w:ascii="Times New Roman" w:hAnsi="Times New Roman" w:eastAsia="Times New Roman"/>
@@ -4925,19 +3055,8 @@
         <w:tc>
           <w:tcPr>
             <w:tcW w:type="dxa" w:w="2340"/>
-            <w:tcBorders>
-              <w:top w:val="nil" w:sz="4" w:space="0" w:color="000000"/>
-              <w:left w:val="nil" w:sz="4" w:space="0" w:color="000000"/>
-              <w:bottom w:val="nil" w:sz="4" w:space="0" w:color="000000"/>
-              <w:right w:val="nil" w:sz="4" w:space="0" w:color="000000"/>
-              <w:insideH w:val="nil" w:sz="4" w:space="0" w:color="000000"/>
-              <w:insideV w:val="nil" w:sz="4" w:space="0" w:color="000000"/>
-            </w:tcBorders>
           </w:tcPr>
           <w:p>
-            <w:pPr>
-              <w:jc w:val="left"/>
-            </w:pPr>
             <w:r>
               <w:rPr>
                 <w:rFonts w:ascii="Times New Roman" w:hAnsi="Times New Roman" w:eastAsia="Times New Roman"/>
@@ -4953,19 +3072,8 @@
         <w:tc>
           <w:tcPr>
             <w:tcW w:type="dxa" w:w="2340"/>
-            <w:tcBorders>
-              <w:top w:val="nil" w:sz="4" w:space="0" w:color="000000"/>
-              <w:left w:val="nil" w:sz="4" w:space="0" w:color="000000"/>
-              <w:bottom w:val="nil" w:sz="4" w:space="0" w:color="000000"/>
-              <w:right w:val="nil" w:sz="4" w:space="0" w:color="000000"/>
-              <w:insideH w:val="nil" w:sz="4" w:space="0" w:color="000000"/>
-              <w:insideV w:val="nil" w:sz="4" w:space="0" w:color="000000"/>
-            </w:tcBorders>
           </w:tcPr>
           <w:p>
-            <w:pPr>
-              <w:jc w:val="left"/>
-            </w:pPr>
             <w:r>
               <w:rPr>
                 <w:rFonts w:ascii="Times New Roman" w:hAnsi="Times New Roman" w:eastAsia="Times New Roman"/>
@@ -4979,19 +3087,8 @@
         <w:tc>
           <w:tcPr>
             <w:tcW w:type="dxa" w:w="2340"/>
-            <w:tcBorders>
-              <w:top w:val="nil" w:sz="4" w:space="0" w:color="000000"/>
-              <w:left w:val="nil" w:sz="4" w:space="0" w:color="000000"/>
-              <w:bottom w:val="nil" w:sz="4" w:space="0" w:color="000000"/>
-              <w:right w:val="nil" w:sz="4" w:space="0" w:color="000000"/>
-              <w:insideH w:val="nil" w:sz="4" w:space="0" w:color="000000"/>
-              <w:insideV w:val="nil" w:sz="4" w:space="0" w:color="000000"/>
-            </w:tcBorders>
           </w:tcPr>
           <w:p>
-            <w:pPr>
-              <w:jc w:val="left"/>
-            </w:pPr>
             <w:r>
               <w:rPr>
                 <w:rFonts w:ascii="Times New Roman" w:hAnsi="Times New Roman" w:eastAsia="Times New Roman"/>
@@ -5005,19 +3102,8 @@
         <w:tc>
           <w:tcPr>
             <w:tcW w:type="dxa" w:w="2340"/>
-            <w:tcBorders>
-              <w:top w:val="nil" w:sz="4" w:space="0" w:color="000000"/>
-              <w:left w:val="nil" w:sz="4" w:space="0" w:color="000000"/>
-              <w:bottom w:val="nil" w:sz="4" w:space="0" w:color="000000"/>
-              <w:right w:val="nil" w:sz="4" w:space="0" w:color="000000"/>
-              <w:insideH w:val="nil" w:sz="4" w:space="0" w:color="000000"/>
-              <w:insideV w:val="nil" w:sz="4" w:space="0" w:color="000000"/>
-            </w:tcBorders>
           </w:tcPr>
           <w:p>
-            <w:pPr>
-              <w:jc w:val="left"/>
-            </w:pPr>
             <w:r>
               <w:rPr>
                 <w:rFonts w:ascii="Times New Roman" w:hAnsi="Times New Roman" w:eastAsia="Times New Roman"/>
@@ -5031,19 +3117,8 @@
         <w:tc>
           <w:tcPr>
             <w:tcW w:type="dxa" w:w="2340"/>
-            <w:tcBorders>
-              <w:top w:val="nil" w:sz="4" w:space="0" w:color="000000"/>
-              <w:left w:val="nil" w:sz="4" w:space="0" w:color="000000"/>
-              <w:bottom w:val="nil" w:sz="4" w:space="0" w:color="000000"/>
-              <w:right w:val="nil" w:sz="4" w:space="0" w:color="000000"/>
-              <w:insideH w:val="nil" w:sz="4" w:space="0" w:color="000000"/>
-              <w:insideV w:val="nil" w:sz="4" w:space="0" w:color="000000"/>
-            </w:tcBorders>
           </w:tcPr>
           <w:p>
-            <w:pPr>
-              <w:jc w:val="left"/>
-            </w:pPr>
             <w:r>
               <w:rPr>
                 <w:rFonts w:ascii="Times New Roman" w:hAnsi="Times New Roman" w:eastAsia="Times New Roman"/>
@@ -5059,19 +3134,8 @@
         <w:tc>
           <w:tcPr>
             <w:tcW w:type="dxa" w:w="2340"/>
-            <w:tcBorders>
-              <w:top w:val="nil" w:sz="4" w:space="0" w:color="000000"/>
-              <w:left w:val="nil" w:sz="4" w:space="0" w:color="000000"/>
-              <w:bottom w:val="nil" w:sz="4" w:space="0" w:color="000000"/>
-              <w:right w:val="nil" w:sz="4" w:space="0" w:color="000000"/>
-              <w:insideH w:val="nil" w:sz="4" w:space="0" w:color="000000"/>
-              <w:insideV w:val="nil" w:sz="4" w:space="0" w:color="000000"/>
-            </w:tcBorders>
           </w:tcPr>
           <w:p>
-            <w:pPr>
-              <w:jc w:val="left"/>
-            </w:pPr>
             <w:r>
               <w:rPr>
                 <w:rFonts w:ascii="Times New Roman" w:hAnsi="Times New Roman" w:eastAsia="Times New Roman"/>
@@ -5085,19 +3149,8 @@
         <w:tc>
           <w:tcPr>
             <w:tcW w:type="dxa" w:w="2340"/>
-            <w:tcBorders>
-              <w:top w:val="nil" w:sz="4" w:space="0" w:color="000000"/>
-              <w:left w:val="nil" w:sz="4" w:space="0" w:color="000000"/>
-              <w:bottom w:val="nil" w:sz="4" w:space="0" w:color="000000"/>
-              <w:right w:val="nil" w:sz="4" w:space="0" w:color="000000"/>
-              <w:insideH w:val="nil" w:sz="4" w:space="0" w:color="000000"/>
-              <w:insideV w:val="nil" w:sz="4" w:space="0" w:color="000000"/>
-            </w:tcBorders>
           </w:tcPr>
           <w:p>
-            <w:pPr>
-              <w:jc w:val="left"/>
-            </w:pPr>
             <w:r>
               <w:rPr>
                 <w:rFonts w:ascii="Times New Roman" w:hAnsi="Times New Roman" w:eastAsia="Times New Roman"/>
@@ -5111,19 +3164,8 @@
         <w:tc>
           <w:tcPr>
             <w:tcW w:type="dxa" w:w="2340"/>
-            <w:tcBorders>
-              <w:top w:val="nil" w:sz="4" w:space="0" w:color="000000"/>
-              <w:left w:val="nil" w:sz="4" w:space="0" w:color="000000"/>
-              <w:bottom w:val="nil" w:sz="4" w:space="0" w:color="000000"/>
-              <w:right w:val="nil" w:sz="4" w:space="0" w:color="000000"/>
-              <w:insideH w:val="nil" w:sz="4" w:space="0" w:color="000000"/>
-              <w:insideV w:val="nil" w:sz="4" w:space="0" w:color="000000"/>
-            </w:tcBorders>
           </w:tcPr>
           <w:p>
-            <w:pPr>
-              <w:jc w:val="left"/>
-            </w:pPr>
             <w:r>
               <w:rPr>
                 <w:rFonts w:ascii="Times New Roman" w:hAnsi="Times New Roman" w:eastAsia="Times New Roman"/>
@@ -5137,19 +3179,8 @@
         <w:tc>
           <w:tcPr>
             <w:tcW w:type="dxa" w:w="2340"/>
-            <w:tcBorders>
-              <w:top w:val="nil" w:sz="4" w:space="0" w:color="000000"/>
-              <w:left w:val="nil" w:sz="4" w:space="0" w:color="000000"/>
-              <w:bottom w:val="nil" w:sz="4" w:space="0" w:color="000000"/>
-              <w:right w:val="nil" w:sz="4" w:space="0" w:color="000000"/>
-              <w:insideH w:val="nil" w:sz="4" w:space="0" w:color="000000"/>
-              <w:insideV w:val="nil" w:sz="4" w:space="0" w:color="000000"/>
-            </w:tcBorders>
           </w:tcPr>
           <w:p>
-            <w:pPr>
-              <w:jc w:val="left"/>
-            </w:pPr>
             <w:r>
               <w:rPr>
                 <w:rFonts w:ascii="Times New Roman" w:hAnsi="Times New Roman" w:eastAsia="Times New Roman"/>
@@ -5165,19 +3196,8 @@
         <w:tc>
           <w:tcPr>
             <w:tcW w:type="dxa" w:w="2340"/>
-            <w:tcBorders>
-              <w:top w:val="nil" w:sz="4" w:space="0" w:color="000000"/>
-              <w:left w:val="nil" w:sz="4" w:space="0" w:color="000000"/>
-              <w:bottom w:val="nil" w:sz="4" w:space="0" w:color="000000"/>
-              <w:right w:val="nil" w:sz="4" w:space="0" w:color="000000"/>
-              <w:insideH w:val="nil" w:sz="4" w:space="0" w:color="000000"/>
-              <w:insideV w:val="nil" w:sz="4" w:space="0" w:color="000000"/>
-            </w:tcBorders>
           </w:tcPr>
           <w:p>
-            <w:pPr>
-              <w:jc w:val="left"/>
-            </w:pPr>
             <w:r>
               <w:rPr>
                 <w:rFonts w:ascii="Times New Roman" w:hAnsi="Times New Roman" w:eastAsia="Times New Roman"/>
@@ -5191,19 +3211,8 @@
         <w:tc>
           <w:tcPr>
             <w:tcW w:type="dxa" w:w="2340"/>
-            <w:tcBorders>
-              <w:top w:val="nil" w:sz="4" w:space="0" w:color="000000"/>
-              <w:left w:val="nil" w:sz="4" w:space="0" w:color="000000"/>
-              <w:bottom w:val="nil" w:sz="4" w:space="0" w:color="000000"/>
-              <w:right w:val="nil" w:sz="4" w:space="0" w:color="000000"/>
-              <w:insideH w:val="nil" w:sz="4" w:space="0" w:color="000000"/>
-              <w:insideV w:val="nil" w:sz="4" w:space="0" w:color="000000"/>
-            </w:tcBorders>
           </w:tcPr>
           <w:p>
-            <w:pPr>
-              <w:jc w:val="left"/>
-            </w:pPr>
             <w:r>
               <w:rPr>
                 <w:rFonts w:ascii="Times New Roman" w:hAnsi="Times New Roman" w:eastAsia="Times New Roman"/>
@@ -5217,19 +3226,8 @@
         <w:tc>
           <w:tcPr>
             <w:tcW w:type="dxa" w:w="2340"/>
-            <w:tcBorders>
-              <w:top w:val="nil" w:sz="4" w:space="0" w:color="000000"/>
-              <w:left w:val="nil" w:sz="4" w:space="0" w:color="000000"/>
-              <w:bottom w:val="nil" w:sz="4" w:space="0" w:color="000000"/>
-              <w:right w:val="nil" w:sz="4" w:space="0" w:color="000000"/>
-              <w:insideH w:val="nil" w:sz="4" w:space="0" w:color="000000"/>
-              <w:insideV w:val="nil" w:sz="4" w:space="0" w:color="000000"/>
-            </w:tcBorders>
           </w:tcPr>
           <w:p>
-            <w:pPr>
-              <w:jc w:val="left"/>
-            </w:pPr>
             <w:r>
               <w:rPr>
                 <w:rFonts w:ascii="Times New Roman" w:hAnsi="Times New Roman" w:eastAsia="Times New Roman"/>
@@ -5243,19 +3241,8 @@
         <w:tc>
           <w:tcPr>
             <w:tcW w:type="dxa" w:w="2340"/>
-            <w:tcBorders>
-              <w:top w:val="nil" w:sz="4" w:space="0" w:color="000000"/>
-              <w:left w:val="nil" w:sz="4" w:space="0" w:color="000000"/>
-              <w:bottom w:val="nil" w:sz="4" w:space="0" w:color="000000"/>
-              <w:right w:val="nil" w:sz="4" w:space="0" w:color="000000"/>
-              <w:insideH w:val="nil" w:sz="4" w:space="0" w:color="000000"/>
-              <w:insideV w:val="nil" w:sz="4" w:space="0" w:color="000000"/>
-            </w:tcBorders>
           </w:tcPr>
           <w:p>
-            <w:pPr>
-              <w:jc w:val="left"/>
-            </w:pPr>
             <w:r>
               <w:rPr>
                 <w:rFonts w:ascii="Times New Roman" w:hAnsi="Times New Roman" w:eastAsia="Times New Roman"/>
@@ -5271,19 +3258,8 @@
         <w:tc>
           <w:tcPr>
             <w:tcW w:type="dxa" w:w="2340"/>
-            <w:tcBorders>
-              <w:top w:val="nil" w:sz="4" w:space="0" w:color="000000"/>
-              <w:left w:val="nil" w:sz="4" w:space="0" w:color="000000"/>
-              <w:bottom w:val="nil" w:sz="4" w:space="0" w:color="000000"/>
-              <w:right w:val="nil" w:sz="4" w:space="0" w:color="000000"/>
-              <w:insideH w:val="nil" w:sz="4" w:space="0" w:color="000000"/>
-              <w:insideV w:val="nil" w:sz="4" w:space="0" w:color="000000"/>
-            </w:tcBorders>
           </w:tcPr>
           <w:p>
-            <w:pPr>
-              <w:jc w:val="left"/>
-            </w:pPr>
             <w:r>
               <w:rPr>
                 <w:rFonts w:ascii="Times New Roman" w:hAnsi="Times New Roman" w:eastAsia="Times New Roman"/>
@@ -5297,19 +3273,8 @@
         <w:tc>
           <w:tcPr>
             <w:tcW w:type="dxa" w:w="2340"/>
-            <w:tcBorders>
-              <w:top w:val="nil" w:sz="4" w:space="0" w:color="000000"/>
-              <w:left w:val="nil" w:sz="4" w:space="0" w:color="000000"/>
-              <w:bottom w:val="nil" w:sz="4" w:space="0" w:color="000000"/>
-              <w:right w:val="nil" w:sz="4" w:space="0" w:color="000000"/>
-              <w:insideH w:val="nil" w:sz="4" w:space="0" w:color="000000"/>
-              <w:insideV w:val="nil" w:sz="4" w:space="0" w:color="000000"/>
-            </w:tcBorders>
           </w:tcPr>
           <w:p>
-            <w:pPr>
-              <w:jc w:val="left"/>
-            </w:pPr>
             <w:r>
               <w:rPr>
                 <w:rFonts w:ascii="Times New Roman" w:hAnsi="Times New Roman" w:eastAsia="Times New Roman"/>
@@ -5323,19 +3288,8 @@
         <w:tc>
           <w:tcPr>
             <w:tcW w:type="dxa" w:w="2340"/>
-            <w:tcBorders>
-              <w:top w:val="nil" w:sz="4" w:space="0" w:color="000000"/>
-              <w:left w:val="nil" w:sz="4" w:space="0" w:color="000000"/>
-              <w:bottom w:val="nil" w:sz="4" w:space="0" w:color="000000"/>
-              <w:right w:val="nil" w:sz="4" w:space="0" w:color="000000"/>
-              <w:insideH w:val="nil" w:sz="4" w:space="0" w:color="000000"/>
-              <w:insideV w:val="nil" w:sz="4" w:space="0" w:color="000000"/>
-            </w:tcBorders>
           </w:tcPr>
           <w:p>
-            <w:pPr>
-              <w:jc w:val="left"/>
-            </w:pPr>
             <w:r>
               <w:rPr>
                 <w:rFonts w:ascii="Times New Roman" w:hAnsi="Times New Roman" w:eastAsia="Times New Roman"/>
@@ -5349,19 +3303,8 @@
         <w:tc>
           <w:tcPr>
             <w:tcW w:type="dxa" w:w="2340"/>
-            <w:tcBorders>
-              <w:top w:val="nil" w:sz="4" w:space="0" w:color="000000"/>
-              <w:left w:val="nil" w:sz="4" w:space="0" w:color="000000"/>
-              <w:bottom w:val="nil" w:sz="4" w:space="0" w:color="000000"/>
-              <w:right w:val="nil" w:sz="4" w:space="0" w:color="000000"/>
-              <w:insideH w:val="nil" w:sz="4" w:space="0" w:color="000000"/>
-              <w:insideV w:val="nil" w:sz="4" w:space="0" w:color="000000"/>
-            </w:tcBorders>
           </w:tcPr>
           <w:p>
-            <w:pPr>
-              <w:jc w:val="left"/>
-            </w:pPr>
             <w:r>
               <w:rPr>
                 <w:rFonts w:ascii="Times New Roman" w:hAnsi="Times New Roman" w:eastAsia="Times New Roman"/>
@@ -5377,19 +3320,8 @@
         <w:tc>
           <w:tcPr>
             <w:tcW w:type="dxa" w:w="2340"/>
-            <w:tcBorders>
-              <w:top w:val="nil" w:sz="4" w:space="0" w:color="000000"/>
-              <w:left w:val="nil" w:sz="4" w:space="0" w:color="000000"/>
-              <w:bottom w:val="nil" w:sz="4" w:space="0" w:color="000000"/>
-              <w:right w:val="nil" w:sz="4" w:space="0" w:color="000000"/>
-              <w:insideH w:val="nil" w:sz="4" w:space="0" w:color="000000"/>
-              <w:insideV w:val="nil" w:sz="4" w:space="0" w:color="000000"/>
-            </w:tcBorders>
           </w:tcPr>
           <w:p>
-            <w:pPr>
-              <w:jc w:val="left"/>
-            </w:pPr>
             <w:r>
               <w:rPr>
                 <w:rFonts w:ascii="Times New Roman" w:hAnsi="Times New Roman" w:eastAsia="Times New Roman"/>
@@ -5403,19 +3335,8 @@
         <w:tc>
           <w:tcPr>
             <w:tcW w:type="dxa" w:w="2340"/>
-            <w:tcBorders>
-              <w:top w:val="nil" w:sz="4" w:space="0" w:color="000000"/>
-              <w:left w:val="nil" w:sz="4" w:space="0" w:color="000000"/>
-              <w:bottom w:val="nil" w:sz="4" w:space="0" w:color="000000"/>
-              <w:right w:val="nil" w:sz="4" w:space="0" w:color="000000"/>
-              <w:insideH w:val="nil" w:sz="4" w:space="0" w:color="000000"/>
-              <w:insideV w:val="nil" w:sz="4" w:space="0" w:color="000000"/>
-            </w:tcBorders>
           </w:tcPr>
           <w:p>
-            <w:pPr>
-              <w:jc w:val="left"/>
-            </w:pPr>
             <w:r>
               <w:rPr>
                 <w:rFonts w:ascii="Times New Roman" w:hAnsi="Times New Roman" w:eastAsia="Times New Roman"/>
@@ -5429,19 +3350,8 @@
         <w:tc>
           <w:tcPr>
             <w:tcW w:type="dxa" w:w="2340"/>
-            <w:tcBorders>
-              <w:top w:val="nil" w:sz="4" w:space="0" w:color="000000"/>
-              <w:left w:val="nil" w:sz="4" w:space="0" w:color="000000"/>
-              <w:bottom w:val="nil" w:sz="4" w:space="0" w:color="000000"/>
-              <w:right w:val="nil" w:sz="4" w:space="0" w:color="000000"/>
-              <w:insideH w:val="nil" w:sz="4" w:space="0" w:color="000000"/>
-              <w:insideV w:val="nil" w:sz="4" w:space="0" w:color="000000"/>
-            </w:tcBorders>
           </w:tcPr>
           <w:p>
-            <w:pPr>
-              <w:jc w:val="left"/>
-            </w:pPr>
             <w:r>
               <w:rPr>
                 <w:rFonts w:ascii="Times New Roman" w:hAnsi="Times New Roman" w:eastAsia="Times New Roman"/>
@@ -5455,19 +3365,8 @@
         <w:tc>
           <w:tcPr>
             <w:tcW w:type="dxa" w:w="2340"/>
-            <w:tcBorders>
-              <w:top w:val="nil" w:sz="4" w:space="0" w:color="000000"/>
-              <w:left w:val="nil" w:sz="4" w:space="0" w:color="000000"/>
-              <w:bottom w:val="nil" w:sz="4" w:space="0" w:color="000000"/>
-              <w:right w:val="nil" w:sz="4" w:space="0" w:color="000000"/>
-              <w:insideH w:val="nil" w:sz="4" w:space="0" w:color="000000"/>
-              <w:insideV w:val="nil" w:sz="4" w:space="0" w:color="000000"/>
-            </w:tcBorders>
           </w:tcPr>
           <w:p>
-            <w:pPr>
-              <w:jc w:val="left"/>
-            </w:pPr>
             <w:r>
               <w:rPr>
                 <w:rFonts w:ascii="Times New Roman" w:hAnsi="Times New Roman" w:eastAsia="Times New Roman"/>
@@ -5483,19 +3382,8 @@
         <w:tc>
           <w:tcPr>
             <w:tcW w:type="dxa" w:w="2340"/>
-            <w:tcBorders>
-              <w:top w:val="nil" w:sz="4" w:space="0" w:color="000000"/>
-              <w:left w:val="nil" w:sz="4" w:space="0" w:color="000000"/>
-              <w:bottom w:val="single" w:sz="4" w:space="0" w:color="000000"/>
-              <w:right w:val="nil" w:sz="4" w:space="0" w:color="000000"/>
-              <w:insideH w:val="nil" w:sz="4" w:space="0" w:color="000000"/>
-              <w:insideV w:val="nil" w:sz="4" w:space="0" w:color="000000"/>
-            </w:tcBorders>
           </w:tcPr>
           <w:p>
-            <w:pPr>
-              <w:jc w:val="left"/>
-            </w:pPr>
             <w:r>
               <w:rPr>
                 <w:rFonts w:ascii="Times New Roman" w:hAnsi="Times New Roman" w:eastAsia="Times New Roman"/>
@@ -5509,19 +3397,8 @@
         <w:tc>
           <w:tcPr>
             <w:tcW w:type="dxa" w:w="2340"/>
-            <w:tcBorders>
-              <w:top w:val="nil" w:sz="4" w:space="0" w:color="000000"/>
-              <w:left w:val="nil" w:sz="4" w:space="0" w:color="000000"/>
-              <w:bottom w:val="single" w:sz="4" w:space="0" w:color="000000"/>
-              <w:right w:val="nil" w:sz="4" w:space="0" w:color="000000"/>
-              <w:insideH w:val="nil" w:sz="4" w:space="0" w:color="000000"/>
-              <w:insideV w:val="nil" w:sz="4" w:space="0" w:color="000000"/>
-            </w:tcBorders>
           </w:tcPr>
           <w:p>
-            <w:pPr>
-              <w:jc w:val="left"/>
-            </w:pPr>
             <w:r>
               <w:rPr>
                 <w:rFonts w:ascii="Times New Roman" w:hAnsi="Times New Roman" w:eastAsia="Times New Roman"/>
@@ -5535,19 +3412,8 @@
         <w:tc>
           <w:tcPr>
             <w:tcW w:type="dxa" w:w="2340"/>
-            <w:tcBorders>
-              <w:top w:val="nil" w:sz="4" w:space="0" w:color="000000"/>
-              <w:left w:val="nil" w:sz="4" w:space="0" w:color="000000"/>
-              <w:bottom w:val="single" w:sz="4" w:space="0" w:color="000000"/>
-              <w:right w:val="nil" w:sz="4" w:space="0" w:color="000000"/>
-              <w:insideH w:val="nil" w:sz="4" w:space="0" w:color="000000"/>
-              <w:insideV w:val="nil" w:sz="4" w:space="0" w:color="000000"/>
-            </w:tcBorders>
           </w:tcPr>
           <w:p>
-            <w:pPr>
-              <w:jc w:val="left"/>
-            </w:pPr>
             <w:r>
               <w:rPr>
                 <w:rFonts w:ascii="Times New Roman" w:hAnsi="Times New Roman" w:eastAsia="Times New Roman"/>
@@ -5561,19 +3427,8 @@
         <w:tc>
           <w:tcPr>
             <w:tcW w:type="dxa" w:w="2340"/>
-            <w:tcBorders>
-              <w:top w:val="nil" w:sz="4" w:space="0" w:color="000000"/>
-              <w:left w:val="nil" w:sz="4" w:space="0" w:color="000000"/>
-              <w:bottom w:val="single" w:sz="4" w:space="0" w:color="000000"/>
-              <w:right w:val="nil" w:sz="4" w:space="0" w:color="000000"/>
-              <w:insideH w:val="nil" w:sz="4" w:space="0" w:color="000000"/>
-              <w:insideV w:val="nil" w:sz="4" w:space="0" w:color="000000"/>
-            </w:tcBorders>
           </w:tcPr>
           <w:p>
-            <w:pPr>
-              <w:jc w:val="left"/>
-            </w:pPr>
             <w:r>
               <w:rPr>
                 <w:rFonts w:ascii="Times New Roman" w:hAnsi="Times New Roman" w:eastAsia="Times New Roman"/>
